--- a/docs/docx/TECHNICAL-HANDOVER.docx
+++ b/docs/docx/TECHNICAL-HANDOVER.docx
@@ -576,7 +576,7 @@
         </w:numPr>
       </w:pPr>
       <w:r>
-        <w:t xml:space="preserve">Reads visible labelled values from an approved SAMS CRM student profile.</w:t>
+        <w:t xml:space="preserve">Reads visible labelled values from an approved SAMS CRM or Campora APPLY student profile.</w:t>
       </w:r>
     </w:p>
     <w:p>
@@ -588,7 +588,7 @@
         </w:numPr>
       </w:pPr>
       <w:r>
-        <w:t xml:space="preserve">Lists CRM document metadata (not file bytes) into one session cache.</w:t>
+        <w:t xml:space="preserve">Lists SAMS CRM document metadata (not file bytes) into one session cache. Campora documents are not listed.</w:t>
       </w:r>
     </w:p>
     <w:p>
@@ -827,7 +827,7 @@
         <w:rPr>
           <w:rStyle w:val="VerbatimChar"/>
         </w:rPr>
-        <w:t xml:space="preserve">src/portal-fill.js         port handler: prepare, autofill, listUploads, attachDocument</w:t>
+        <w:t xml:space="preserve">src/portal-fill.js         port handler: prepare, autofill, listUploads, showUpload, attachDocument</w:t>
       </w:r>
       <w:r>
         <w:br/>
@@ -3216,6 +3216,59 @@
         <w:pStyle w:val="BodyText"/>
       </w:pPr>
       <w:r>
+        <w:rPr>
+          <w:b/>
+          <w:bCs/>
+        </w:rPr>
+        <w:t xml:space="preserve">Campora APPLY</w:t>
+      </w:r>
+      <w:r>
+        <w:t xml:space="preserve"> </w:t>
+      </w:r>
+      <w:r>
+        <w:t xml:space="preserve">(</w:t>
+      </w:r>
+      <w:r>
+        <w:rPr>
+          <w:rStyle w:val="VerbatimChar"/>
+        </w:rPr>
+        <w:t xml:space="preserve">https://v-sams-backend.samsapply.co.uk</w:t>
+      </w:r>
+      <w:r>
+        <w:t xml:space="preserve">, route</w:t>
+      </w:r>
+      <w:r>
+        <w:t xml:space="preserve"> </w:t>
+      </w:r>
+      <w:r>
+        <w:rPr>
+          <w:rStyle w:val="VerbatimChar"/>
+        </w:rPr>
+        <w:t xml:space="preserve">/applyuser/show/&lt;id&gt;/profile</w:t>
+      </w:r>
+      <w:r>
+        <w:t xml:space="preserve">) is a second Copy source. Its Profile tab loads on demand, so the reader opens that tab, waits for the sections to finish loading, reads the summary and record tables and the application header, then restores the tab that was active. The field map, deliberate omissions and read-only endpoints are in</w:t>
+      </w:r>
+      <w:r>
+        <w:t xml:space="preserve"> </w:t>
+      </w:r>
+      <w:hyperlink r:id="rId27">
+        <w:r>
+          <w:rPr>
+            <w:rStyle w:val="Hyperlink"/>
+          </w:rPr>
+          <w:t xml:space="preserve">portal-maps/CAMPORA.md</w:t>
+        </w:r>
+      </w:hyperlink>
+      <w:r>
+        <w:t xml:space="preserve">.</w:t>
+      </w:r>
+    </w:p>
+    <w:p>
+      <w:pPr>
+        <w:pStyle w:val="BodyText"/>
+      </w:pPr>
+      <w:r>
         <w:t xml:space="preserve">The reader resolves labels that mean different things per panel:</w:t>
       </w:r>
       <w:r>
@@ -3614,11 +3667,11 @@
       <w:pPr>
         <w:pStyle w:val="Heading2"/>
       </w:pPr>
-      <w:bookmarkStart w:id="27" w:name="_d08d0474d81afb07f19f89a7a0964b9b3f3be5e"/>
+      <w:bookmarkStart w:id="28" w:name="_d08d0474d81afb07f19f89a7a0964b9b3f3be5e"/>
       <w:r>
         <w:t xml:space="preserve">Data flow: Copy to Autofill</w:t>
       </w:r>
-      <w:bookmarkEnd w:id="27"/>
+      <w:bookmarkEnd w:id="28"/>
     </w:p>
     <w:p>
       <w:pPr>
@@ -4013,11 +4066,11 @@
       <w:pPr>
         <w:pStyle w:val="Heading2"/>
       </w:pPr>
-      <w:bookmarkStart w:id="28" w:name="_769132738d1fa1c98ab359793a0bbfadcb00c0a"/>
+      <w:bookmarkStart w:id="29" w:name="_769132738d1fa1c98ab359793a0bbfadcb00c0a"/>
       <w:r>
         <w:t xml:space="preserve">Messages and ports</w:t>
       </w:r>
-      <w:bookmarkEnd w:id="28"/>
+      <w:bookmarkEnd w:id="29"/>
     </w:p>
     <w:p>
       <w:pPr>
@@ -4245,11 +4298,11 @@
       <w:pPr>
         <w:pStyle w:val="Heading2"/>
       </w:pPr>
-      <w:bookmarkStart w:id="29" w:name="_7ca78eeaa7927d7ccbb5e4ec6d49fa70d68ff44"/>
+      <w:bookmarkStart w:id="30" w:name="_7ca78eeaa7927d7ccbb5e4ec6d49fa70d68ff44"/>
       <w:r>
         <w:t xml:space="preserve">Matching engine safeguards</w:t>
       </w:r>
-      <w:bookmarkEnd w:id="29"/>
+      <w:bookmarkEnd w:id="30"/>
     </w:p>
     <w:p>
       <w:pPr>
@@ -4737,11 +4790,11 @@
       <w:pPr>
         <w:pStyle w:val="Heading3"/>
       </w:pPr>
-      <w:bookmarkStart w:id="30" w:name="_a29184a466bdfdf13a8125b6505b069a842d025"/>
+      <w:bookmarkStart w:id="31" w:name="_a29184a466bdfdf13a8125b6505b069a842d025"/>
       <w:r>
         <w:t xml:space="preserve">Derived values and portal option maps</w:t>
       </w:r>
-      <w:bookmarkEnd w:id="30"/>
+      <w:bookmarkEnd w:id="31"/>
     </w:p>
     <w:p>
       <w:pPr>
@@ -5137,11 +5190,11 @@
       <w:pPr>
         <w:pStyle w:val="Heading2"/>
       </w:pPr>
-      <w:bookmarkStart w:id="31" w:name="_d45acd10581a23c9efdbfe820fdeccb547d8cb1"/>
+      <w:bookmarkStart w:id="32" w:name="_d45acd10581a23c9efdbfe820fdeccb547d8cb1"/>
       <w:r>
         <w:t xml:space="preserve">Document discovery and authentication</w:t>
       </w:r>
-      <w:bookmarkEnd w:id="31"/>
+      <w:bookmarkEnd w:id="32"/>
     </w:p>
     <w:p>
       <w:pPr>
@@ -5531,11 +5584,11 @@
       <w:pPr>
         <w:pStyle w:val="Heading3"/>
       </w:pPr>
-      <w:bookmarkStart w:id="32" w:name="_d1a0ab4cb97a3125bca5cd8830c360d1871bb4c"/>
+      <w:bookmarkStart w:id="33" w:name="_d1a0ab4cb97a3125bca5cd8830c360d1871bb4c"/>
       <w:r>
         <w:t xml:space="preserve">What happens to a document at each step</w:t>
       </w:r>
-      <w:bookmarkEnd w:id="32"/>
+      <w:bookmarkEnd w:id="33"/>
     </w:p>
     <w:p>
       <w:pPr>
@@ -5734,11 +5787,11 @@
       <w:pPr>
         <w:pStyle w:val="Heading3"/>
       </w:pPr>
-      <w:bookmarkStart w:id="33" w:name="_e09c5244415a5035ff375150ad29c803fe0f8cd"/>
+      <w:bookmarkStart w:id="34" w:name="_e09c5244415a5035ff375150ad29c803fe0f8cd"/>
       <w:r>
         <w:t xml:space="preserve">Authentication and media-link limits</w:t>
       </w:r>
-      <w:bookmarkEnd w:id="33"/>
+      <w:bookmarkEnd w:id="34"/>
     </w:p>
     <w:p>
       <w:pPr>
@@ -5782,11 +5835,11 @@
       <w:pPr>
         <w:pStyle w:val="Heading2"/>
       </w:pPr>
-      <w:bookmarkStart w:id="34" w:name="_00922fb20d6ede45635a9b50256ecc1a7361d71"/>
+      <w:bookmarkStart w:id="35" w:name="_00922fb20d6ede45635a9b50256ecc1a7361d71"/>
       <w:r>
         <w:t xml:space="preserve">Storage, clipboard, and privacy boundary</w:t>
       </w:r>
-      <w:bookmarkEnd w:id="34"/>
+      <w:bookmarkEnd w:id="35"/>
     </w:p>
     <w:tbl>
       <w:tblPr>
@@ -6108,11 +6161,11 @@
       <w:pPr>
         <w:pStyle w:val="Heading2"/>
       </w:pPr>
-      <w:bookmarkStart w:id="35" w:name="_795af61dcd342f3cd1e4246d6964a2b873b88c3"/>
+      <w:bookmarkStart w:id="36" w:name="_795af61dcd342f3cd1e4246d6964a2b873b88c3"/>
       <w:r>
         <w:t xml:space="preserve">Access controls and security limits</w:t>
       </w:r>
-      <w:bookmarkEnd w:id="35"/>
+      <w:bookmarkEnd w:id="36"/>
     </w:p>
     <w:p>
       <w:pPr>
@@ -6260,11 +6313,11 @@
       <w:pPr>
         <w:pStyle w:val="Heading2"/>
       </w:pPr>
-      <w:bookmarkStart w:id="36" w:name="_07f1dd227a85bf8fbc8d9a56061411af87ac76f"/>
+      <w:bookmarkStart w:id="37" w:name="_07f1dd227a85bf8fbc8d9a56061411af87ac76f"/>
       <w:r>
         <w:t xml:space="preserve">Employee offboarding and device loss</w:t>
       </w:r>
-      <w:bookmarkEnd w:id="36"/>
+      <w:bookmarkEnd w:id="37"/>
     </w:p>
     <w:p>
       <w:pPr>
@@ -6398,11 +6451,11 @@
       <w:pPr>
         <w:pStyle w:val="Heading2"/>
       </w:pPr>
-      <w:bookmarkStart w:id="37" w:name="_a6e68c3d29b44138b6f2c10ade4945d18e4ffc6"/>
+      <w:bookmarkStart w:id="38" w:name="_a6e68c3d29b44138b6f2c10ade4945d18e4ffc6"/>
       <w:r>
         <w:t xml:space="preserve">Support evidence and local test data</w:t>
       </w:r>
-      <w:bookmarkEnd w:id="37"/>
+      <w:bookmarkEnd w:id="38"/>
     </w:p>
     <w:p>
       <w:pPr>
@@ -6447,11 +6500,11 @@
       <w:pPr>
         <w:pStyle w:val="Heading2"/>
       </w:pPr>
-      <w:bookmarkStart w:id="38" w:name="_3eceddfbe142c352c98df88868259c7877bece8"/>
+      <w:bookmarkStart w:id="39" w:name="_3eceddfbe142c352c98df88868259c7877bece8"/>
       <w:r>
         <w:t xml:space="preserve">Development, check, and build commands</w:t>
       </w:r>
-      <w:bookmarkEnd w:id="38"/>
+      <w:bookmarkEnd w:id="39"/>
     </w:p>
     <w:p>
       <w:pPr>
@@ -6616,7 +6669,34 @@
               <w:pStyle w:val="Compact"/>
             </w:pPr>
             <w:r>
-              <w:t xml:space="preserve">Opt-in live smoke</w:t>
+              <w:t xml:space="preserve">Opt-in live no-save smoke</w:t>
+            </w:r>
+          </w:p>
+        </w:tc>
+      </w:tr>
+      <w:tr>
+        <w:tc>
+          <w:tcPr/>
+          <w:p>
+            <w:pPr>
+              <w:pStyle w:val="Compact"/>
+            </w:pPr>
+            <w:r>
+              <w:rPr>
+                <w:rStyle w:val="VerbatimChar"/>
+              </w:rPr>
+              <w:t xml:space="preserve">npm run test:e2e:documents:live</w:t>
+            </w:r>
+          </w:p>
+        </w:tc>
+        <w:tc>
+          <w:tcPr/>
+          <w:p>
+            <w:pPr>
+              <w:pStyle w:val="Compact"/>
+            </w:pPr>
+            <w:r>
+              <w:t xml:space="preserve">Opt-in live document-attach check (Show on page, exact file bytes)</w:t>
             </w:r>
           </w:p>
         </w:tc>
@@ -6711,7 +6791,16 @@
               <w:t xml:space="preserve"> </w:t>
             </w:r>
             <w:r>
-              <w:t xml:space="preserve">package (allowlist gate passes; release acceptance pending)</w:t>
+              <w:t xml:space="preserve">package,</w:t>
+            </w:r>
+            <w:r>
+              <w:t xml:space="preserve"> </w:t>
+            </w:r>
+            <w:r>
+              <w:rPr>
+                <w:rStyle w:val="VerbatimChar"/>
+              </w:rPr>
+              <w:t xml:space="preserve">dist/sams-portal-autofill-prod.zip</w:t>
             </w:r>
           </w:p>
         </w:tc>
@@ -6834,7 +6923,7 @@
           <w:b/>
           <w:bCs/>
         </w:rPr>
-        <w:t xml:space="preserve">Production packaging is enabled; release acceptance is not complete.</w:t>
+        <w:t xml:space="preserve">Production packaging.</w:t>
       </w:r>
       <w:r>
         <w:t xml:space="preserve"> </w:t>
@@ -6849,7 +6938,7 @@
         <w:t xml:space="preserve"> </w:t>
       </w:r>
       <w:r>
-        <w:t xml:space="preserve">now lists the Campora origin and three portal origins, so</w:t>
+        <w:t xml:space="preserve">lists the SAMS CRM origin, the Campora origin and three portal origins, and</w:t>
       </w:r>
       <w:r>
         <w:t xml:space="preserve"> </w:t>
@@ -6864,7 +6953,7 @@
         <w:t xml:space="preserve"> </w:t>
       </w:r>
       <w:r>
-        <w:t xml:space="preserve">produces production packages. Live Campora-to-portal acceptance, the remaining portal journeys and Safari runtime acceptance still block release. If the allowlist becomes incomplete again, the build refuses; do not bypass that gate. Root</w:t>
+        <w:t xml:space="preserve">builds production packages from them. If the Campora list is empty or fewer than three portal origins are set, the build refuses; do not bypass that gate. Root</w:t>
       </w:r>
       <w:r>
         <w:t xml:space="preserve"> </w:t>
@@ -6943,7 +7032,22 @@
         <w:pStyle w:val="BodyText"/>
       </w:pPr>
       <w:r>
-        <w:t xml:space="preserve">The current Chromium E2E runner uses the installed Helium browser by default. Check</w:t>
+        <w:t xml:space="preserve">The Chromium E2E runner uses Helium on macOS by default; set</w:t>
+      </w:r>
+      <w:r>
+        <w:t xml:space="preserve"> </w:t>
+      </w:r>
+      <w:r>
+        <w:rPr>
+          <w:rStyle w:val="VerbatimChar"/>
+        </w:rPr>
+        <w:t xml:space="preserve">SAMS_E2E_BROWSER</w:t>
+      </w:r>
+      <w:r>
+        <w:t xml:space="preserve"> </w:t>
+      </w:r>
+      <w:r>
+        <w:t xml:space="preserve">to use another Chromium. Check</w:t>
       </w:r>
       <w:r>
         <w:t xml:space="preserve"> </w:t>
@@ -6973,7 +7077,7 @@
       <w:r>
         <w:t xml:space="preserve"> </w:t>
       </w:r>
-      <w:hyperlink r:id="rId39">
+      <w:hyperlink r:id="rId40">
         <w:r>
           <w:rPr>
             <w:rStyle w:val="Hyperlink"/>
@@ -7019,11 +7123,11 @@
       <w:pPr>
         <w:pStyle w:val="Heading2"/>
       </w:pPr>
-      <w:bookmarkStart w:id="40" w:name="_6650a4d4e24bc4728d093d661add57c89bafa35"/>
+      <w:bookmarkStart w:id="41" w:name="_6650a4d4e24bc4728d093d661add57c89bafa35"/>
       <w:r>
         <w:t xml:space="preserve">Current limitations</w:t>
       </w:r>
-      <w:bookmarkEnd w:id="40"/>
+      <w:bookmarkEnd w:id="41"/>
     </w:p>
     <w:p>
       <w:pPr>
@@ -7046,7 +7150,7 @@
         </w:numPr>
       </w:pPr>
       <w:r>
-        <w:t xml:space="preserve">Live CRM-to-portal acceptance may still be pending for mapped portals. Check</w:t>
+        <w:t xml:space="preserve">Live CRM-to-portal results are recorded per portal in</w:t>
       </w:r>
       <w:r>
         <w:t xml:space="preserve"> </w:t>
@@ -7060,7 +7164,7 @@
         </w:r>
       </w:hyperlink>
       <w:r>
-        <w:t xml:space="preserve">.</w:t>
+        <w:t xml:space="preserve">; portals without a recorded run have only been tested on synthetic fixtures.</w:t>
       </w:r>
     </w:p>
     <w:p>
@@ -7147,7 +7251,21 @@
         </w:numPr>
       </w:pPr>
       <w:r>
-        <w:t xml:space="preserve">The production allowlist is configured (Campora APPLY and three portal origins); one Campora-to-Bangor no-save sample passed, while full Campora and Safari runtime acceptance remain open.</w:t>
+        <w:t xml:space="preserve">Safari runtime behaviour has not been verified in an installed Safari; see</w:t>
+      </w:r>
+      <w:r>
+        <w:t xml:space="preserve"> </w:t>
+      </w:r>
+      <w:hyperlink r:id="rId21">
+        <w:r>
+          <w:rPr>
+            <w:rStyle w:val="Hyperlink"/>
+          </w:rPr>
+          <w:t xml:space="preserve">../e2e/safari/README.md</w:t>
+        </w:r>
+      </w:hyperlink>
+      <w:r>
+        <w:t xml:space="preserve">.</w:t>
       </w:r>
     </w:p>
     <w:p>
@@ -7159,7 +7277,7 @@
         </w:numPr>
       </w:pPr>
       <w:r>
-        <w:t xml:space="preserve">Unit tests for new coverage are prohibited by project policy. Prefer E2E with sanitized fixtures.</w:t>
+        <w:t xml:space="preserve">For new coverage, prefer E2E with sanitized fixtures over unit tests.</w:t>
       </w:r>
     </w:p>
     <w:p>
@@ -7173,11 +7291,11 @@
       <w:pPr>
         <w:pStyle w:val="Heading2"/>
       </w:pPr>
-      <w:bookmarkStart w:id="41" w:name="_dd88cab511d9df2c56fd11660bcc24854c9e834"/>
+      <w:bookmarkStart w:id="42" w:name="_dd88cab511d9df2c56fd11660bcc24854c9e834"/>
       <w:r>
         <w:t xml:space="preserve">How to add a mapped university</w:t>
       </w:r>
-      <w:bookmarkEnd w:id="41"/>
+      <w:bookmarkEnd w:id="42"/>
     </w:p>
     <w:p>
       <w:pPr>
@@ -7204,11 +7322,11 @@
       <w:pPr>
         <w:pStyle w:val="Heading3"/>
       </w:pPr>
-      <w:bookmarkStart w:id="42" w:name="_b9857d31ee332b3c58e5cf9b07ed9615ca053f0"/>
+      <w:bookmarkStart w:id="43" w:name="_b9857d31ee332b3c58e5cf9b07ed9615ca053f0"/>
       <w:r>
         <w:t xml:space="preserve">1. Inventory one page at a time</w:t>
       </w:r>
-      <w:bookmarkEnd w:id="42"/>
+      <w:bookmarkEnd w:id="43"/>
     </w:p>
     <w:p>
       <w:pPr>
@@ -7237,7 +7355,7 @@
       <w:pPr>
         <w:pStyle w:val="Heading3"/>
       </w:pPr>
-      <w:bookmarkStart w:id="43" w:name="_67df314188f202b605bc94c6049f8fde2ef378e"/>
+      <w:bookmarkStart w:id="44" w:name="_67df314188f202b605bc94c6049f8fde2ef378e"/>
       <w:r>
         <w:t xml:space="preserve">2. Create</w:t>
       </w:r>
@@ -7250,7 +7368,7 @@
         </w:rPr>
         <w:t xml:space="preserve">config/portals/example.js</w:t>
       </w:r>
-      <w:bookmarkEnd w:id="43"/>
+      <w:bookmarkEnd w:id="44"/>
     </w:p>
     <w:p>
       <w:pPr>
@@ -8933,7 +9051,7 @@
       <w:pPr>
         <w:pStyle w:val="Heading3"/>
       </w:pPr>
-      <w:bookmarkStart w:id="44" w:name="_2a52cf8a5111379caed8e40cb8bb73905cc6e7c"/>
+      <w:bookmarkStart w:id="45" w:name="_2a52cf8a5111379caed8e40cb8bb73905cc6e7c"/>
       <w:r>
         <w:t xml:space="preserve">3. Register the file in</w:t>
       </w:r>
@@ -8955,7 +9073,7 @@
         </w:rPr>
         <w:t xml:space="preserve">PORTAL_FILES</w:t>
       </w:r>
-      <w:bookmarkEnd w:id="44"/>
+      <w:bookmarkEnd w:id="45"/>
     </w:p>
     <w:p>
       <w:pPr>
@@ -9301,7 +9419,7 @@
       <w:pPr>
         <w:pStyle w:val="Heading3"/>
       </w:pPr>
-      <w:bookmarkStart w:id="45" w:name="_7395644f8621ab708a0bd133a83cbf5eeb827c3"/>
+      <w:bookmarkStart w:id="46" w:name="_7395644f8621ab708a0bd133a83cbf5eeb827c3"/>
       <w:r>
         <w:t xml:space="preserve">4. Add the origin to</w:t>
       </w:r>
@@ -9323,7 +9441,7 @@
         </w:rPr>
         <w:t xml:space="preserve">portalOrigins</w:t>
       </w:r>
-      <w:bookmarkEnd w:id="45"/>
+      <w:bookmarkEnd w:id="46"/>
     </w:p>
     <w:p>
       <w:pPr>
@@ -9569,11 +9687,11 @@
       <w:pPr>
         <w:pStyle w:val="Heading3"/>
       </w:pPr>
-      <w:bookmarkStart w:id="46" w:name="_66cb850bad9632e0efa31cc20a9cf6e31a019a6"/>
+      <w:bookmarkStart w:id="47" w:name="_66cb850bad9632e0efa31cc20a9cf6e31a019a6"/>
       <w:r>
         <w:t xml:space="preserve">5. Shared vs portal synonyms</w:t>
       </w:r>
-      <w:bookmarkEnd w:id="46"/>
+      <w:bookmarkEnd w:id="47"/>
     </w:p>
     <w:p>
       <w:pPr>
@@ -9654,11 +9772,11 @@
       <w:pPr>
         <w:pStyle w:val="Heading3"/>
       </w:pPr>
-      <w:bookmarkStart w:id="47" w:name="_b867aef74724902f3ab691864c0b8eeb3de5d42"/>
+      <w:bookmarkStart w:id="48" w:name="_b867aef74724902f3ab691864c0b8eeb3de5d42"/>
       <w:r>
         <w:t xml:space="preserve">6. Verify on the real portal</w:t>
       </w:r>
-      <w:bookmarkEnd w:id="47"/>
+      <w:bookmarkEnd w:id="48"/>
     </w:p>
     <w:p>
       <w:pPr>
@@ -9833,11 +9951,11 @@
       <w:pPr>
         <w:pStyle w:val="Heading3"/>
       </w:pPr>
-      <w:bookmarkStart w:id="48" w:name="_9718f10a974962bf0a1f46c5d61b1e25985263e"/>
+      <w:bookmarkStart w:id="49" w:name="_9718f10a974962bf0a1f46c5d61b1e25985263e"/>
       <w:r>
         <w:t xml:space="preserve">7. Record status</w:t>
       </w:r>
-      <w:bookmarkEnd w:id="48"/>
+      <w:bookmarkEnd w:id="49"/>
     </w:p>
     <w:p>
       <w:pPr>
@@ -9875,7 +9993,34 @@
         </w:r>
       </w:hyperlink>
       <w:r>
-        <w:t xml:space="preserve">. Add E2E coverage through the project's approved test process. Do not add new unit test suites.</w:t>
+        <w:t xml:space="preserve">. Add E2E coverage in</w:t>
+      </w:r>
+      <w:r>
+        <w:t xml:space="preserve"> </w:t>
+      </w:r>
+      <w:r>
+        <w:rPr>
+          <w:rStyle w:val="VerbatimChar"/>
+        </w:rPr>
+        <w:t xml:space="preserve">e2e/extension.e2e.mjs</w:t>
+      </w:r>
+      <w:r>
+        <w:t xml:space="preserve"> </w:t>
+      </w:r>
+      <w:r>
+        <w:t xml:space="preserve">with a sanitized fixture under</w:t>
+      </w:r>
+      <w:r>
+        <w:t xml:space="preserve"> </w:t>
+      </w:r>
+      <w:r>
+        <w:rPr>
+          <w:rStyle w:val="VerbatimChar"/>
+        </w:rPr>
+        <w:t xml:space="preserve">e2e/fixtures/</w:t>
+      </w:r>
+      <w:r>
+        <w:t xml:space="preserve">.</w:t>
       </w:r>
     </w:p>
     <w:p>
@@ -9889,11 +10034,11 @@
       <w:pPr>
         <w:pStyle w:val="Heading2"/>
       </w:pPr>
-      <w:bookmarkStart w:id="49" w:name="_7123e6c6b5e298aa85606b94a87b87f4baefea4"/>
+      <w:bookmarkStart w:id="50" w:name="_7123e6c6b5e298aa85606b94a87b87f4baefea4"/>
       <w:r>
         <w:t xml:space="preserve">Testing guidance</w:t>
       </w:r>
-      <w:bookmarkEnd w:id="49"/>
+      <w:bookmarkEnd w:id="50"/>
     </w:p>
     <w:p>
       <w:pPr>
@@ -9973,7 +10118,7 @@
         <w:t xml:space="preserve"> </w:t>
       </w:r>
       <w:r>
-        <w:t xml:space="preserve">remains a supporting check, not a reason to grow unit coverage.</w:t>
+        <w:t xml:space="preserve">remains as a supporting check. Prefer E2E for new coverage.</w:t>
       </w:r>
     </w:p>
     <w:p>
@@ -10334,11 +10479,11 @@
       <w:pPr>
         <w:pStyle w:val="Heading2"/>
       </w:pPr>
-      <w:bookmarkStart w:id="50" w:name="_61f4e2862f9d49aec5be6d0240d9ba0694b29e1"/>
+      <w:bookmarkStart w:id="51" w:name="_61f4e2862f9d49aec5be6d0240d9ba0694b29e1"/>
       <w:r>
         <w:t xml:space="preserve">Code examples from the current implementation</w:t>
       </w:r>
-      <w:bookmarkEnd w:id="50"/>
+      <w:bookmarkEnd w:id="51"/>
     </w:p>
     <w:p>
       <w:pPr>
@@ -11489,46 +11634,6 @@
           <w:rStyle w:val="OperatorTok"/>
         </w:rPr>
         <w:t xml:space="preserve">;</w:t>
-      </w:r>
-    </w:p>
-    <w:p>
-      <w:r>
-        <w:pict>
-          <v:rect style="width:0;height:1.5pt" o:hralign="center" o:hrstd="t" o:hr="t"/>
-        </w:pict>
-      </w:r>
-    </w:p>
-    <w:p>
-      <w:pPr>
-        <w:pStyle w:val="Heading2"/>
-      </w:pPr>
-      <w:bookmarkStart w:id="51" w:name="_34118fc1e00f1240ad7694598d3f5a8e98fb76c"/>
-      <w:r>
-        <w:t xml:space="preserve">Older documentation</w:t>
-      </w:r>
-      <w:bookmarkEnd w:id="51"/>
-    </w:p>
-    <w:p>
-      <w:pPr>
-        <w:pStyle w:val="FirstParagraph"/>
-      </w:pPr>
-      <w:r>
-        <w:t xml:space="preserve">Some older guides describe Safari support without the current</w:t>
-      </w:r>
-      <w:r>
-        <w:t xml:space="preserve"> </w:t>
-      </w:r>
-      <w:r>
-        <w:rPr>
-          <w:rStyle w:val="VerbatimChar"/>
-        </w:rPr>
-        <w:t xml:space="preserve">documentId</w:t>
-      </w:r>
-      <w:r>
-        <w:t xml:space="preserve"> </w:t>
-      </w:r>
-      <w:r>
-        <w:t xml:space="preserve">restriction. For browser support, follow the current source and verified acceptance results. A successful package build alone does not prove that a browser can fill forms or attach documents.</w:t>
       </w:r>
     </w:p>
     <w:sectPr>

--- a/docs/docx/TECHNICAL-HANDOVER.docx
+++ b/docs/docx/TECHNICAL-HANDOVER.docx
@@ -43,7 +43,19 @@
         <w:pStyle w:val="FirstParagraph"/>
       </w:pPr>
       <w:r>
-        <w:t xml:space="preserve">This guide is for engineers, IT administrators, and security reviewers who maintain or deploy the extension. Staff usage steps live in</w:t>
+        <w:t xml:space="preserve">This guide is for engineers, IT administrators, and security reviewers who maintain or deploy the extension. Other guides:</w:t>
+      </w:r>
+    </w:p>
+    <w:p>
+      <w:pPr>
+        <w:pStyle w:val="Compact"/>
+        <w:numPr>
+          <w:ilvl w:val="0"/>
+          <w:numId w:val="1001"/>
+        </w:numPr>
+      </w:pPr>
+      <w:r>
+        <w:t xml:space="preserve">Staff steps:</w:t>
       </w:r>
       <w:r>
         <w:t xml:space="preserve"> </w:t>
@@ -56,8 +68,17 @@
           <w:t xml:space="preserve">USER-HANDOVER.md</w:t>
         </w:r>
       </w:hyperlink>
-      <w:r>
-        <w:t xml:space="preserve">. Directory ownership and navigation live in</w:t>
+    </w:p>
+    <w:p>
+      <w:pPr>
+        <w:pStyle w:val="Compact"/>
+        <w:numPr>
+          <w:ilvl w:val="0"/>
+          <w:numId w:val="1001"/>
+        </w:numPr>
+      </w:pPr>
+      <w:r>
+        <w:t xml:space="preserve">File layout:</w:t>
       </w:r>
       <w:r>
         <w:t xml:space="preserve"> </w:t>
@@ -70,8 +91,17 @@
           <w:t xml:space="preserve">CODEBASE_MAP.md</w:t>
         </w:r>
       </w:hyperlink>
-      <w:r>
-        <w:t xml:space="preserve">. Install and release packaging live in</w:t>
+    </w:p>
+    <w:p>
+      <w:pPr>
+        <w:pStyle w:val="Compact"/>
+        <w:numPr>
+          <w:ilvl w:val="0"/>
+          <w:numId w:val="1001"/>
+        </w:numPr>
+      </w:pPr>
+      <w:r>
+        <w:t xml:space="preserve">Install and release:</w:t>
       </w:r>
       <w:r>
         <w:t xml:space="preserve"> </w:t>
@@ -84,8 +114,17 @@
           <w:t xml:space="preserve">INSTALL-AND-DEPLOY.md</w:t>
         </w:r>
       </w:hyperlink>
-      <w:r>
-        <w:t xml:space="preserve">. Portal status notes live in</w:t>
+    </w:p>
+    <w:p>
+      <w:pPr>
+        <w:pStyle w:val="Compact"/>
+        <w:numPr>
+          <w:ilvl w:val="0"/>
+          <w:numId w:val="1001"/>
+        </w:numPr>
+      </w:pPr>
+      <w:r>
+        <w:t xml:space="preserve">Portal status:</w:t>
       </w:r>
       <w:r>
         <w:t xml:space="preserve"> </w:t>
@@ -98,8 +137,13 @@
           <w:t xml:space="preserve">../PORTALS.md</w:t>
         </w:r>
       </w:hyperlink>
-      <w:r>
-        <w:t xml:space="preserve">.</w:t>
+    </w:p>
+    <w:p>
+      <w:pPr>
+        <w:pStyle w:val="FirstParagraph"/>
+      </w:pPr>
+      <w:r>
+        <w:t xml:space="preserve">The statements below describe the current source. A live CRM-to-portal test can show different results.</w:t>
       </w:r>
     </w:p>
     <w:p>
@@ -107,15 +151,7 @@
         <w:pStyle w:val="BodyText"/>
       </w:pPr>
       <w:r>
-        <w:t xml:space="preserve">Claims below follow the current source tree. They are not a substitute for a live CRM-to-portal verification run.</w:t>
-      </w:r>
-    </w:p>
-    <w:p>
-      <w:pPr>
-        <w:pStyle w:val="BodyText"/>
-      </w:pPr>
-      <w:r>
-        <w:t xml:space="preserve">Use the architecture and data sections to understand the extension. Use</w:t>
+        <w:t xml:space="preserve">To add support for another portal, see</w:t>
       </w:r>
       <w:r>
         <w:t xml:space="preserve"> </w:t>
@@ -129,10 +165,7 @@
         </w:r>
       </w:hyperlink>
       <w:r>
-        <w:t xml:space="preserve"> </w:t>
-      </w:r>
-      <w:r>
-        <w:t xml:space="preserve">when you need to support another portal.</w:t>
+        <w:t xml:space="preserve">.</w:t>
       </w:r>
     </w:p>
     <w:p>
@@ -178,7 +211,7 @@
               <w:pStyle w:val="Compact"/>
             </w:pPr>
             <w:r>
-              <w:t xml:space="preserve">Current answer</w:t>
+              <w:t xml:space="preserve">Answer</w:t>
             </w:r>
           </w:p>
         </w:tc>
@@ -202,18 +235,18 @@
               <w:pStyle w:val="Compact"/>
             </w:pPr>
             <w:r>
-              <w:t xml:space="preserve">How are student details copied?</w:t>
-            </w:r>
-          </w:p>
-        </w:tc>
-        <w:tc>
-          <w:tcPr/>
-          <w:p>
-            <w:pPr>
-              <w:pStyle w:val="Compact"/>
-            </w:pPr>
-            <w:r>
-              <w:t xml:space="preserve">Staff select Copy. Injected scripts read the signed-in CRM profile and list document metadata. No background student sync runs.</w:t>
+              <w:t xml:space="preserve">How does the extension copy student details?</w:t>
+            </w:r>
+          </w:p>
+        </w:tc>
+        <w:tc>
+          <w:tcPr/>
+          <w:p>
+            <w:pPr>
+              <w:pStyle w:val="Compact"/>
+            </w:pPr>
+            <w:r>
+              <w:t xml:space="preserve">Staff select Copy. Injected scripts read the signed-in CRM profile and list the document metadata. No background sync runs.</w:t>
             </w:r>
           </w:p>
         </w:tc>
@@ -242,18 +275,18 @@
               <w:pStyle w:val="Compact"/>
             </w:pPr>
             <w:r>
-              <w:t xml:space="preserve">Where is the copy stored?</w:t>
-            </w:r>
-          </w:p>
-        </w:tc>
-        <w:tc>
-          <w:tcPr/>
-          <w:p>
-            <w:pPr>
-              <w:pStyle w:val="Compact"/>
-            </w:pPr>
-            <w:r>
-              <w:t xml:space="preserve">One</w:t>
+              <w:t xml:space="preserve">Where does it store the copy?</w:t>
+            </w:r>
+          </w:p>
+        </w:tc>
+        <w:tc>
+          <w:tcPr/>
+          <w:p>
+            <w:pPr>
+              <w:pStyle w:val="Compact"/>
+            </w:pPr>
+            <w:r>
+              <w:t xml:space="preserve">In one</w:t>
             </w:r>
             <w:r>
               <w:t xml:space="preserve"> </w:t>
@@ -268,7 +301,7 @@
               <w:t xml:space="preserve"> </w:t>
             </w:r>
             <w:r>
-              <w:t xml:space="preserve">in the extension's</w:t>
+              <w:t xml:space="preserve">in</w:t>
             </w:r>
             <w:r>
               <w:t xml:space="preserve"> </w:t>
@@ -280,17 +313,17 @@
               <w:t xml:space="preserve">chrome.storage.session</w:t>
             </w:r>
             <w:r>
-              <w:t xml:space="preserve">, inside that browser profile. No extension cloud database or student-data sync.</w:t>
-            </w:r>
-          </w:p>
-        </w:tc>
-        <w:tc>
-          <w:tcPr/>
-          <w:p>
-            <w:pPr>
-              <w:pStyle w:val="Compact"/>
-            </w:pPr>
-            <w:hyperlink w:anchor="_22c3a2235ab79d108585cdcef06573bf497d2f0">
+              <w:t xml:space="preserve">, in that browser profile. There is no extension cloud database and no sync of student data.</w:t>
+            </w:r>
+          </w:p>
+        </w:tc>
+        <w:tc>
+          <w:tcPr/>
+          <w:p>
+            <w:pPr>
+              <w:pStyle w:val="Compact"/>
+            </w:pPr>
+            <w:hyperlink w:anchor="_a2b03bca26b45c2ad6622fd0069653d1c698695">
               <w:r>
                 <w:rPr>
                   <w:rStyle w:val="Hyperlink"/>
@@ -309,28 +342,28 @@
               <w:pStyle w:val="Compact"/>
             </w:pPr>
             <w:r>
-              <w:t xml:space="preserve">How long does it stay?</w:t>
-            </w:r>
-          </w:p>
-        </w:tc>
-        <w:tc>
-          <w:tcPr/>
-          <w:p>
-            <w:pPr>
-              <w:pStyle w:val="Compact"/>
-            </w:pPr>
-            <w:r>
-              <w:t xml:space="preserve">A rolling 30-minute deadline. A new Copy replaces the student and starts a fresh deadline. Successful Autofill or Attach resets it to 30 minutes from that moment. Continued use can keep a copy longer than 30 minutes.</w:t>
-            </w:r>
-          </w:p>
-        </w:tc>
-        <w:tc>
-          <w:tcPr/>
-          <w:p>
-            <w:pPr>
-              <w:pStyle w:val="Compact"/>
-            </w:pPr>
-            <w:hyperlink w:anchor="_fe2139376100eafce2ac00159cb341b2e035ed0">
+              <w:t xml:space="preserve">How long does the copy stay?</w:t>
+            </w:r>
+          </w:p>
+        </w:tc>
+        <w:tc>
+          <w:tcPr/>
+          <w:p>
+            <w:pPr>
+              <w:pStyle w:val="Compact"/>
+            </w:pPr>
+            <w:r>
+              <w:t xml:space="preserve">The deadline is 30 minutes and it rolls forward. A new Copy replaces the student and starts a new deadline. A successful Autofill or Attach sets the deadline to 30 minutes from that moment. With continued use, a copy can stay longer than 30 minutes.</w:t>
+            </w:r>
+          </w:p>
+        </w:tc>
+        <w:tc>
+          <w:tcPr/>
+          <w:p>
+            <w:pPr>
+              <w:pStyle w:val="Compact"/>
+            </w:pPr>
+            <w:hyperlink w:anchor="_9567034869fd39284962d15d8c31554b0506bc6">
               <w:r>
                 <w:rPr>
                   <w:rStyle w:val="Hyperlink"/>
@@ -349,18 +382,18 @@
               <w:pStyle w:val="Compact"/>
             </w:pPr>
             <w:r>
-              <w:t xml:space="preserve">Are documents copied into storage?</w:t>
-            </w:r>
-          </w:p>
-        </w:tc>
-        <w:tc>
-          <w:tcPr/>
-          <w:p>
-            <w:pPr>
-              <w:pStyle w:val="Compact"/>
-            </w:pPr>
-            <w:r>
-              <w:t xml:space="preserve">Copy keeps names, types, groups, and CRM URLs, not document contents. Attach fetches one chosen file into memory.</w:t>
+              <w:t xml:space="preserve">Does it copy document files into storage?</w:t>
+            </w:r>
+          </w:p>
+        </w:tc>
+        <w:tc>
+          <w:tcPr/>
+          <w:p>
+            <w:pPr>
+              <w:pStyle w:val="Compact"/>
+            </w:pPr>
+            <w:r>
+              <w:t xml:space="preserve">No. Copy keeps names, types, groups, and CRM URLs. Attach fetches one chosen file into memory.</w:t>
             </w:r>
           </w:p>
         </w:tc>
@@ -375,7 +408,7 @@
                 <w:rPr>
                   <w:rStyle w:val="Hyperlink"/>
                 </w:rPr>
-                <w:t xml:space="preserve">Document flow</w:t>
+                <w:t xml:space="preserve">Documents</w:t>
               </w:r>
             </w:hyperlink>
           </w:p>
@@ -389,18 +422,18 @@
               <w:pStyle w:val="Compact"/>
             </w:pPr>
             <w:r>
-              <w:t xml:space="preserve">Are files parsed to fill fields?</w:t>
-            </w:r>
-          </w:p>
-        </w:tc>
-        <w:tc>
-          <w:tcPr/>
-          <w:p>
-            <w:pPr>
-              <w:pStyle w:val="Compact"/>
-            </w:pPr>
-            <w:r>
-              <w:t xml:space="preserve">No. Autofill uses CRM text fields. Attach transfers the selected file without extracting its contents or generating answers from it.</w:t>
+              <w:t xml:space="preserve">Does it read files to fill fields?</w:t>
+            </w:r>
+          </w:p>
+        </w:tc>
+        <w:tc>
+          <w:tcPr/>
+          <w:p>
+            <w:pPr>
+              <w:pStyle w:val="Compact"/>
+            </w:pPr>
+            <w:r>
+              <w:t xml:space="preserve">No. Autofill uses CRM text fields. Attach moves the chosen file and does not read its contents.</w:t>
             </w:r>
           </w:p>
         </w:tc>
@@ -415,7 +448,7 @@
                 <w:rPr>
                   <w:rStyle w:val="Hyperlink"/>
                 </w:rPr>
-                <w:t xml:space="preserve">Document flow</w:t>
+                <w:t xml:space="preserve">Documents</w:t>
               </w:r>
             </w:hyperlink>
           </w:p>
@@ -440,7 +473,7 @@
               <w:pStyle w:val="Compact"/>
             </w:pPr>
             <w:r>
-              <w:t xml:space="preserve">Nothing automatic. The extension has no employee account, employment-status check, central logout, or remote-wipe endpoint. IT must revoke access and secure the device.</w:t>
+              <w:t xml:space="preserve">Nothing happens automatically. The extension has no employee account, no employment check, no central logout, and no remote wipe. IT must revoke access and secure the device.</w:t>
             </w:r>
           </w:p>
         </w:tc>
@@ -480,7 +513,7 @@
               <w:pStyle w:val="Compact"/>
             </w:pPr>
             <w:r>
-              <w:t xml:space="preserve">No. It removes the extension cache, not portal values, uploaded files, clipboard contents, or CRM records.</w:t>
+              <w:t xml:space="preserve">No. Clear removes the extension cache. It does not remove portal values, uploaded files, clipboard text, or CRM records.</w:t>
             </w:r>
           </w:p>
         </w:tc>
@@ -495,7 +528,7 @@
                 <w:rPr>
                   <w:rStyle w:val="Hyperlink"/>
                 </w:rPr>
-                <w:t xml:space="preserve">Storage inventory</w:t>
+                <w:t xml:space="preserve">Storage</w:t>
               </w:r>
             </w:hyperlink>
           </w:p>
@@ -520,7 +553,7 @@
               <w:pStyle w:val="Compact"/>
             </w:pPr>
             <w:r>
-              <w:t xml:space="preserve">An unexpired copy can still fill forms without a fresh CRM login. File access depends on the CRM media server's own authorisation.</w:t>
+              <w:t xml:space="preserve">Yes, until the copy expires. An unexpired copy can fill forms without a new CRM login. File access depends on the CRM media server's own authorisation.</w:t>
             </w:r>
           </w:p>
         </w:tc>
@@ -564,7 +597,7 @@
         <w:pStyle w:val="FirstParagraph"/>
       </w:pPr>
       <w:r>
-        <w:t xml:space="preserve">A Manifest V3 browser extension for authorised SAMS staff. It:</w:t>
+        <w:t xml:space="preserve">A Manifest V3 browser extension for authorised SAMS staff. It does these things:</w:t>
       </w:r>
     </w:p>
     <w:p>
@@ -572,11 +605,11 @@
         <w:pStyle w:val="Compact"/>
         <w:numPr>
           <w:ilvl w:val="0"/>
-          <w:numId w:val="1001"/>
+          <w:numId w:val="1002"/>
         </w:numPr>
       </w:pPr>
       <w:r>
-        <w:t xml:space="preserve">Reads visible labelled values from an approved SAMS CRM or Campora APPLY student profile.</w:t>
+        <w:t xml:space="preserve">It reads visible labelled values from an approved SAMS CRM or Campora APPLY student profile.</w:t>
       </w:r>
     </w:p>
     <w:p>
@@ -584,11 +617,11 @@
         <w:pStyle w:val="Compact"/>
         <w:numPr>
           <w:ilvl w:val="0"/>
-          <w:numId w:val="1001"/>
+          <w:numId w:val="1002"/>
         </w:numPr>
       </w:pPr>
       <w:r>
-        <w:t xml:space="preserve">Lists SAMS CRM document metadata (not file bytes) into one session cache. Campora documents are not listed.</w:t>
+        <w:t xml:space="preserve">It lists SAMS CRM document metadata (not file bytes) in one session cache. It does not list Campora documents.</w:t>
       </w:r>
     </w:p>
     <w:p>
@@ -596,11 +629,11 @@
         <w:pStyle w:val="Compact"/>
         <w:numPr>
           <w:ilvl w:val="0"/>
-          <w:numId w:val="1001"/>
+          <w:numId w:val="1002"/>
         </w:numPr>
       </w:pPr>
       <w:r>
-        <w:t xml:space="preserve">Draft-fills empty controls on university application pages.</w:t>
+        <w:t xml:space="preserve">It fills empty controls on university application pages. It saves nothing itself.</w:t>
       </w:r>
     </w:p>
     <w:p>
@@ -608,11 +641,11 @@
         <w:pStyle w:val="Compact"/>
         <w:numPr>
           <w:ilvl w:val="0"/>
-          <w:numId w:val="1001"/>
+          <w:numId w:val="1002"/>
         </w:numPr>
       </w:pPr>
       <w:r>
-        <w:t xml:space="preserve">On explicit staff action, fetches one CRM file inside an authenticated CRM tab and assigns it to a portal</w:t>
+        <w:t xml:space="preserve">When staff ask, it fetches one CRM file inside an authenticated CRM tab and assigns it to a portal</w:t>
       </w:r>
       <w:r>
         <w:t xml:space="preserve"> </w:t>
@@ -632,7 +665,7 @@
         <w:pStyle w:val="FirstParagraph"/>
       </w:pPr>
       <w:r>
-        <w:t xml:space="preserve">It never clicks Save, Next, Submit, pay, or declaration controls. Portal widgets may still auto-save or auto-upload after</w:t>
+        <w:t xml:space="preserve">The extension never selects Save, Next, Submit, pay, or declaration controls. A portal widget can still save or upload after an</w:t>
       </w:r>
       <w:r>
         <w:t xml:space="preserve"> </w:t>
@@ -647,7 +680,7 @@
         <w:t xml:space="preserve"> </w:t>
       </w:r>
       <w:r>
-        <w:t xml:space="preserve">/</w:t>
+        <w:t xml:space="preserve">or</w:t>
       </w:r>
       <w:r>
         <w:t xml:space="preserve"> </w:t>
@@ -662,7 +695,7 @@
         <w:t xml:space="preserve"> </w:t>
       </w:r>
       <w:r>
-        <w:t xml:space="preserve">events.</w:t>
+        <w:t xml:space="preserve">event.</w:t>
       </w:r>
     </w:p>
     <w:p>
@@ -684,10 +717,114 @@
     </w:p>
     <w:p>
       <w:pPr>
-        <w:pStyle w:val="FirstParagraph"/>
-      </w:pPr>
-      <w:r>
-        <w:t xml:space="preserve">The popup is the small window opened from the browser toolbar. A content script runs inside a website tab. The background service worker runs separately and manages the temporary student copy. An origin means the URL scheme, hostname, and optional port, such as</w:t>
+        <w:pStyle w:val="Compact"/>
+        <w:numPr>
+          <w:ilvl w:val="0"/>
+          <w:numId w:val="1003"/>
+        </w:numPr>
+      </w:pPr>
+      <w:r>
+        <w:t xml:space="preserve">The</w:t>
+      </w:r>
+      <w:r>
+        <w:t xml:space="preserve"> </w:t>
+      </w:r>
+      <w:r>
+        <w:rPr>
+          <w:b/>
+          <w:bCs/>
+        </w:rPr>
+        <w:t xml:space="preserve">popup</w:t>
+      </w:r>
+      <w:r>
+        <w:t xml:space="preserve"> </w:t>
+      </w:r>
+      <w:r>
+        <w:t xml:space="preserve">is the small window that opens from the browser toolbar.</w:t>
+      </w:r>
+    </w:p>
+    <w:p>
+      <w:pPr>
+        <w:pStyle w:val="Compact"/>
+        <w:numPr>
+          <w:ilvl w:val="0"/>
+          <w:numId w:val="1003"/>
+        </w:numPr>
+      </w:pPr>
+      <w:r>
+        <w:t xml:space="preserve">A</w:t>
+      </w:r>
+      <w:r>
+        <w:t xml:space="preserve"> </w:t>
+      </w:r>
+      <w:r>
+        <w:rPr>
+          <w:b/>
+          <w:bCs/>
+        </w:rPr>
+        <w:t xml:space="preserve">content script</w:t>
+      </w:r>
+      <w:r>
+        <w:t xml:space="preserve"> </w:t>
+      </w:r>
+      <w:r>
+        <w:t xml:space="preserve">runs inside a website tab.</w:t>
+      </w:r>
+    </w:p>
+    <w:p>
+      <w:pPr>
+        <w:pStyle w:val="Compact"/>
+        <w:numPr>
+          <w:ilvl w:val="0"/>
+          <w:numId w:val="1003"/>
+        </w:numPr>
+      </w:pPr>
+      <w:r>
+        <w:t xml:space="preserve">The</w:t>
+      </w:r>
+      <w:r>
+        <w:t xml:space="preserve"> </w:t>
+      </w:r>
+      <w:r>
+        <w:rPr>
+          <w:b/>
+          <w:bCs/>
+        </w:rPr>
+        <w:t xml:space="preserve">background service worker</w:t>
+      </w:r>
+      <w:r>
+        <w:t xml:space="preserve"> </w:t>
+      </w:r>
+      <w:r>
+        <w:t xml:space="preserve">runs separately. It manages the temporary student copy.</w:t>
+      </w:r>
+    </w:p>
+    <w:p>
+      <w:pPr>
+        <w:pStyle w:val="Compact"/>
+        <w:numPr>
+          <w:ilvl w:val="0"/>
+          <w:numId w:val="1003"/>
+        </w:numPr>
+      </w:pPr>
+      <w:r>
+        <w:t xml:space="preserve">An</w:t>
+      </w:r>
+      <w:r>
+        <w:t xml:space="preserve"> </w:t>
+      </w:r>
+      <w:r>
+        <w:rPr>
+          <w:b/>
+          <w:bCs/>
+        </w:rPr>
+        <w:t xml:space="preserve">origin</w:t>
+      </w:r>
+      <w:r>
+        <w:t xml:space="preserve"> </w:t>
+      </w:r>
+      <w:r>
+        <w:t xml:space="preserve">is the URL scheme, host name, and optional port. Example:</w:t>
       </w:r>
       <w:r>
         <w:t xml:space="preserve"> </w:t>
@@ -719,7 +856,7 @@
         <w:rPr>
           <w:rStyle w:val="VerbatimChar"/>
         </w:rPr>
-        <w:t xml:space="preserve">  origin checks, inject scripts, UI, per-frame ports</w:t>
+        <w:t xml:space="preserve">  origin checks, script injection, UI, per-frame ports</w:t>
       </w:r>
       <w:r>
         <w:br/>
@@ -791,7 +928,7 @@
         <w:rPr>
           <w:rStyle w:val="VerbatimChar"/>
         </w:rPr>
-        <w:t xml:space="preserve">src/crm-documents.js       CRM document list + on-attach file fetch</w:t>
+        <w:t xml:space="preserve">src/crm-documents.js       CRM document list + file fetch on attach</w:t>
       </w:r>
       <w:r>
         <w:br/>
@@ -800,7 +937,7 @@
         <w:rPr>
           <w:rStyle w:val="VerbatimChar"/>
         </w:rPr>
-        <w:t xml:space="preserve">config/crm-source.js       CRM path/marker guards and label aliases</w:t>
+        <w:t xml:space="preserve">config/crm-source.js       CRM path and marker guards, label aliases</w:t>
       </w:r>
       <w:r>
         <w:br/>
@@ -916,7 +1053,7 @@
               <w:pStyle w:val="Compact"/>
             </w:pPr>
             <w:r>
-              <w:t xml:space="preserve">Source MV3 template. Build writes</w:t>
+              <w:t xml:space="preserve">Source MV3 template. The build writes</w:t>
             </w:r>
             <w:r>
               <w:t xml:space="preserve"> </w:t>
@@ -985,7 +1122,7 @@
               <w:t xml:space="preserve"> </w:t>
             </w:r>
             <w:r>
-              <w:t xml:space="preserve">lists scripts injected into portal frames.</w:t>
+              <w:t xml:space="preserve">lists the scripts that the popup injects into portal frames.</w:t>
             </w:r>
           </w:p>
         </w:tc>
@@ -1012,7 +1149,7 @@
               <w:pStyle w:val="Compact"/>
             </w:pPr>
             <w:r>
-              <w:t xml:space="preserve">CRM, Campora, portal, and dev origins.</w:t>
+              <w:t xml:space="preserve">CRM, Campora, portal, and development origins.</w:t>
             </w:r>
             <w:r>
               <w:t xml:space="preserve"> </w:t>
@@ -1024,7 +1161,7 @@
               <w:t xml:space="preserve">sessionMinutes: 30</w:t>
             </w:r>
             <w:r>
-              <w:t xml:space="preserve">. File URL allow rule.</w:t>
+              <w:t xml:space="preserve">. File URL rule.</w:t>
             </w:r>
           </w:p>
         </w:tc>
@@ -1051,7 +1188,10 @@
               <w:pStyle w:val="Compact"/>
             </w:pPr>
             <w:r>
-              <w:t xml:space="preserve">Overwritten per build (</w:t>
+              <w:t xml:space="preserve">The build overwrites it with</w:t>
+            </w:r>
+            <w:r>
+              <w:t xml:space="preserve"> </w:t>
             </w:r>
             <w:r>
               <w:rPr>
@@ -1063,7 +1203,7 @@
               <w:t xml:space="preserve"> </w:t>
             </w:r>
             <w:r>
-              <w:t xml:space="preserve">/</w:t>
+              <w:t xml:space="preserve">or</w:t>
             </w:r>
             <w:r>
               <w:t xml:space="preserve"> </w:t>
@@ -1075,7 +1215,7 @@
               <w:t xml:space="preserve">prod</w:t>
             </w:r>
             <w:r>
-              <w:t xml:space="preserve">).</w:t>
+              <w:t xml:space="preserve">.</w:t>
             </w:r>
           </w:p>
         </w:tc>
@@ -1102,7 +1242,7 @@
               <w:pStyle w:val="Compact"/>
             </w:pPr>
             <w:r>
-              <w:t xml:space="preserve">Profile URL patterns, page markers, visible label to canonical key.</w:t>
+              <w:t xml:space="preserve">Profile URL patterns, page markers, and visible label to canonical key.</w:t>
             </w:r>
           </w:p>
         </w:tc>
@@ -1129,7 +1269,7 @@
               <w:pStyle w:val="Compact"/>
             </w:pPr>
             <w:r>
-              <w:t xml:space="preserve">Shared matching vocabulary and generic field set.</w:t>
+              <w:t xml:space="preserve">Shared matching vocabulary and the generic field set.</w:t>
             </w:r>
           </w:p>
         </w:tc>
@@ -1246,7 +1386,7 @@
               <w:pStyle w:val="Compact"/>
             </w:pPr>
             <w:r>
-              <w:t xml:space="preserve">Serialized cache mutations. Popup-sender only.</w:t>
+              <w:t xml:space="preserve">Serialized cache changes. Accepts messages from the popup only.</w:t>
             </w:r>
           </w:p>
         </w:tc>
@@ -1300,7 +1440,7 @@
               <w:pStyle w:val="Compact"/>
             </w:pPr>
             <w:r>
-              <w:t xml:space="preserve">Document listing and attach-time fetch.</w:t>
+              <w:t xml:space="preserve">Document listing and file fetch on attach.</w:t>
             </w:r>
           </w:p>
         </w:tc>
@@ -1381,7 +1521,7 @@
               <w:pStyle w:val="Compact"/>
             </w:pPr>
             <w:r>
-              <w:t xml:space="preserve">Chrome / Safari resource package.</w:t>
+              <w:t xml:space="preserve">Chrome and Safari resource package.</w:t>
             </w:r>
           </w:p>
         </w:tc>
@@ -1408,7 +1548,7 @@
               <w:pStyle w:val="Compact"/>
             </w:pPr>
             <w:r>
-              <w:t xml:space="preserve">Unsigned Safari app packaging.</w:t>
+              <w:t xml:space="preserve">Unsigned Safari app package.</w:t>
             </w:r>
           </w:p>
         </w:tc>
@@ -1435,7 +1575,7 @@
               <w:pStyle w:val="Compact"/>
             </w:pPr>
             <w:r>
-              <w:t xml:space="preserve">macOS containing app. Shared JS is not proof of Safari runtime parity.</w:t>
+              <w:t xml:space="preserve">macOS containing app. Shared JavaScript does not prove that Safari behaves the same.</w:t>
             </w:r>
           </w:p>
         </w:tc>
@@ -1446,7 +1586,7 @@
         <w:pStyle w:val="FirstParagraph"/>
       </w:pPr>
       <w:r>
-        <w:t xml:space="preserve">Related docs:</w:t>
+        <w:t xml:space="preserve">Related guides:</w:t>
       </w:r>
       <w:r>
         <w:t xml:space="preserve"> </w:t>
@@ -1530,9 +1670,9 @@
       <w:pPr>
         <w:pStyle w:val="Heading2"/>
       </w:pPr>
-      <w:bookmarkStart w:id="22" w:name="_22c3a2235ab79d108585cdcef06573bf497d2f0"/>
-      <w:r>
-        <w:t xml:space="preserve">Domain shape: one student cache</w:t>
+      <w:bookmarkStart w:id="22" w:name="_a2b03bca26b45c2ad6622fd0069653d1c698695"/>
+      <w:r>
+        <w:t xml:space="preserve">The student cache</w:t>
       </w:r>
       <w:bookmarkEnd w:id="22"/>
     </w:p>
@@ -1541,7 +1681,7 @@
         <w:pStyle w:val="FirstParagraph"/>
       </w:pPr>
       <w:r>
-        <w:t xml:space="preserve">The background service worker owns a single object under</w:t>
+        <w:t xml:space="preserve">The background service worker owns one object. Its key in</w:t>
       </w:r>
       <w:r>
         <w:t xml:space="preserve"> </w:t>
@@ -1556,7 +1696,7 @@
         <w:t xml:space="preserve"> </w:t>
       </w:r>
       <w:r>
-        <w:t xml:space="preserve">key</w:t>
+        <w:t xml:space="preserve">is</w:t>
       </w:r>
       <w:r>
         <w:t xml:space="preserve"> </w:t>
@@ -1569,6 +1709,62 @@
       </w:r>
       <w:r>
         <w:t xml:space="preserve">.</w:t>
+      </w:r>
+    </w:p>
+    <w:p>
+      <w:pPr>
+        <w:pStyle w:val="BodyText"/>
+      </w:pPr>
+      <w:r>
+        <w:t xml:space="preserve">The extension does not use</w:t>
+      </w:r>
+      <w:r>
+        <w:t xml:space="preserve"> </w:t>
+      </w:r>
+      <w:r>
+        <w:rPr>
+          <w:rStyle w:val="VerbatimChar"/>
+        </w:rPr>
+        <w:t xml:space="preserve">localStorage</w:t>
+      </w:r>
+      <w:r>
+        <w:t xml:space="preserve">,</w:t>
+      </w:r>
+      <w:r>
+        <w:t xml:space="preserve"> </w:t>
+      </w:r>
+      <w:r>
+        <w:rPr>
+          <w:rStyle w:val="VerbatimChar"/>
+        </w:rPr>
+        <w:t xml:space="preserve">sessionStorage</w:t>
+      </w:r>
+      <w:r>
+        <w:t xml:space="preserve">, IndexedDB,</w:t>
+      </w:r>
+      <w:r>
+        <w:t xml:space="preserve"> </w:t>
+      </w:r>
+      <w:r>
+        <w:rPr>
+          <w:rStyle w:val="VerbatimChar"/>
+        </w:rPr>
+        <w:t xml:space="preserve">chrome.storage.local</w:t>
+      </w:r>
+      <w:r>
+        <w:t xml:space="preserve">,</w:t>
+      </w:r>
+      <w:r>
+        <w:t xml:space="preserve"> </w:t>
+      </w:r>
+      <w:r>
+        <w:rPr>
+          <w:rStyle w:val="VerbatimChar"/>
+        </w:rPr>
+        <w:t xml:space="preserve">chrome.storage.sync</w:t>
+      </w:r>
+      <w:r>
+        <w:t xml:space="preserve">, or the HTTP browser cache for this data.</w:t>
       </w:r>
     </w:p>
     <w:p>
@@ -1580,73 +1776,13 @@
           <w:b/>
           <w:bCs/>
         </w:rPr>
-        <w:t xml:space="preserve">Not used for this cache:</w:t>
-      </w:r>
-      <w:r>
-        <w:t xml:space="preserve"> </w:t>
-      </w:r>
-      <w:r>
-        <w:rPr>
-          <w:rStyle w:val="VerbatimChar"/>
-        </w:rPr>
-        <w:t xml:space="preserve">localStorage</w:t>
-      </w:r>
-      <w:r>
-        <w:t xml:space="preserve">,</w:t>
-      </w:r>
-      <w:r>
-        <w:t xml:space="preserve"> </w:t>
-      </w:r>
-      <w:r>
-        <w:rPr>
-          <w:rStyle w:val="VerbatimChar"/>
-        </w:rPr>
-        <w:t xml:space="preserve">sessionStorage</w:t>
-      </w:r>
-      <w:r>
-        <w:t xml:space="preserve">, IndexedDB,</w:t>
-      </w:r>
-      <w:r>
-        <w:t xml:space="preserve"> </w:t>
-      </w:r>
-      <w:r>
-        <w:rPr>
-          <w:rStyle w:val="VerbatimChar"/>
-        </w:rPr>
-        <w:t xml:space="preserve">chrome.storage.local</w:t>
-      </w:r>
-      <w:r>
-        <w:t xml:space="preserve">,</w:t>
-      </w:r>
-      <w:r>
-        <w:t xml:space="preserve"> </w:t>
-      </w:r>
-      <w:r>
-        <w:rPr>
-          <w:rStyle w:val="VerbatimChar"/>
-        </w:rPr>
-        <w:t xml:space="preserve">chrome.storage.sync</w:t>
-      </w:r>
-      <w:r>
-        <w:t xml:space="preserve">, or HTTP browser cache.</w:t>
-      </w:r>
-    </w:p>
-    <w:p>
-      <w:pPr>
-        <w:pStyle w:val="BodyText"/>
-      </w:pPr>
-      <w:r>
-        <w:rPr>
-          <w:b/>
-          <w:bCs/>
-        </w:rPr>
         <w:t xml:space="preserve">Lifecycle.</w:t>
       </w:r>
       <w:r>
         <w:t xml:space="preserve"> </w:t>
       </w:r>
       <w:r>
-        <w:t xml:space="preserve">Session memory managed by the browser. Survives popup close and service worker suspension. In Chrome, disabling, reloading, or updating the extension, or restarting the browser, clears session storage. Closing a browser window is not necessarily a full browser shutdown. A new successful Copy replaces the previous student. This lifecycle follows</w:t>
+        <w:t xml:space="preserve">The browser manages session memory. The memory survives a popup close and a service worker suspension. In Chrome, these events clear session storage: disabling, reloading, or updating the extension, and restarting the browser. Closing one browser window is not always a full browser shutdown. A new successful Copy replaces the previous student. This lifecycle follows the</w:t>
       </w:r>
       <w:r>
         <w:t xml:space="preserve"> </w:t>
@@ -1656,11 +1792,11 @@
           <w:rPr>
             <w:rStyle w:val="Hyperlink"/>
           </w:rPr>
-          <w:t xml:space="preserve">Chrome's storage API documentation</w:t>
+          <w:t xml:space="preserve">Chrome storage API documentation</w:t>
         </w:r>
       </w:hyperlink>
       <w:r>
-        <w:t xml:space="preserve">, not a claim of tested Safari parity.</w:t>
+        <w:t xml:space="preserve">. Nobody has tested whether Safari behaves the same.</w:t>
       </w:r>
     </w:p>
     <w:p>
@@ -1668,7 +1804,7 @@
         <w:pStyle w:val="BodyText"/>
       </w:pPr>
       <w:r>
-        <w:t xml:space="preserve">This storage belongs to the extension, not the CRM website. It is not the system clipboard or a folder in Downloads. Website scripts cannot read it through their own storage APIs. The extension sends selected values to the portal only when staff use Autofill or Attach.</w:t>
+        <w:t xml:space="preserve">The storage belongs to the extension, not to the CRM website. It is not the system clipboard and it is not a folder in Downloads. Website scripts cannot read it through their own storage APIs. The extension sends selected values to a portal only when staff use Autofill or Attach.</w:t>
       </w:r>
     </w:p>
     <w:p>
@@ -1680,7 +1816,7 @@
           <w:b/>
           <w:bCs/>
         </w:rPr>
-        <w:t xml:space="preserve">Rough shape after a successful Copy:</w:t>
+        <w:t xml:space="preserve">Shape of the cache after a successful Copy:</w:t>
       </w:r>
     </w:p>
     <w:p>
@@ -2440,7 +2576,7 @@
         <w:pStyle w:val="FirstParagraph"/>
       </w:pPr>
       <w:r>
-        <w:t xml:space="preserve">Document entries are metadata only. File bytes are never stored in the cache.</w:t>
+        <w:t xml:space="preserve">A document entry holds metadata only. The cache never holds file bytes.</w:t>
       </w:r>
     </w:p>
     <w:p>
@@ -2448,7 +2584,7 @@
         <w:pStyle w:val="BodyText"/>
       </w:pPr>
       <w:r>
-        <w:t xml:space="preserve">Treat the whole copy as confidential student data. Depending on the populated CRM sections, fields can include contact details, date of birth, passport information, education, employment, visa history, and references. File groups include CV, education, work history, English tests, references, visa history, visa refusal, passport, and additional documents. No persistent file bytes does not mean no sensitive data.</w:t>
+        <w:t xml:space="preserve">Treat the whole copy as confidential student data. Depending on the CRM sections, the fields can include contact details, date of birth, passport information, education, employment, visa history, and references. The document groups are CV, education, work history, English tests, references, visa history, visa refusal, passport, and additional documents. The cache holds no file bytes, but it still holds sensitive data.</w:t>
       </w:r>
     </w:p>
     <w:p>
@@ -2462,9 +2598,15 @@
         </w:rPr>
         <w:t xml:space="preserve">Expiry.</w:t>
       </w:r>
-      <w:r>
-        <w:t xml:space="preserve"> </w:t>
-      </w:r>
+    </w:p>
+    <w:p>
+      <w:pPr>
+        <w:pStyle w:val="Compact"/>
+        <w:numPr>
+          <w:ilvl w:val="0"/>
+          <w:numId w:val="1004"/>
+        </w:numPr>
+      </w:pPr>
       <w:r>
         <w:rPr>
           <w:rStyle w:val="VerbatimChar"/>
@@ -2487,7 +2629,31 @@
         <w:t xml:space="preserve">sessionMinutes: 30</w:t>
       </w:r>
       <w:r>
-        <w:t xml:space="preserve">. Copy stores a fresh deadline. A successful Autofill (at least one frame returns a fill report) or a successful Attach calls</w:t>
+        <w:t xml:space="preserve">.</w:t>
+      </w:r>
+    </w:p>
+    <w:p>
+      <w:pPr>
+        <w:pStyle w:val="Compact"/>
+        <w:numPr>
+          <w:ilvl w:val="0"/>
+          <w:numId w:val="1004"/>
+        </w:numPr>
+      </w:pPr>
+      <w:r>
+        <w:t xml:space="preserve">Copy stores a new deadline.</w:t>
+      </w:r>
+    </w:p>
+    <w:p>
+      <w:pPr>
+        <w:pStyle w:val="Compact"/>
+        <w:numPr>
+          <w:ilvl w:val="0"/>
+          <w:numId w:val="1004"/>
+        </w:numPr>
+      </w:pPr>
+      <w:r>
+        <w:t xml:space="preserve">A successful Autofill (at least one frame returns a fill report) or a successful Attach calls</w:t>
       </w:r>
       <w:r>
         <w:t xml:space="preserve"> </w:t>
@@ -2499,7 +2665,7 @@
         <w:t xml:space="preserve">touchStudentCache</w:t>
       </w:r>
       <w:r>
-        <w:t xml:space="preserve">, which resets</w:t>
+        <w:t xml:space="preserve">. This sets</w:t>
       </w:r>
       <w:r>
         <w:t xml:space="preserve"> </w:t>
@@ -2514,7 +2680,10 @@
         <w:t xml:space="preserve"> </w:t>
       </w:r>
       <w:r>
-        <w:t xml:space="preserve">to 30 minutes from that moment (</w:t>
+        <w:t xml:space="preserve">to</w:t>
+      </w:r>
+      <w:r>
+        <w:t xml:space="preserve"> </w:t>
       </w:r>
       <w:r>
         <w:rPr>
@@ -2538,11 +2707,41 @@
         <w:t xml:space="preserve">sessionMinutes</w:t>
       </w:r>
       <w:r>
-        <w:t xml:space="preserve">), not 30 minutes added to the previous deadline. A fill report with zero changed fields still counts as activity. Merely opening the popup or reading the cache does not renew it.</w:t>
-      </w:r>
-      <w:r>
-        <w:t xml:space="preserve"> </w:t>
-      </w:r>
+        <w:t xml:space="preserve">. It does not add 30 minutes to the old deadline.</w:t>
+      </w:r>
+    </w:p>
+    <w:p>
+      <w:pPr>
+        <w:pStyle w:val="Compact"/>
+        <w:numPr>
+          <w:ilvl w:val="0"/>
+          <w:numId w:val="1004"/>
+        </w:numPr>
+      </w:pPr>
+      <w:r>
+        <w:t xml:space="preserve">A fill report with zero changed fields still counts as activity.</w:t>
+      </w:r>
+    </w:p>
+    <w:p>
+      <w:pPr>
+        <w:pStyle w:val="Compact"/>
+        <w:numPr>
+          <w:ilvl w:val="0"/>
+          <w:numId w:val="1004"/>
+        </w:numPr>
+      </w:pPr>
+      <w:r>
+        <w:t xml:space="preserve">Opening the popup or reading the cache does not renew the deadline.</w:t>
+      </w:r>
+    </w:p>
+    <w:p>
+      <w:pPr>
+        <w:pStyle w:val="Compact"/>
+        <w:numPr>
+          <w:ilvl w:val="0"/>
+          <w:numId w:val="1004"/>
+        </w:numPr>
+      </w:pPr>
       <w:r>
         <w:rPr>
           <w:rStyle w:val="VerbatimChar"/>
@@ -2553,7 +2752,7 @@
         <w:t xml:space="preserve"> </w:t>
       </w:r>
       <w:r>
-        <w:t xml:space="preserve">clears when</w:t>
+        <w:t xml:space="preserve">clears the cache when</w:t>
       </w:r>
       <w:r>
         <w:t xml:space="preserve"> </w:t>
@@ -2568,12 +2767,36 @@
         <w:t xml:space="preserve"> </w:t>
       </w:r>
       <w:r>
-        <w:t xml:space="preserve">is due. An alarm rechecks the stored timestamp so a stale alarm cannot delete a renewed cache. Mutations run through one serialized queue.</w:t>
-      </w:r>
-    </w:p>
-    <w:p>
-      <w:pPr>
-        <w:pStyle w:val="BodyText"/>
+        <w:t xml:space="preserve">has passed.</w:t>
+      </w:r>
+    </w:p>
+    <w:p>
+      <w:pPr>
+        <w:pStyle w:val="Compact"/>
+        <w:numPr>
+          <w:ilvl w:val="0"/>
+          <w:numId w:val="1004"/>
+        </w:numPr>
+      </w:pPr>
+      <w:r>
+        <w:t xml:space="preserve">An alarm checks the stored timestamp again, so an old alarm cannot delete a renewed cache.</w:t>
+      </w:r>
+    </w:p>
+    <w:p>
+      <w:pPr>
+        <w:pStyle w:val="Compact"/>
+        <w:numPr>
+          <w:ilvl w:val="0"/>
+          <w:numId w:val="1004"/>
+        </w:numPr>
+      </w:pPr>
+      <w:r>
+        <w:t xml:space="preserve">One serialized queue runs all cache changes.</w:t>
+      </w:r>
+    </w:p>
+    <w:p>
+      <w:pPr>
+        <w:pStyle w:val="FirstParagraph"/>
       </w:pPr>
       <w:r>
         <w:rPr>
@@ -2598,7 +2821,7 @@
         <w:t xml:space="preserve"> </w:t>
       </w:r>
       <w:r>
-        <w:t xml:space="preserve">as sender) may call</w:t>
+        <w:t xml:space="preserve">as the sender) can call</w:t>
       </w:r>
       <w:r>
         <w:t xml:space="preserve"> </w:t>
@@ -2654,16 +2877,26 @@
         <w:pStyle w:val="BodyText"/>
       </w:pPr>
       <w:r>
-        <w:t xml:space="preserve">The worker accepts 2 to 200 field entries, each with a string value of at most 4,000 characters, and at most 100 document entries. It validates the identity, origin, field keys, and document metadata before replacing the cache. Invalid profiles are rejected, not silently truncated into an accepted cache.</w:t>
+        <w:rPr>
+          <w:b/>
+          <w:bCs/>
+        </w:rPr>
+        <w:t xml:space="preserve">Validation.</w:t>
+      </w:r>
+      <w:r>
+        <w:t xml:space="preserve"> </w:t>
+      </w:r>
+      <w:r>
+        <w:t xml:space="preserve">The worker accepts 2 to 200 field entries. Each value is a string of at most 4,000 characters. It accepts at most 100 document entries. It checks the identity, origin, field keys, and document metadata before it replaces the cache. It rejects an invalid profile. It does not shorten the profile and accept it.</w:t>
       </w:r>
     </w:p>
     <w:p>
       <w:pPr>
         <w:pStyle w:val="Heading3"/>
       </w:pPr>
-      <w:bookmarkStart w:id="24" w:name="_fe2139376100eafce2ac00159cb341b2e035ed0"/>
-      <w:r>
-        <w:t xml:space="preserve">Retention and Clear behaviour</w:t>
+      <w:bookmarkStart w:id="24" w:name="_9567034869fd39284962d15d8c31554b0506bc6"/>
+      <w:r>
+        <w:t xml:space="preserve">Retention and Clear</w:t>
       </w:r>
       <w:bookmarkEnd w:id="24"/>
     </w:p>
@@ -2723,7 +2956,7 @@
               <w:pStyle w:val="Compact"/>
             </w:pPr>
             <w:r>
-              <w:t xml:space="preserve">Replaces the previous student, including document metadata, and starts a new 30-minute deadline</w:t>
+              <w:t xml:space="preserve">Replaces the previous student and the document metadata. Starts a new 30 minute deadline.</w:t>
             </w:r>
           </w:p>
         </w:tc>
@@ -2747,7 +2980,7 @@
               <w:pStyle w:val="Compact"/>
             </w:pPr>
             <w:r>
-              <w:t xml:space="preserve">Resets the deadline to 30 minutes from that moment. There is no separate maximum lifetime from the original Copy</w:t>
+              <w:t xml:space="preserve">Sets the deadline to 30 minutes from that moment. There is no maximum lifetime from the first Copy.</w:t>
             </w:r>
           </w:p>
         </w:tc>
@@ -2760,18 +2993,18 @@
               <w:pStyle w:val="Compact"/>
             </w:pPr>
             <w:r>
-              <w:t xml:space="preserve">Open popup, inspect copied details, copy one field, view a file, or scan upload fields</w:t>
-            </w:r>
-          </w:p>
-        </w:tc>
-        <w:tc>
-          <w:tcPr/>
-          <w:p>
-            <w:pPr>
-              <w:pStyle w:val="Compact"/>
-            </w:pPr>
-            <w:r>
-              <w:t xml:space="preserve">Does not renew the deadline</w:t>
+              <w:t xml:space="preserve">Open the popup, look at copied details, copy one field, view a file, or scan upload fields</w:t>
+            </w:r>
+          </w:p>
+        </w:tc>
+        <w:tc>
+          <w:tcPr/>
+          <w:p>
+            <w:pPr>
+              <w:pStyle w:val="Compact"/>
+            </w:pPr>
+            <w:r>
+              <w:t xml:space="preserve">Does not renew the deadline.</w:t>
             </w:r>
           </w:p>
         </w:tc>
@@ -2795,7 +3028,7 @@
               <w:pStyle w:val="Compact"/>
             </w:pPr>
             <w:r>
-              <w:t xml:space="preserve">Does not replace a previously valid student. Check the card instead of assuming it was cleared</w:t>
+              <w:t xml:space="preserve">Does not replace a valid student. Check the card. Do not assume that the cache was cleared.</w:t>
             </w:r>
           </w:p>
         </w:tc>
@@ -2819,7 +3052,7 @@
               <w:pStyle w:val="Compact"/>
             </w:pPr>
             <w:r>
-              <w:t xml:space="preserve">Does not renew the deadline</w:t>
+              <w:t xml:space="preserve">Does not renew the deadline.</w:t>
             </w:r>
           </w:p>
         </w:tc>
@@ -2843,7 +3076,7 @@
               <w:pStyle w:val="Compact"/>
             </w:pPr>
             <w:r>
-              <w:t xml:space="preserve">Alarm removes the cache when processed. Every cache read also checks expiry and refuses expired data</w:t>
+              <w:t xml:space="preserve">The alarm removes the cache when it runs. Every cache read also checks the deadline and refuses expired data.</w:t>
             </w:r>
           </w:p>
         </w:tc>
@@ -2882,7 +3115,7 @@
               <w:t xml:space="preserve"> </w:t>
             </w:r>
             <w:r>
-              <w:t xml:space="preserve">and its expiry alarm. The initiating popup clears its displayed student and upload choices</w:t>
+              <w:t xml:space="preserve">and its alarm. The popup that started Clear removes its student card and upload choices.</w:t>
             </w:r>
           </w:p>
         </w:tc>
@@ -2895,18 +3128,18 @@
               <w:pStyle w:val="Compact"/>
             </w:pPr>
             <w:r>
-              <w:t xml:space="preserve">Close popup or suspend service worker</w:t>
-            </w:r>
-          </w:p>
-        </w:tc>
-        <w:tc>
-          <w:tcPr/>
-          <w:p>
-            <w:pPr>
-              <w:pStyle w:val="Compact"/>
-            </w:pPr>
-            <w:r>
-              <w:t xml:space="preserve">Cache remains until another removal event</w:t>
+              <w:t xml:space="preserve">Close the popup, or the service worker suspends</w:t>
+            </w:r>
+          </w:p>
+        </w:tc>
+        <w:tc>
+          <w:tcPr/>
+          <w:p>
+            <w:pPr>
+              <w:pStyle w:val="Compact"/>
+            </w:pPr>
+            <w:r>
+              <w:t xml:space="preserve">The cache stays until another removal event.</w:t>
             </w:r>
           </w:p>
         </w:tc>
@@ -2919,18 +3152,18 @@
               <w:pStyle w:val="Compact"/>
             </w:pPr>
             <w:r>
-              <w:t xml:space="preserve">CRM logout, permission removal, or employee account disablement</w:t>
-            </w:r>
-          </w:p>
-        </w:tc>
-        <w:tc>
-          <w:tcPr/>
-          <w:p>
-            <w:pPr>
-              <w:pStyle w:val="Compact"/>
-            </w:pPr>
-            <w:r>
-              <w:t xml:space="preserve">No automatic cache removal. These are not extension lifecycle events</w:t>
+              <w:t xml:space="preserve">CRM logout, removal of a permission, or disabling of an employee account</w:t>
+            </w:r>
+          </w:p>
+        </w:tc>
+        <w:tc>
+          <w:tcPr/>
+          <w:p>
+            <w:pPr>
+              <w:pStyle w:val="Compact"/>
+            </w:pPr>
+            <w:r>
+              <w:t xml:space="preserve">No automatic cache removal. These are not extension lifecycle events.</w:t>
             </w:r>
           </w:p>
         </w:tc>
@@ -2941,7 +3174,7 @@
         <w:pStyle w:val="FirstParagraph"/>
       </w:pPr>
       <w:r>
-        <w:t xml:space="preserve">The popup re-reads the worker cache before it starts Autofill or fetches an attachment. This prevents an already-cleared or expired worker cache from being reused by a stale popup at that check. Another open popup may still display its previous copy until it refreshes or closes. Clear and expiry do not cancel a fill or file transfer that has already started, and do not securely zero JavaScript memory. Close extension windows and the affected pages during sensitive cleanup.</w:t>
+        <w:t xml:space="preserve">The popup reads the worker cache again before it starts Autofill or fetches a file. This stops a stale popup from using a cache that is already cleared or expired. Another open popup can still show its old copy until it refreshes or closes. Clear and expiry do not cancel a fill or file transfer that has already started. They do not securely overwrite JavaScript memory. During a sensitive cleanup, close the extension windows and the affected pages.</w:t>
       </w:r>
     </w:p>
     <w:p>
@@ -2966,7 +3199,7 @@
         <w:pStyle w:val="FirstParagraph"/>
       </w:pPr>
       <w:r>
-        <w:t xml:space="preserve">Copy injects into the active CRM tab:</w:t>
+        <w:t xml:space="preserve">Copy injects these files into the active CRM tab:</w:t>
       </w:r>
     </w:p>
     <w:p>
@@ -2974,7 +3207,7 @@
         <w:pStyle w:val="Compact"/>
         <w:numPr>
           <w:ilvl w:val="0"/>
-          <w:numId w:val="1002"/>
+          <w:numId w:val="1005"/>
         </w:numPr>
       </w:pPr>
       <w:r>
@@ -2989,7 +3222,7 @@
         <w:pStyle w:val="Compact"/>
         <w:numPr>
           <w:ilvl w:val="0"/>
-          <w:numId w:val="1002"/>
+          <w:numId w:val="1005"/>
         </w:numPr>
       </w:pPr>
       <w:r>
@@ -3004,7 +3237,7 @@
         <w:pStyle w:val="Compact"/>
         <w:numPr>
           <w:ilvl w:val="0"/>
-          <w:numId w:val="1002"/>
+          <w:numId w:val="1005"/>
         </w:numPr>
       </w:pPr>
       <w:r>
@@ -3019,7 +3252,7 @@
         <w:pStyle w:val="Compact"/>
         <w:numPr>
           <w:ilvl w:val="0"/>
-          <w:numId w:val="1002"/>
+          <w:numId w:val="1005"/>
         </w:numPr>
       </w:pPr>
       <w:r>
@@ -3034,7 +3267,7 @@
         <w:pStyle w:val="Compact"/>
         <w:numPr>
           <w:ilvl w:val="0"/>
-          <w:numId w:val="1002"/>
+          <w:numId w:val="1005"/>
         </w:numPr>
       </w:pPr>
       <w:r>
@@ -3049,7 +3282,7 @@
         <w:pStyle w:val="FirstParagraph"/>
       </w:pPr>
       <w:r>
-        <w:t xml:space="preserve">The reader checks CRM origin, profile path patterns, and page markers from</w:t>
+        <w:t xml:space="preserve">The reader checks the CRM origin, the profile path patterns, and the page markers from</w:t>
       </w:r>
       <w:r>
         <w:t xml:space="preserve"> </w:t>
@@ -3133,7 +3366,7 @@
         <w:t xml:space="preserve">location</w:t>
       </w:r>
       <w:r>
-        <w:t xml:space="preserve">,</w:t>
+        <w:t xml:space="preserve">, and</w:t>
       </w:r>
       <w:r>
         <w:t xml:space="preserve"> </w:t>
@@ -3145,7 +3378,7 @@
         <w:t xml:space="preserve">passportNumber</w:t>
       </w:r>
       <w:r>
-        <w:t xml:space="preserve">. Add a new CRM alias only when you have seen the real visible label on an authorised profile. Do not invent labels. The live field map for every lead type and every Profile-tab section is</w:t>
+        <w:t xml:space="preserve">. Add a CRM label alias only after you have seen the real label on an authorised profile. Do not invent labels. The field map for every lead type and every Profile-tab section is in</w:t>
       </w:r>
       <w:r>
         <w:t xml:space="preserve"> </w:t>
@@ -3164,7 +3397,17 @@
     </w:p>
     <w:p>
       <w:pPr>
-        <w:pStyle w:val="BodyText"/>
+        <w:pStyle w:val="Heading3"/>
+      </w:pPr>
+      <w:bookmarkStart w:id="27" w:name="_49a80da89626783b8f57373b5aa88b83b80d37a"/>
+      <w:r>
+        <w:t xml:space="preserve">SAMS CRM</w:t>
+      </w:r>
+      <w:bookmarkEnd w:id="27"/>
+    </w:p>
+    <w:p>
+      <w:pPr>
+        <w:pStyle w:val="FirstParagraph"/>
       </w:pPr>
       <w:r>
         <w:t xml:space="preserve">An individual lead page (</w:t>
@@ -3176,57 +3419,77 @@
         <w:t xml:space="preserve">/agent/leads/full-profile/&lt;id&gt;</w:t>
       </w:r>
       <w:r>
-        <w:t xml:space="preserve">) has two relevant tabs.</w:t>
-      </w:r>
-      <w:r>
-        <w:t xml:space="preserve"> </w:t>
-      </w:r>
+        <w:t xml:space="preserve">) has two relevant tabs:</w:t>
+      </w:r>
+    </w:p>
+    <w:p>
+      <w:pPr>
+        <w:pStyle w:val="Compact"/>
+        <w:numPr>
+          <w:ilvl w:val="0"/>
+          <w:numId w:val="1006"/>
+        </w:numPr>
+      </w:pPr>
       <w:r>
         <w:rPr>
           <w:b/>
           <w:bCs/>
         </w:rPr>
-        <w:t xml:space="preserve">Applications</w:t>
-      </w:r>
-      <w:r>
-        <w:t xml:space="preserve"> </w:t>
-      </w:r>
-      <w:r>
-        <w:t xml:space="preserve">is the lead-stage workflow with editable stage forms and the admission-preference fields.</w:t>
-      </w:r>
-      <w:r>
-        <w:t xml:space="preserve"> </w:t>
-      </w:r>
+        <w:t xml:space="preserve">Applications.</w:t>
+      </w:r>
+      <w:r>
+        <w:t xml:space="preserve"> </w:t>
+      </w:r>
+      <w:r>
+        <w:t xml:space="preserve">The lead-stage workflow. It has editable stage forms and the admission-preference fields.</w:t>
+      </w:r>
+    </w:p>
+    <w:p>
+      <w:pPr>
+        <w:pStyle w:val="Compact"/>
+        <w:numPr>
+          <w:ilvl w:val="0"/>
+          <w:numId w:val="1006"/>
+        </w:numPr>
+      </w:pPr>
       <w:r>
         <w:rPr>
           <w:b/>
           <w:bCs/>
         </w:rPr>
-        <w:t xml:space="preserve">Profile</w:t>
-      </w:r>
-      <w:r>
-        <w:t xml:space="preserve"> </w:t>
-      </w:r>
-      <w:r>
-        <w:t xml:space="preserve">is the read-only review tab with the lead header, sidebar and ten summary sections. Copy reads the Applications tab first (mounted stage panels plus the visible form), then opens Profile, waits for its section tables to finish loading, and restores the tab staff were on. Opening Profile removes the Applications stage tracker until the lead page reloads, so a Profile-first copy reopens Applications only far enough to read its visible form. Profile values win on shared keys; Applications fills in admission preference, social contacts and split address components.</w:t>
-      </w:r>
-    </w:p>
-    <w:p>
-      <w:pPr>
-        <w:pStyle w:val="BodyText"/>
-      </w:pPr>
-      <w:r>
-        <w:rPr>
-          <w:b/>
-          <w:bCs/>
-        </w:rPr>
+        <w:t xml:space="preserve">Profile.</w:t>
+      </w:r>
+      <w:r>
+        <w:t xml:space="preserve"> </w:t>
+      </w:r>
+      <w:r>
+        <w:t xml:space="preserve">A read-only review tab. It has the lead header, the sidebar, and ten summary sections.</w:t>
+      </w:r>
+    </w:p>
+    <w:p>
+      <w:pPr>
+        <w:pStyle w:val="FirstParagraph"/>
+      </w:pPr>
+      <w:r>
+        <w:t xml:space="preserve">Copy reads the Applications tab first (the mounted stage panels and the visible form). Then it opens Profile and waits for the section tables to finish loading. Then it restores the tab that staff were on. Opening Profile removes the Applications stage tracker until the lead page reloads. After a Profile-first copy, the reader opens Applications again, only far enough to read its visible form. Profile values win on shared keys. Applications adds admission preference, social contacts, and split address parts.</w:t>
+      </w:r>
+    </w:p>
+    <w:p>
+      <w:pPr>
+        <w:pStyle w:val="Heading3"/>
+      </w:pPr>
+      <w:bookmarkStart w:id="28" w:name="_a74fec4eefe68d997e35a01fd0954db9b7acb7a"/>
+      <w:r>
         <w:t xml:space="preserve">Campora APPLY</w:t>
       </w:r>
-      <w:r>
-        <w:t xml:space="preserve"> </w:t>
-      </w:r>
-      <w:r>
-        <w:t xml:space="preserve">(</w:t>
+      <w:bookmarkEnd w:id="28"/>
+    </w:p>
+    <w:p>
+      <w:pPr>
+        <w:pStyle w:val="FirstParagraph"/>
+      </w:pPr>
+      <w:r>
+        <w:t xml:space="preserve">Campora APPLY (</w:t>
       </w:r>
       <w:r>
         <w:rPr>
@@ -3247,12 +3510,12 @@
         <w:t xml:space="preserve">/applyuser/show/&lt;id&gt;/profile</w:t>
       </w:r>
       <w:r>
-        <w:t xml:space="preserve">) is a second Copy source. Its Profile tab loads on demand, so the reader opens that tab, waits for the sections to finish loading, reads the summary and record tables and the application header, then restores the tab that was active. The field map, deliberate omissions and read-only endpoints are in</w:t>
-      </w:r>
-      <w:r>
-        <w:t xml:space="preserve"> </w:t>
-      </w:r>
-      <w:hyperlink r:id="rId27">
+        <w:t xml:space="preserve">) is a second Copy source. Its Profile tab loads on demand. The reader opens that tab and waits for the sections to load. It reads the summary, the record tables, and the application header. Then it restores the tab that was active. The field map, the deliberate omissions, and the read-only endpoints are in</w:t>
+      </w:r>
+      <w:r>
+        <w:t xml:space="preserve"> </w:t>
+      </w:r>
+      <w:hyperlink r:id="rId29">
         <w:r>
           <w:rPr>
             <w:rStyle w:val="Hyperlink"/>
@@ -3266,10 +3529,24 @@
     </w:p>
     <w:p>
       <w:pPr>
-        <w:pStyle w:val="BodyText"/>
-      </w:pPr>
-      <w:r>
-        <w:t xml:space="preserve">The reader resolves labels that mean different things per panel:</w:t>
+        <w:pStyle w:val="Heading3"/>
+      </w:pPr>
+      <w:bookmarkStart w:id="30" w:name="_b923e9096638ece362eba7cfd36d6b1f9f16b8d"/>
+      <w:r>
+        <w:t xml:space="preserve">Label rules</w:t>
+      </w:r>
+      <w:bookmarkEnd w:id="30"/>
+    </w:p>
+    <w:p>
+      <w:pPr>
+        <w:pStyle w:val="Compact"/>
+        <w:numPr>
+          <w:ilvl w:val="0"/>
+          <w:numId w:val="1007"/>
+        </w:numPr>
+      </w:pPr>
+      <w:r>
+        <w:t xml:space="preserve">Some labels mean different things in different panels.</w:t>
       </w:r>
       <w:r>
         <w:t xml:space="preserve"> </w:t>
@@ -3299,7 +3576,7 @@
         <w:t xml:space="preserve"> </w:t>
       </w:r>
       <w:r>
-        <w:t xml:space="preserve">in Admission Preference but</w:t>
+        <w:t xml:space="preserve">in Admission Preference and</w:t>
       </w:r>
       <w:r>
         <w:t xml:space="preserve"> </w:t>
@@ -3314,7 +3591,7 @@
         <w:t xml:space="preserve"> </w:t>
       </w:r>
       <w:r>
-        <w:t xml:space="preserve">in Previous Study Abroad;</w:t>
+        <w:t xml:space="preserve">in Previous Study Abroad.</w:t>
       </w:r>
       <w:r>
         <w:t xml:space="preserve"> </w:t>
@@ -3353,7 +3630,7 @@
         <w:t xml:space="preserve">institutionName</w:t>
       </w:r>
       <w:r>
-        <w:t xml:space="preserve">; reference</w:t>
+        <w:t xml:space="preserve">. Reference</w:t>
       </w:r>
       <w:r>
         <w:t xml:space="preserve"> </w:t>
@@ -3365,7 +3642,13 @@
         <w:t xml:space="preserve">Phone</w:t>
       </w:r>
       <w:r>
-        <w:t xml:space="preserve">/</w:t>
+        <w:t xml:space="preserve"> </w:t>
+      </w:r>
+      <w:r>
+        <w:t xml:space="preserve">and</w:t>
+      </w:r>
+      <w:r>
+        <w:t xml:space="preserve"> </w:t>
       </w:r>
       <w:r>
         <w:rPr>
@@ -3389,7 +3672,13 @@
         <w:t xml:space="preserve">referencePhone</w:t>
       </w:r>
       <w:r>
-        <w:t xml:space="preserve">/</w:t>
+        <w:t xml:space="preserve"> </w:t>
+      </w:r>
+      <w:r>
+        <w:t xml:space="preserve">and</w:t>
+      </w:r>
+      <w:r>
+        <w:t xml:space="preserve"> </w:t>
       </w:r>
       <w:r>
         <w:rPr>
@@ -3398,7 +3687,19 @@
         <w:t xml:space="preserve">referenceEmail</w:t>
       </w:r>
       <w:r>
-        <w:t xml:space="preserve">. Checked checkboxes are ignored (they only carry</w:t>
+        <w:t xml:space="preserve">.</w:t>
+      </w:r>
+    </w:p>
+    <w:p>
+      <w:pPr>
+        <w:pStyle w:val="Compact"/>
+        <w:numPr>
+          <w:ilvl w:val="0"/>
+          <w:numId w:val="1007"/>
+        </w:numPr>
+      </w:pPr>
+      <w:r>
+        <w:t xml:space="preserve">The reader ignores checked checkboxes, because they carry only</w:t>
       </w:r>
       <w:r>
         <w:t xml:space="preserve"> </w:t>
@@ -3410,7 +3711,19 @@
         <w:t xml:space="preserve">on</w:t>
       </w:r>
       <w:r>
-        <w:t xml:space="preserve">), and a dial-code select is joined with the adjacent number input rather than copied as</w:t>
+        <w:t xml:space="preserve">.</w:t>
+      </w:r>
+    </w:p>
+    <w:p>
+      <w:pPr>
+        <w:pStyle w:val="Compact"/>
+        <w:numPr>
+          <w:ilvl w:val="0"/>
+          <w:numId w:val="1007"/>
+        </w:numPr>
+      </w:pPr>
+      <w:r>
+        <w:t xml:space="preserve">The reader joins a dial-code select with the adjacent number input. It does not copy the dial code as</w:t>
       </w:r>
       <w:r>
         <w:t xml:space="preserve"> </w:t>
@@ -3427,37 +3740,26 @@
     </w:p>
     <w:p>
       <w:pPr>
-        <w:pStyle w:val="BodyText"/>
-      </w:pPr>
-      <w:r>
-        <w:t xml:space="preserve">Canonical keys are the shared names used between the CRM reader and the portal engine. For example, the CRM label "First name" becomes</w:t>
-      </w:r>
-      <w:r>
-        <w:t xml:space="preserve"> </w:t>
-      </w:r>
-      <w:r>
-        <w:rPr>
-          <w:rStyle w:val="VerbatimChar"/>
-        </w:rPr>
-        <w:t xml:space="preserve">fields.givenName</w:t>
-      </w:r>
-      <w:r>
-        <w:t xml:space="preserve">. A portal selector mapped to</w:t>
-      </w:r>
-      <w:r>
-        <w:t xml:space="preserve"> </w:t>
-      </w:r>
-      <w:r>
-        <w:rPr>
-          <w:rStyle w:val="VerbatimChar"/>
-        </w:rPr>
-        <w:t xml:space="preserve">givenName</w:t>
-      </w:r>
-      <w:r>
-        <w:t xml:space="preserve"> </w:t>
-      </w:r>
-      <w:r>
-        <w:t xml:space="preserve">receives that same value. The reader can open supported CRM sections before reading them. It keeps the first non-empty value for a key, normalizes whitespace, and converts recognised single dates to</w:t>
+        <w:pStyle w:val="Compact"/>
+        <w:numPr>
+          <w:ilvl w:val="0"/>
+          <w:numId w:val="1007"/>
+        </w:numPr>
+      </w:pPr>
+      <w:r>
+        <w:t xml:space="preserve">The reader keeps the first non-empty value for a key and normalizes white space.</w:t>
+      </w:r>
+    </w:p>
+    <w:p>
+      <w:pPr>
+        <w:pStyle w:val="Compact"/>
+        <w:numPr>
+          <w:ilvl w:val="0"/>
+          <w:numId w:val="1007"/>
+        </w:numPr>
+      </w:pPr>
+      <w:r>
+        <w:t xml:space="preserve">It converts recognised single dates to</w:t>
       </w:r>
       <w:r>
         <w:t xml:space="preserve"> </w:t>
@@ -3469,22 +3771,34 @@
         <w:t xml:space="preserve">YYYY-MM-DD</w:t>
       </w:r>
       <w:r>
-        <w:t xml:space="preserve">;</w:t>
-      </w:r>
-      <w:r>
-        <w:t xml:space="preserve"> </w:t>
-      </w:r>
-      <w:r>
-        <w:rPr>
-          <w:rStyle w:val="VerbatimChar"/>
-        </w:rPr>
-        <w:t xml:space="preserve">*Dates</w:t>
-      </w:r>
-      <w:r>
-        <w:t xml:space="preserve"> </w:t>
-      </w:r>
-      <w:r>
-        <w:t xml:space="preserve">range keys keep the visible range. Values shown as</w:t>
+        <w:t xml:space="preserve">. Keys that end in</w:t>
+      </w:r>
+      <w:r>
+        <w:t xml:space="preserve"> </w:t>
+      </w:r>
+      <w:r>
+        <w:rPr>
+          <w:rStyle w:val="VerbatimChar"/>
+        </w:rPr>
+        <w:t xml:space="preserve">Dates</w:t>
+      </w:r>
+      <w:r>
+        <w:t xml:space="preserve"> </w:t>
+      </w:r>
+      <w:r>
+        <w:t xml:space="preserve">keep the visible range.</w:t>
+      </w:r>
+    </w:p>
+    <w:p>
+      <w:pPr>
+        <w:pStyle w:val="Compact"/>
+        <w:numPr>
+          <w:ilvl w:val="0"/>
+          <w:numId w:val="1007"/>
+        </w:numPr>
+      </w:pPr>
+      <w:r>
+        <w:t xml:space="preserve">It treats these values as absent:</w:t>
       </w:r>
       <w:r>
         <w:t xml:space="preserve"> </w:t>
@@ -3532,10 +3846,7 @@
         <w:t xml:space="preserve">No X Found.</w:t>
       </w:r>
       <w:r>
-        <w:t xml:space="preserve"> </w:t>
-      </w:r>
-      <w:r>
-        <w:t xml:space="preserve">or</w:t>
+        <w:t xml:space="preserve">, and</w:t>
       </w:r>
       <w:r>
         <w:t xml:space="preserve"> </w:t>
@@ -3546,27 +3857,31 @@
         </w:rPr>
         <w:t xml:space="preserve">No X available.</w:t>
       </w:r>
-      <w:r>
-        <w:t xml:space="preserve"> </w:t>
-      </w:r>
-      <w:r>
-        <w:t xml:space="preserve">are treated as absent.</w:t>
-      </w:r>
-    </w:p>
-    <w:p>
-      <w:pPr>
-        <w:pStyle w:val="BodyText"/>
-      </w:pPr>
-      <w:r>
-        <w:t xml:space="preserve">The cache is flat: one saved education, passport, visa, work or reference entry per key. Multi-row CRM data beyond the first entry is not stored. Lead lists, remarks, tasks and the other tabs are not part of Copy; documents have their own list.</w:t>
-      </w:r>
-    </w:p>
-    <w:p>
-      <w:pPr>
-        <w:pStyle w:val="BodyText"/>
-      </w:pPr>
-      <w:r>
-        <w:t xml:space="preserve">Document listing uses read-only CRM API</w:t>
+    </w:p>
+    <w:p>
+      <w:pPr>
+        <w:pStyle w:val="FirstParagraph"/>
+      </w:pPr>
+      <w:r>
+        <w:t xml:space="preserve">The cache is flat. It keeps one saved education, passport, visa, work, or reference entry for each key. It does not store later rows. Lead lists, remarks, tasks, and the other tabs are not part of Copy. Documents have their own list.</w:t>
+      </w:r>
+    </w:p>
+    <w:p>
+      <w:pPr>
+        <w:pStyle w:val="Heading3"/>
+      </w:pPr>
+      <w:bookmarkStart w:id="31" w:name="_d4fc27930f9dd7c616cb592ad4bc11b6d6e19e9"/>
+      <w:r>
+        <w:t xml:space="preserve">Document listing</w:t>
+      </w:r>
+      <w:bookmarkEnd w:id="31"/>
+    </w:p>
+    <w:p>
+      <w:pPr>
+        <w:pStyle w:val="FirstParagraph"/>
+      </w:pPr>
+      <w:r>
+        <w:t xml:space="preserve">The reader lists documents with read-only CRM API</w:t>
       </w:r>
       <w:r>
         <w:t xml:space="preserve"> </w:t>
@@ -3578,7 +3893,10 @@
         <w:t xml:space="preserve">GET</w:t>
       </w:r>
       <w:r>
-        <w:t xml:space="preserve">s per group (</w:t>
+        <w:t xml:space="preserve"> </w:t>
+      </w:r>
+      <w:r>
+        <w:t xml:space="preserve">requests. There is one request for each group (</w:t>
       </w:r>
       <w:r>
         <w:rPr>
@@ -3626,7 +3944,7 @@
         <w:t xml:space="preserve">src/crm-documents.js</w:t>
       </w:r>
       <w:r>
-        <w:t xml:space="preserve">), with the page</w:t>
+        <w:t xml:space="preserve">). Each request sends the page</w:t>
       </w:r>
       <w:r>
         <w:t xml:space="preserve"> </w:t>
@@ -3641,7 +3959,7 @@
         <w:t xml:space="preserve"> </w:t>
       </w:r>
       <w:r>
-        <w:t xml:space="preserve">Bearer header and same-origin credentials. The token is used transiently for listing. It is not written into</w:t>
+        <w:t xml:space="preserve">value as a Bearer header, with same-origin credentials. The extension uses the token only while it lists. It does not write the token into</w:t>
       </w:r>
       <w:r>
         <w:t xml:space="preserve"> </w:t>
@@ -3667,22 +3985,22 @@
       <w:pPr>
         <w:pStyle w:val="Heading2"/>
       </w:pPr>
-      <w:bookmarkStart w:id="28" w:name="_d08d0474d81afb07f19f89a7a0964b9b3f3be5e"/>
+      <w:bookmarkStart w:id="32" w:name="_d08d0474d81afb07f19f89a7a0964b9b3f3be5e"/>
       <w:r>
         <w:t xml:space="preserve">Data flow: Copy to Autofill</w:t>
       </w:r>
-      <w:bookmarkEnd w:id="28"/>
+      <w:bookmarkEnd w:id="32"/>
     </w:p>
     <w:p>
       <w:pPr>
         <w:pStyle w:val="Compact"/>
         <w:numPr>
           <w:ilvl w:val="0"/>
-          <w:numId w:val="1003"/>
+          <w:numId w:val="1008"/>
         </w:numPr>
       </w:pPr>
       <w:r>
-        <w:t xml:space="preserve">Popup validates the active tab is an approved CRM origin.</w:t>
+        <w:t xml:space="preserve">The popup checks that the active tab is on an approved CRM origin.</w:t>
       </w:r>
     </w:p>
     <w:p>
@@ -3690,11 +4008,11 @@
         <w:pStyle w:val="Compact"/>
         <w:numPr>
           <w:ilvl w:val="0"/>
-          <w:numId w:val="1003"/>
+          <w:numId w:val="1008"/>
         </w:numPr>
       </w:pPr>
       <w:r>
-        <w:t xml:space="preserve">Reader returns one profile. Documents are listed separately. Listing failure does not block field Copy.</w:t>
+        <w:t xml:space="preserve">The reader returns one profile. The extension lists documents separately. A failed document list does not block field Copy.</w:t>
       </w:r>
     </w:p>
     <w:p>
@@ -3702,11 +4020,11 @@
         <w:pStyle w:val="Compact"/>
         <w:numPr>
           <w:ilvl w:val="0"/>
-          <w:numId w:val="1003"/>
+          <w:numId w:val="1008"/>
         </w:numPr>
       </w:pPr>
       <w:r>
-        <w:t xml:space="preserve">Background validates and stores one</w:t>
+        <w:t xml:space="preserve">The background worker validates the profile and stores one</w:t>
       </w:r>
       <w:r>
         <w:t xml:space="preserve"> </w:t>
@@ -3726,11 +4044,23 @@
         <w:pStyle w:val="Compact"/>
         <w:numPr>
           <w:ilvl w:val="0"/>
-          <w:numId w:val="1003"/>
+          <w:numId w:val="1008"/>
         </w:numPr>
       </w:pPr>
       <w:r>
-        <w:t xml:space="preserve">Staff open a fill target (any HTTP(S) page that is not a CRM origin). Mapped portals may already be in</w:t>
+        <w:t xml:space="preserve">Staff open a fill target. This is any HTTP(S) page that is not a CRM origin.</w:t>
+      </w:r>
+    </w:p>
+    <w:p>
+      <w:pPr>
+        <w:pStyle w:val="Compact"/>
+        <w:numPr>
+          <w:ilvl w:val="1"/>
+          <w:numId w:val="1009"/>
+        </w:numPr>
+      </w:pPr>
+      <w:r>
+        <w:t xml:space="preserve">Mapped portals can already be in</w:t>
       </w:r>
       <w:r>
         <w:t xml:space="preserve"> </w:t>
@@ -3742,7 +4072,19 @@
         <w:t xml:space="preserve">host_permissions</w:t>
       </w:r>
       <w:r>
-        <w:t xml:space="preserve">. Others rely on toolbar</w:t>
+        <w:t xml:space="preserve">.</w:t>
+      </w:r>
+    </w:p>
+    <w:p>
+      <w:pPr>
+        <w:pStyle w:val="Compact"/>
+        <w:numPr>
+          <w:ilvl w:val="1"/>
+          <w:numId w:val="1009"/>
+        </w:numPr>
+      </w:pPr>
+      <w:r>
+        <w:t xml:space="preserve">Other pages use the toolbar</w:t>
       </w:r>
       <w:r>
         <w:t xml:space="preserve"> </w:t>
@@ -3757,7 +4099,7 @@
         <w:t xml:space="preserve"> </w:t>
       </w:r>
       <w:r>
-        <w:t xml:space="preserve">or an optional exact-site grant via</w:t>
+        <w:t xml:space="preserve">grant, or an optional exact-site grant from</w:t>
       </w:r>
       <w:r>
         <w:t xml:space="preserve"> </w:t>
@@ -3770,7 +4112,32 @@
         <w:t xml:space="preserve">Allow this website</w:t>
       </w:r>
       <w:r>
-        <w:t xml:space="preserve">. That button appears only for HTTPS origins (</w:t>
+        <w:t xml:space="preserve">.</w:t>
+      </w:r>
+    </w:p>
+    <w:p>
+      <w:pPr>
+        <w:pStyle w:val="Compact"/>
+        <w:numPr>
+          <w:ilvl w:val="1"/>
+          <w:numId w:val="1009"/>
+        </w:numPr>
+      </w:pPr>
+      <w:r>
+        <w:rPr>
+          <w:b/>
+          <w:bCs/>
+        </w:rPr>
+        <w:t xml:space="preserve">Allow this website</w:t>
+      </w:r>
+      <w:r>
+        <w:t xml:space="preserve"> </w:t>
+      </w:r>
+      <w:r>
+        <w:t xml:space="preserve">shows only for HTTPS origins, because</w:t>
+      </w:r>
+      <w:r>
+        <w:t xml:space="preserve"> </w:t>
       </w:r>
       <w:r>
         <w:rPr>
@@ -3794,7 +4161,7 @@
         <w:t xml:space="preserve">https://*/*</w:t>
       </w:r>
       <w:r>
-        <w:t xml:space="preserve">), so a plain HTTP page outside the build's host permissions can be filled only through</w:t>
+        <w:t xml:space="preserve">. A plain HTTP page outside the build's host permissions can be filled only through</w:t>
       </w:r>
       <w:r>
         <w:t xml:space="preserve"> </w:t>
@@ -3806,7 +4173,22 @@
         <w:t xml:space="preserve">activeTab</w:t>
       </w:r>
       <w:r>
-        <w:t xml:space="preserve">, which the browser grants when staff open the extension from the toolbar on that tab.</w:t>
+        <w:t xml:space="preserve">. The browser grants</w:t>
+      </w:r>
+      <w:r>
+        <w:t xml:space="preserve"> </w:t>
+      </w:r>
+      <w:r>
+        <w:rPr>
+          <w:rStyle w:val="VerbatimChar"/>
+        </w:rPr>
+        <w:t xml:space="preserve">activeTab</w:t>
+      </w:r>
+      <w:r>
+        <w:t xml:space="preserve"> </w:t>
+      </w:r>
+      <w:r>
+        <w:t xml:space="preserve">when staff open the extension from the toolbar on that tab.</w:t>
       </w:r>
     </w:p>
     <w:p>
@@ -3814,11 +4196,11 @@
         <w:pStyle w:val="Compact"/>
         <w:numPr>
           <w:ilvl w:val="0"/>
-          <w:numId w:val="1003"/>
+          <w:numId w:val="1008"/>
         </w:numPr>
       </w:pPr>
       <w:r>
-        <w:t xml:space="preserve">Popup enumerates frames with</w:t>
+        <w:t xml:space="preserve">The popup lists the frames with</w:t>
       </w:r>
       <w:r>
         <w:t xml:space="preserve"> </w:t>
@@ -3838,11 +4220,11 @@
         <w:pStyle w:val="Compact"/>
         <w:numPr>
           <w:ilvl w:val="0"/>
-          <w:numId w:val="1003"/>
+          <w:numId w:val="1008"/>
         </w:numPr>
       </w:pPr>
       <w:r>
-        <w:t xml:space="preserve">Only the top frame and frames whose URL origin exactly matches the selected page origin are kept. Cross-origin embeds and opaque or sandboxed frames are skipped or rejected later.</w:t>
+        <w:t xml:space="preserve">The popup keeps the top frame and the frames with exactly the same origin as the selected page. It skips cross-origin embeds. It skips or later rejects opaque and sandboxed frames.</w:t>
       </w:r>
     </w:p>
     <w:p>
@@ -3850,11 +4232,11 @@
         <w:pStyle w:val="Compact"/>
         <w:numPr>
           <w:ilvl w:val="0"/>
-          <w:numId w:val="1003"/>
+          <w:numId w:val="1008"/>
         </w:numPr>
       </w:pPr>
       <w:r>
-        <w:t xml:space="preserve">Each selected frame must expose</w:t>
+        <w:t xml:space="preserve">Each selected frame must have a</w:t>
       </w:r>
       <w:r>
         <w:t xml:space="preserve"> </w:t>
@@ -3866,11 +4248,53 @@
         <w:t xml:space="preserve">documentId</w:t>
       </w:r>
       <w:r>
-        <w:t xml:space="preserve">. If any selected frame lacks it, Autofill fails closed before any injection and the popup shows: "This browser cannot bind Autofill to the exact page document. Fill the form manually, or use Chrome or Edge." Before that, the top frame must still be on the selected origin, otherwise the popup shows "The page changed before Autofill started. Try again on the form."</w:t>
-      </w:r>
-      <w:r>
-        <w:t xml:space="preserve"> </w:t>
-      </w:r>
+        <w:t xml:space="preserve">.</w:t>
+      </w:r>
+    </w:p>
+    <w:p>
+      <w:pPr>
+        <w:pStyle w:val="Compact"/>
+        <w:numPr>
+          <w:ilvl w:val="1"/>
+          <w:numId w:val="1010"/>
+        </w:numPr>
+      </w:pPr>
+      <w:r>
+        <w:t xml:space="preserve">If a selected frame has no</w:t>
+      </w:r>
+      <w:r>
+        <w:t xml:space="preserve"> </w:t>
+      </w:r>
+      <w:r>
+        <w:rPr>
+          <w:rStyle w:val="VerbatimChar"/>
+        </w:rPr>
+        <w:t xml:space="preserve">documentId</w:t>
+      </w:r>
+      <w:r>
+        <w:t xml:space="preserve">, Autofill stops before it injects anything. The popup shows: "This browser cannot bind Autofill to the exact page document. Fill the form manually, or use Chrome or Edge."</w:t>
+      </w:r>
+    </w:p>
+    <w:p>
+      <w:pPr>
+        <w:pStyle w:val="Compact"/>
+        <w:numPr>
+          <w:ilvl w:val="1"/>
+          <w:numId w:val="1010"/>
+        </w:numPr>
+      </w:pPr>
+      <w:r>
+        <w:t xml:space="preserve">Before that check, the top frame must still be on the selected origin. If not, the popup shows: "The page changed before Autofill started. Try again on the form."</w:t>
+      </w:r>
+    </w:p>
+    <w:p>
+      <w:pPr>
+        <w:pStyle w:val="Compact"/>
+        <w:numPr>
+          <w:ilvl w:val="1"/>
+          <w:numId w:val="1010"/>
+        </w:numPr>
+      </w:pPr>
       <w:r>
         <w:rPr>
           <w:b/>
@@ -3882,7 +4306,19 @@
         <w:t xml:space="preserve"> </w:t>
       </w:r>
       <w:r>
-        <w:t xml:space="preserve">uses the same frame selection, so its upload scan fails in the same way. Do not claim Safari parity from</w:t>
+        <w:t xml:space="preserve">uses the same frame selection. Its upload scan fails in the same way.</w:t>
+      </w:r>
+    </w:p>
+    <w:p>
+      <w:pPr>
+        <w:pStyle w:val="Compact"/>
+        <w:numPr>
+          <w:ilvl w:val="1"/>
+          <w:numId w:val="1010"/>
+        </w:numPr>
+      </w:pPr>
+      <w:r>
+        <w:t xml:space="preserve">Do not claim Safari parity from</w:t>
       </w:r>
       <w:r>
         <w:t xml:space="preserve"> </w:t>
@@ -3905,11 +4341,11 @@
         <w:pStyle w:val="Compact"/>
         <w:numPr>
           <w:ilvl w:val="0"/>
-          <w:numId w:val="1003"/>
+          <w:numId w:val="1008"/>
         </w:numPr>
       </w:pPr>
       <w:r>
-        <w:t xml:space="preserve">Popup injects</w:t>
+        <w:t xml:space="preserve">The popup injects</w:t>
       </w:r>
       <w:r>
         <w:t xml:space="preserve"> </w:t>
@@ -3924,7 +4360,7 @@
         <w:t xml:space="preserve"> </w:t>
       </w:r>
       <w:r>
-        <w:t xml:space="preserve">per</w:t>
+        <w:t xml:space="preserve">into each</w:t>
       </w:r>
       <w:r>
         <w:t xml:space="preserve"> </w:t>
@@ -3936,7 +4372,7 @@
         <w:t xml:space="preserve">documentId</w:t>
       </w:r>
       <w:r>
-        <w:t xml:space="preserve">, opens one</w:t>
+        <w:t xml:space="preserve">. It opens one</w:t>
       </w:r>
       <w:r>
         <w:t xml:space="preserve"> </w:t>
@@ -3966,7 +4402,7 @@
         <w:t xml:space="preserve"> </w:t>
       </w:r>
       <w:r>
-        <w:t xml:space="preserve">per document, sends</w:t>
+        <w:t xml:space="preserve">for each document. It sends</w:t>
       </w:r>
       <w:r>
         <w:t xml:space="preserve"> </w:t>
@@ -3981,7 +4417,7 @@
         <w:t xml:space="preserve"> </w:t>
       </w:r>
       <w:r>
-        <w:t xml:space="preserve">with the selected origin, re-reads the worker cache, then sends</w:t>
+        <w:t xml:space="preserve">with the selected origin. It reads the worker cache again. Then it sends</w:t>
       </w:r>
       <w:r>
         <w:t xml:space="preserve"> </w:t>
@@ -4004,7 +4440,7 @@
         <w:pStyle w:val="Compact"/>
         <w:numPr>
           <w:ilvl w:val="0"/>
-          <w:numId w:val="1003"/>
+          <w:numId w:val="1008"/>
         </w:numPr>
       </w:pPr>
       <w:r>
@@ -4017,7 +4453,7 @@
         <w:t xml:space="preserve"> </w:t>
       </w:r>
       <w:r>
-        <w:t xml:space="preserve">accepts the port only from the popup sender, re-checks origin,</w:t>
+        <w:t xml:space="preserve">accepts the port only from the popup. It checks the origin,</w:t>
       </w:r>
       <w:r>
         <w:t xml:space="preserve"> </w:t>
@@ -4032,7 +4468,7 @@
         <w:t xml:space="preserve"> </w:t>
       </w:r>
       <w:r>
-        <w:t xml:space="preserve">(sandbox), and top-page origin, then runs the engine.</w:t>
+        <w:t xml:space="preserve">(the sandbox), and the top-page origin again. Then it runs the engine.</w:t>
       </w:r>
     </w:p>
     <w:p>
@@ -4040,11 +4476,11 @@
         <w:pStyle w:val="Compact"/>
         <w:numPr>
           <w:ilvl w:val="0"/>
-          <w:numId w:val="1003"/>
+          <w:numId w:val="1008"/>
         </w:numPr>
       </w:pPr>
       <w:r>
-        <w:t xml:space="preserve">Navigation closes the port. The popup does not reconnect that port.</w:t>
+        <w:t xml:space="preserve">Navigation closes the port. The popup does not reconnect it.</w:t>
       </w:r>
     </w:p>
     <w:p>
@@ -4052,7 +4488,7 @@
         <w:pStyle w:val="FirstParagraph"/>
       </w:pPr>
       <w:r>
-        <w:t xml:space="preserve">Each selected frame's injected extension script receives the copied field map for local matching, not only the fields that will eventually match. The extension does not POST that map to the university server. Once values enter the page's controls, the page and its scripts can read, autosave, or transmit them. Not clicking Submit is not a guarantee that the university has received no data.</w:t>
+        <w:t xml:space="preserve">The injected script in each selected frame receives the whole copied field map for local matching. It does not receive only the fields that will match. The extension does not send that map to the university server. When values enter the page controls, the page and its scripts can read, autosave, or send them. If staff do not select Submit, this does not guarantee that the university received no data.</w:t>
       </w:r>
     </w:p>
     <w:p>
@@ -4066,15 +4502,19 @@
       <w:pPr>
         <w:pStyle w:val="Heading2"/>
       </w:pPr>
-      <w:bookmarkStart w:id="29" w:name="_769132738d1fa1c98ab359793a0bbfadcb00c0a"/>
+      <w:bookmarkStart w:id="33" w:name="_769132738d1fa1c98ab359793a0bbfadcb00c0a"/>
       <w:r>
         <w:t xml:space="preserve">Messages and ports</w:t>
       </w:r>
-      <w:bookmarkEnd w:id="29"/>
-    </w:p>
-    <w:p>
-      <w:pPr>
-        <w:pStyle w:val="FirstParagraph"/>
+      <w:bookmarkEnd w:id="33"/>
+    </w:p>
+    <w:p>
+      <w:pPr>
+        <w:pStyle w:val="Compact"/>
+        <w:numPr>
+          <w:ilvl w:val="0"/>
+          <w:numId w:val="1011"/>
+        </w:numPr>
       </w:pPr>
       <w:r>
         <w:rPr>
@@ -4134,7 +4574,11 @@
     </w:p>
     <w:p>
       <w:pPr>
-        <w:pStyle w:val="BodyText"/>
+        <w:pStyle w:val="Compact"/>
+        <w:numPr>
+          <w:ilvl w:val="0"/>
+          <w:numId w:val="1011"/>
+        </w:numPr>
       </w:pPr>
       <w:r>
         <w:rPr>
@@ -4182,7 +4626,11 @@
     </w:p>
     <w:p>
       <w:pPr>
-        <w:pStyle w:val="BodyText"/>
+        <w:pStyle w:val="Compact"/>
+        <w:numPr>
+          <w:ilvl w:val="0"/>
+          <w:numId w:val="1011"/>
+        </w:numPr>
       </w:pPr>
       <w:r>
         <w:rPr>
@@ -4195,7 +4643,7 @@
         <w:t xml:space="preserve"> </w:t>
       </w:r>
       <w:r>
-        <w:t xml:space="preserve">name</w:t>
+        <w:t xml:space="preserve">the port name is</w:t>
       </w:r>
       <w:r>
         <w:t xml:space="preserve"> </w:t>
@@ -4207,7 +4655,7 @@
         <w:t xml:space="preserve">sams-autofill</w:t>
       </w:r>
       <w:r>
-        <w:t xml:space="preserve">. Actions</w:t>
+        <w:t xml:space="preserve">. The actions are</w:t>
       </w:r>
       <w:r>
         <w:t xml:space="preserve"> </w:t>
@@ -4252,6 +4700,18 @@
         <w:rPr>
           <w:rStyle w:val="VerbatimChar"/>
         </w:rPr>
+        <w:t xml:space="preserve">showUpload</w:t>
+      </w:r>
+      <w:r>
+        <w:t xml:space="preserve">, and</w:t>
+      </w:r>
+      <w:r>
+        <w:t xml:space="preserve"> </w:t>
+      </w:r>
+      <w:r>
+        <w:rPr>
+          <w:rStyle w:val="VerbatimChar"/>
+        </w:rPr>
         <w:t xml:space="preserve">attachDocument</w:t>
       </w:r>
       <w:r>
@@ -4260,10 +4720,10 @@
     </w:p>
     <w:p>
       <w:pPr>
-        <w:pStyle w:val="BodyText"/>
-      </w:pPr>
-      <w:r>
-        <w:t xml:space="preserve">Upload fields are bound by keys handed out on that port (</w:t>
+        <w:pStyle w:val="FirstParagraph"/>
+      </w:pPr>
+      <w:r>
+        <w:t xml:space="preserve">The port gives each upload field a key (</w:t>
       </w:r>
       <w:r>
         <w:rPr>
@@ -4284,7 +4744,7 @@
         <w:t xml:space="preserve">upload-1</w:t>
       </w:r>
       <w:r>
-        <w:t xml:space="preserve">, ...), never by re-querying a CSS selector at attach time. That is the exact-document binding for files.</w:t>
+        <w:t xml:space="preserve">, and so on). Show and Attach use that key. They never query a CSS selector again at attach time. This is the exact-document binding for files.</w:t>
       </w:r>
     </w:p>
     <w:p>
@@ -4298,18 +4758,18 @@
       <w:pPr>
         <w:pStyle w:val="Heading2"/>
       </w:pPr>
-      <w:bookmarkStart w:id="30" w:name="_7ca78eeaa7927d7ccbb5e4ec6d49fa70d68ff44"/>
+      <w:bookmarkStart w:id="34" w:name="_7ca78eeaa7927d7ccbb5e4ec6d49fa70d68ff44"/>
       <w:r>
         <w:t xml:space="preserve">Matching engine safeguards</w:t>
       </w:r>
-      <w:bookmarkEnd w:id="30"/>
+      <w:bookmarkEnd w:id="34"/>
     </w:p>
     <w:p>
       <w:pPr>
         <w:pStyle w:val="FirstParagraph"/>
       </w:pPr>
       <w:r>
-        <w:t xml:space="preserve">In mapped mode, the engine scans form controls and reads their labels, names, IDs, and autocomplete attributes. An exact</w:t>
+        <w:t xml:space="preserve">In mapped mode, the engine scans the form controls. It reads their labels, names, IDs, and autocomplete attributes. A control that matches a</w:t>
       </w:r>
       <w:r>
         <w:t xml:space="preserve"> </w:t>
@@ -4324,7 +4784,7 @@
         <w:t xml:space="preserve"> </w:t>
       </w:r>
       <w:r>
-        <w:t xml:space="preserve">match scores 1000 for its configured CRM key. Other controls use shared and portal-specific synonyms, word matches, autocomplete, and section context. A score below 50 is not enough to fill a field. The engine then checks the current value and chooses a compatible text, date, radio, or select value. A high score alone does not guarantee a fill.</w:t>
+        <w:t xml:space="preserve">entry exactly scores 1000 for its configured CRM key. Other controls use shared and portal synonyms, word matches, autocomplete values, and section context. A score below 50 does not fill a field. Then the engine checks the current value and chooses a compatible text, date, radio, or select value. A high score does not guarantee a fill.</w:t>
       </w:r>
     </w:p>
     <w:p>
@@ -4332,12 +4792,6 @@
         <w:pStyle w:val="BodyText"/>
       </w:pPr>
       <w:r>
-        <w:t xml:space="preserve">High-level rules enforced in</w:t>
-      </w:r>
-      <w:r>
-        <w:t xml:space="preserve"> </w:t>
-      </w:r>
-      <w:r>
         <w:rPr>
           <w:rStyle w:val="VerbatimChar"/>
         </w:rPr>
@@ -4347,7 +4801,7 @@
         <w:t xml:space="preserve"> </w:t>
       </w:r>
       <w:r>
-        <w:t xml:space="preserve">and related config:</w:t>
+        <w:t xml:space="preserve">and the config files enforce these rules:</w:t>
       </w:r>
     </w:p>
     <w:p>
@@ -4355,11 +4809,11 @@
         <w:pStyle w:val="Compact"/>
         <w:numPr>
           <w:ilvl w:val="0"/>
-          <w:numId w:val="1004"/>
+          <w:numId w:val="1012"/>
         </w:numPr>
       </w:pPr>
       <w:r>
-        <w:t xml:space="preserve">Existing non-empty values are not overwritten.</w:t>
+        <w:t xml:space="preserve">The engine does not overwrite a non-empty value.</w:t>
       </w:r>
     </w:p>
     <w:p>
@@ -4367,11 +4821,11 @@
         <w:pStyle w:val="Compact"/>
         <w:numPr>
           <w:ilvl w:val="0"/>
-          <w:numId w:val="1004"/>
+          <w:numId w:val="1012"/>
         </w:numPr>
       </w:pPr>
       <w:r>
-        <w:t xml:space="preserve">The normal field scanner excludes readonly, disabled, hidden, inert, and disconnected controls. Split-date controls use a separate path, so their selectors need careful review.</w:t>
+        <w:t xml:space="preserve">The normal scanner skips readonly, disabled, hidden, inert, and disconnected controls. Split-date controls use a separate path. Review their selectors carefully.</w:t>
       </w:r>
     </w:p>
     <w:p>
@@ -4379,11 +4833,11 @@
         <w:pStyle w:val="Compact"/>
         <w:numPr>
           <w:ilvl w:val="0"/>
-          <w:numId w:val="1004"/>
+          <w:numId w:val="1012"/>
         </w:numPr>
       </w:pPr>
       <w:r>
-        <w:t xml:space="preserve">Checkboxes and file inputs are never filled by Autofill. Files use</w:t>
+        <w:t xml:space="preserve">Autofill never fills checkboxes or file inputs. Files use</w:t>
       </w:r>
       <w:r>
         <w:t xml:space="preserve"> </w:t>
@@ -4407,11 +4861,11 @@
         <w:pStyle w:val="Compact"/>
         <w:numPr>
           <w:ilvl w:val="0"/>
-          <w:numId w:val="1004"/>
+          <w:numId w:val="1012"/>
         </w:numPr>
       </w:pPr>
       <w:r>
-        <w:t xml:space="preserve">Click guard rejects controls whose accessible text matches submit, pay, send, delete, confirm, declare, agree, next, save, or continue.</w:t>
+        <w:t xml:space="preserve">The click guard rejects controls with accessible text that matches submit, pay, send, delete, confirm, declare, agree, next, save, or continue.</w:t>
       </w:r>
     </w:p>
     <w:p>
@@ -4419,11 +4873,11 @@
         <w:pStyle w:val="Compact"/>
         <w:numPr>
           <w:ilvl w:val="0"/>
-          <w:numId w:val="1004"/>
+          <w:numId w:val="1012"/>
         </w:numPr>
       </w:pPr>
       <w:r>
-        <w:t xml:space="preserve">Portal</w:t>
+        <w:t xml:space="preserve">The normal matcher skips the selectors in a portal's</w:t>
       </w:r>
       <w:r>
         <w:t xml:space="preserve"> </w:t>
@@ -4435,10 +4889,7 @@
         <w:t xml:space="preserve">blockedControls</w:t>
       </w:r>
       <w:r>
-        <w:t xml:space="preserve"> </w:t>
-      </w:r>
-      <w:r>
-        <w:t xml:space="preserve">selectors are excluded from normal matching. Date selects explicitly listed in</w:t>
+        <w:t xml:space="preserve">. The separate path can still fill date selects that</w:t>
       </w:r>
       <w:r>
         <w:t xml:space="preserve"> </w:t>
@@ -4453,7 +4904,7 @@
         <w:t xml:space="preserve"> </w:t>
       </w:r>
       <w:r>
-        <w:t xml:space="preserve">can still be filled by that separate path.</w:t>
+        <w:t xml:space="preserve">lists.</w:t>
       </w:r>
     </w:p>
     <w:p>
@@ -4461,7 +4912,7 @@
         <w:pStyle w:val="Compact"/>
         <w:numPr>
           <w:ilvl w:val="0"/>
-          <w:numId w:val="1004"/>
+          <w:numId w:val="1012"/>
         </w:numPr>
       </w:pPr>
       <w:r>
@@ -4492,7 +4943,7 @@
         <w:t xml:space="preserve">config/synonyms.js</w:t>
       </w:r>
       <w:r>
-        <w:t xml:space="preserve">. Recognised label, name, ID, and autocomplete hints must not disagree. A present but unrecognised label prevents a fill. The control type must be allowed, and no other control can claim the same key. Blocked field, section, and form contexts, or a password field in the same form, also prevent a fill.</w:t>
+        <w:t xml:space="preserve">. The label, name, ID, and autocomplete hints must not disagree. A label that is present but not recognised prevents a fill. The control type must be allowed. No other control can claim the same key. A blocked field, section, or form context prevents a fill. A password field in the same form also prevents a fill.</w:t>
       </w:r>
     </w:p>
     <w:p>
@@ -4500,11 +4951,11 @@
         <w:pStyle w:val="Compact"/>
         <w:numPr>
           <w:ilvl w:val="0"/>
-          <w:numId w:val="1004"/>
+          <w:numId w:val="1012"/>
         </w:numPr>
       </w:pPr>
       <w:r>
-        <w:t xml:space="preserve">Mapped mode activates when a portal config's</w:t>
+        <w:t xml:space="preserve">Mapped mode starts when a portal config's</w:t>
       </w:r>
       <w:r>
         <w:t xml:space="preserve"> </w:t>
@@ -4519,7 +4970,7 @@
         <w:t xml:space="preserve"> </w:t>
       </w:r>
       <w:r>
-        <w:t xml:space="preserve">includes</w:t>
+        <w:t xml:space="preserve">include</w:t>
       </w:r>
       <w:r>
         <w:t xml:space="preserve"> </w:t>
@@ -4564,7 +5015,7 @@
         <w:t xml:space="preserve"> </w:t>
       </w:r>
       <w:r>
-        <w:t xml:space="preserve">list activates on every page of its origins. First matching portal in the loaded</w:t>
+        <w:t xml:space="preserve">list starts on every page of its origins. The first matching portal in the loaded</w:t>
       </w:r>
       <w:r>
         <w:t xml:space="preserve"> </w:t>
@@ -4579,7 +5030,7 @@
         <w:t xml:space="preserve"> </w:t>
       </w:r>
       <w:r>
-        <w:t xml:space="preserve">array wins. Otherwise behaviour falls back to generic.</w:t>
+        <w:t xml:space="preserve">array wins. Otherwise the engine uses generic mode.</w:t>
       </w:r>
     </w:p>
     <w:p>
@@ -4606,7 +5057,7 @@
           <w:b/>
           <w:bCs/>
         </w:rPr>
-        <w:t xml:space="preserve">vs</w:t>
+        <w:t xml:space="preserve">and</w:t>
       </w:r>
       <w:r>
         <w:rPr>
@@ -4636,10 +5087,16 @@
         <w:pStyle w:val="Compact"/>
         <w:numPr>
           <w:ilvl w:val="0"/>
-          <w:numId w:val="1005"/>
+          <w:numId w:val="1013"/>
         </w:numPr>
       </w:pPr>
       <w:r>
+        <w:t xml:space="preserve">A string in</w:t>
+      </w:r>
+      <w:r>
+        <w:t xml:space="preserve"> </w:t>
+      </w:r>
+      <w:r>
         <w:rPr>
           <w:rStyle w:val="VerbatimChar"/>
         </w:rPr>
@@ -4649,7 +5106,7 @@
         <w:t xml:space="preserve"> </w:t>
       </w:r>
       <w:r>
-        <w:t xml:space="preserve">string entries use</w:t>
+        <w:t xml:space="preserve">uses</w:t>
       </w:r>
       <w:r>
         <w:t xml:space="preserve"> </w:t>
@@ -4661,7 +5118,7 @@
         <w:t xml:space="preserve">location.pathname.includes(matcher)</w:t>
       </w:r>
       <w:r>
-        <w:t xml:space="preserve">. RegExp objects use</w:t>
+        <w:t xml:space="preserve">. A RegExp uses</w:t>
       </w:r>
       <w:r>
         <w:t xml:space="preserve"> </w:t>
@@ -4673,7 +5130,7 @@
         <w:t xml:space="preserve">matcher.test(location.pathname)</w:t>
       </w:r>
       <w:r>
-        <w:t xml:space="preserve">. Query strings are not part of that check.</w:t>
+        <w:t xml:space="preserve">. The query string is not part of this check.</w:t>
       </w:r>
     </w:p>
     <w:p>
@@ -4681,7 +5138,7 @@
         <w:pStyle w:val="Compact"/>
         <w:numPr>
           <w:ilvl w:val="0"/>
-          <w:numId w:val="1005"/>
+          <w:numId w:val="1013"/>
         </w:numPr>
       </w:pPr>
       <w:r>
@@ -4694,7 +5151,7 @@
         <w:t xml:space="preserve"> </w:t>
       </w:r>
       <w:r>
-        <w:t xml:space="preserve">use</w:t>
+        <w:t xml:space="preserve">uses</w:t>
       </w:r>
       <w:r>
         <w:t xml:space="preserve"> </w:t>
@@ -4706,7 +5163,7 @@
         <w:t xml:space="preserve">new RegExp(spec.page).test(location.pathname + location.search)</w:t>
       </w:r>
       <w:r>
-        <w:t xml:space="preserve">, and may also accept a</w:t>
+        <w:t xml:space="preserve">. If the path test fails, it can also test a</w:t>
       </w:r>
       <w:r>
         <w:t xml:space="preserve"> </w:t>
@@ -4733,10 +5190,7 @@
         <w:t xml:space="preserve">select.form.action</w:t>
       </w:r>
       <w:r>
-        <w:t xml:space="preserve"> </w:t>
-      </w:r>
-      <w:r>
-        <w:t xml:space="preserve">when the path test fails. Inspect</w:t>
+        <w:t xml:space="preserve">. Read</w:t>
       </w:r>
       <w:r>
         <w:t xml:space="preserve"> </w:t>
@@ -4751,7 +5205,7 @@
         <w:t xml:space="preserve"> </w:t>
       </w:r>
       <w:r>
-        <w:t xml:space="preserve">before changing date maps.</w:t>
+        <w:t xml:space="preserve">before you change date maps.</w:t>
       </w:r>
     </w:p>
     <w:p>
@@ -4759,7 +5213,7 @@
         <w:pStyle w:val="FirstParagraph"/>
       </w:pPr>
       <w:r>
-        <w:t xml:space="preserve">Shared synonyms belong in</w:t>
+        <w:t xml:space="preserve">Put shared synonyms in</w:t>
       </w:r>
       <w:r>
         <w:t xml:space="preserve"> </w:t>
@@ -4771,7 +5225,7 @@
         <w:t xml:space="preserve">config/synonyms.js</w:t>
       </w:r>
       <w:r>
-        <w:t xml:space="preserve">. Portal-only phrases belong in that portal's</w:t>
+        <w:t xml:space="preserve">. Put portal-only phrases in that portal's</w:t>
       </w:r>
       <w:r>
         <w:t xml:space="preserve"> </w:t>
@@ -4790,11 +5244,11 @@
       <w:pPr>
         <w:pStyle w:val="Heading3"/>
       </w:pPr>
-      <w:bookmarkStart w:id="31" w:name="_a29184a466bdfdf13a8125b6505b069a842d025"/>
+      <w:bookmarkStart w:id="35" w:name="_a29184a466bdfdf13a8125b6505b069a842d025"/>
       <w:r>
         <w:t xml:space="preserve">Derived values and portal option maps</w:t>
       </w:r>
-      <w:bookmarkEnd w:id="31"/>
+      <w:bookmarkEnd w:id="35"/>
     </w:p>
     <w:p>
       <w:pPr>
@@ -4843,7 +5297,7 @@
         <w:t xml:space="preserve">splitDates</w:t>
       </w:r>
       <w:r>
-        <w:t xml:space="preserve">. Generic matching does not use these derivations. An explicit non-empty CRM value takes precedence, and derivation does not change the cached CRM fields or the Copied details list.</w:t>
+        <w:t xml:space="preserve">. Generic matching does not derive keys. A non-empty CRM value takes precedence. A derived value does not change the cached CRM fields or the Copied details list.</w:t>
       </w:r>
     </w:p>
     <w:tbl>
@@ -4931,7 +5385,7 @@
               <w:pStyle w:val="Compact"/>
             </w:pPr>
             <w:r>
-              <w:t xml:space="preserve">Greenwich, Manchester, and Bangor birth-country selects (</w:t>
+              <w:t xml:space="preserve">Birth-country selects on Greenwich (</w:t>
             </w:r>
             <w:r>
               <w:rPr>
@@ -4940,10 +5394,7 @@
               <w:t xml:space="preserve">#ud60</w:t>
             </w:r>
             <w:r>
-              <w:t xml:space="preserve">,</w:t>
-            </w:r>
-            <w:r>
-              <w:t xml:space="preserve"> </w:t>
+              <w:t xml:space="preserve">), Manchester (</w:t>
             </w:r>
             <w:r>
               <w:rPr>
@@ -4952,10 +5403,7 @@
               <w:t xml:space="preserve">#IPQ_OA_COB</w:t>
             </w:r>
             <w:r>
-              <w:t xml:space="preserve">,</w:t>
-            </w:r>
-            <w:r>
-              <w:t xml:space="preserve"> </w:t>
+              <w:t xml:space="preserve">), and Bangor (</w:t>
             </w:r>
             <w:r>
               <w:rPr>
@@ -5075,7 +5523,7 @@
         <w:pStyle w:val="FirstParagraph"/>
       </w:pPr>
       <w:r>
-        <w:t xml:space="preserve">Nationality does not prove country of birth. Address country does not establish every portal's legal definition of domicile. Staff must verify these answers and correct the portal when the fallback is wrong.</w:t>
+        <w:t xml:space="preserve">Nationality does not prove the country of birth. The address country does not match every portal's legal definition of domicile. Staff must check these answers and correct the portal when the fallback is wrong.</w:t>
       </w:r>
     </w:p>
     <w:p>
@@ -5092,11 +5540,29 @@
         <w:t xml:space="preserve"> </w:t>
       </w:r>
       <w:r>
-        <w:t xml:space="preserve">maps a normalised CRM value to an ordered array of permitted portal option labels. A missing CRM value in a declared map produces no candidates rather than falling back to a fuzzy match.</w:t>
-      </w:r>
-      <w:r>
-        <w:t xml:space="preserve"> </w:t>
-      </w:r>
+        <w:t xml:space="preserve">maps a normalised CRM value to an ordered array of allowed portal option labels.</w:t>
+      </w:r>
+    </w:p>
+    <w:p>
+      <w:pPr>
+        <w:pStyle w:val="Compact"/>
+        <w:numPr>
+          <w:ilvl w:val="0"/>
+          <w:numId w:val="1014"/>
+        </w:numPr>
+      </w:pPr>
+      <w:r>
+        <w:t xml:space="preserve">If the CRM value is missing and a map is declared, there are no candidates. The engine does not fall back to a fuzzy match.</w:t>
+      </w:r>
+    </w:p>
+    <w:p>
+      <w:pPr>
+        <w:pStyle w:val="Compact"/>
+        <w:numPr>
+          <w:ilvl w:val="0"/>
+          <w:numId w:val="1014"/>
+        </w:numPr>
+      </w:pPr>
       <w:r>
         <w:rPr>
           <w:rStyle w:val="VerbatimChar"/>
@@ -5107,7 +5573,7 @@
         <w:t xml:space="preserve"> </w:t>
       </w:r>
       <w:r>
-        <w:t xml:space="preserve">checks own properties, so values such as</w:t>
+        <w:t xml:space="preserve">checks own properties only. A value such as</w:t>
       </w:r>
       <w:r>
         <w:t xml:space="preserve"> </w:t>
@@ -5122,7 +5588,19 @@
         <w:t xml:space="preserve"> </w:t>
       </w:r>
       <w:r>
-        <w:t xml:space="preserve">do not select an inherited property. Greenwich funding accepts the normalised self-funded variants</w:t>
+        <w:t xml:space="preserve">does not select an inherited property.</w:t>
+      </w:r>
+    </w:p>
+    <w:p>
+      <w:pPr>
+        <w:pStyle w:val="Compact"/>
+        <w:numPr>
+          <w:ilvl w:val="0"/>
+          <w:numId w:val="1014"/>
+        </w:numPr>
+      </w:pPr>
+      <w:r>
+        <w:t xml:space="preserve">Greenwich funding accepts the normalised self-funded values</w:t>
       </w:r>
       <w:r>
         <w:t xml:space="preserve"> </w:t>
@@ -5149,7 +5627,7 @@
         <w:t xml:space="preserve">self funding</w:t>
       </w:r>
       <w:r>
-        <w:t xml:space="preserve">, selecting</w:t>
+        <w:t xml:space="preserve">. It selects</w:t>
       </w:r>
       <w:r>
         <w:t xml:space="preserve"> </w:t>
@@ -5164,7 +5642,19 @@
         <w:t xml:space="preserve"> </w:t>
       </w:r>
       <w:r>
-        <w:t xml:space="preserve">Other funding values stay manual. Greenwich job title maps to</w:t>
+        <w:t xml:space="preserve">All other funding values stay manual.</w:t>
+      </w:r>
+    </w:p>
+    <w:p>
+      <w:pPr>
+        <w:pStyle w:val="Compact"/>
+        <w:numPr>
+          <w:ilvl w:val="0"/>
+          <w:numId w:val="1014"/>
+        </w:numPr>
+      </w:pPr>
+      <w:r>
+        <w:t xml:space="preserve">Greenwich job title maps to</w:t>
       </w:r>
       <w:r>
         <w:t xml:space="preserve"> </w:t>
@@ -5176,7 +5666,7 @@
         <w:t xml:space="preserve">#ud16</w:t>
       </w:r>
       <w:r>
-        <w:t xml:space="preserve">, not Full-time or Part-time.</w:t>
+        <w:t xml:space="preserve">. It does not map to Full-time or Part-time.</w:t>
       </w:r>
     </w:p>
     <w:p>
@@ -5190,11 +5680,11 @@
       <w:pPr>
         <w:pStyle w:val="Heading2"/>
       </w:pPr>
-      <w:bookmarkStart w:id="32" w:name="_d45acd10581a23c9efdbfe820fdeccb547d8cb1"/>
+      <w:bookmarkStart w:id="36" w:name="_d45acd10581a23c9efdbfe820fdeccb547d8cb1"/>
       <w:r>
         <w:t xml:space="preserve">Document discovery and authentication</w:t>
       </w:r>
-      <w:bookmarkEnd w:id="32"/>
+      <w:bookmarkEnd w:id="36"/>
     </w:p>
     <w:p>
       <w:pPr>
@@ -5211,7 +5701,7 @@
         <w:t xml:space="preserve"> </w:t>
       </w:r>
       <w:r>
-        <w:t xml:space="preserve">Read-only GETs from the CRM page context. Same-origin credentials.</w:t>
+        <w:t xml:space="preserve">The extension sends read-only GET requests from the CRM page. It uses same-origin credentials and</w:t>
       </w:r>
       <w:r>
         <w:t xml:space="preserve"> </w:t>
@@ -5223,7 +5713,7 @@
         <w:t xml:space="preserve">redirect: "error"</w:t>
       </w:r>
       <w:r>
-        <w:t xml:space="preserve">. Rows must belong to the lead id, use an allowed extension (</w:t>
+        <w:t xml:space="preserve">. A row must belong to the lead ID, have an allowed extension (</w:t>
       </w:r>
       <w:r>
         <w:rPr>
@@ -5292,7 +5782,7 @@
         <w:t xml:space="preserve">docx</w:t>
       </w:r>
       <w:r>
-        <w:t xml:space="preserve">), and use an approved file URL.</w:t>
+        <w:t xml:space="preserve">), and have an approved file URL.</w:t>
       </w:r>
     </w:p>
     <w:p>
@@ -5310,7 +5800,7 @@
         <w:t xml:space="preserve"> </w:t>
       </w:r>
       <w:r>
-        <w:t xml:space="preserve">Same CRM origin as the copied profile, path</w:t>
+        <w:t xml:space="preserve">The URL has the same CRM origin as the copied profile. The path is</w:t>
       </w:r>
       <w:r>
         <w:t xml:space="preserve"> </w:t>
@@ -5325,7 +5815,7 @@
         <w:t xml:space="preserve"> </w:t>
       </w:r>
       <w:r>
-        <w:t xml:space="preserve">only, no query, no hash, no userinfo. See</w:t>
+        <w:t xml:space="preserve">only. There is no query, no hash, and no userinfo. See</w:t>
       </w:r>
       <w:r>
         <w:t xml:space="preserve"> </w:t>
@@ -5349,13 +5839,13 @@
           <w:b/>
           <w:bCs/>
         </w:rPr>
-        <w:t xml:space="preserve">Fetch (only on Attach).</w:t>
-      </w:r>
-      <w:r>
-        <w:t xml:space="preserve"> </w:t>
-      </w:r>
-      <w:r>
-        <w:t xml:space="preserve">Popup finds an open tab on</w:t>
+        <w:t xml:space="preserve">Fetch (on Attach only).</w:t>
+      </w:r>
+      <w:r>
+        <w:t xml:space="preserve"> </w:t>
+      </w:r>
+      <w:r>
+        <w:t xml:space="preserve">The popup finds an open tab on</w:t>
       </w:r>
       <w:r>
         <w:t xml:space="preserve"> </w:t>
@@ -5367,7 +5857,7 @@
         <w:t xml:space="preserve">cache.sourceOrigin</w:t>
       </w:r>
       <w:r>
-        <w:t xml:space="preserve">, injects</w:t>
+        <w:t xml:space="preserve">. If needed, it injects</w:t>
       </w:r>
       <w:r>
         <w:t xml:space="preserve"> </w:t>
@@ -5379,10 +5869,7 @@
         <w:t xml:space="preserve">crm-documents.js</w:t>
       </w:r>
       <w:r>
-        <w:t xml:space="preserve"> </w:t>
-      </w:r>
-      <w:r>
-        <w:t xml:space="preserve">if needed, and asks that tab for</w:t>
+        <w:t xml:space="preserve">. Then it asks that tab for</w:t>
       </w:r>
       <w:r>
         <w:t xml:space="preserve"> </w:t>
@@ -5394,7 +5881,7 @@
         <w:t xml:space="preserve">readCrmDocument</w:t>
       </w:r>
       <w:r>
-        <w:t xml:space="preserve">. Fetch uses</w:t>
+        <w:t xml:space="preserve">. The fetch uses</w:t>
       </w:r>
       <w:r>
         <w:t xml:space="preserve"> </w:t>
@@ -5418,7 +5905,7 @@
         <w:t xml:space="preserve">redirect: "error"</w:t>
       </w:r>
       <w:r>
-        <w:t xml:space="preserve">,</w:t>
+        <w:t xml:space="preserve">, and</w:t>
       </w:r>
       <w:r>
         <w:t xml:space="preserve"> </w:t>
@@ -5430,7 +5917,7 @@
         <w:t xml:space="preserve">cache: "no-store"</w:t>
       </w:r>
       <w:r>
-        <w:t xml:space="preserve">. Rejects HTML content types, empty bodies, and bodies over 10 MiB (</w:t>
+        <w:t xml:space="preserve">. It rejects HTML content types, empty bodies, and bodies larger than 10 MiB (</w:t>
       </w:r>
       <w:r>
         <w:rPr>
@@ -5442,7 +5929,7 @@
         <w:t xml:space="preserve"> </w:t>
       </w:r>
       <w:r>
-        <w:t xml:space="preserve">bytes). The staff-facing error calls this limit 10 MB. Bytes are Base64-encoded for the message. Base64 is transport encoding, not encryption.</w:t>
+        <w:t xml:space="preserve">bytes). The staff-facing error calls this limit 10 MB. The extension encodes the bytes in Base64 for the message. Base64 is a transport encoding. It is not encryption.</w:t>
       </w:r>
     </w:p>
     <w:p>
@@ -5469,7 +5956,7 @@
         <w:t xml:space="preserve"> </w:t>
       </w:r>
       <w:r>
-        <w:t xml:space="preserve">rebuilds a</w:t>
+        <w:t xml:space="preserve">builds a</w:t>
       </w:r>
       <w:r>
         <w:t xml:space="preserve"> </w:t>
@@ -5496,7 +5983,7 @@
         <w:t xml:space="preserve">DataTransfer</w:t>
       </w:r>
       <w:r>
-        <w:t xml:space="preserve">, assigns</w:t>
+        <w:t xml:space="preserve">, sets</w:t>
       </w:r>
       <w:r>
         <w:t xml:space="preserve"> </w:t>
@@ -5508,7 +5995,7 @@
         <w:t xml:space="preserve">input.files</w:t>
       </w:r>
       <w:r>
-        <w:t xml:space="preserve">, and dispatches</w:t>
+        <w:t xml:space="preserve">, and fires</w:t>
       </w:r>
       <w:r>
         <w:t xml:space="preserve"> </w:t>
@@ -5535,7 +6022,7 @@
         <w:t xml:space="preserve">change</w:t>
       </w:r>
       <w:r>
-        <w:t xml:space="preserve">. An upload field that already has a file is not replaced. The portal may upload immediately. No ordinary Downloads folder write is performed by the extension. The portal holds the assigned file after Attach. Clear does not remove that file or cancel a portal upload.</w:t>
+        <w:t xml:space="preserve">. It does not replace an existing file. The portal may upload immediately. The extension does not write to the Downloads folder. After Attach, the portal holds the file. Clear does not remove the file and does not cancel a portal upload.</w:t>
       </w:r>
     </w:p>
     <w:p>
@@ -5547,13 +6034,46 @@
           <w:b/>
           <w:bCs/>
         </w:rPr>
+        <w:t xml:space="preserve">Show on page.</w:t>
+      </w:r>
+      <w:r>
+        <w:t xml:space="preserve"> </w:t>
+      </w:r>
+      <w:r>
+        <w:t xml:space="preserve">The</w:t>
+      </w:r>
+      <w:r>
+        <w:t xml:space="preserve"> </w:t>
+      </w:r>
+      <w:r>
+        <w:rPr>
+          <w:rStyle w:val="VerbatimChar"/>
+        </w:rPr>
+        <w:t xml:space="preserve">showUpload</w:t>
+      </w:r>
+      <w:r>
+        <w:t xml:space="preserve"> </w:t>
+      </w:r>
+      <w:r>
+        <w:t xml:space="preserve">action scrolls to an upload field and outlines it for a few seconds. It does not change the field. If the portal hides its file input behind its own widget, the handler returns a message, and staff attach the file in the portal.</w:t>
+      </w:r>
+    </w:p>
+    <w:p>
+      <w:pPr>
+        <w:pStyle w:val="BodyText"/>
+      </w:pPr>
+      <w:r>
+        <w:rPr>
+          <w:b/>
+          <w:bCs/>
+        </w:rPr>
         <w:t xml:space="preserve">View.</w:t>
       </w:r>
       <w:r>
         <w:t xml:space="preserve"> </w:t>
       </w:r>
       <w:r>
-        <w:t xml:space="preserve">Opens the original CRM media URL in a new tab (</w:t>
+        <w:t xml:space="preserve">View opens the original CRM media URL in a new tab (</w:t>
       </w:r>
       <w:r>
         <w:rPr>
@@ -5562,7 +6082,7 @@
         <w:t xml:space="preserve">chrome.tabs.create</w:t>
       </w:r>
       <w:r>
-        <w:t xml:space="preserve">). That navigation is not the same as the no-store attach fetch. Extension</w:t>
+        <w:t xml:space="preserve">). This is not the same as the no-store fetch of Attach. The extension setting</w:t>
       </w:r>
       <w:r>
         <w:t xml:space="preserve"> </w:t>
@@ -5577,29 +6097,29 @@
         <w:t xml:space="preserve"> </w:t>
       </w:r>
       <w:r>
-        <w:t xml:space="preserve">does not control CRM or portal server retention, or ordinary browser caching of a Viewed tab.</w:t>
+        <w:t xml:space="preserve">does not control CRM or portal server retention. It does not control normal browser caching of a viewed tab.</w:t>
       </w:r>
     </w:p>
     <w:p>
       <w:pPr>
         <w:pStyle w:val="Heading3"/>
       </w:pPr>
-      <w:bookmarkStart w:id="33" w:name="_d1a0ab4cb97a3125bca5cd8830c360d1871bb4c"/>
+      <w:bookmarkStart w:id="37" w:name="_d1a0ab4cb97a3125bca5cd8830c360d1871bb4c"/>
       <w:r>
         <w:t xml:space="preserve">What happens to a document at each step</w:t>
       </w:r>
-      <w:bookmarkEnd w:id="33"/>
+      <w:bookmarkEnd w:id="37"/>
     </w:p>
     <w:p>
       <w:pPr>
         <w:pStyle w:val="Compact"/>
         <w:numPr>
           <w:ilvl w:val="0"/>
-          <w:numId w:val="1006"/>
+          <w:numId w:val="1015"/>
         </w:numPr>
       </w:pPr>
       <w:r>
-        <w:t xml:space="preserve">Copy lists metadata from nine CRM document groups. It does not fetch file bytes. If listing fails, field Copy can still succeed with no attachable documents.</w:t>
+        <w:t xml:space="preserve">Copy lists metadata from nine CRM document groups. It does not fetch file bytes. If listing fails, field Copy can still succeed with no documents to attach.</w:t>
       </w:r>
     </w:p>
     <w:p>
@@ -5607,7 +6127,7 @@
         <w:pStyle w:val="Compact"/>
         <w:numPr>
           <w:ilvl w:val="0"/>
-          <w:numId w:val="1006"/>
+          <w:numId w:val="1015"/>
         </w:numPr>
       </w:pPr>
       <w:r>
@@ -5621,7 +6141,7 @@
         <w:t xml:space="preserve"> </w:t>
       </w:r>
       <w:r>
-        <w:t xml:space="preserve">scans enabled file inputs in the selected page's supported frames. The popup filters choices by each input's</w:t>
+        <w:t xml:space="preserve">scans the enabled file inputs in the supported frames of the selected page. The popup filters the choices by the</w:t>
       </w:r>
       <w:r>
         <w:t xml:space="preserve"> </w:t>
@@ -5636,7 +6156,7 @@
         <w:t xml:space="preserve"> </w:t>
       </w:r>
       <w:r>
-        <w:t xml:space="preserve">hints and labels suggested matches. Staff must choose the file and destination. Scanning or choosing alone does not fetch it.</w:t>
+        <w:t xml:space="preserve">hints of each input. It marks suggested matches. Staff choose the file and the destination. Scanning or choosing does not fetch a file.</w:t>
       </w:r>
     </w:p>
     <w:p>
@@ -5644,11 +6164,11 @@
         <w:pStyle w:val="Compact"/>
         <w:numPr>
           <w:ilvl w:val="0"/>
-          <w:numId w:val="1006"/>
+          <w:numId w:val="1015"/>
         </w:numPr>
       </w:pPr>
       <w:r>
-        <w:t xml:space="preserve">On</w:t>
+        <w:t xml:space="preserve">When staff select</w:t>
       </w:r>
       <w:r>
         <w:t xml:space="preserve"> </w:t>
@@ -5661,7 +6181,7 @@
         <w:t xml:space="preserve">Attach</w:t>
       </w:r>
       <w:r>
-        <w:t xml:space="preserve">, the popup checks the current cache and that the upload list belongs to the same Copy. It finds an open tab on the copied CRM origin. That tab need not display the original student's profile because the selected file URL comes from the cached metadata.</w:t>
+        <w:t xml:space="preserve">, the popup checks the current cache. It checks that the upload list belongs to the same Copy. It finds an open tab on the copied CRM origin. That tab does not need to show the original student's profile, because the file URL comes from the cached metadata.</w:t>
       </w:r>
     </w:p>
     <w:p>
@@ -5669,7 +6189,7 @@
         <w:pStyle w:val="Compact"/>
         <w:numPr>
           <w:ilvl w:val="0"/>
-          <w:numId w:val="1006"/>
+          <w:numId w:val="1015"/>
         </w:numPr>
       </w:pPr>
       <w:r>
@@ -5682,7 +6202,7 @@
         <w:t xml:space="preserve"> </w:t>
       </w:r>
       <w:r>
-        <w:t xml:space="preserve">fetches that one URL in the CRM tab with same-origin cookies. The CRM cookie is not copied into the student cache or sent to the portal. The file fetch uses the existing web session, not a stored extension password.</w:t>
+        <w:t xml:space="preserve">fetches that one URL in the CRM tab, with the same-origin cookies. The extension does not copy the CRM cookie into the student cache and does not send it to the portal. The fetch uses the existing web session. It does not use a stored extension password.</w:t>
       </w:r>
     </w:p>
     <w:p>
@@ -5690,11 +6210,11 @@
         <w:pStyle w:val="Compact"/>
         <w:numPr>
           <w:ilvl w:val="0"/>
-          <w:numId w:val="1006"/>
+          <w:numId w:val="1015"/>
         </w:numPr>
       </w:pPr>
       <w:r>
-        <w:t xml:space="preserve">The CRM script reads the response bytes and returns Base64 through extension messages to the popup. The popup sends the selected filename, MIME type, and Base64 to the exact portal document and upload key recorded during the scan.</w:t>
+        <w:t xml:space="preserve">The CRM script reads the response bytes. It returns them as Base64 through extension messages to the popup. The popup sends the chosen file name, MIME type, and Base64 data to the exact portal document and upload key from the scan.</w:t>
       </w:r>
     </w:p>
     <w:p>
@@ -5702,7 +6222,7 @@
         <w:pStyle w:val="Compact"/>
         <w:numPr>
           <w:ilvl w:val="0"/>
-          <w:numId w:val="1006"/>
+          <w:numId w:val="1015"/>
         </w:numPr>
       </w:pPr>
       <w:r>
@@ -5718,7 +6238,7 @@
         <w:t xml:space="preserve">File</w:t>
       </w:r>
       <w:r>
-        <w:t xml:space="preserve">. It assigns that file to the original input without replacing an existing file, then emits</w:t>
+        <w:t xml:space="preserve">. It assigns the file to the original input and does not replace an existing file. Then it fires</w:t>
       </w:r>
       <w:r>
         <w:t xml:space="preserve"> </w:t>
@@ -5745,7 +6265,7 @@
         <w:t xml:space="preserve">change</w:t>
       </w:r>
       <w:r>
-        <w:t xml:space="preserve">. A successful assignment is not proof that the university has finished uploading or accepted the document.</w:t>
+        <w:t xml:space="preserve">. A successful assignment does not prove that the university finished the upload or accepted the document.</w:t>
       </w:r>
     </w:p>
     <w:p>
@@ -5753,11 +6273,11 @@
         <w:pStyle w:val="Compact"/>
         <w:numPr>
           <w:ilvl w:val="0"/>
-          <w:numId w:val="1006"/>
+          <w:numId w:val="1015"/>
         </w:numPr>
       </w:pPr>
       <w:r>
-        <w:t xml:space="preserve">Transient buffers are left for browser garbage collection. The portal retains its</w:t>
+        <w:t xml:space="preserve">The browser garbage collector frees the temporary buffers. The portal keeps its</w:t>
       </w:r>
       <w:r>
         <w:t xml:space="preserve"> </w:t>
@@ -5780,25 +6300,25 @@
         <w:pStyle w:val="FirstParagraph"/>
       </w:pPr>
       <w:r>
-        <w:t xml:space="preserve">The extension does not OCR, summarise, edit, redact, or malware-scan files. It does not fill portal text fields from PDF or Word contents. MIME type comes from the file extension, not a full content inspection. The 10 MiB limit is a per-file acceptance limit, not a guaranteed cap on total browser memory. The implementation may read a whole response before rejecting its actual size, and Base64 creates additional memory copies.</w:t>
+        <w:t xml:space="preserve">The extension does not run OCR on files. It does not summarise, edit, redact, or scan files for malware. It does not fill portal text fields from PDF or Word contents. It takes the MIME type from the file extension and does not inspect the content. The 10 MiB limit applies to each file. It is not a limit on total browser memory. The implementation can read a whole response before it rejects the real size, and Base64 makes extra copies in memory.</w:t>
       </w:r>
     </w:p>
     <w:p>
       <w:pPr>
         <w:pStyle w:val="Heading3"/>
       </w:pPr>
-      <w:bookmarkStart w:id="34" w:name="_e09c5244415a5035ff375150ad29c803fe0f8cd"/>
+      <w:bookmarkStart w:id="38" w:name="_e09c5244415a5035ff375150ad29c803fe0f8cd"/>
       <w:r>
         <w:t xml:space="preserve">Authentication and media-link limits</w:t>
       </w:r>
-      <w:bookmarkEnd w:id="34"/>
+      <w:bookmarkEnd w:id="38"/>
     </w:p>
     <w:p>
       <w:pPr>
         <w:pStyle w:val="FirstParagraph"/>
       </w:pPr>
       <w:r>
-        <w:t xml:space="preserve">The document-listing Bearer token comes from the signed-in CRM page and stays transient. Document names and URLs can still identify a student, so metadata is sensitive even without file bytes.</w:t>
+        <w:t xml:space="preserve">The document-listing Bearer token comes from the signed-in CRM page. The extension keeps it only while it lists. Document names and URLs can identify a student. The metadata is sensitive even without file bytes.</w:t>
       </w:r>
     </w:p>
     <w:p>
@@ -5806,7 +6326,7 @@
         <w:pStyle w:val="BodyText"/>
       </w:pPr>
       <w:r>
-        <w:t xml:space="preserve">The extension's URL gate checks origin and path shape. It does not establish that the CRM media server protects every</w:t>
+        <w:t xml:space="preserve">The extension's URL gate checks the origin and the shape of the path. It does not prove that the CRM media server protects every</w:t>
       </w:r>
       <w:r>
         <w:t xml:space="preserve"> </w:t>
@@ -5821,7 +6341,7 @@
         <w:t xml:space="preserve"> </w:t>
       </w:r>
       <w:r>
-        <w:t xml:space="preserve">URL with authentication. Same-origin credentials allow the server to enforce access, but do not force it to do so. Whether a copied URL works after logout, session revocation, or without cookies is a backend property and has not been verified here. IT and the CRM owner must verify that behaviour on approved test files before relying on account revocation to block file access. View also relies on the media server's controls.</w:t>
+        <w:t xml:space="preserve">URL with authentication. Same-origin credentials let the server enforce access. They do not force it to do so. This repository has not verified whether a copied URL still works after logout, after session revocation, or without cookies. This is a backend property. IT and the CRM owner must test it on approved test files before they rely on account revocation to block file access. View also relies on the controls of the media server.</w:t>
       </w:r>
     </w:p>
     <w:p>
@@ -5835,11 +6355,11 @@
       <w:pPr>
         <w:pStyle w:val="Heading2"/>
       </w:pPr>
-      <w:bookmarkStart w:id="35" w:name="_00922fb20d6ede45635a9b50256ecc1a7361d71"/>
+      <w:bookmarkStart w:id="39" w:name="_00922fb20d6ede45635a9b50256ecc1a7361d71"/>
       <w:r>
         <w:t xml:space="preserve">Storage, clipboard, and privacy boundary</w:t>
       </w:r>
-      <w:bookmarkEnd w:id="35"/>
+      <w:bookmarkEnd w:id="39"/>
     </w:p>
     <w:tbl>
       <w:tblPr>
@@ -5897,7 +6417,7 @@
               <w:pStyle w:val="Compact"/>
             </w:pPr>
             <w:r>
-              <w:t xml:space="preserve">SAMS CRM and its media backend. The extension does not delete them or define their server location, backups, or retention</w:t>
+              <w:t xml:space="preserve">SAMS CRM and its media backend. The extension does not delete them. It does not set their server location, backups, or retention.</w:t>
             </w:r>
           </w:p>
         </w:tc>
@@ -5910,7 +6430,7 @@
               <w:pStyle w:val="Compact"/>
             </w:pPr>
             <w:r>
-              <w:t xml:space="preserve">Copied student fields and document names, types, groups, and URLs</w:t>
+              <w:t xml:space="preserve">Copied student fields, and document names, types, groups, and URLs</w:t>
             </w:r>
           </w:p>
         </w:tc>
@@ -5936,7 +6456,7 @@
               <w:t xml:space="preserve"> </w:t>
             </w:r>
             <w:r>
-              <w:t xml:space="preserve">object per browser profile. Rolling 30-minute expiry and the removal events described above</w:t>
+              <w:t xml:space="preserve">object in each browser profile. Rolling 30 minute expiry and the removal events above.</w:t>
             </w:r>
           </w:p>
         </w:tc>
@@ -5960,7 +6480,7 @@
               <w:pStyle w:val="Compact"/>
             </w:pPr>
             <w:r>
-              <w:t xml:space="preserve">Browser JavaScript memory while the relevant extension or page contexts remain alive. No secure-wipe guarantee</w:t>
+              <w:t xml:space="preserve">Browser JavaScript memory, while the extension or page contexts stay alive. No secure-wipe guarantee.</w:t>
             </w:r>
           </w:p>
         </w:tc>
@@ -5984,7 +6504,7 @@
               <w:pStyle w:val="Compact"/>
             </w:pPr>
             <w:r>
-              <w:t xml:space="preserve">Transient CRM script, popup, message, and portal script memory. No file-byte entry in extension storage and no extension-created Downloads copy</w:t>
+              <w:t xml:space="preserve">Short-lived memory in the CRM script, popup, messages, and portal script. No file bytes in extension storage. The extension makes no copy in Downloads.</w:t>
             </w:r>
           </w:p>
         </w:tc>
@@ -6008,7 +6528,7 @@
               <w:pStyle w:val="Compact"/>
             </w:pPr>
             <w:r>
-              <w:t xml:space="preserve">Page DOM, then any autosave or server storage the portal uses. Clear does not remove them</w:t>
+              <w:t xml:space="preserve">The page DOM, then any autosave or server storage that the portal uses. Clear does not remove them.</w:t>
             </w:r>
           </w:p>
         </w:tc>
@@ -6032,7 +6552,7 @@
               <w:pStyle w:val="Compact"/>
             </w:pPr>
             <w:r>
-              <w:t xml:space="preserve">Portal file input and any university upload service or storage. Clear does not remove them or cancel an upload</w:t>
+              <w:t xml:space="preserve">The portal file input and any university upload service or storage. Clear does not remove them and does not cancel an upload.</w:t>
             </w:r>
           </w:p>
         </w:tc>
@@ -6045,21 +6565,18 @@
               <w:pStyle w:val="Compact"/>
             </w:pPr>
             <w:r>
-              <w:t xml:space="preserve">Per-field Copy text</w:t>
-            </w:r>
-          </w:p>
-        </w:tc>
-        <w:tc>
-          <w:tcPr/>
-          <w:p>
-            <w:pPr>
-              <w:pStyle w:val="Compact"/>
-            </w:pPr>
-            <w:r>
-              <w:t xml:space="preserve">System clipboard through</w:t>
-            </w:r>
-            <w:r>
-              <w:t xml:space="preserve"> </w:t>
+              <w:t xml:space="preserve">Text from the per-field Copy control</w:t>
+            </w:r>
+          </w:p>
+        </w:tc>
+        <w:tc>
+          <w:tcPr/>
+          <w:p>
+            <w:pPr>
+              <w:pStyle w:val="Compact"/>
+            </w:pPr>
+            <w:r>
+              <w:t xml:space="preserve">The system clipboard (</w:t>
             </w:r>
             <w:r>
               <w:rPr>
@@ -6068,7 +6585,7 @@
               <w:t xml:space="preserve">navigator.clipboard.writeText</w:t>
             </w:r>
             <w:r>
-              <w:t xml:space="preserve">. May remain in clipboard history or be synced by OS or third-party tools</w:t>
+              <w:t xml:space="preserve">). It can stay in clipboard history or sync through the operating system or other tools.</w:t>
             </w:r>
           </w:p>
         </w:tc>
@@ -6081,18 +6598,18 @@
               <w:pStyle w:val="Compact"/>
             </w:pPr>
             <w:r>
-              <w:t xml:space="preserve">Files opened with View or saved manually</w:t>
-            </w:r>
-          </w:p>
-        </w:tc>
-        <w:tc>
-          <w:tcPr/>
-          <w:p>
-            <w:pPr>
-              <w:pStyle w:val="Compact"/>
-            </w:pPr>
-            <w:r>
-              <w:t xml:space="preserve">Normal browser tab, cache, history, viewer, or downloaded file. Retention is outside the extension's session-cache rules</w:t>
+              <w:t xml:space="preserve">Files opened with View or saved by hand</w:t>
+            </w:r>
+          </w:p>
+        </w:tc>
+        <w:tc>
+          <w:tcPr/>
+          <w:p>
+            <w:pPr>
+              <w:pStyle w:val="Compact"/>
+            </w:pPr>
+            <w:r>
+              <w:t xml:space="preserve">A normal browser tab, cache, history, viewer, or downloaded file. The session-cache rules do not apply.</w:t>
             </w:r>
           </w:p>
         </w:tc>
@@ -6116,7 +6633,7 @@
               <w:pStyle w:val="Compact"/>
             </w:pPr>
             <w:r>
-              <w:t xml:space="preserve">Browser permission and website session systems, separate from</w:t>
+              <w:t xml:space="preserve">Browser permission and website session systems. They are separate from</w:t>
             </w:r>
             <w:r>
               <w:t xml:space="preserve"> </w:t>
@@ -6128,7 +6645,7 @@
               <w:t xml:space="preserve">studentCache</w:t>
             </w:r>
             <w:r>
-              <w:t xml:space="preserve">. Clear neither revokes site access nor signs staff out</w:t>
+              <w:t xml:space="preserve">. Clear does not revoke site access and does not sign staff out.</w:t>
             </w:r>
           </w:p>
         </w:tc>
@@ -6139,7 +6656,7 @@
         <w:pStyle w:val="FirstParagraph"/>
       </w:pPr>
       <w:r>
-        <w:t xml:space="preserve">There is no extension-operated cloud storage, analytics upload, or cross-profile student-data sync in the current code. This does not prevent the CRM, university, browser, operating system, or another installed tool from retaining data under its own rules. Physical server region and downstream retention are not configured or proven by this repository.</w:t>
+        <w:t xml:space="preserve">The current code has no extension-run cloud storage, no analytics upload, and no sync of student data between profiles. The CRM, the university, the browser, the operating system, or another installed tool can still keep data under its own rules. This repository does not configure or prove the physical server region or the downstream retention.</w:t>
       </w:r>
     </w:p>
     <w:p>
@@ -6147,7 +6664,7 @@
         <w:pStyle w:val="BodyText"/>
       </w:pPr>
       <w:r>
-        <w:t xml:space="preserve">Do not promise secure memory wiping, OS swap control, or clipboard history behaviour.</w:t>
+        <w:t xml:space="preserve">Do not promise secure memory wiping, control of OS swap, or any clipboard history behaviour.</w:t>
       </w:r>
     </w:p>
     <w:p>
@@ -6161,22 +6678,22 @@
       <w:pPr>
         <w:pStyle w:val="Heading2"/>
       </w:pPr>
-      <w:bookmarkStart w:id="36" w:name="_795af61dcd342f3cd1e4246d6964a2b873b88c3"/>
+      <w:bookmarkStart w:id="40" w:name="_795af61dcd342f3cd1e4246d6964a2b873b88c3"/>
       <w:r>
         <w:t xml:space="preserve">Access controls and security limits</w:t>
       </w:r>
-      <w:bookmarkEnd w:id="36"/>
+      <w:bookmarkEnd w:id="40"/>
     </w:p>
     <w:p>
       <w:pPr>
         <w:pStyle w:val="Compact"/>
         <w:numPr>
           <w:ilvl w:val="0"/>
-          <w:numId w:val="1007"/>
+          <w:numId w:val="1016"/>
         </w:numPr>
       </w:pPr>
       <w:r>
-        <w:t xml:space="preserve">The extension has no separate staff login, SSO integration, employee directory, per-employee permissions, or central admin service. Access to an installed browser profile is access to its unexpired copied student. The extension does not reauthenticate staff before displaying or filling that copy.</w:t>
+        <w:t xml:space="preserve">The extension has no staff login, no SSO, no employee directory, no per-employee permissions, and no central admin service. Access to an installed browser profile is access to its unexpired copied student. The extension does not ask staff to sign in again before it shows or fills the copy.</w:t>
       </w:r>
     </w:p>
     <w:p>
@@ -6184,11 +6701,11 @@
         <w:pStyle w:val="Compact"/>
         <w:numPr>
           <w:ilvl w:val="0"/>
-          <w:numId w:val="1007"/>
+          <w:numId w:val="1016"/>
         </w:numPr>
       </w:pPr>
       <w:r>
-        <w:t xml:space="preserve">The worker validates popup senders and the cache schema.</w:t>
+        <w:t xml:space="preserve">The worker checks popup senders and the cache schema. Content scripts cannot read</w:t>
       </w:r>
       <w:r>
         <w:t xml:space="preserve"> </w:t>
@@ -6203,7 +6720,7 @@
         <w:t xml:space="preserve"> </w:t>
       </w:r>
       <w:r>
-        <w:t xml:space="preserve">is not exposed to content scripts by default, and this code does not widen that access. These checks do not protect against a compromised device, browser, or authorised user inspecting extension data in DevTools.</w:t>
+        <w:t xml:space="preserve">by default, and this code does not widen that access. These checks do not protect against a compromised device or browser. They do not protect against an authorised user who inspects extension data in DevTools.</w:t>
       </w:r>
     </w:p>
     <w:p>
@@ -6211,11 +6728,11 @@
         <w:pStyle w:val="Compact"/>
         <w:numPr>
           <w:ilvl w:val="0"/>
-          <w:numId w:val="1007"/>
+          <w:numId w:val="1016"/>
         </w:numPr>
       </w:pPr>
       <w:r>
-        <w:t xml:space="preserve">A private or incognito window is not a verified separate student cache. Do not use private browsing as a substitute for an approved separate browser profile or device. Actual private-window behaviour needs browser-specific acceptance.</w:t>
+        <w:t xml:space="preserve">A private or incognito window is not a verified separate student cache. Do not use private browsing instead of an approved separate browser profile or device. Private-window behaviour needs browser-specific acceptance tests.</w:t>
       </w:r>
     </w:p>
     <w:p>
@@ -6223,11 +6740,11 @@
         <w:pStyle w:val="Compact"/>
         <w:numPr>
           <w:ilvl w:val="0"/>
-          <w:numId w:val="1007"/>
+          <w:numId w:val="1016"/>
         </w:numPr>
       </w:pPr>
       <w:r>
-        <w:t xml:space="preserve">CRM Copy depends on the staff member's existing CRM access. Autofill of cached text does not require a currently signed-in CRM tab. Logout or account revocation does not recall already-copied values.</w:t>
+        <w:t xml:space="preserve">CRM Copy depends on the CRM access of the staff member. Autofill of cached text does not need a signed-in CRM tab. Logout or account revocation does not recall values that staff already copied.</w:t>
       </w:r>
     </w:p>
     <w:p>
@@ -6235,11 +6752,11 @@
         <w:pStyle w:val="Compact"/>
         <w:numPr>
           <w:ilvl w:val="0"/>
-          <w:numId w:val="1007"/>
+          <w:numId w:val="1016"/>
         </w:numPr>
       </w:pPr>
       <w:r>
-        <w:t xml:space="preserve">Portal mappings and configured host permissions are not an enforced list of allowed destinations. Staff can invoke generic Autofill on a non-CRM HTTP(S) page they select, subject to browser site access. Optional</w:t>
+        <w:t xml:space="preserve">Portal mappings and configured host permissions are not a list of allowed destinations that the code enforces. Staff can start generic Autofill on any non-CRM HTTP(S) page that they select, if the browser allows site access.</w:t>
       </w:r>
       <w:r>
         <w:t xml:space="preserve"> </w:t>
@@ -6255,7 +6772,7 @@
         <w:t xml:space="preserve"> </w:t>
       </w:r>
       <w:r>
-        <w:t xml:space="preserve">grants one HTTPS origin. The extension has no DLP rule preventing a user from choosing an inappropriate recipient. Use approved portals and browser-management controls.</w:t>
+        <w:t xml:space="preserve">grants one HTTPS origin. The extension has no data-loss-prevention rule that stops a user from choosing a wrong recipient. Use approved portals and browser-management controls.</w:t>
       </w:r>
     </w:p>
     <w:p>
@@ -6263,11 +6780,11 @@
         <w:pStyle w:val="Compact"/>
         <w:numPr>
           <w:ilvl w:val="0"/>
-          <w:numId w:val="1007"/>
+          <w:numId w:val="1016"/>
         </w:numPr>
       </w:pPr>
       <w:r>
-        <w:t xml:space="preserve">The current code has no application-level encryption or per-user encryption key for the cached fields. HTTPS encrypts web transfers in transit. Generic matching also permits HTTP targets, so the extension does not enforce encrypted destinations. Staff must use approved HTTPS portals. Browser isolation and OS device controls are not a promise of encryption or secure erasure of every memory copy.</w:t>
+        <w:t xml:space="preserve">The code has no application-level encryption and no per-user encryption key for the cached fields. HTTPS encrypts web transfers. Generic matching also allows HTTP targets, so the extension does not enforce encrypted destinations. Staff must use approved HTTPS portals. Browser isolation and device controls do not promise encryption or secure erasure of every memory copy.</w:t>
       </w:r>
     </w:p>
     <w:p>
@@ -6275,11 +6792,11 @@
         <w:pStyle w:val="Compact"/>
         <w:numPr>
           <w:ilvl w:val="0"/>
-          <w:numId w:val="1007"/>
+          <w:numId w:val="1016"/>
         </w:numPr>
       </w:pPr>
       <w:r>
-        <w:t xml:space="preserve">Clear, cache expiry, and browser shutdown cannot recall a clipboard copy, screenshot, manual download, or data already received by another service.</w:t>
+        <w:t xml:space="preserve">Clear, cache expiry, and browser shutdown cannot recall a clipboard copy, a screenshot, a manual download, or data that another service already received.</w:t>
       </w:r>
     </w:p>
     <w:p>
@@ -6287,11 +6804,11 @@
         <w:pStyle w:val="Compact"/>
         <w:numPr>
           <w:ilvl w:val="0"/>
-          <w:numId w:val="1007"/>
+          <w:numId w:val="1016"/>
         </w:numPr>
       </w:pPr>
       <w:r>
-        <w:t xml:space="preserve">The popup shows operation results, but the extension has no durable central audit trail of which employee copied or attached which record. CRM and portal audit coverage must be confirmed with those system owners.</w:t>
+        <w:t xml:space="preserve">The popup shows operation results. The extension has no lasting central audit trail of which employee copied or attached which record. Confirm the CRM and portal audit coverage with those system owners.</w:t>
       </w:r>
     </w:p>
     <w:p>
@@ -6299,7 +6816,7 @@
         <w:pStyle w:val="FirstParagraph"/>
       </w:pPr>
       <w:r>
-        <w:t xml:space="preserve">Managed-device enrolment, disk encryption, screen locking, least-privilege CRM accounts, browser extension policy, and server-side session revocation are organisational controls to confirm before rollout. They are not controls implemented by this extension. Do not enable it on shared or personal browser profiles without an approved data-handling policy.</w:t>
+        <w:t xml:space="preserve">Confirm these organisational controls before rollout: managed-device enrolment, disk encryption, screen lock, least-privilege CRM accounts, browser extension policy, and server-side session revocation. The extension does not implement them. Do not enable the extension on shared or personal browser profiles without an approved data-handling policy.</w:t>
       </w:r>
     </w:p>
     <w:p>
@@ -6313,18 +6830,18 @@
       <w:pPr>
         <w:pStyle w:val="Heading2"/>
       </w:pPr>
-      <w:bookmarkStart w:id="37" w:name="_07f1dd227a85bf8fbc8d9a56061411af87ac76f"/>
+      <w:bookmarkStart w:id="41" w:name="_07f1dd227a85bf8fbc8d9a56061411af87ac76f"/>
       <w:r>
         <w:t xml:space="preserve">Employee offboarding and device loss</w:t>
       </w:r>
-      <w:bookmarkEnd w:id="37"/>
+      <w:bookmarkEnd w:id="41"/>
     </w:p>
     <w:p>
       <w:pPr>
         <w:pStyle w:val="FirstParagraph"/>
       </w:pPr>
       <w:r>
-        <w:t xml:space="preserve">An employee leaving does not trigger an extension event. There is no remote-wipe or central kill switch in this code. An offline or unmanaged device cannot be cleared remotely by this extension. Do not wait for the 30-minute timer as an offboarding control, since ongoing use renews it.</w:t>
+        <w:t xml:space="preserve">An employee who leaves does not trigger an extension event. The code has no remote wipe and no central kill switch. The extension cannot clear an offline or unmanaged device remotely. Do not use the 30 minute timer as an offboarding control. Continued use renews it.</w:t>
       </w:r>
     </w:p>
     <w:p>
@@ -6332,7 +6849,7 @@
         <w:pStyle w:val="BodyText"/>
       </w:pPr>
       <w:r>
-        <w:t xml:space="preserve">The following is an IT procedure to adapt to the organisation's approved offboarding and incident policies. It is not an automated product feature.</w:t>
+        <w:t xml:space="preserve">The steps below are an IT procedure. Adapt it to the offboarding and incident policies of your organisation. It is not an automatic feature.</w:t>
       </w:r>
     </w:p>
     <w:p>
@@ -6340,11 +6857,11 @@
         <w:pStyle w:val="Compact"/>
         <w:numPr>
           <w:ilvl w:val="0"/>
-          <w:numId w:val="1008"/>
+          <w:numId w:val="1017"/>
         </w:numPr>
       </w:pPr>
       <w:r>
-        <w:t xml:space="preserve">Revoke the employee's SAMS CRM and university access through the owners of those systems. Invalidate active sessions and relevant tokens, not only passwords. Address shared credentials under the organisation's policy. Confirm which session-revocation controls the servers actually support.</w:t>
+        <w:t xml:space="preserve">Revoke the access of the employee to SAMS CRM and to the university portals. Ask the owners of those systems. Invalidate active sessions and the related tokens, not only passwords. Handle shared credentials under your policy. Confirm which session-revocation controls the servers support.</w:t>
       </w:r>
     </w:p>
     <w:p>
@@ -6352,11 +6869,11 @@
         <w:pStyle w:val="Compact"/>
         <w:numPr>
           <w:ilvl w:val="0"/>
-          <w:numId w:val="1008"/>
+          <w:numId w:val="1017"/>
         </w:numPr>
       </w:pPr>
       <w:r>
-        <w:t xml:space="preserve">Secure or recover every managed device and browser profile used for student work. If a device is unavailable, invoke the approved lost-device process and endpoint-management controls. Escalate possible data exposure instead of assuming the extension erased it.</w:t>
+        <w:t xml:space="preserve">Secure or recover every managed device and browser profile that the employee used for student work. If a device is not available, start your approved lost-device process and use endpoint-management controls. Escalate possible data exposure. Do not assume that the extension erased the data.</w:t>
       </w:r>
     </w:p>
     <w:p>
@@ -6364,11 +6881,11 @@
         <w:pStyle w:val="Compact"/>
         <w:numPr>
           <w:ilvl w:val="0"/>
-          <w:numId w:val="1008"/>
+          <w:numId w:val="1017"/>
         </w:numPr>
       </w:pPr>
       <w:r>
-        <w:t xml:space="preserve">On an available device, stop active fills and transfers, select</w:t>
+        <w:t xml:space="preserve">On a device that you can reach, stop active fills and transfers. Select</w:t>
       </w:r>
       <w:r>
         <w:t xml:space="preserve"> </w:t>
@@ -6381,7 +6898,7 @@
         <w:t xml:space="preserve">Clear</w:t>
       </w:r>
       <w:r>
-        <w:t xml:space="preserve">, and confirm the student card is absent. Close other extension popups, CRM tabs, file viewers, and portal pages. Clear alone does not cancel an operation already in progress.</w:t>
+        <w:t xml:space="preserve">. Check that the student card is gone. Close other extension popups, CRM tabs, file viewers, and portal pages. Clear does not cancel an operation that is already running.</w:t>
       </w:r>
     </w:p>
     <w:p>
@@ -6389,11 +6906,11 @@
         <w:pStyle w:val="Compact"/>
         <w:numPr>
           <w:ilvl w:val="0"/>
-          <w:numId w:val="1008"/>
+          <w:numId w:val="1017"/>
         </w:numPr>
       </w:pPr>
       <w:r>
-        <w:t xml:space="preserve">Disable or remove the extension through the managed-browser process and fully quit the browser. Prevent unapproved reinstallation if that is part of the offboarding policy. Removing the extension does not erase data held by websites or the OS.</w:t>
+        <w:t xml:space="preserve">Disable or remove the extension through your managed-browser process. Quit the browser fully. If your policy requires it, prevent reinstallation that you did not approve. Removing the extension does not erase data that websites or the operating system hold.</w:t>
       </w:r>
     </w:p>
     <w:p>
@@ -6401,11 +6918,11 @@
         <w:pStyle w:val="Compact"/>
         <w:numPr>
           <w:ilvl w:val="0"/>
-          <w:numId w:val="1008"/>
+          <w:numId w:val="1017"/>
         </w:numPr>
       </w:pPr>
       <w:r>
-        <w:t xml:space="preserve">Review clipboard history, downloads, screenshots, printouts, support captures, and synced personal storage under the approved retention and evidence-preservation policy. Do not delete incident evidence or business records without the responsible owner's approval.</w:t>
+        <w:t xml:space="preserve">Review clipboard history, downloads, screenshots, printouts, support captures, and synced personal storage. Follow your retention and evidence-preservation policy. Do not delete incident evidence or business records without the approval of the responsible owner.</w:t>
       </w:r>
     </w:p>
     <w:p>
@@ -6413,11 +6930,11 @@
         <w:pStyle w:val="Compact"/>
         <w:numPr>
           <w:ilvl w:val="0"/>
-          <w:numId w:val="1008"/>
+          <w:numId w:val="1017"/>
         </w:numPr>
       </w:pPr>
       <w:r>
-        <w:t xml:space="preserve">Review university drafts and uploads with the admissions owner. Correct or remove inappropriate copies through that portal's process. Reassign legitimate work rather than deleting records indiscriminately.</w:t>
+        <w:t xml:space="preserve">Review the university drafts and uploads with the admissions owner. Correct or remove wrong copies through the process of that portal. Reassign valid work. Do not delete records without checking them.</w:t>
       </w:r>
     </w:p>
     <w:p>
@@ -6425,11 +6942,11 @@
         <w:pStyle w:val="Compact"/>
         <w:numPr>
           <w:ilvl w:val="0"/>
-          <w:numId w:val="1008"/>
+          <w:numId w:val="1017"/>
         </w:numPr>
       </w:pPr>
       <w:r>
-        <w:t xml:space="preserve">Verify revocation on an approved test account and file. Confirm that old sessions and direct media URLs cannot retrieve new protected data. Record completion in the organisation's offboarding system, since the extension provides no central completion log.</w:t>
+        <w:t xml:space="preserve">Test revocation with an approved test account and file. Check that old sessions and direct media URLs cannot get new protected data. Record the completion in your offboarding system. The extension has no central completion log.</w:t>
       </w:r>
     </w:p>
     <w:p>
@@ -6437,7 +6954,7 @@
         <w:pStyle w:val="FirstParagraph"/>
       </w:pPr>
       <w:r>
-        <w:t xml:space="preserve">If unauthenticated media links remain accessible, cached copies remain on an uncontrolled device, or data went to the wrong portal, refer the incident to the CRM owner and the organisation's security or privacy lead. This guide does not establish a legal retention period, breach-reporting decision, or compliance approval.</w:t>
+        <w:t xml:space="preserve">Refer the incident to the CRM owner and to your security or privacy lead in these cases: media links that need no authentication still work, cached copies remain on a device that you do not control, or data went to the wrong portal. This guide does not set a legal retention period. It does not decide whether to report a breach. It does not approve compliance.</w:t>
       </w:r>
     </w:p>
     <w:p>
@@ -6451,18 +6968,26 @@
       <w:pPr>
         <w:pStyle w:val="Heading2"/>
       </w:pPr>
-      <w:bookmarkStart w:id="38" w:name="_a6e68c3d29b44138b6f2c10ade4945d18e4ffc6"/>
+      <w:bookmarkStart w:id="42" w:name="_a6e68c3d29b44138b6f2c10ade4945d18e4ffc6"/>
       <w:r>
         <w:t xml:space="preserve">Support evidence and local test data</w:t>
       </w:r>
-      <w:bookmarkEnd w:id="38"/>
+      <w:bookmarkEnd w:id="42"/>
     </w:p>
     <w:p>
       <w:pPr>
         <w:pStyle w:val="FirstParagraph"/>
       </w:pPr>
       <w:r>
-        <w:t xml:space="preserve">Share redacted error messages, page names, and control identifiers rather than student values, file URLs, tokens, or full browser profiles. Treat document names as potentially identifying. The live runner writes a redacted report under ignored</w:t>
+        <w:t xml:space="preserve">When you ask for support, share redacted error messages, page names, and control identifiers. Do not share student values, file URLs, tokens, or full browser profiles. Document names can identify a student.</w:t>
+      </w:r>
+    </w:p>
+    <w:p>
+      <w:pPr>
+        <w:pStyle w:val="BodyText"/>
+      </w:pPr>
+      <w:r>
+        <w:t xml:space="preserve">The live runner writes a redacted report under the ignored</w:t>
       </w:r>
       <w:r>
         <w:t xml:space="preserve"> </w:t>
@@ -6474,7 +6999,10 @@
         <w:t xml:space="preserve">tmp/</w:t>
       </w:r>
       <w:r>
-        <w:t xml:space="preserve">, but ignoring a file in Git is not access control or a retention policy. Credentials in a local</w:t>
+        <w:t xml:space="preserve"> </w:t>
+      </w:r>
+      <w:r>
+        <w:t xml:space="preserve">folder. An ignored Git file is not access control and is not a retention policy. A local</w:t>
       </w:r>
       <w:r>
         <w:t xml:space="preserve"> </w:t>
@@ -6486,7 +7014,10 @@
         <w:t xml:space="preserve">.env.local</w:t>
       </w:r>
       <w:r>
-        <w:t xml:space="preserve">, authenticated browser profiles, and any manual captures need separate workstation and cleanup controls. They are developer or test artifacts, not part of the deployed extension's session cache.</w:t>
+        <w:t xml:space="preserve"> </w:t>
+      </w:r>
+      <w:r>
+        <w:t xml:space="preserve">file, authenticated browser profiles, and manual captures need their own workstation controls and cleanup. These are developer and test files. They are not part of the session cache of the deployed extension.</w:t>
       </w:r>
     </w:p>
     <w:p>
@@ -6500,18 +7031,18 @@
       <w:pPr>
         <w:pStyle w:val="Heading2"/>
       </w:pPr>
-      <w:bookmarkStart w:id="39" w:name="_3eceddfbe142c352c98df88868259c7877bece8"/>
-      <w:r>
-        <w:t xml:space="preserve">Development, check, and build commands</w:t>
-      </w:r>
-      <w:bookmarkEnd w:id="39"/>
+      <w:bookmarkStart w:id="43" w:name="_commands"/>
+      <w:r>
+        <w:t xml:space="preserve">Commands</w:t>
+      </w:r>
+      <w:bookmarkEnd w:id="43"/>
     </w:p>
     <w:p>
       <w:pPr>
         <w:pStyle w:val="FirstParagraph"/>
       </w:pPr>
       <w:r>
-        <w:t xml:space="preserve">Use a current Node.js environment and npm. Run</w:t>
+        <w:t xml:space="preserve">Use a current Node.js and npm. Run</w:t>
       </w:r>
       <w:r>
         <w:t xml:space="preserve"> </w:t>
@@ -6526,19 +7057,7 @@
         <w:t xml:space="preserve"> </w:t>
       </w:r>
       <w:r>
-        <w:t xml:space="preserve">in the repository to install the locked development dependencies. Then use these scripts from</w:t>
-      </w:r>
-      <w:r>
-        <w:t xml:space="preserve"> </w:t>
-      </w:r>
-      <w:r>
-        <w:rPr>
-          <w:rStyle w:val="VerbatimChar"/>
-        </w:rPr>
-        <w:t xml:space="preserve">package.json</w:t>
-      </w:r>
-      <w:r>
-        <w:t xml:space="preserve">:</w:t>
+        <w:t xml:space="preserve">to install the locked development dependencies. Then use these scripts:</w:t>
       </w:r>
     </w:p>
     <w:tbl>
@@ -6600,7 +7119,7 @@
               <w:pStyle w:val="Compact"/>
             </w:pPr>
             <w:r>
-              <w:t xml:space="preserve">Node tests under</w:t>
+              <w:t xml:space="preserve">Node tests in</w:t>
             </w:r>
             <w:r>
               <w:t xml:space="preserve"> </w:t>
@@ -6642,7 +7161,7 @@
               <w:pStyle w:val="Compact"/>
             </w:pPr>
             <w:r>
-              <w:t xml:space="preserve">Loaded-extension Chromium E2E</w:t>
+              <w:t xml:space="preserve">Chromium end-to-end tests with the extension loaded</w:t>
             </w:r>
           </w:p>
         </w:tc>
@@ -6669,7 +7188,7 @@
               <w:pStyle w:val="Compact"/>
             </w:pPr>
             <w:r>
-              <w:t xml:space="preserve">Opt-in live no-save smoke</w:t>
+              <w:t xml:space="preserve">Opt-in live smoke test without saving</w:t>
             </w:r>
           </w:p>
         </w:tc>
@@ -6723,23 +7242,7 @@
               <w:pStyle w:val="Compact"/>
             </w:pPr>
             <w:r>
-              <w:t xml:space="preserve">Chrome</w:t>
-            </w:r>
-            <w:r>
-              <w:t xml:space="preserve"> </w:t>
-            </w:r>
-            <w:r>
-              <w:rPr>
-                <w:b/>
-                <w:bCs/>
-              </w:rPr>
-              <w:t xml:space="preserve">dev</w:t>
-            </w:r>
-            <w:r>
-              <w:t xml:space="preserve"> </w:t>
-            </w:r>
-            <w:r>
-              <w:t xml:space="preserve">package to</w:t>
+              <w:t xml:space="preserve">Chrome development package in</w:t>
             </w:r>
             <w:r>
               <w:t xml:space="preserve"> </w:t>
@@ -6775,23 +7278,7 @@
               <w:pStyle w:val="Compact"/>
             </w:pPr>
             <w:r>
-              <w:t xml:space="preserve">Chrome</w:t>
-            </w:r>
-            <w:r>
-              <w:t xml:space="preserve"> </w:t>
-            </w:r>
-            <w:r>
-              <w:rPr>
-                <w:b/>
-                <w:bCs/>
-              </w:rPr>
-              <w:t xml:space="preserve">prod</w:t>
-            </w:r>
-            <w:r>
-              <w:t xml:space="preserve"> </w:t>
-            </w:r>
-            <w:r>
-              <w:t xml:space="preserve">package,</w:t>
+              <w:t xml:space="preserve">Chrome production package and</w:t>
             </w:r>
             <w:r>
               <w:t xml:space="preserve"> </w:t>
@@ -6854,7 +7341,7 @@
               <w:pStyle w:val="Compact"/>
             </w:pPr>
             <w:r>
-              <w:t xml:space="preserve">Safari prod resources (same allowlist gate)</w:t>
+              <w:t xml:space="preserve">Safari production resources (same allowlist gate)</w:t>
             </w:r>
           </w:p>
         </w:tc>
@@ -6881,7 +7368,7 @@
               <w:pStyle w:val="Compact"/>
             </w:pPr>
             <w:r>
-              <w:t xml:space="preserve">Unsigned Safari app packaging</w:t>
+              <w:t xml:space="preserve">Unsigned Safari app</w:t>
             </w:r>
           </w:p>
         </w:tc>
@@ -6908,7 +7395,7 @@
               <w:pStyle w:val="Compact"/>
             </w:pPr>
             <w:r>
-              <w:t xml:space="preserve">Local fixture server for Safari checklist</w:t>
+              <w:t xml:space="preserve">Local fixture server for the Safari checklist</w:t>
             </w:r>
           </w:p>
         </w:tc>
@@ -6923,7 +7410,7 @@
           <w:b/>
           <w:bCs/>
         </w:rPr>
-        <w:t xml:space="preserve">Production packaging.</w:t>
+        <w:t xml:space="preserve">Production build.</w:t>
       </w:r>
       <w:r>
         <w:t xml:space="preserve"> </w:t>
@@ -6938,7 +7425,7 @@
         <w:t xml:space="preserve"> </w:t>
       </w:r>
       <w:r>
-        <w:t xml:space="preserve">lists the SAMS CRM origin, the Campora origin and three portal origins, and</w:t>
+        <w:t xml:space="preserve">lists the SAMS CRM origin, the Campora origin, and three portal origins.</w:t>
       </w:r>
       <w:r>
         <w:t xml:space="preserve"> </w:t>
@@ -6953,7 +7440,7 @@
         <w:t xml:space="preserve"> </w:t>
       </w:r>
       <w:r>
-        <w:t xml:space="preserve">builds production packages from them. If the Campora list is empty or fewer than three portal origins are set, the build refuses; do not bypass that gate. Root</w:t>
+        <w:t xml:space="preserve">builds the production packages from them. If the Campora list is empty or fewer than three portal origins are set, the build stops. Do not bypass that gate. The root</w:t>
       </w:r>
       <w:r>
         <w:t xml:space="preserve"> </w:t>
@@ -6968,7 +7455,22 @@
         <w:t xml:space="preserve"> </w:t>
       </w:r>
       <w:r>
-        <w:t xml:space="preserve">is a template; the built manifest under</w:t>
+        <w:t xml:space="preserve">is a template. The build writes</w:t>
+      </w:r>
+      <w:r>
+        <w:t xml:space="preserve"> </w:t>
+      </w:r>
+      <w:r>
+        <w:rPr>
+          <w:rStyle w:val="VerbatimChar"/>
+        </w:rPr>
+        <w:t xml:space="preserve">host_permissions</w:t>
+      </w:r>
+      <w:r>
+        <w:t xml:space="preserve"> </w:t>
+      </w:r>
+      <w:r>
+        <w:t xml:space="preserve">into the manifest under</w:t>
       </w:r>
       <w:r>
         <w:t xml:space="preserve"> </w:t>
@@ -6980,21 +7482,6 @@
         <w:t xml:space="preserve">dist/</w:t>
       </w:r>
       <w:r>
-        <w:t xml:space="preserve"> </w:t>
-      </w:r>
-      <w:r>
-        <w:t xml:space="preserve">receives generated</w:t>
-      </w:r>
-      <w:r>
-        <w:t xml:space="preserve"> </w:t>
-      </w:r>
-      <w:r>
-        <w:rPr>
-          <w:rStyle w:val="VerbatimChar"/>
-        </w:rPr>
-        <w:t xml:space="preserve">host_permissions</w:t>
-      </w:r>
-      <w:r>
         <w:t xml:space="preserve">. Never edit</w:t>
       </w:r>
       <w:r>
@@ -7010,7 +7497,7 @@
         <w:t xml:space="preserve"> </w:t>
       </w:r>
       <w:r>
-        <w:t xml:space="preserve">by hand as source of truth. Reload the extension and the tested page after a rebuild. Version bumps and distribution follow the approved release process in</w:t>
+        <w:t xml:space="preserve">by hand. After a rebuild, reload the extension and the tested page. Version changes and distribution follow</w:t>
       </w:r>
       <w:r>
         <w:t xml:space="preserve"> </w:t>
@@ -7032,7 +7519,17 @@
         <w:pStyle w:val="BodyText"/>
       </w:pPr>
       <w:r>
-        <w:t xml:space="preserve">The Chromium E2E runner uses Helium on macOS by default; set</w:t>
+        <w:rPr>
+          <w:b/>
+          <w:bCs/>
+        </w:rPr>
+        <w:t xml:space="preserve">E2E browser.</w:t>
+      </w:r>
+      <w:r>
+        <w:t xml:space="preserve"> </w:t>
+      </w:r>
+      <w:r>
+        <w:t xml:space="preserve">The Chromium E2E runner uses Helium on macOS by default. Set</w:t>
       </w:r>
       <w:r>
         <w:t xml:space="preserve"> </w:t>
@@ -7047,7 +7544,7 @@
         <w:t xml:space="preserve"> </w:t>
       </w:r>
       <w:r>
-        <w:t xml:space="preserve">to use another Chromium. Check</w:t>
+        <w:t xml:space="preserve">to use another Chromium. See</w:t>
       </w:r>
       <w:r>
         <w:t xml:space="preserve"> </w:t>
@@ -7057,14 +7554,14 @@
           <w:rPr>
             <w:rStyle w:val="Hyperlink"/>
           </w:rPr>
-          <w:t xml:space="preserve">the E2E browser setup</w:t>
+          <w:t xml:space="preserve">../e2e/README.md</w:t>
         </w:r>
       </w:hyperlink>
       <w:r>
         <w:t xml:space="preserve"> </w:t>
       </w:r>
       <w:r>
-        <w:t xml:space="preserve">before running it on another machine. Live checks require approved test access. Do not put credentials in this guide or in fixtures.</w:t>
+        <w:t xml:space="preserve">before you run it on another computer. Live checks need approved test access. Never put credentials in this guide or in fixtures.</w:t>
       </w:r>
     </w:p>
     <w:p>
@@ -7072,17 +7569,27 @@
         <w:pStyle w:val="BodyText"/>
       </w:pPr>
       <w:r>
-        <w:t xml:space="preserve">The live runner targets Bangor, Greenwich, and Greater Manchester when their separate credentials and an existing test draft are available. Manchester checks the Personal Details (PD), Contact Details (CD), Qualifications (QU), and Experience (EX) tabs after lazy tab loading. It blocks non-GET/HEAD traffic after login, including tab-loading POSTs, and records blocked stages without field values. This is a test-runner safeguard, not a network firewall in the deployed extension. A blocked tab is not a pass. See</w:t>
-      </w:r>
-      <w:r>
-        <w:t xml:space="preserve"> </w:t>
-      </w:r>
-      <w:hyperlink r:id="rId40">
+        <w:rPr>
+          <w:b/>
+          <w:bCs/>
+        </w:rPr>
+        <w:t xml:space="preserve">Live runner.</w:t>
+      </w:r>
+      <w:r>
+        <w:t xml:space="preserve"> </w:t>
+      </w:r>
+      <w:r>
+        <w:t xml:space="preserve">It targets Bangor, Greenwich, and Greater Manchester when their separate credentials and an existing test draft are available. On Manchester, it checks the Personal Details (PD), Contact Details (CD), Qualifications (QU), and Experience (EX) tabs after the lazy tab load. After login, it blocks all requests except GET and HEAD, including tab-loading POST requests. It records blocked stages without field values. This is a safeguard of the test runner. It is not a network firewall in the deployed extension. A blocked tab is not a pass. See the</w:t>
+      </w:r>
+      <w:r>
+        <w:t xml:space="preserve"> </w:t>
+      </w:r>
+      <w:hyperlink r:id="rId44">
         <w:r>
           <w:rPr>
             <w:rStyle w:val="Hyperlink"/>
           </w:rPr>
-          <w:t xml:space="preserve">live smoke instructions and boundaries</w:t>
+          <w:t xml:space="preserve">live smoke instructions</w:t>
         </w:r>
       </w:hyperlink>
       <w:r>
@@ -7094,7 +7601,7 @@
         <w:pStyle w:val="BodyText"/>
       </w:pPr>
       <w:r>
-        <w:t xml:space="preserve">Safari packaging of shared JS is not proof that Autofill, document binding, or exact</w:t>
+        <w:t xml:space="preserve">Building the shared JavaScript for Safari does not prove that Autofill, document binding, or exact</w:t>
       </w:r>
       <w:r>
         <w:t xml:space="preserve"> </w:t>
@@ -7109,7 +7616,7 @@
         <w:t xml:space="preserve"> </w:t>
       </w:r>
       <w:r>
-        <w:t xml:space="preserve">behaviour is verified on Safari.</w:t>
+        <w:t xml:space="preserve">behaviour works on Safari.</w:t>
       </w:r>
     </w:p>
     <w:p>
@@ -7123,22 +7630,22 @@
       <w:pPr>
         <w:pStyle w:val="Heading2"/>
       </w:pPr>
-      <w:bookmarkStart w:id="41" w:name="_6650a4d4e24bc4728d093d661add57c89bafa35"/>
+      <w:bookmarkStart w:id="45" w:name="_6650a4d4e24bc4728d093d661add57c89bafa35"/>
       <w:r>
         <w:t xml:space="preserve">Current limitations</w:t>
       </w:r>
-      <w:bookmarkEnd w:id="41"/>
+      <w:bookmarkEnd w:id="45"/>
     </w:p>
     <w:p>
       <w:pPr>
         <w:pStyle w:val="Compact"/>
         <w:numPr>
           <w:ilvl w:val="0"/>
-          <w:numId w:val="1009"/>
+          <w:numId w:val="1018"/>
         </w:numPr>
       </w:pPr>
       <w:r>
-        <w:t xml:space="preserve">Not every university is mapped. Unmapped sites get generic common-field matching only.</w:t>
+        <w:t xml:space="preserve">Not every university is mapped. Unmapped sites get generic matching of common fields only.</w:t>
       </w:r>
     </w:p>
     <w:p>
@@ -7146,15 +7653,9 @@
         <w:pStyle w:val="Compact"/>
         <w:numPr>
           <w:ilvl w:val="0"/>
-          <w:numId w:val="1009"/>
+          <w:numId w:val="1018"/>
         </w:numPr>
       </w:pPr>
-      <w:r>
-        <w:t xml:space="preserve">Live CRM-to-portal results are recorded per portal in</w:t>
-      </w:r>
-      <w:r>
-        <w:t xml:space="preserve"> </w:t>
-      </w:r>
       <w:hyperlink r:id="rId13">
         <w:r>
           <w:rPr>
@@ -7164,7 +7665,10 @@
         </w:r>
       </w:hyperlink>
       <w:r>
-        <w:t xml:space="preserve">; portals without a recorded run have only been tested on synthetic fixtures.</w:t>
+        <w:t xml:space="preserve"> </w:t>
+      </w:r>
+      <w:r>
+        <w:t xml:space="preserve">lists the live CRM-to-portal results for each portal. A portal with no recorded run has only been tested on synthetic fixtures.</w:t>
       </w:r>
     </w:p>
     <w:p>
@@ -7172,11 +7676,11 @@
         <w:pStyle w:val="Compact"/>
         <w:numPr>
           <w:ilvl w:val="0"/>
-          <w:numId w:val="1009"/>
+          <w:numId w:val="1018"/>
         </w:numPr>
       </w:pPr>
       <w:r>
-        <w:t xml:space="preserve">Exact-document Autofill requires</w:t>
+        <w:t xml:space="preserve">Exact-document Autofill needs</w:t>
       </w:r>
       <w:r>
         <w:t xml:space="preserve"> </w:t>
@@ -7203,7 +7707,7 @@
         <w:t xml:space="preserve">webNavigation.getAllFrames</w:t>
       </w:r>
       <w:r>
-        <w:t xml:space="preserve">. Browsers without that fail closed for Autofill and Attach flows that use</w:t>
+        <w:t xml:space="preserve">. A browser without it fails closed for the Autofill and Attach flows that use</w:t>
       </w:r>
       <w:r>
         <w:t xml:space="preserve"> </w:t>
@@ -7223,11 +7727,11 @@
         <w:pStyle w:val="Compact"/>
         <w:numPr>
           <w:ilvl w:val="0"/>
-          <w:numId w:val="1009"/>
+          <w:numId w:val="1018"/>
         </w:numPr>
       </w:pPr>
       <w:r>
-        <w:t xml:space="preserve">Top document and same-origin frames only.</w:t>
+        <w:t xml:space="preserve">The extension fills the top document and same-origin frames only.</w:t>
       </w:r>
     </w:p>
     <w:p>
@@ -7235,11 +7739,11 @@
         <w:pStyle w:val="Compact"/>
         <w:numPr>
           <w:ilvl w:val="0"/>
-          <w:numId w:val="1009"/>
+          <w:numId w:val="1018"/>
         </w:numPr>
       </w:pPr>
       <w:r>
-        <w:t xml:space="preserve">No automatic Save / Next / Submit / pay / declaration. Portal handlers may still react to filled values or attached files.</w:t>
+        <w:t xml:space="preserve">The extension never selects Save, Next, Submit, pay, or declaration controls. A portal handler can still react to filled values or attached files.</w:t>
       </w:r>
     </w:p>
     <w:p>
@@ -7247,11 +7751,11 @@
         <w:pStyle w:val="Compact"/>
         <w:numPr>
           <w:ilvl w:val="0"/>
-          <w:numId w:val="1009"/>
+          <w:numId w:val="1018"/>
         </w:numPr>
       </w:pPr>
       <w:r>
-        <w:t xml:space="preserve">Safari runtime behaviour has not been verified in an installed Safari; see</w:t>
+        <w:t xml:space="preserve">Nobody has tested the extension in an installed Safari. See</w:t>
       </w:r>
       <w:r>
         <w:t xml:space="preserve"> </w:t>
@@ -7273,11 +7777,11 @@
         <w:pStyle w:val="Compact"/>
         <w:numPr>
           <w:ilvl w:val="0"/>
-          <w:numId w:val="1009"/>
+          <w:numId w:val="1018"/>
         </w:numPr>
       </w:pPr>
       <w:r>
-        <w:t xml:space="preserve">For new coverage, prefer E2E with sanitized fixtures over unit tests.</w:t>
+        <w:t xml:space="preserve">For new test coverage, prefer E2E with sanitized fixtures over unit tests.</w:t>
       </w:r>
     </w:p>
     <w:p>
@@ -7291,49 +7795,36 @@
       <w:pPr>
         <w:pStyle w:val="Heading2"/>
       </w:pPr>
-      <w:bookmarkStart w:id="42" w:name="_dd88cab511d9df2c56fd11660bcc24854c9e834"/>
+      <w:bookmarkStart w:id="46" w:name="_dd88cab511d9df2c56fd11660bcc24854c9e834"/>
       <w:r>
         <w:t xml:space="preserve">How to add a mapped university</w:t>
       </w:r>
-      <w:bookmarkEnd w:id="42"/>
+      <w:bookmarkEnd w:id="46"/>
     </w:p>
     <w:p>
       <w:pPr>
         <w:pStyle w:val="FirstParagraph"/>
       </w:pPr>
       <w:r>
-        <w:t xml:space="preserve">Complete recipe. Replace the example names and selectors with real values from an authorised inventory. Selectors below are</w:t>
-      </w:r>
-      <w:r>
-        <w:t xml:space="preserve"> </w:t>
-      </w:r>
-      <w:r>
-        <w:rPr>
-          <w:b/>
-          <w:bCs/>
-        </w:rPr>
-        <w:t xml:space="preserve">invented examples</w:t>
-      </w:r>
-      <w:r>
-        <w:t xml:space="preserve">, not a verified mapping.</w:t>
+        <w:t xml:space="preserve">The recipe below uses invented example names and selectors. Replace them with real values from an authorised inventory. The selectors are not a verified mapping.</w:t>
       </w:r>
     </w:p>
     <w:p>
       <w:pPr>
         <w:pStyle w:val="Heading3"/>
       </w:pPr>
-      <w:bookmarkStart w:id="43" w:name="_b9857d31ee332b3c58e5cf9b07ed9615ca053f0"/>
-      <w:r>
-        <w:t xml:space="preserve">1. Inventory one page at a time</w:t>
-      </w:r>
-      <w:bookmarkEnd w:id="43"/>
+      <w:bookmarkStart w:id="47" w:name="_baf11914f5dad2646378de446f8b20d2c9438af"/>
+      <w:r>
+        <w:t xml:space="preserve">1. Make an inventory, one page at a time</w:t>
+      </w:r>
+      <w:bookmarkEnd w:id="47"/>
     </w:p>
     <w:p>
       <w:pPr>
         <w:pStyle w:val="FirstParagraph"/>
       </w:pPr>
       <w:r>
-        <w:t xml:space="preserve">On an authorised portal account, open one form step. Record exact origin, path, control ids or names, labels, and which CRM canonical keys apply. Prefer existing keys from</w:t>
+        <w:t xml:space="preserve">Use an authorised portal account. Open one form step. Record the exact origin, the path, the control IDs or names, the labels, and the CRM canonical keys that apply. Prefer existing keys from</w:t>
       </w:r>
       <w:r>
         <w:t xml:space="preserve"> </w:t>
@@ -7348,14 +7839,14 @@
         <w:t xml:space="preserve"> </w:t>
       </w:r>
       <w:r>
-        <w:t xml:space="preserve">and mapped portals. Add a CRM label alias only when you have seen the real CRM text.</w:t>
+        <w:t xml:space="preserve">and from the mapped portals. Add a CRM label alias only after you have seen the real CRM text.</w:t>
       </w:r>
     </w:p>
     <w:p>
       <w:pPr>
         <w:pStyle w:val="Heading3"/>
       </w:pPr>
-      <w:bookmarkStart w:id="44" w:name="_67df314188f202b605bc94c6049f8fde2ef378e"/>
+      <w:bookmarkStart w:id="48" w:name="_67df314188f202b605bc94c6049f8fde2ef378e"/>
       <w:r>
         <w:t xml:space="preserve">2. Create</w:t>
       </w:r>
@@ -7368,14 +7859,14 @@
         </w:rPr>
         <w:t xml:space="preserve">config/portals/example.js</w:t>
       </w:r>
-      <w:bookmarkEnd w:id="44"/>
+      <w:bookmarkEnd w:id="48"/>
     </w:p>
     <w:p>
       <w:pPr>
         <w:pStyle w:val="FirstParagraph"/>
       </w:pPr>
       <w:r>
-        <w:t xml:space="preserve">Example registration pattern (structure matches current portals; values are fictional):</w:t>
+        <w:t xml:space="preserve">The structure matches the current portals. The values are invented.</w:t>
       </w:r>
     </w:p>
     <w:p>
@@ -8804,7 +9295,7 @@
         <w:pStyle w:val="FirstParagraph"/>
       </w:pPr>
       <w:r>
-        <w:t xml:space="preserve">Supported properties used by current code include</w:t>
+        <w:t xml:space="preserve">The engine supports these properties:</w:t>
       </w:r>
       <w:r>
         <w:t xml:space="preserve"> </w:t>
@@ -8924,7 +9415,7 @@
         <w:t xml:space="preserve">blockedControls</w:t>
       </w:r>
       <w:r>
-        <w:t xml:space="preserve">. Do not add unsupported config keys and expect the engine to honour them. Use</w:t>
+        <w:t xml:space="preserve">. The engine ignores other keys. Use</w:t>
       </w:r>
       <w:r>
         <w:t xml:space="preserve"> </w:t>
@@ -8939,7 +9430,7 @@
         <w:t xml:space="preserve"> </w:t>
       </w:r>
       <w:r>
-        <w:t xml:space="preserve">for reviewed CRM-value to portal-option translations. Its object keys must match the engine's</w:t>
+        <w:t xml:space="preserve">for reviewed translations from a CRM value to a portal option. The object keys must match the output of the engine's</w:t>
       </w:r>
       <w:r>
         <w:t xml:space="preserve"> </w:t>
@@ -8954,7 +9445,7 @@
         <w:t xml:space="preserve"> </w:t>
       </w:r>
       <w:r>
-        <w:t xml:space="preserve">output, and each value must be an array of exact option labels. Unsupported source values in that map stay manual. See</w:t>
+        <w:t xml:space="preserve">function. Each value must be an array of exact option labels. A source value that the map does not support stays manual. See</w:t>
       </w:r>
       <w:r>
         <w:t xml:space="preserve"> </w:t>
@@ -8964,14 +9455,14 @@
           <w:rPr>
             <w:rStyle w:val="Hyperlink"/>
           </w:rPr>
-          <w:t xml:space="preserve">derived values and portal option maps</w:t>
+          <w:t xml:space="preserve">Derived values and portal option maps</w:t>
         </w:r>
       </w:hyperlink>
       <w:r>
         <w:t xml:space="preserve"> </w:t>
       </w:r>
       <w:r>
-        <w:t xml:space="preserve">and the current Greenwich config.</w:t>
+        <w:t xml:space="preserve">and the Greenwich config.</w:t>
       </w:r>
     </w:p>
     <w:p>
@@ -8979,7 +9470,19 @@
         <w:pStyle w:val="BodyText"/>
       </w:pPr>
       <w:r>
-        <w:t xml:space="preserve">The example blocks the split-date selectors from the normal matcher.</w:t>
+        <w:t xml:space="preserve">The example lists the split-date selectors in</w:t>
+      </w:r>
+      <w:r>
+        <w:t xml:space="preserve"> </w:t>
+      </w:r>
+      <w:r>
+        <w:rPr>
+          <w:rStyle w:val="VerbatimChar"/>
+        </w:rPr>
+        <w:t xml:space="preserve">blockedControls</w:t>
+      </w:r>
+      <w:r>
+        <w:t xml:space="preserve">. This keeps them out of the normal matcher.</w:t>
       </w:r>
       <w:r>
         <w:t xml:space="preserve"> </w:t>
@@ -8994,7 +9497,7 @@
         <w:t xml:space="preserve"> </w:t>
       </w:r>
       <w:r>
-        <w:t xml:space="preserve">handles those selects separately. Use selectors that identify only the intended date on the intended page. Add a</w:t>
+        <w:t xml:space="preserve">fills those selects separately. Use selectors that match only the intended date on the intended page. Add a</w:t>
       </w:r>
       <w:r>
         <w:t xml:space="preserve"> </w:t>
@@ -9009,7 +9512,7 @@
         <w:t xml:space="preserve"> </w:t>
       </w:r>
       <w:r>
-        <w:t xml:space="preserve">condition when a portal keeps a previous step's URL after saving. Confirm that the selected controls are visible, editable date selects. Do not use selectors that also match an employer or referee date.</w:t>
+        <w:t xml:space="preserve">condition when a portal keeps the URL of the previous step after a save. Check that the selected controls are visible, editable date selects. Do not use a selector that also matches an employer date or a referee date.</w:t>
       </w:r>
     </w:p>
     <w:p>
@@ -9017,7 +9520,7 @@
         <w:pStyle w:val="BodyText"/>
       </w:pPr>
       <w:r>
-        <w:t xml:space="preserve">Use a stable unique</w:t>
+        <w:t xml:space="preserve">Use a stable, unique</w:t>
       </w:r>
       <w:r>
         <w:t xml:space="preserve"> </w:t>
@@ -9029,7 +9532,7 @@
         <w:t xml:space="preserve">id</w:t>
       </w:r>
       <w:r>
-        <w:t xml:space="preserve">. Exact origins only (scheme + host + optional port). No paths in origin strings. No</w:t>
+        <w:t xml:space="preserve">. Use exact origins only (scheme, host, and optional port). Do not put paths in origin strings. Never add</w:t>
       </w:r>
       <w:r>
         <w:t xml:space="preserve"> </w:t>
@@ -9044,14 +9547,14 @@
         <w:t xml:space="preserve"> </w:t>
       </w:r>
       <w:r>
-        <w:t xml:space="preserve">and no parent-domain wildcards.</w:t>
+        <w:t xml:space="preserve">or a parent-domain wildcard.</w:t>
       </w:r>
     </w:p>
     <w:p>
       <w:pPr>
         <w:pStyle w:val="Heading3"/>
       </w:pPr>
-      <w:bookmarkStart w:id="45" w:name="_2a52cf8a5111379caed8e40cb8bb73905cc6e7c"/>
+      <w:bookmarkStart w:id="49" w:name="_c3a64fe55857cd5a18e3d00a9db4a88d47c0e83"/>
       <w:r>
         <w:t xml:space="preserve">3. Register the file in</w:t>
       </w:r>
@@ -9062,8 +9565,47 @@
         <w:rPr>
           <w:rStyle w:val="VerbatimChar"/>
         </w:rPr>
+        <w:t xml:space="preserve">PORTAL_FILES</w:t>
+      </w:r>
+      <w:r>
+        <w:t xml:space="preserve"> </w:t>
+      </w:r>
+      <w:r>
+        <w:t xml:space="preserve">in</w:t>
+      </w:r>
+      <w:r>
+        <w:t xml:space="preserve"> </w:t>
+      </w:r>
+      <w:r>
+        <w:rPr>
+          <w:rStyle w:val="VerbatimChar"/>
+        </w:rPr>
         <w:t xml:space="preserve">popup.js</w:t>
       </w:r>
+      <w:bookmarkEnd w:id="49"/>
+    </w:p>
+    <w:p>
+      <w:pPr>
+        <w:pStyle w:val="FirstParagraph"/>
+      </w:pPr>
+      <w:r>
+        <w:t xml:space="preserve">The build copies the whole</w:t>
+      </w:r>
+      <w:r>
+        <w:t xml:space="preserve"> </w:t>
+      </w:r>
+      <w:r>
+        <w:rPr>
+          <w:rStyle w:val="VerbatimChar"/>
+        </w:rPr>
+        <w:t xml:space="preserve">config/</w:t>
+      </w:r>
+      <w:r>
+        <w:t xml:space="preserve"> </w:t>
+      </w:r>
+      <w:r>
+        <w:t xml:space="preserve">tree. At run time, the explicit</w:t>
+      </w:r>
       <w:r>
         <w:t xml:space="preserve"> </w:t>
       </w:r>
@@ -9073,39 +9615,6 @@
         </w:rPr>
         <w:t xml:space="preserve">PORTAL_FILES</w:t>
       </w:r>
-      <w:bookmarkEnd w:id="45"/>
-    </w:p>
-    <w:p>
-      <w:pPr>
-        <w:pStyle w:val="FirstParagraph"/>
-      </w:pPr>
-      <w:r>
-        <w:t xml:space="preserve">Build copies the</w:t>
-      </w:r>
-      <w:r>
-        <w:t xml:space="preserve"> </w:t>
-      </w:r>
-      <w:r>
-        <w:rPr>
-          <w:rStyle w:val="VerbatimChar"/>
-        </w:rPr>
-        <w:t xml:space="preserve">config/</w:t>
-      </w:r>
-      <w:r>
-        <w:t xml:space="preserve"> </w:t>
-      </w:r>
-      <w:r>
-        <w:t xml:space="preserve">tree, but runtime portal loading for fill is governed by the explicit</w:t>
-      </w:r>
-      <w:r>
-        <w:t xml:space="preserve"> </w:t>
-      </w:r>
-      <w:r>
-        <w:rPr>
-          <w:rStyle w:val="VerbatimChar"/>
-        </w:rPr>
-        <w:t xml:space="preserve">PORTAL_FILES</w:t>
-      </w:r>
       <w:r>
         <w:t xml:space="preserve"> </w:t>
       </w:r>
@@ -9122,7 +9631,10 @@
         <w:t xml:space="preserve">popup.js</w:t>
       </w:r>
       <w:r>
-        <w:t xml:space="preserve">. Add your file</w:t>
+        <w:t xml:space="preserve"> </w:t>
+      </w:r>
+      <w:r>
+        <w:t xml:space="preserve">decides which portal files load for a fill. Add your file</w:t>
       </w:r>
       <w:r>
         <w:t xml:space="preserve"> </w:t>
@@ -9397,7 +9909,7 @@
         <w:pStyle w:val="FirstParagraph"/>
       </w:pPr>
       <w:r>
-        <w:t xml:space="preserve">Adding a file under</w:t>
+        <w:t xml:space="preserve">A new file in</w:t>
       </w:r>
       <w:r>
         <w:t xml:space="preserve"> </w:t>
@@ -9412,14 +9924,14 @@
         <w:t xml:space="preserve"> </w:t>
       </w:r>
       <w:r>
-        <w:t xml:space="preserve">alone does not load it.</w:t>
+        <w:t xml:space="preserve">does not load by itself.</w:t>
       </w:r>
     </w:p>
     <w:p>
       <w:pPr>
         <w:pStyle w:val="Heading3"/>
       </w:pPr>
-      <w:bookmarkStart w:id="46" w:name="_7395644f8621ab708a0bd133a83cbf5eeb827c3"/>
+      <w:bookmarkStart w:id="50" w:name="_4713d07a88ac4db60d0d08411f18d30a1ea0729"/>
       <w:r>
         <w:t xml:space="preserve">4. Add the origin to</w:t>
       </w:r>
@@ -9430,8 +9942,32 @@
         <w:rPr>
           <w:rStyle w:val="VerbatimChar"/>
         </w:rPr>
+        <w:t xml:space="preserve">portalOrigins</w:t>
+      </w:r>
+      <w:r>
+        <w:t xml:space="preserve"> </w:t>
+      </w:r>
+      <w:r>
+        <w:t xml:space="preserve">in</w:t>
+      </w:r>
+      <w:r>
+        <w:t xml:space="preserve"> </w:t>
+      </w:r>
+      <w:r>
+        <w:rPr>
+          <w:rStyle w:val="VerbatimChar"/>
+        </w:rPr>
         <w:t xml:space="preserve">config/allowlist.js</w:t>
       </w:r>
+      <w:bookmarkEnd w:id="50"/>
+    </w:p>
+    <w:p>
+      <w:pPr>
+        <w:pStyle w:val="FirstParagraph"/>
+      </w:pPr>
+      <w:r>
+        <w:t xml:space="preserve">Edit</w:t>
+      </w:r>
       <w:r>
         <w:t xml:space="preserve"> </w:t>
       </w:r>
@@ -9441,231 +9977,213 @@
         </w:rPr>
         <w:t xml:space="preserve">portalOrigins</w:t>
       </w:r>
-      <w:bookmarkEnd w:id="46"/>
+      <w:r>
+        <w:t xml:space="preserve"> </w:t>
+      </w:r>
+      <w:r>
+        <w:t xml:space="preserve">inside the existing</w:t>
+      </w:r>
+      <w:r>
+        <w:t xml:space="preserve"> </w:t>
+      </w:r>
+      <w:r>
+        <w:rPr>
+          <w:rStyle w:val="VerbatimChar"/>
+        </w:rPr>
+        <w:t xml:space="preserve">SAMS_ALLOWLIST_CONFIG</w:t>
+      </w:r>
+      <w:r>
+        <w:t xml:space="preserve">. Do not change its other properties. The code below shows the portal list only. It is not a replacement for the whole configuration.</w:t>
+      </w:r>
+    </w:p>
+    <w:p>
+      <w:pPr>
+        <w:pStyle w:val="SourceCode"/>
+      </w:pPr>
+      <w:r>
+        <w:rPr>
+          <w:rStyle w:val="KeywordTok"/>
+        </w:rPr>
+        <w:t xml:space="preserve">const</w:t>
+      </w:r>
+      <w:r>
+        <w:rPr>
+          <w:rStyle w:val="NormalTok"/>
+        </w:rPr>
+        <w:t xml:space="preserve"> exampleAllowlist </w:t>
+      </w:r>
+      <w:r>
+        <w:rPr>
+          <w:rStyle w:val="OperatorTok"/>
+        </w:rPr>
+        <w:t xml:space="preserve">=</w:t>
+      </w:r>
+      <w:r>
+        <w:rPr>
+          <w:rStyle w:val="NormalTok"/>
+        </w:rPr>
+        <w:t xml:space="preserve"> {</w:t>
+      </w:r>
+      <w:r>
+        <w:br/>
+      </w:r>
+      <w:r>
+        <w:rPr>
+          <w:rStyle w:val="NormalTok"/>
+        </w:rPr>
+        <w:t xml:space="preserve">  </w:t>
+      </w:r>
+      <w:r>
+        <w:rPr>
+          <w:rStyle w:val="DataTypeTok"/>
+        </w:rPr>
+        <w:t xml:space="preserve">portalOrigins</w:t>
+      </w:r>
+      <w:r>
+        <w:rPr>
+          <w:rStyle w:val="OperatorTok"/>
+        </w:rPr>
+        <w:t xml:space="preserve">:</w:t>
+      </w:r>
+      <w:r>
+        <w:rPr>
+          <w:rStyle w:val="NormalTok"/>
+        </w:rPr>
+        <w:t xml:space="preserve"> [</w:t>
+      </w:r>
+      <w:r>
+        <w:br/>
+      </w:r>
+      <w:r>
+        <w:rPr>
+          <w:rStyle w:val="NormalTok"/>
+        </w:rPr>
+        <w:t xml:space="preserve">    </w:t>
+      </w:r>
+      <w:r>
+        <w:rPr>
+          <w:rStyle w:val="StringTok"/>
+        </w:rPr>
+        <w:t xml:space="preserve">"https://nelson.gre.ac.uk"</w:t>
+      </w:r>
+      <w:r>
+        <w:rPr>
+          <w:rStyle w:val="OperatorTok"/>
+        </w:rPr>
+        <w:t xml:space="preserve">,</w:t>
+      </w:r>
+      <w:r>
+        <w:br/>
+      </w:r>
+      <w:r>
+        <w:rPr>
+          <w:rStyle w:val="NormalTok"/>
+        </w:rPr>
+        <w:t xml:space="preserve">    </w:t>
+      </w:r>
+      <w:r>
+        <w:rPr>
+          <w:rStyle w:val="StringTok"/>
+        </w:rPr>
+        <w:t xml:space="preserve">"https://apps.bangor.ac.uk"</w:t>
+      </w:r>
+      <w:r>
+        <w:rPr>
+          <w:rStyle w:val="OperatorTok"/>
+        </w:rPr>
+        <w:t xml:space="preserve">,</w:t>
+      </w:r>
+      <w:r>
+        <w:br/>
+      </w:r>
+      <w:r>
+        <w:rPr>
+          <w:rStyle w:val="NormalTok"/>
+        </w:rPr>
+        <w:t xml:space="preserve">    </w:t>
+      </w:r>
+      <w:r>
+        <w:rPr>
+          <w:rStyle w:val="StringTok"/>
+        </w:rPr>
+        <w:t xml:space="preserve">"https://evision.bolton.ac.uk"</w:t>
+      </w:r>
+      <w:r>
+        <w:rPr>
+          <w:rStyle w:val="OperatorTok"/>
+        </w:rPr>
+        <w:t xml:space="preserve">,</w:t>
+      </w:r>
+      <w:r>
+        <w:br/>
+      </w:r>
+      <w:r>
+        <w:rPr>
+          <w:rStyle w:val="NormalTok"/>
+        </w:rPr>
+        <w:t xml:space="preserve">    </w:t>
+      </w:r>
+      <w:r>
+        <w:rPr>
+          <w:rStyle w:val="StringTok"/>
+        </w:rPr>
+        <w:t xml:space="preserve">"https://apply.example"</w:t>
+      </w:r>
+      <w:r>
+        <w:rPr>
+          <w:rStyle w:val="OperatorTok"/>
+        </w:rPr>
+        <w:t xml:space="preserve">,</w:t>
+      </w:r>
+      <w:r>
+        <w:rPr>
+          <w:rStyle w:val="NormalTok"/>
+        </w:rPr>
+        <w:t xml:space="preserve"> </w:t>
+      </w:r>
+      <w:r>
+        <w:rPr>
+          <w:rStyle w:val="CommentTok"/>
+        </w:rPr>
+        <w:t xml:space="preserve">// EXAMPLE ONLY</w:t>
+      </w:r>
+      <w:r>
+        <w:br/>
+      </w:r>
+      <w:r>
+        <w:rPr>
+          <w:rStyle w:val="NormalTok"/>
+        </w:rPr>
+        <w:t xml:space="preserve">  ]</w:t>
+      </w:r>
+      <w:r>
+        <w:rPr>
+          <w:rStyle w:val="OperatorTok"/>
+        </w:rPr>
+        <w:t xml:space="preserve">,</w:t>
+      </w:r>
+      <w:r>
+        <w:br/>
+      </w:r>
+      <w:r>
+        <w:rPr>
+          <w:rStyle w:val="NormalTok"/>
+        </w:rPr>
+        <w:t xml:space="preserve">}</w:t>
+      </w:r>
+      <w:r>
+        <w:rPr>
+          <w:rStyle w:val="OperatorTok"/>
+        </w:rPr>
+        <w:t xml:space="preserve">;</w:t>
+      </w:r>
     </w:p>
     <w:p>
       <w:pPr>
         <w:pStyle w:val="FirstParagraph"/>
       </w:pPr>
       <w:r>
-        <w:t xml:space="preserve">Edit</w:t>
-      </w:r>
-      <w:r>
-        <w:t xml:space="preserve"> </w:t>
-      </w:r>
-      <w:r>
-        <w:rPr>
-          <w:rStyle w:val="VerbatimChar"/>
-        </w:rPr>
-        <w:t xml:space="preserve">portalOrigins</w:t>
-      </w:r>
-      <w:r>
-        <w:t xml:space="preserve"> </w:t>
-      </w:r>
-      <w:r>
-        <w:t xml:space="preserve">inside the existing</w:t>
-      </w:r>
-      <w:r>
-        <w:t xml:space="preserve"> </w:t>
-      </w:r>
-      <w:r>
-        <w:rPr>
-          <w:rStyle w:val="VerbatimChar"/>
-        </w:rPr>
-        <w:t xml:space="preserve">SAMS_ALLOWLIST_CONFIG</w:t>
-      </w:r>
-      <w:r>
-        <w:t xml:space="preserve">. Keep its other properties unchanged. The object below shows only the portal list, not a replacement for the whole configuration.</w:t>
-      </w:r>
-    </w:p>
-    <w:p>
-      <w:pPr>
-        <w:pStyle w:val="SourceCode"/>
-      </w:pPr>
-      <w:r>
-        <w:rPr>
-          <w:rStyle w:val="KeywordTok"/>
-        </w:rPr>
-        <w:t xml:space="preserve">const</w:t>
-      </w:r>
-      <w:r>
-        <w:rPr>
-          <w:rStyle w:val="NormalTok"/>
-        </w:rPr>
-        <w:t xml:space="preserve"> exampleAllowlist </w:t>
-      </w:r>
-      <w:r>
-        <w:rPr>
-          <w:rStyle w:val="OperatorTok"/>
-        </w:rPr>
-        <w:t xml:space="preserve">=</w:t>
-      </w:r>
-      <w:r>
-        <w:rPr>
-          <w:rStyle w:val="NormalTok"/>
-        </w:rPr>
-        <w:t xml:space="preserve"> {</w:t>
-      </w:r>
-      <w:r>
-        <w:br/>
-      </w:r>
-      <w:r>
-        <w:rPr>
-          <w:rStyle w:val="NormalTok"/>
-        </w:rPr>
-        <w:t xml:space="preserve">  </w:t>
-      </w:r>
-      <w:r>
-        <w:rPr>
-          <w:rStyle w:val="DataTypeTok"/>
-        </w:rPr>
-        <w:t xml:space="preserve">portalOrigins</w:t>
-      </w:r>
-      <w:r>
-        <w:rPr>
-          <w:rStyle w:val="OperatorTok"/>
-        </w:rPr>
-        <w:t xml:space="preserve">:</w:t>
-      </w:r>
-      <w:r>
-        <w:rPr>
-          <w:rStyle w:val="NormalTok"/>
-        </w:rPr>
-        <w:t xml:space="preserve"> [</w:t>
-      </w:r>
-      <w:r>
-        <w:br/>
-      </w:r>
-      <w:r>
-        <w:rPr>
-          <w:rStyle w:val="NormalTok"/>
-        </w:rPr>
-        <w:t xml:space="preserve">    </w:t>
-      </w:r>
-      <w:r>
-        <w:rPr>
-          <w:rStyle w:val="StringTok"/>
-        </w:rPr>
-        <w:t xml:space="preserve">"https://nelson.gre.ac.uk"</w:t>
-      </w:r>
-      <w:r>
-        <w:rPr>
-          <w:rStyle w:val="OperatorTok"/>
-        </w:rPr>
-        <w:t xml:space="preserve">,</w:t>
-      </w:r>
-      <w:r>
-        <w:br/>
-      </w:r>
-      <w:r>
-        <w:rPr>
-          <w:rStyle w:val="NormalTok"/>
-        </w:rPr>
-        <w:t xml:space="preserve">    </w:t>
-      </w:r>
-      <w:r>
-        <w:rPr>
-          <w:rStyle w:val="StringTok"/>
-        </w:rPr>
-        <w:t xml:space="preserve">"https://apps.bangor.ac.uk"</w:t>
-      </w:r>
-      <w:r>
-        <w:rPr>
-          <w:rStyle w:val="OperatorTok"/>
-        </w:rPr>
-        <w:t xml:space="preserve">,</w:t>
-      </w:r>
-      <w:r>
-        <w:br/>
-      </w:r>
-      <w:r>
-        <w:rPr>
-          <w:rStyle w:val="NormalTok"/>
-        </w:rPr>
-        <w:t xml:space="preserve">    </w:t>
-      </w:r>
-      <w:r>
-        <w:rPr>
-          <w:rStyle w:val="StringTok"/>
-        </w:rPr>
-        <w:t xml:space="preserve">"https://evision.bolton.ac.uk"</w:t>
-      </w:r>
-      <w:r>
-        <w:rPr>
-          <w:rStyle w:val="OperatorTok"/>
-        </w:rPr>
-        <w:t xml:space="preserve">,</w:t>
-      </w:r>
-      <w:r>
-        <w:br/>
-      </w:r>
-      <w:r>
-        <w:rPr>
-          <w:rStyle w:val="NormalTok"/>
-        </w:rPr>
-        <w:t xml:space="preserve">    </w:t>
-      </w:r>
-      <w:r>
-        <w:rPr>
-          <w:rStyle w:val="StringTok"/>
-        </w:rPr>
-        <w:t xml:space="preserve">"https://apply.example"</w:t>
-      </w:r>
-      <w:r>
-        <w:rPr>
-          <w:rStyle w:val="OperatorTok"/>
-        </w:rPr>
-        <w:t xml:space="preserve">,</w:t>
-      </w:r>
-      <w:r>
-        <w:rPr>
-          <w:rStyle w:val="NormalTok"/>
-        </w:rPr>
-        <w:t xml:space="preserve"> </w:t>
-      </w:r>
-      <w:r>
-        <w:rPr>
-          <w:rStyle w:val="CommentTok"/>
-        </w:rPr>
-        <w:t xml:space="preserve">// EXAMPLE ONLY</w:t>
-      </w:r>
-      <w:r>
-        <w:br/>
-      </w:r>
-      <w:r>
-        <w:rPr>
-          <w:rStyle w:val="NormalTok"/>
-        </w:rPr>
-        <w:t xml:space="preserve">  ]</w:t>
-      </w:r>
-      <w:r>
-        <w:rPr>
-          <w:rStyle w:val="OperatorTok"/>
-        </w:rPr>
-        <w:t xml:space="preserve">,</w:t>
-      </w:r>
-      <w:r>
-        <w:br/>
-      </w:r>
-      <w:r>
-        <w:rPr>
-          <w:rStyle w:val="NormalTok"/>
-        </w:rPr>
-        <w:t xml:space="preserve">}</w:t>
-      </w:r>
-      <w:r>
-        <w:rPr>
-          <w:rStyle w:val="OperatorTok"/>
-        </w:rPr>
-        <w:t xml:space="preserve">;</w:t>
-      </w:r>
-    </w:p>
-    <w:p>
-      <w:pPr>
-        <w:pStyle w:val="FirstParagraph"/>
-      </w:pPr>
-      <w:r>
-        <w:t xml:space="preserve">Build generates</w:t>
+        <w:t xml:space="preserve">The build creates</w:t>
       </w:r>
       <w:r>
         <w:t xml:space="preserve"> </w:t>
@@ -9680,29 +10198,29 @@
         <w:t xml:space="preserve"> </w:t>
       </w:r>
       <w:r>
-        <w:t xml:space="preserve">from this list (plus CRM / Campora / dev origins by mode). Keep exact origins only.</w:t>
+        <w:t xml:space="preserve">from this list. It adds the CRM, Campora, and development origins, depending on the mode. Use exact origins only.</w:t>
       </w:r>
     </w:p>
     <w:p>
       <w:pPr>
         <w:pStyle w:val="Heading3"/>
       </w:pPr>
-      <w:bookmarkStart w:id="47" w:name="_66cb850bad9632e0efa31cc20a9cf6e31a019a6"/>
-      <w:r>
-        <w:t xml:space="preserve">5. Shared vs portal synonyms</w:t>
-      </w:r>
-      <w:bookmarkEnd w:id="47"/>
+      <w:bookmarkStart w:id="51" w:name="_d0297bfc3e150dea9b35c2b16bbddf3dfab4be9"/>
+      <w:r>
+        <w:t xml:space="preserve">5. Choose shared or portal synonyms</w:t>
+      </w:r>
+      <w:bookmarkEnd w:id="51"/>
     </w:p>
     <w:p>
       <w:pPr>
         <w:pStyle w:val="Compact"/>
         <w:numPr>
           <w:ilvl w:val="0"/>
-          <w:numId w:val="1010"/>
+          <w:numId w:val="1019"/>
         </w:numPr>
       </w:pPr>
       <w:r>
-        <w:t xml:space="preserve">Put truly shared vocabulary in</w:t>
+        <w:t xml:space="preserve">Put vocabulary that all portals share in</w:t>
       </w:r>
       <w:r>
         <w:t xml:space="preserve"> </w:t>
@@ -9722,11 +10240,11 @@
         <w:pStyle w:val="Compact"/>
         <w:numPr>
           <w:ilvl w:val="0"/>
-          <w:numId w:val="1010"/>
+          <w:numId w:val="1019"/>
         </w:numPr>
       </w:pPr>
       <w:r>
-        <w:t xml:space="preserve">Put portal-specific label phrases in</w:t>
+        <w:t xml:space="preserve">Put label phrases for one portal in</w:t>
       </w:r>
       <w:r>
         <w:t xml:space="preserve"> </w:t>
@@ -9741,7 +10259,7 @@
         <w:t xml:space="preserve"> </w:t>
       </w:r>
       <w:r>
-        <w:t xml:space="preserve">on that portal.</w:t>
+        <w:t xml:space="preserve">of that portal.</w:t>
       </w:r>
     </w:p>
     <w:p>
@@ -9749,11 +10267,11 @@
         <w:pStyle w:val="Compact"/>
         <w:numPr>
           <w:ilvl w:val="0"/>
-          <w:numId w:val="1010"/>
+          <w:numId w:val="1019"/>
         </w:numPr>
       </w:pPr>
       <w:r>
-        <w:t xml:space="preserve">Keep dangerous or ambiguous controls in</w:t>
+        <w:t xml:space="preserve">Put dangerous or ambiguous controls in</w:t>
       </w:r>
       <w:r>
         <w:t xml:space="preserve"> </w:t>
@@ -9772,38 +10290,25 @@
       <w:pPr>
         <w:pStyle w:val="Heading3"/>
       </w:pPr>
-      <w:bookmarkStart w:id="48" w:name="_b867aef74724902f3ab691864c0b8eeb3de5d42"/>
-      <w:r>
-        <w:t xml:space="preserve">6. Verify on the real portal</w:t>
-      </w:r>
-      <w:bookmarkEnd w:id="48"/>
+      <w:bookmarkStart w:id="52" w:name="_93b4f7ac6d62aa11b8c5a4b8ff2ed607d54cadc"/>
+      <w:r>
+        <w:t xml:space="preserve">6. Test on the real portal</w:t>
+      </w:r>
+      <w:bookmarkEnd w:id="52"/>
     </w:p>
     <w:p>
       <w:pPr>
         <w:pStyle w:val="Compact"/>
         <w:numPr>
           <w:ilvl w:val="0"/>
-          <w:numId w:val="1011"/>
+          <w:numId w:val="1020"/>
         </w:numPr>
       </w:pPr>
       <w:r>
-        <w:t xml:space="preserve">Rebuild the</w:t>
-      </w:r>
-      <w:r>
-        <w:t xml:space="preserve"> </w:t>
-      </w:r>
-      <w:r>
-        <w:rPr>
-          <w:b/>
-          <w:bCs/>
-        </w:rPr>
-        <w:t xml:space="preserve">dev</w:t>
-      </w:r>
-      <w:r>
-        <w:t xml:space="preserve"> </w:t>
-      </w:r>
-      <w:r>
-        <w:t xml:space="preserve">package (</w:t>
+        <w:t xml:space="preserve">Run</w:t>
+      </w:r>
+      <w:r>
+        <w:t xml:space="preserve"> </w:t>
       </w:r>
       <w:r>
         <w:rPr>
@@ -9812,7 +10317,7 @@
         <w:t xml:space="preserve">npm run build</w:t>
       </w:r>
       <w:r>
-        <w:t xml:space="preserve">). Load or reload</w:t>
+        <w:t xml:space="preserve">. Load or reload</w:t>
       </w:r>
       <w:r>
         <w:t xml:space="preserve"> </w:t>
@@ -9832,11 +10337,11 @@
         <w:pStyle w:val="Compact"/>
         <w:numPr>
           <w:ilvl w:val="0"/>
-          <w:numId w:val="1011"/>
+          <w:numId w:val="1020"/>
         </w:numPr>
       </w:pPr>
       <w:r>
-        <w:t xml:space="preserve">Copy a test student from CRM. Do not save or submit the portal application during checks.</w:t>
+        <w:t xml:space="preserve">Copy a test student from the CRM. Do not save or submit the portal application during the checks.</w:t>
       </w:r>
     </w:p>
     <w:p>
@@ -9844,11 +10349,11 @@
         <w:pStyle w:val="Compact"/>
         <w:numPr>
           <w:ilvl w:val="0"/>
-          <w:numId w:val="1011"/>
+          <w:numId w:val="1020"/>
         </w:numPr>
       </w:pPr>
       <w:r>
-        <w:t xml:space="preserve">Autofill one page. Confirm existing values stay untouched, blocked controls stay manual, and a second Autofill does not duplicate rows where that matters.</w:t>
+        <w:t xml:space="preserve">Autofill one page. Check that existing values stay, that blocked controls stay manual, and that a second Autofill does not duplicate rows (where this matters).</w:t>
       </w:r>
     </w:p>
     <w:p>
@@ -9856,11 +10361,11 @@
         <w:pStyle w:val="Compact"/>
         <w:numPr>
           <w:ilvl w:val="0"/>
-          <w:numId w:val="1011"/>
+          <w:numId w:val="1020"/>
         </w:numPr>
       </w:pPr>
       <w:r>
-        <w:t xml:space="preserve">In an E2E check or a developer inspection of the frame response, confirm</w:t>
+        <w:t xml:space="preserve">In an E2E test or in a developer inspection of the frame response, check that</w:t>
       </w:r>
       <w:r>
         <w:t xml:space="preserve"> </w:t>
@@ -9875,7 +10380,7 @@
         <w:t xml:space="preserve"> </w:t>
       </w:r>
       <w:r>
-        <w:t xml:space="preserve">equals your mapping name when the origin and</w:t>
+        <w:t xml:space="preserve">equals the name of your mapping when the origin and</w:t>
       </w:r>
       <w:r>
         <w:t xml:space="preserve"> </w:t>
@@ -9890,7 +10395,7 @@
         <w:t xml:space="preserve"> </w:t>
       </w:r>
       <w:r>
-        <w:t xml:space="preserve">match. The staff popup does not display that name. Off-path pages should return</w:t>
+        <w:t xml:space="preserve">match. The staff popup does not show this name. A page outside the matchers must return</w:t>
       </w:r>
       <w:r>
         <w:t xml:space="preserve"> </w:t>
@@ -9913,11 +10418,11 @@
         <w:pStyle w:val="Compact"/>
         <w:numPr>
           <w:ilvl w:val="0"/>
-          <w:numId w:val="1011"/>
+          <w:numId w:val="1020"/>
         </w:numPr>
       </w:pPr>
       <w:r>
-        <w:t xml:space="preserve">Exercise Clear and expiry expectations.</w:t>
+        <w:t xml:space="preserve">Test Clear and the expiry.</w:t>
       </w:r>
     </w:p>
     <w:p>
@@ -9925,11 +10430,11 @@
         <w:pStyle w:val="Compact"/>
         <w:numPr>
           <w:ilvl w:val="0"/>
-          <w:numId w:val="1011"/>
+          <w:numId w:val="1020"/>
         </w:numPr>
       </w:pPr>
       <w:r>
-        <w:t xml:space="preserve">Document Attach only with safe synthetic fixtures when possible. Real Attach can upload immediately because of portal</w:t>
+        <w:t xml:space="preserve">Test Attach only with safe synthetic fixtures where possible. A real Attach can upload at once because of portal</w:t>
       </w:r>
       <w:r>
         <w:t xml:space="preserve"> </w:t>
@@ -9951,11 +10456,11 @@
       <w:pPr>
         <w:pStyle w:val="Heading3"/>
       </w:pPr>
-      <w:bookmarkStart w:id="49" w:name="_9718f10a974962bf0a1f46c5d61b1e25985263e"/>
-      <w:r>
-        <w:t xml:space="preserve">7. Record status</w:t>
-      </w:r>
-      <w:bookmarkEnd w:id="49"/>
+      <w:bookmarkStart w:id="53" w:name="_2be61e51e56e4db159c0d733d0b77b9bc859153"/>
+      <w:r>
+        <w:t xml:space="preserve">7. Record the result</w:t>
+      </w:r>
+      <w:bookmarkEnd w:id="53"/>
     </w:p>
     <w:p>
       <w:pPr>
@@ -9979,7 +10484,34 @@
         <w:t xml:space="preserve"> </w:t>
       </w:r>
       <w:r>
-        <w:t xml:space="preserve">with filled, skipped, no-value, and manual fields. Keep sanitized HTML fixtures free of personal data, credentials, tokens, and application IDs. See</w:t>
+        <w:t xml:space="preserve">with the filled, skipped, no-value, and manual fields. Keep sanitized HTML fixtures free of personal data, credentials, tokens, and application IDs. Add E2E coverage in</w:t>
+      </w:r>
+      <w:r>
+        <w:t xml:space="preserve"> </w:t>
+      </w:r>
+      <w:r>
+        <w:rPr>
+          <w:rStyle w:val="VerbatimChar"/>
+        </w:rPr>
+        <w:t xml:space="preserve">e2e/extension.e2e.mjs</w:t>
+      </w:r>
+      <w:r>
+        <w:t xml:space="preserve"> </w:t>
+      </w:r>
+      <w:r>
+        <w:t xml:space="preserve">with a sanitized fixture under</w:t>
+      </w:r>
+      <w:r>
+        <w:t xml:space="preserve"> </w:t>
+      </w:r>
+      <w:r>
+        <w:rPr>
+          <w:rStyle w:val="VerbatimChar"/>
+        </w:rPr>
+        <w:t xml:space="preserve">e2e/fixtures/</w:t>
+      </w:r>
+      <w:r>
+        <w:t xml:space="preserve">. See</w:t>
       </w:r>
       <w:r>
         <w:t xml:space="preserve"> </w:t>
@@ -9993,33 +10525,6 @@
         </w:r>
       </w:hyperlink>
       <w:r>
-        <w:t xml:space="preserve">. Add E2E coverage in</w:t>
-      </w:r>
-      <w:r>
-        <w:t xml:space="preserve"> </w:t>
-      </w:r>
-      <w:r>
-        <w:rPr>
-          <w:rStyle w:val="VerbatimChar"/>
-        </w:rPr>
-        <w:t xml:space="preserve">e2e/extension.e2e.mjs</w:t>
-      </w:r>
-      <w:r>
-        <w:t xml:space="preserve"> </w:t>
-      </w:r>
-      <w:r>
-        <w:t xml:space="preserve">with a sanitized fixture under</w:t>
-      </w:r>
-      <w:r>
-        <w:t xml:space="preserve"> </w:t>
-      </w:r>
-      <w:r>
-        <w:rPr>
-          <w:rStyle w:val="VerbatimChar"/>
-        </w:rPr>
-        <w:t xml:space="preserve">e2e/fixtures/</w:t>
-      </w:r>
-      <w:r>
         <w:t xml:space="preserve">.</w:t>
       </w:r>
     </w:p>
@@ -10034,18 +10539,18 @@
       <w:pPr>
         <w:pStyle w:val="Heading2"/>
       </w:pPr>
-      <w:bookmarkStart w:id="50" w:name="_7123e6c6b5e298aa85606b94a87b87f4baefea4"/>
+      <w:bookmarkStart w:id="54" w:name="_7123e6c6b5e298aa85606b94a87b87f4baefea4"/>
       <w:r>
         <w:t xml:space="preserve">Testing guidance</w:t>
       </w:r>
-      <w:bookmarkEnd w:id="50"/>
+      <w:bookmarkEnd w:id="54"/>
     </w:p>
     <w:p>
       <w:pPr>
         <w:pStyle w:val="FirstParagraph"/>
       </w:pPr>
       <w:r>
-        <w:t xml:space="preserve">Use the following checks when changing a mapping:</w:t>
+        <w:t xml:space="preserve">When you change a mapping:</w:t>
       </w:r>
     </w:p>
     <w:p>
@@ -10053,21 +10558,11 @@
         <w:pStyle w:val="Compact"/>
         <w:numPr>
           <w:ilvl w:val="0"/>
-          <w:numId w:val="1012"/>
+          <w:numId w:val="1021"/>
         </w:numPr>
       </w:pPr>
       <w:r>
-        <w:rPr>
-          <w:b/>
-          <w:bCs/>
-        </w:rPr>
-        <w:t xml:space="preserve">E2E first</w:t>
-      </w:r>
-      <w:r>
-        <w:t xml:space="preserve"> </w:t>
-      </w:r>
-      <w:r>
-        <w:t xml:space="preserve">with sanitized fixtures and no real credentials.</w:t>
+        <w:t xml:space="preserve">Write E2E tests first. Use sanitized fixtures and no real credentials.</w:t>
       </w:r>
     </w:p>
     <w:p>
@@ -10075,11 +10570,11 @@
         <w:pStyle w:val="Compact"/>
         <w:numPr>
           <w:ilvl w:val="0"/>
-          <w:numId w:val="1012"/>
+          <w:numId w:val="1021"/>
         </w:numPr>
       </w:pPr>
       <w:r>
-        <w:t xml:space="preserve">Cover real Copy then Autofill with no saves.</w:t>
+        <w:t xml:space="preserve">Cover a real Copy followed by Autofill, with no saves.</w:t>
       </w:r>
     </w:p>
     <w:p>
@@ -10087,11 +10582,11 @@
         <w:pStyle w:val="Compact"/>
         <w:numPr>
           <w:ilvl w:val="0"/>
-          <w:numId w:val="1012"/>
+          <w:numId w:val="1021"/>
         </w:numPr>
       </w:pPr>
       <w:r>
-        <w:t xml:space="preserve">Assert existing values preserved, blocked and manual fields unchanged, repeats without harmful duplication, mapped vs generic activation, Clear and expiry, and document Attach only on safe fixtures.</w:t>
+        <w:t xml:space="preserve">Check these points: existing values stay, blocked and manual fields stay unchanged, repeats do not cause harmful duplicates, mapped and generic modes start correctly, Clear and expiry work, and Attach works only on safe fixtures.</w:t>
       </w:r>
     </w:p>
     <w:p>
@@ -10099,11 +10594,11 @@
         <w:pStyle w:val="Compact"/>
         <w:numPr>
           <w:ilvl w:val="0"/>
-          <w:numId w:val="1012"/>
+          <w:numId w:val="1021"/>
         </w:numPr>
       </w:pPr>
       <w:r>
-        <w:t xml:space="preserve">Existing</w:t>
+        <w:t xml:space="preserve">Keep</w:t>
       </w:r>
       <w:r>
         <w:t xml:space="preserve"> </w:t>
@@ -10118,7 +10613,7 @@
         <w:t xml:space="preserve"> </w:t>
       </w:r>
       <w:r>
-        <w:t xml:space="preserve">remains as a supporting check. Prefer E2E for new coverage.</w:t>
+        <w:t xml:space="preserve">as a supporting check. Prefer E2E for new coverage.</w:t>
       </w:r>
     </w:p>
     <w:p>
@@ -10126,7 +10621,7 @@
         <w:pStyle w:val="FirstParagraph"/>
       </w:pPr>
       <w:r>
-        <w:t xml:space="preserve">Safari checklist material:</w:t>
+        <w:t xml:space="preserve">The Safari checklist is in</w:t>
       </w:r>
       <w:r>
         <w:t xml:space="preserve"> </w:t>
@@ -10148,7 +10643,7 @@
         <w:pStyle w:val="BodyText"/>
       </w:pPr>
       <w:r>
-        <w:t xml:space="preserve">Security claims above can be traced to these implementation and regression checks:</w:t>
+        <w:t xml:space="preserve">The table below links each security claim to its code and its tests:</w:t>
       </w:r>
     </w:p>
     <w:tbl>
@@ -10184,18 +10679,18 @@
               <w:pStyle w:val="Compact"/>
             </w:pPr>
             <w:r>
-              <w:t xml:space="preserve">Implementation</w:t>
-            </w:r>
-          </w:p>
-        </w:tc>
-        <w:tc>
-          <w:tcPr/>
-          <w:p>
-            <w:pPr>
-              <w:pStyle w:val="Compact"/>
-            </w:pPr>
-            <w:r>
-              <w:t xml:space="preserve">Existing evidence</w:t>
+              <w:t xml:space="preserve">Code</w:t>
+            </w:r>
+          </w:p>
+        </w:tc>
+        <w:tc>
+          <w:tcPr/>
+          <w:p>
+            <w:pPr>
+              <w:pStyle w:val="Compact"/>
+            </w:pPr>
+            <w:r>
+              <w:t xml:space="preserve">Tests</w:t>
             </w:r>
           </w:p>
         </w:tc>
@@ -10301,7 +10796,7 @@
               <w:pStyle w:val="Compact"/>
             </w:pPr>
             <w:r>
-              <w:t xml:space="preserve">E2E metadata filtering and nine-group authenticated listing cases</w:t>
+              <w:t xml:space="preserve">E2E metadata filtering and the nine-group authenticated listing cases</w:t>
             </w:r>
           </w:p>
         </w:tc>
@@ -10314,7 +10809,7 @@
               <w:pStyle w:val="Compact"/>
             </w:pPr>
             <w:r>
-              <w:t xml:space="preserve">Only explicit Attach fetches and assigns the selected file</w:t>
+              <w:t xml:space="preserve">Only an explicit Attach fetches and assigns the chosen file</w:t>
             </w:r>
           </w:p>
         </w:tc>
@@ -10426,7 +10921,7 @@
               <w:pStyle w:val="Compact"/>
             </w:pPr>
             <w:r>
-              <w:t xml:space="preserve">Derived fields preserve the CRM cache and existing portal values</w:t>
+              <w:t xml:space="preserve">Derived fields keep the CRM cache and existing portal values</w:t>
             </w:r>
           </w:p>
         </w:tc>
@@ -10454,7 +10949,7 @@
               <w:pStyle w:val="Compact"/>
             </w:pPr>
             <w:r>
-              <w:t xml:space="preserve">E2E portal mapping cases A through E</w:t>
+              <w:t xml:space="preserve">E2E portal mapping cases A to E</w:t>
             </w:r>
           </w:p>
         </w:tc>
@@ -10465,7 +10960,7 @@
         <w:pStyle w:val="FirstParagraph"/>
       </w:pPr>
       <w:r>
-        <w:t xml:space="preserve">These checks do not verify employee revocation, media-server authorisation, device encryption, portal retention, or secure erasure. Those require the system owners and approved operational checks described above.</w:t>
+        <w:t xml:space="preserve">These tests do not verify employee revocation, media-server authorisation, device encryption, portal retention, or secure erasure. The system owners must verify those with approved operational checks, as described above.</w:t>
       </w:r>
     </w:p>
     <w:p>
@@ -10479,11 +10974,11 @@
       <w:pPr>
         <w:pStyle w:val="Heading2"/>
       </w:pPr>
-      <w:bookmarkStart w:id="51" w:name="_61f4e2862f9d49aec5be6d0240d9ba0694b29e1"/>
-      <w:r>
-        <w:t xml:space="preserve">Code examples from the current implementation</w:t>
-      </w:r>
-      <w:bookmarkEnd w:id="51"/>
+      <w:bookmarkStart w:id="55" w:name="_bc86667ba43f265fed25b1b993c81c598025907"/>
+      <w:r>
+        <w:t xml:space="preserve">Code examples</w:t>
+      </w:r>
+      <w:bookmarkEnd w:id="55"/>
     </w:p>
     <w:p>
       <w:pPr>
@@ -11746,6 +12241,109 @@
       </w:pPr>
     </w:lvl>
   </w:abstractNum>
+  <w:abstractNum w:abstractNumId="991">
+    <w:nsid w:val="0000A991"/>
+    <w:multiLevelType w:val="multilevel"/>
+    <w:lvl w:ilvl="0">
+      <w:numFmt w:val="bullet"/>
+      <w:lvlText w:val=""/>
+      <w:lvlJc w:val="left"/>
+      <w:pPr>
+        <w:ind w:left="720" w:hanging="360"/>
+      </w:pPr>
+      <w:rPr>
+        <w:rFonts w:ascii="Symbol" w:hAnsi="Symbol" w:cs="Symbol" w:hint="default"/>
+      </w:rPr>
+    </w:lvl>
+    <w:lvl w:ilvl="1">
+      <w:numFmt w:val="bullet"/>
+      <w:lvlText w:val="o"/>
+      <w:lvlJc w:val="left"/>
+      <w:pPr>
+        <w:ind w:left="1440" w:hanging="360"/>
+      </w:pPr>
+      <w:rPr>
+        <w:rFonts w:ascii="Courier New" w:hAnsi="Courier New" w:cs="Courier New" w:hint="default"/>
+      </w:rPr>
+    </w:lvl>
+    <w:lvl w:ilvl="2">
+      <w:numFmt w:val="bullet"/>
+      <w:lvlText w:val=""/>
+      <w:lvlJc w:val="left"/>
+      <w:pPr>
+        <w:ind w:left="2160" w:hanging="360"/>
+      </w:pPr>
+      <w:rPr>
+        <w:rFonts w:ascii="Wingdings" w:hAnsi="Wingdings" w:cs="Wingdings" w:hint="default"/>
+      </w:rPr>
+    </w:lvl>
+    <w:lvl w:ilvl="3">
+      <w:numFmt w:val="bullet"/>
+      <w:lvlText w:val=""/>
+      <w:lvlJc w:val="left"/>
+      <w:pPr>
+        <w:ind w:left="2880" w:hanging="360"/>
+      </w:pPr>
+      <w:rPr>
+        <w:rFonts w:ascii="Symbol" w:hAnsi="Symbol" w:cs="Symbol" w:hint="default"/>
+      </w:rPr>
+    </w:lvl>
+    <w:lvl w:ilvl="4">
+      <w:numFmt w:val="bullet"/>
+      <w:lvlText w:val="o"/>
+      <w:lvlJc w:val="left"/>
+      <w:pPr>
+        <w:ind w:left="3600" w:hanging="360"/>
+      </w:pPr>
+      <w:rPr>
+        <w:rFonts w:ascii="Courier New" w:hAnsi="Courier New" w:cs="Courier New" w:hint="default"/>
+      </w:rPr>
+    </w:lvl>
+    <w:lvl w:ilvl="5">
+      <w:numFmt w:val="bullet"/>
+      <w:lvlText w:val=""/>
+      <w:lvlJc w:val="left"/>
+      <w:pPr>
+        <w:ind w:left="4320" w:hanging="360"/>
+      </w:pPr>
+      <w:rPr>
+        <w:rFonts w:ascii="Wingdings" w:hAnsi="Wingdings" w:cs="Wingdings" w:hint="default"/>
+      </w:rPr>
+    </w:lvl>
+    <w:lvl w:ilvl="6">
+      <w:numFmt w:val="bullet"/>
+      <w:lvlText w:val=""/>
+      <w:lvlJc w:val="left"/>
+      <w:pPr>
+        <w:ind w:left="5040" w:hanging="360"/>
+      </w:pPr>
+      <w:rPr>
+        <w:rFonts w:ascii="Symbol" w:hAnsi="Symbol" w:cs="Symbol" w:hint="default"/>
+      </w:rPr>
+    </w:lvl>
+    <w:lvl w:ilvl="7">
+      <w:numFmt w:val="bullet"/>
+      <w:lvlText w:val="o"/>
+      <w:lvlJc w:val="left"/>
+      <w:pPr>
+        <w:ind w:left="5760" w:hanging="360"/>
+      </w:pPr>
+      <w:rPr>
+        <w:rFonts w:ascii="Courier New" w:hAnsi="Courier New" w:cs="Courier New" w:hint="default"/>
+      </w:rPr>
+    </w:lvl>
+    <w:lvl w:ilvl="8">
+      <w:numFmt w:val="bullet"/>
+      <w:lvlText w:val=""/>
+      <w:lvlJc w:val="left"/>
+      <w:pPr>
+        <w:ind w:left="6480" w:hanging="360"/>
+      </w:pPr>
+      <w:rPr>
+        <w:rFonts w:ascii="Wingdings" w:hAnsi="Wingdings" w:cs="Wingdings" w:hint="default"/>
+      </w:rPr>
+    </w:lvl>
+  </w:abstractNum>
   <w:abstractNum w:abstractNumId="99411">
     <w:nsid w:val="00A99411"/>
     <w:multiLevelType w:val="multilevel"/>
@@ -11831,113 +12429,13 @@
       </w:pPr>
     </w:lvl>
   </w:abstractNum>
-  <w:abstractNum w:abstractNumId="991">
-    <w:nsid w:val="0000A991"/>
-    <w:multiLevelType w:val="multilevel"/>
-    <w:lvl w:ilvl="0">
-      <w:numFmt w:val="bullet"/>
-      <w:lvlText w:val=""/>
-      <w:lvlJc w:val="left"/>
-      <w:pPr>
-        <w:ind w:left="720" w:hanging="360"/>
-      </w:pPr>
-      <w:rPr>
-        <w:rFonts w:ascii="Symbol" w:hAnsi="Symbol" w:cs="Symbol" w:hint="default"/>
-      </w:rPr>
-    </w:lvl>
-    <w:lvl w:ilvl="1">
-      <w:numFmt w:val="bullet"/>
-      <w:lvlText w:val="o"/>
-      <w:lvlJc w:val="left"/>
-      <w:pPr>
-        <w:ind w:left="1440" w:hanging="360"/>
-      </w:pPr>
-      <w:rPr>
-        <w:rFonts w:ascii="Courier New" w:hAnsi="Courier New" w:cs="Courier New" w:hint="default"/>
-      </w:rPr>
-    </w:lvl>
-    <w:lvl w:ilvl="2">
-      <w:numFmt w:val="bullet"/>
-      <w:lvlText w:val=""/>
-      <w:lvlJc w:val="left"/>
-      <w:pPr>
-        <w:ind w:left="2160" w:hanging="360"/>
-      </w:pPr>
-      <w:rPr>
-        <w:rFonts w:ascii="Wingdings" w:hAnsi="Wingdings" w:cs="Wingdings" w:hint="default"/>
-      </w:rPr>
-    </w:lvl>
-    <w:lvl w:ilvl="3">
-      <w:numFmt w:val="bullet"/>
-      <w:lvlText w:val=""/>
-      <w:lvlJc w:val="left"/>
-      <w:pPr>
-        <w:ind w:left="2880" w:hanging="360"/>
-      </w:pPr>
-      <w:rPr>
-        <w:rFonts w:ascii="Symbol" w:hAnsi="Symbol" w:cs="Symbol" w:hint="default"/>
-      </w:rPr>
-    </w:lvl>
-    <w:lvl w:ilvl="4">
-      <w:numFmt w:val="bullet"/>
-      <w:lvlText w:val="o"/>
-      <w:lvlJc w:val="left"/>
-      <w:pPr>
-        <w:ind w:left="3600" w:hanging="360"/>
-      </w:pPr>
-      <w:rPr>
-        <w:rFonts w:ascii="Courier New" w:hAnsi="Courier New" w:cs="Courier New" w:hint="default"/>
-      </w:rPr>
-    </w:lvl>
-    <w:lvl w:ilvl="5">
-      <w:numFmt w:val="bullet"/>
-      <w:lvlText w:val=""/>
-      <w:lvlJc w:val="left"/>
-      <w:pPr>
-        <w:ind w:left="4320" w:hanging="360"/>
-      </w:pPr>
-      <w:rPr>
-        <w:rFonts w:ascii="Wingdings" w:hAnsi="Wingdings" w:cs="Wingdings" w:hint="default"/>
-      </w:rPr>
-    </w:lvl>
-    <w:lvl w:ilvl="6">
-      <w:numFmt w:val="bullet"/>
-      <w:lvlText w:val=""/>
-      <w:lvlJc w:val="left"/>
-      <w:pPr>
-        <w:ind w:left="5040" w:hanging="360"/>
-      </w:pPr>
-      <w:rPr>
-        <w:rFonts w:ascii="Symbol" w:hAnsi="Symbol" w:cs="Symbol" w:hint="default"/>
-      </w:rPr>
-    </w:lvl>
-    <w:lvl w:ilvl="7">
-      <w:numFmt w:val="bullet"/>
-      <w:lvlText w:val="o"/>
-      <w:lvlJc w:val="left"/>
-      <w:pPr>
-        <w:ind w:left="5760" w:hanging="360"/>
-      </w:pPr>
-      <w:rPr>
-        <w:rFonts w:ascii="Courier New" w:hAnsi="Courier New" w:cs="Courier New" w:hint="default"/>
-      </w:rPr>
-    </w:lvl>
-    <w:lvl w:ilvl="8">
-      <w:numFmt w:val="bullet"/>
-      <w:lvlText w:val=""/>
-      <w:lvlJc w:val="left"/>
-      <w:pPr>
-        <w:ind w:left="6480" w:hanging="360"/>
-      </w:pPr>
-      <w:rPr>
-        <w:rFonts w:ascii="Wingdings" w:hAnsi="Wingdings" w:cs="Wingdings" w:hint="default"/>
-      </w:rPr>
-    </w:lvl>
-  </w:abstractNum>
   <w:num w:numId="1000">
     <w:abstractNumId w:val="990"/>
   </w:num>
   <w:num w:numId="1001">
+    <w:abstractNumId w:val="991"/>
+  </w:num>
+  <w:num w:numId="1002">
     <w:abstractNumId w:val="99411"/>
     <w:lvlOverride w:ilvl="0">
       <w:startOverride w:val="1"/>
@@ -11967,38 +12465,8 @@
       <w:startOverride w:val="1"/>
     </w:lvlOverride>
   </w:num>
-  <w:num w:numId="1002">
+  <w:num w:numId="1003">
     <w:abstractNumId w:val="991"/>
-  </w:num>
-  <w:num w:numId="1003">
-    <w:abstractNumId w:val="99411"/>
-    <w:lvlOverride w:ilvl="0">
-      <w:startOverride w:val="1"/>
-    </w:lvlOverride>
-    <w:lvlOverride w:ilvl="1">
-      <w:startOverride w:val="1"/>
-    </w:lvlOverride>
-    <w:lvlOverride w:ilvl="2">
-      <w:startOverride w:val="1"/>
-    </w:lvlOverride>
-    <w:lvlOverride w:ilvl="3">
-      <w:startOverride w:val="1"/>
-    </w:lvlOverride>
-    <w:lvlOverride w:ilvl="4">
-      <w:startOverride w:val="1"/>
-    </w:lvlOverride>
-    <w:lvlOverride w:ilvl="5">
-      <w:startOverride w:val="1"/>
-    </w:lvlOverride>
-    <w:lvlOverride w:ilvl="6">
-      <w:startOverride w:val="1"/>
-    </w:lvlOverride>
-    <w:lvlOverride w:ilvl="7">
-      <w:startOverride w:val="1"/>
-    </w:lvlOverride>
-    <w:lvlOverride w:ilvl="8">
-      <w:startOverride w:val="1"/>
-    </w:lvlOverride>
   </w:num>
   <w:num w:numId="1004">
     <w:abstractNumId w:val="991"/>
@@ -12007,34 +12475,7 @@
     <w:abstractNumId w:val="991"/>
   </w:num>
   <w:num w:numId="1006">
-    <w:abstractNumId w:val="99411"/>
-    <w:lvlOverride w:ilvl="0">
-      <w:startOverride w:val="1"/>
-    </w:lvlOverride>
-    <w:lvlOverride w:ilvl="1">
-      <w:startOverride w:val="1"/>
-    </w:lvlOverride>
-    <w:lvlOverride w:ilvl="2">
-      <w:startOverride w:val="1"/>
-    </w:lvlOverride>
-    <w:lvlOverride w:ilvl="3">
-      <w:startOverride w:val="1"/>
-    </w:lvlOverride>
-    <w:lvlOverride w:ilvl="4">
-      <w:startOverride w:val="1"/>
-    </w:lvlOverride>
-    <w:lvlOverride w:ilvl="5">
-      <w:startOverride w:val="1"/>
-    </w:lvlOverride>
-    <w:lvlOverride w:ilvl="6">
-      <w:startOverride w:val="1"/>
-    </w:lvlOverride>
-    <w:lvlOverride w:ilvl="7">
-      <w:startOverride w:val="1"/>
-    </w:lvlOverride>
-    <w:lvlOverride w:ilvl="8">
-      <w:startOverride w:val="1"/>
-    </w:lvlOverride>
+    <w:abstractNumId w:val="991"/>
   </w:num>
   <w:num w:numId="1007">
     <w:abstractNumId w:val="991"/>
@@ -12076,6 +12517,18 @@
     <w:abstractNumId w:val="991"/>
   </w:num>
   <w:num w:numId="1011">
+    <w:abstractNumId w:val="991"/>
+  </w:num>
+  <w:num w:numId="1012">
+    <w:abstractNumId w:val="991"/>
+  </w:num>
+  <w:num w:numId="1013">
+    <w:abstractNumId w:val="991"/>
+  </w:num>
+  <w:num w:numId="1014">
+    <w:abstractNumId w:val="991"/>
+  </w:num>
+  <w:num w:numId="1015">
     <w:abstractNumId w:val="99411"/>
     <w:lvlOverride w:ilvl="0">
       <w:startOverride w:val="1"/>
@@ -12105,7 +12558,76 @@
       <w:startOverride w:val="1"/>
     </w:lvlOverride>
   </w:num>
-  <w:num w:numId="1012">
+  <w:num w:numId="1016">
+    <w:abstractNumId w:val="991"/>
+  </w:num>
+  <w:num w:numId="1017">
+    <w:abstractNumId w:val="99411"/>
+    <w:lvlOverride w:ilvl="0">
+      <w:startOverride w:val="1"/>
+    </w:lvlOverride>
+    <w:lvlOverride w:ilvl="1">
+      <w:startOverride w:val="1"/>
+    </w:lvlOverride>
+    <w:lvlOverride w:ilvl="2">
+      <w:startOverride w:val="1"/>
+    </w:lvlOverride>
+    <w:lvlOverride w:ilvl="3">
+      <w:startOverride w:val="1"/>
+    </w:lvlOverride>
+    <w:lvlOverride w:ilvl="4">
+      <w:startOverride w:val="1"/>
+    </w:lvlOverride>
+    <w:lvlOverride w:ilvl="5">
+      <w:startOverride w:val="1"/>
+    </w:lvlOverride>
+    <w:lvlOverride w:ilvl="6">
+      <w:startOverride w:val="1"/>
+    </w:lvlOverride>
+    <w:lvlOverride w:ilvl="7">
+      <w:startOverride w:val="1"/>
+    </w:lvlOverride>
+    <w:lvlOverride w:ilvl="8">
+      <w:startOverride w:val="1"/>
+    </w:lvlOverride>
+  </w:num>
+  <w:num w:numId="1018">
+    <w:abstractNumId w:val="991"/>
+  </w:num>
+  <w:num w:numId="1019">
+    <w:abstractNumId w:val="991"/>
+  </w:num>
+  <w:num w:numId="1020">
+    <w:abstractNumId w:val="99411"/>
+    <w:lvlOverride w:ilvl="0">
+      <w:startOverride w:val="1"/>
+    </w:lvlOverride>
+    <w:lvlOverride w:ilvl="1">
+      <w:startOverride w:val="1"/>
+    </w:lvlOverride>
+    <w:lvlOverride w:ilvl="2">
+      <w:startOverride w:val="1"/>
+    </w:lvlOverride>
+    <w:lvlOverride w:ilvl="3">
+      <w:startOverride w:val="1"/>
+    </w:lvlOverride>
+    <w:lvlOverride w:ilvl="4">
+      <w:startOverride w:val="1"/>
+    </w:lvlOverride>
+    <w:lvlOverride w:ilvl="5">
+      <w:startOverride w:val="1"/>
+    </w:lvlOverride>
+    <w:lvlOverride w:ilvl="6">
+      <w:startOverride w:val="1"/>
+    </w:lvlOverride>
+    <w:lvlOverride w:ilvl="7">
+      <w:startOverride w:val="1"/>
+    </w:lvlOverride>
+    <w:lvlOverride w:ilvl="8">
+      <w:startOverride w:val="1"/>
+    </w:lvlOverride>
+  </w:num>
+  <w:num w:numId="1021">
     <w:abstractNumId w:val="99411"/>
     <w:lvlOverride w:ilvl="0">
       <w:startOverride w:val="1"/>

--- a/docs/docx/TECHNICAL-HANDOVER.docx
+++ b/docs/docx/TECHNICAL-HANDOVER.docx
@@ -2,32 +2,6 @@
 <file path=word/document.xml><?xml version="1.0" encoding="utf-8"?>
 <w:document xmlns:w="http://schemas.openxmlformats.org/wordprocessingml/2006/main" xmlns:m="http://schemas.openxmlformats.org/officeDocument/2006/math" xmlns:r="http://schemas.openxmlformats.org/officeDocument/2006/relationships" xmlns:o="urn:schemas-microsoft-com:office:office" xmlns:v="urn:schemas-microsoft-com:vml" xmlns:w10="urn:schemas-microsoft-com:office:word" xmlns:a="http://schemas.openxmlformats.org/drawingml/2006/main" xmlns:pic="http://schemas.openxmlformats.org/drawingml/2006/picture" xmlns:wp="http://schemas.openxmlformats.org/drawingml/2006/wordprocessingDrawing">
   <w:body>
-    <w:sdt>
-      <w:sdtPr>
-        <w:docPartObj>
-          <w:docPartGallery w:val="Table of Contents"/>
-          <w:docPartUnique/>
-        </w:docPartObj>
-      </w:sdtPr>
-      <w:sdtContent>
-        <w:p>
-          <w:pPr>
-            <w:pStyle w:val="TOCHeading"/>
-          </w:pPr>
-          <w:r>
-            <w:t xml:space="preserve">Table of Contents</w:t>
-          </w:r>
-        </w:p>
-        <w:p>
-          <w:r>
-            <w:fldChar w:fldCharType="begin" w:dirty="true"/>
-            <w:instrText xml:space="preserve">TOC \o "1-2" \h \z \u</w:instrText>
-            <w:fldChar w:fldCharType="separate"/>
-            <w:fldChar w:fldCharType="end"/>
-          </w:r>
-        </w:p>
-      </w:sdtContent>
-    </w:sdt>
     <w:p>
       <w:pPr>
         <w:pStyle w:val="Heading1"/>
@@ -181,7 +155,8 @@
     <w:tbl>
       <w:tblPr>
         <w:tblStyle w:val="Table"/>
-        <w:tblW w:type="auto" w:w="0"/>
+        <w:tblW w:type="pct" w:w="5000"/>
+        <w:tblLayout w:type="fixed"/>
         <w:tblLook w:firstRow="1" w:lastRow="0" w:firstColumn="0" w:lastColumn="0" w:noHBand="0" w:noVBand="0" w:val="0020"/>
       </w:tblPr>
       <w:tblGrid>
@@ -393,7 +368,7 @@
               <w:pStyle w:val="Compact"/>
             </w:pPr>
             <w:r>
-              <w:t xml:space="preserve">No. Copy keeps names, types, groups, and CRM URLs. Attach fetches one chosen file into memory.</w:t>
+              <w:t xml:space="preserve">No. Copy keeps names, types, groups, and CRM URLs. Attach fetches one chosen file into memory.</w:t>
             </w:r>
           </w:p>
         </w:tc>
@@ -433,7 +408,7 @@
               <w:pStyle w:val="Compact"/>
             </w:pPr>
             <w:r>
-              <w:t xml:space="preserve">No. Autofill uses CRM text fields. Attach moves the chosen file and does not read its contents.</w:t>
+              <w:t xml:space="preserve">No. Autofill uses CRM text fields. Attach moves the chosen file and does not read its contents.</w:t>
             </w:r>
           </w:p>
         </w:tc>
@@ -513,7 +488,7 @@
               <w:pStyle w:val="Compact"/>
             </w:pPr>
             <w:r>
-              <w:t xml:space="preserve">No. Clear removes the extension cache. It does not remove portal values, uploaded files, clipboard text, or CRM records.</w:t>
+              <w:t xml:space="preserve">No. Clear removes the extension cache. It does not remove portal values, uploaded files, clipboard text, or CRM records.</w:t>
             </w:r>
           </w:p>
         </w:tc>
@@ -553,7 +528,7 @@
               <w:pStyle w:val="Compact"/>
             </w:pPr>
             <w:r>
-              <w:t xml:space="preserve">Yes, until the copy expires. An unexpired copy can fill forms without a new CRM login. File access depends on the CRM media server's own authorisation.</w:t>
+              <w:t xml:space="preserve">Yes, until the copy expires. An unexpired copy can fill forms without a new CRM login. File access depends on the CRM media server’s own authorisation.</w:t>
             </w:r>
           </w:p>
         </w:tc>
@@ -997,7 +972,8 @@
     <w:tbl>
       <w:tblPr>
         <w:tblStyle w:val="Table"/>
-        <w:tblW w:type="auto" w:w="0"/>
+        <w:tblW w:type="pct" w:w="5000"/>
+        <w:tblLayout w:type="fixed"/>
         <w:tblLook w:firstRow="1" w:lastRow="0" w:firstColumn="0" w:lastColumn="0" w:noHBand="0" w:noVBand="0" w:val="0020"/>
       </w:tblPr>
       <w:tblGrid>
@@ -2903,7 +2879,8 @@
     <w:tbl>
       <w:tblPr>
         <w:tblStyle w:val="Table"/>
-        <w:tblW w:type="auto" w:w="0"/>
+        <w:tblW w:type="pct" w:w="5000"/>
+        <w:tblLayout w:type="fixed"/>
         <w:tblLook w:firstRow="1" w:lastRow="0" w:firstColumn="0" w:lastColumn="0" w:noHBand="0" w:noVBand="0" w:val="0020"/>
       </w:tblPr>
       <w:tblGrid>
@@ -4161,7 +4138,7 @@
         <w:t xml:space="preserve">https://*/*</w:t>
       </w:r>
       <w:r>
-        <w:t xml:space="preserve">. A plain HTTP page outside the build's host permissions can be filled only through</w:t>
+        <w:t xml:space="preserve">. A plain HTTP page outside the build’s host permissions can be filled only through</w:t>
       </w:r>
       <w:r>
         <w:t xml:space="preserve"> </w:t>
@@ -4272,7 +4249,13 @@
         <w:t xml:space="preserve">documentId</w:t>
       </w:r>
       <w:r>
-        <w:t xml:space="preserve">, Autofill stops before it injects anything. The popup shows: "This browser cannot bind Autofill to the exact page document. Fill the form manually, or use Chrome or Edge."</w:t>
+        <w:t xml:space="preserve">, Autofill stops before it injects anything. The popup shows:</w:t>
+      </w:r>
+      <w:r>
+        <w:t xml:space="preserve"> </w:t>
+      </w:r>
+      <w:r>
+        <w:t xml:space="preserve">“This browser cannot bind Autofill to the exact page document. Fill the form manually, or use Chrome or Edge.”</w:t>
       </w:r>
     </w:p>
     <w:p>
@@ -4284,7 +4267,13 @@
         </w:numPr>
       </w:pPr>
       <w:r>
-        <w:t xml:space="preserve">Before that check, the top frame must still be on the selected origin. If not, the popup shows: "The page changed before Autofill started. Try again on the form."</w:t>
+        <w:t xml:space="preserve">Before that check, the top frame must still be on the selected origin. If not, the popup shows:</w:t>
+      </w:r>
+      <w:r>
+        <w:t xml:space="preserve"> </w:t>
+      </w:r>
+      <w:r>
+        <w:t xml:space="preserve">“The page changed before Autofill started. Try again on the form.”</w:t>
       </w:r>
     </w:p>
     <w:p>
@@ -4877,7 +4866,7 @@
         </w:numPr>
       </w:pPr>
       <w:r>
-        <w:t xml:space="preserve">The normal matcher skips the selectors in a portal's</w:t>
+        <w:t xml:space="preserve">The normal matcher skips the selectors in a portal’s</w:t>
       </w:r>
       <w:r>
         <w:t xml:space="preserve"> </w:t>
@@ -4955,7 +4944,7 @@
         </w:numPr>
       </w:pPr>
       <w:r>
-        <w:t xml:space="preserve">Mapped mode starts when a portal config's</w:t>
+        <w:t xml:space="preserve">Mapped mode starts when a portal config’s</w:t>
       </w:r>
       <w:r>
         <w:t xml:space="preserve"> </w:t>
@@ -5225,7 +5214,7 @@
         <w:t xml:space="preserve">config/synonyms.js</w:t>
       </w:r>
       <w:r>
-        <w:t xml:space="preserve">. Put portal-only phrases in that portal's</w:t>
+        <w:t xml:space="preserve">. Put portal-only phrases in that portal’s</w:t>
       </w:r>
       <w:r>
         <w:t xml:space="preserve"> </w:t>
@@ -5303,7 +5292,8 @@
     <w:tbl>
       <w:tblPr>
         <w:tblStyle w:val="Table"/>
-        <w:tblW w:type="auto" w:w="0"/>
+        <w:tblW w:type="pct" w:w="5000"/>
+        <w:tblLayout w:type="fixed"/>
         <w:tblLook w:firstRow="1" w:lastRow="0" w:firstColumn="0" w:lastColumn="0" w:noHBand="0" w:noVBand="0" w:val="0020"/>
       </w:tblPr>
       <w:tblGrid>
@@ -5523,7 +5513,80 @@
         <w:pStyle w:val="FirstParagraph"/>
       </w:pPr>
       <w:r>
-        <w:t xml:space="preserve">Nationality does not prove the country of birth. The address country does not match every portal's legal definition of domicile. Staff must check these answers and correct the portal when the fallback is wrong.</w:t>
+        <w:t xml:space="preserve">The</w:t>
+      </w:r>
+      <w:r>
+        <w:t xml:space="preserve"> </w:t>
+      </w:r>
+      <w:hyperlink r:id="rId36">
+        <w:r>
+          <w:rPr>
+            <w:rStyle w:val="Hyperlink"/>
+          </w:rPr>
+          <w:t xml:space="preserve">approved 2026-10-28 rules</w:t>
+        </w:r>
+      </w:hyperlink>
+      <w:r>
+        <w:t xml:space="preserve"> </w:t>
+      </w:r>
+      <w:r>
+        <w:t xml:space="preserve">also cover Manchester British/EU passport answers, application location, agency name, correspondence comparison and qualification completion; Greenwich full legal name and mailing-same; and Bangor passport nation and UK visa refusal. Country resolution rejects unknown/ambiguous names. Completion checks whole-date/month/year boundaries. UK refusal Yes needs a UK record; explicit no-refusal history can supply No unless contradicted. None of these values is written to the CRM cache.</w:t>
+      </w:r>
+    </w:p>
+    <w:p>
+      <w:pPr>
+        <w:pStyle w:val="BodyText"/>
+      </w:pPr>
+      <w:r>
+        <w:t xml:space="preserve">Greenwich reused address IDs and reference contacts are scoped to known form actions. Negative scopes reject unexpected forms and controls without a form. Present fields target correspondence/mailing; explicit permanent fields target home/permanent. Campora now exposes its existing Home Address and reference contacts to these consumers, without inventing missing address components. It can copy a refusal country from a recognised visible refusal table; a summary Yes alone is insufficient.</w:t>
+      </w:r>
+    </w:p>
+    <w:p>
+      <w:pPr>
+        <w:pStyle w:val="BodyText"/>
+      </w:pPr>
+      <w:r>
+        <w:t xml:space="preserve">Manchester</w:t>
+      </w:r>
+      <w:r>
+        <w:t xml:space="preserve"> </w:t>
+      </w:r>
+      <w:r>
+        <w:rPr>
+          <w:rStyle w:val="VerbatimChar"/>
+        </w:rPr>
+        <w:t xml:space="preserve">revealingKeys</w:t>
+      </w:r>
+      <w:r>
+        <w:t xml:space="preserve"> </w:t>
+      </w:r>
+      <w:r>
+        <w:t xml:space="preserve">configures a single 300 ms follow-up scan after a filled correspondence answer. Revealed controls can fill in the same action. If that scan fails or controls arrive later, the first-pass report stands and staff may need another Autofill pass. The other unapproved conditional workflows remain manual. See</w:t>
+      </w:r>
+      <w:r>
+        <w:t xml:space="preserve"> </w:t>
+      </w:r>
+      <w:hyperlink r:id="rId37">
+        <w:r>
+          <w:rPr>
+            <w:rStyle w:val="Hyperlink"/>
+          </w:rPr>
+          <w:t xml:space="preserve">verification evidence</w:t>
+        </w:r>
+      </w:hyperlink>
+      <w:r>
+        <w:t xml:space="preserve"> </w:t>
+      </w:r>
+      <w:r>
+        <w:t xml:space="preserve">and the loaded-extension E2E cases.</w:t>
+      </w:r>
+    </w:p>
+    <w:p>
+      <w:pPr>
+        <w:pStyle w:val="BodyText"/>
+      </w:pPr>
+      <w:r>
+        <w:t xml:space="preserve">Nationality does not prove the country of birth. The address country does not match every portal’s legal definition of domicile. Staff must check these answers and correct the portal when the fallback is wrong.</w:t>
       </w:r>
     </w:p>
     <w:p>
@@ -5680,11 +5743,21 @@
       <w:pPr>
         <w:pStyle w:val="Heading2"/>
       </w:pPr>
-      <w:bookmarkStart w:id="36" w:name="_d45acd10581a23c9efdbfe820fdeccb547d8cb1"/>
+      <w:bookmarkStart w:id="38" w:name="_d45acd10581a23c9efdbfe820fdeccb547d8cb1"/>
       <w:r>
         <w:t xml:space="preserve">Document discovery and authentication</w:t>
       </w:r>
-      <w:bookmarkEnd w:id="36"/>
+      <w:bookmarkEnd w:id="38"/>
+    </w:p>
+    <w:p>
+      <w:pPr>
+        <w:pStyle w:val="Heading3"/>
+      </w:pPr>
+      <w:bookmarkStart w:id="39" w:name="_b5d6a3444bea864845c26019163bab532e408c1"/>
+      <w:r>
+        <w:t xml:space="preserve">Attach in plain language</w:t>
+      </w:r>
+      <w:bookmarkEnd w:id="39"/>
     </w:p>
     <w:p>
       <w:pPr>
@@ -5695,139 +5768,29 @@
           <w:b/>
           <w:bCs/>
         </w:rPr>
-        <w:t xml:space="preserve">List (at Copy).</w:t>
-      </w:r>
-      <w:r>
-        <w:t xml:space="preserve"> </w:t>
-      </w:r>
-      <w:r>
-        <w:t xml:space="preserve">The extension sends read-only GET requests from the CRM page. It uses same-origin credentials and</w:t>
-      </w:r>
-      <w:r>
-        <w:t xml:space="preserve"> </w:t>
-      </w:r>
-      <w:r>
-        <w:rPr>
-          <w:rStyle w:val="VerbatimChar"/>
-        </w:rPr>
-        <w:t xml:space="preserve">redirect: "error"</w:t>
-      </w:r>
-      <w:r>
-        <w:t xml:space="preserve">. A row must belong to the lead ID, have an allowed extension (</w:t>
-      </w:r>
-      <w:r>
-        <w:rPr>
-          <w:rStyle w:val="VerbatimChar"/>
-        </w:rPr>
-        <w:t xml:space="preserve">pdf</w:t>
-      </w:r>
-      <w:r>
-        <w:t xml:space="preserve">,</w:t>
-      </w:r>
-      <w:r>
-        <w:t xml:space="preserve"> </w:t>
-      </w:r>
-      <w:r>
-        <w:rPr>
-          <w:rStyle w:val="VerbatimChar"/>
-        </w:rPr>
-        <w:t xml:space="preserve">jpg</w:t>
-      </w:r>
-      <w:r>
-        <w:t xml:space="preserve">,</w:t>
-      </w:r>
-      <w:r>
-        <w:t xml:space="preserve"> </w:t>
-      </w:r>
-      <w:r>
-        <w:rPr>
-          <w:rStyle w:val="VerbatimChar"/>
-        </w:rPr>
-        <w:t xml:space="preserve">jpeg</w:t>
-      </w:r>
-      <w:r>
-        <w:t xml:space="preserve">,</w:t>
-      </w:r>
-      <w:r>
-        <w:t xml:space="preserve"> </w:t>
-      </w:r>
-      <w:r>
-        <w:rPr>
-          <w:rStyle w:val="VerbatimChar"/>
-        </w:rPr>
-        <w:t xml:space="preserve">png</w:t>
-      </w:r>
-      <w:r>
-        <w:t xml:space="preserve">,</w:t>
-      </w:r>
-      <w:r>
-        <w:t xml:space="preserve"> </w:t>
-      </w:r>
-      <w:r>
-        <w:rPr>
-          <w:rStyle w:val="VerbatimChar"/>
-        </w:rPr>
-        <w:t xml:space="preserve">doc</w:t>
-      </w:r>
-      <w:r>
-        <w:t xml:space="preserve">,</w:t>
-      </w:r>
-      <w:r>
-        <w:t xml:space="preserve"> </w:t>
-      </w:r>
-      <w:r>
-        <w:rPr>
-          <w:rStyle w:val="VerbatimChar"/>
-        </w:rPr>
-        <w:t xml:space="preserve">docx</w:t>
-      </w:r>
-      <w:r>
-        <w:t xml:space="preserve">), and have an approved file URL.</w:t>
-      </w:r>
-    </w:p>
-    <w:p>
-      <w:pPr>
-        <w:pStyle w:val="BodyText"/>
-      </w:pPr>
+        <w:t xml:space="preserve">Does Attach download files to the laptop?</w:t>
+      </w:r>
+      <w:r>
+        <w:t xml:space="preserve"> </w:t>
+      </w:r>
+      <w:r>
+        <w:t xml:space="preserve">No. Copy only notes which documents exist (names and links). Attach fetches the one file that staff choose, from the CRM page where they are already signed in. The file stays in browser memory for a short time. The extension hands it to the portal and then forgets it. Nothing goes to the Downloads folder. The portal keeps its own copy.</w:t>
+      </w:r>
+      <w:r>
+        <w:t xml:space="preserve"> </w:t>
+      </w:r>
       <w:r>
         <w:rPr>
           <w:b/>
           <w:bCs/>
         </w:rPr>
-        <w:t xml:space="preserve">Approved file URL.</w:t>
-      </w:r>
-      <w:r>
-        <w:t xml:space="preserve"> </w:t>
-      </w:r>
-      <w:r>
-        <w:t xml:space="preserve">The URL has the same CRM origin as the copied profile. The path is</w:t>
-      </w:r>
-      <w:r>
-        <w:t xml:space="preserve"> </w:t>
-      </w:r>
-      <w:r>
-        <w:rPr>
-          <w:rStyle w:val="VerbatimChar"/>
-        </w:rPr>
-        <w:t xml:space="preserve">/tmp_aws_media/&lt;safe-name&gt;</w:t>
-      </w:r>
-      <w:r>
-        <w:t xml:space="preserve"> </w:t>
-      </w:r>
-      <w:r>
-        <w:t xml:space="preserve">only. There is no query, no hash, and no userinfo. See</w:t>
-      </w:r>
-      <w:r>
-        <w:t xml:space="preserve"> </w:t>
-      </w:r>
-      <w:r>
-        <w:rPr>
-          <w:rStyle w:val="VerbatimChar"/>
-        </w:rPr>
-        <w:t xml:space="preserve">SAMS_ALLOWLIST.isCrmFileUrl</w:t>
-      </w:r>
-      <w:r>
-        <w:t xml:space="preserve">.</w:t>
+        <w:t xml:space="preserve">View</w:t>
+      </w:r>
+      <w:r>
+        <w:t xml:space="preserve"> </w:t>
+      </w:r>
+      <w:r>
+        <w:t xml:space="preserve">is different. It opens the CRM file in a normal browser tab, so the browser may cache it, or staff may save it by hand.</w:t>
       </w:r>
     </w:p>
     <w:p>
@@ -5839,276 +5802,14 @@
           <w:b/>
           <w:bCs/>
         </w:rPr>
-        <w:t xml:space="preserve">Fetch (on Attach only).</w:t>
-      </w:r>
-      <w:r>
-        <w:t xml:space="preserve"> </w:t>
-      </w:r>
-      <w:r>
-        <w:t xml:space="preserve">The popup finds an open tab on</w:t>
-      </w:r>
-      <w:r>
-        <w:t xml:space="preserve"> </w:t>
-      </w:r>
-      <w:r>
-        <w:rPr>
-          <w:rStyle w:val="VerbatimChar"/>
-        </w:rPr>
-        <w:t xml:space="preserve">cache.sourceOrigin</w:t>
-      </w:r>
-      <w:r>
-        <w:t xml:space="preserve">. If needed, it injects</w:t>
-      </w:r>
-      <w:r>
-        <w:t xml:space="preserve"> </w:t>
-      </w:r>
-      <w:r>
-        <w:rPr>
-          <w:rStyle w:val="VerbatimChar"/>
-        </w:rPr>
-        <w:t xml:space="preserve">crm-documents.js</w:t>
-      </w:r>
-      <w:r>
-        <w:t xml:space="preserve">. Then it asks that tab for</w:t>
-      </w:r>
-      <w:r>
-        <w:t xml:space="preserve"> </w:t>
-      </w:r>
-      <w:r>
-        <w:rPr>
-          <w:rStyle w:val="VerbatimChar"/>
-        </w:rPr>
-        <w:t xml:space="preserve">readCrmDocument</w:t>
-      </w:r>
-      <w:r>
-        <w:t xml:space="preserve">. The fetch uses</w:t>
-      </w:r>
-      <w:r>
-        <w:t xml:space="preserve"> </w:t>
-      </w:r>
-      <w:r>
-        <w:rPr>
-          <w:rStyle w:val="VerbatimChar"/>
-        </w:rPr>
-        <w:t xml:space="preserve">credentials: "same-origin"</w:t>
-      </w:r>
-      <w:r>
-        <w:t xml:space="preserve">,</w:t>
-      </w:r>
-      <w:r>
-        <w:t xml:space="preserve"> </w:t>
-      </w:r>
-      <w:r>
-        <w:rPr>
-          <w:rStyle w:val="VerbatimChar"/>
-        </w:rPr>
-        <w:t xml:space="preserve">redirect: "error"</w:t>
-      </w:r>
-      <w:r>
-        <w:t xml:space="preserve">, and</w:t>
-      </w:r>
-      <w:r>
-        <w:t xml:space="preserve"> </w:t>
-      </w:r>
-      <w:r>
-        <w:rPr>
-          <w:rStyle w:val="VerbatimChar"/>
-        </w:rPr>
-        <w:t xml:space="preserve">cache: "no-store"</w:t>
-      </w:r>
-      <w:r>
-        <w:t xml:space="preserve">. It rejects HTML content types, empty bodies, and bodies larger than 10 MiB (</w:t>
-      </w:r>
-      <w:r>
-        <w:rPr>
-          <w:rStyle w:val="VerbatimChar"/>
-        </w:rPr>
-        <w:t xml:space="preserve">10 * 1024 * 1024</w:t>
-      </w:r>
-      <w:r>
-        <w:t xml:space="preserve"> </w:t>
-      </w:r>
-      <w:r>
-        <w:t xml:space="preserve">bytes). The staff-facing error calls this limit 10 MB. The extension encodes the bytes in Base64 for the message. Base64 is a transport encoding. It is not encryption.</w:t>
-      </w:r>
-    </w:p>
-    <w:p>
-      <w:pPr>
-        <w:pStyle w:val="BodyText"/>
-      </w:pPr>
-      <w:r>
-        <w:rPr>
-          <w:b/>
-          <w:bCs/>
-        </w:rPr>
-        <w:t xml:space="preserve">Portal assign.</w:t>
-      </w:r>
-      <w:r>
-        <w:t xml:space="preserve"> </w:t>
-      </w:r>
-      <w:r>
-        <w:rPr>
-          <w:rStyle w:val="VerbatimChar"/>
-        </w:rPr>
-        <w:t xml:space="preserve">portal-fill.js</w:t>
-      </w:r>
-      <w:r>
-        <w:t xml:space="preserve"> </w:t>
-      </w:r>
-      <w:r>
-        <w:t xml:space="preserve">builds a</w:t>
-      </w:r>
-      <w:r>
-        <w:t xml:space="preserve"> </w:t>
-      </w:r>
-      <w:r>
-        <w:rPr>
-          <w:rStyle w:val="VerbatimChar"/>
-        </w:rPr>
-        <w:t xml:space="preserve">File</w:t>
-      </w:r>
-      <w:r>
-        <w:t xml:space="preserve"> </w:t>
-      </w:r>
-      <w:r>
-        <w:t xml:space="preserve">with</w:t>
-      </w:r>
-      <w:r>
-        <w:t xml:space="preserve"> </w:t>
-      </w:r>
-      <w:r>
-        <w:rPr>
-          <w:rStyle w:val="VerbatimChar"/>
-        </w:rPr>
-        <w:t xml:space="preserve">DataTransfer</w:t>
-      </w:r>
-      <w:r>
-        <w:t xml:space="preserve">, sets</w:t>
-      </w:r>
-      <w:r>
-        <w:t xml:space="preserve"> </w:t>
-      </w:r>
-      <w:r>
-        <w:rPr>
-          <w:rStyle w:val="VerbatimChar"/>
-        </w:rPr>
-        <w:t xml:space="preserve">input.files</w:t>
-      </w:r>
-      <w:r>
-        <w:t xml:space="preserve">, and fires</w:t>
-      </w:r>
-      <w:r>
-        <w:t xml:space="preserve"> </w:t>
-      </w:r>
-      <w:r>
-        <w:rPr>
-          <w:rStyle w:val="VerbatimChar"/>
-        </w:rPr>
-        <w:t xml:space="preserve">input</w:t>
-      </w:r>
-      <w:r>
-        <w:t xml:space="preserve"> </w:t>
-      </w:r>
-      <w:r>
-        <w:t xml:space="preserve">and</w:t>
-      </w:r>
-      <w:r>
-        <w:t xml:space="preserve"> </w:t>
-      </w:r>
-      <w:r>
-        <w:rPr>
-          <w:rStyle w:val="VerbatimChar"/>
-        </w:rPr>
-        <w:t xml:space="preserve">change</w:t>
-      </w:r>
-      <w:r>
-        <w:t xml:space="preserve">. It does not replace an existing file. The portal may upload immediately. The extension does not write to the Downloads folder. After Attach, the portal holds the file. Clear does not remove the file and does not cancel a portal upload.</w:t>
-      </w:r>
-    </w:p>
-    <w:p>
-      <w:pPr>
-        <w:pStyle w:val="BodyText"/>
-      </w:pPr>
-      <w:r>
-        <w:rPr>
-          <w:b/>
-          <w:bCs/>
-        </w:rPr>
-        <w:t xml:space="preserve">Show on page.</w:t>
-      </w:r>
-      <w:r>
-        <w:t xml:space="preserve"> </w:t>
-      </w:r>
-      <w:r>
-        <w:t xml:space="preserve">The</w:t>
-      </w:r>
-      <w:r>
-        <w:t xml:space="preserve"> </w:t>
-      </w:r>
-      <w:r>
-        <w:rPr>
-          <w:rStyle w:val="VerbatimChar"/>
-        </w:rPr>
-        <w:t xml:space="preserve">showUpload</w:t>
-      </w:r>
-      <w:r>
-        <w:t xml:space="preserve"> </w:t>
-      </w:r>
-      <w:r>
-        <w:t xml:space="preserve">action scrolls to an upload field and outlines it for a few seconds. It does not change the field. If the portal hides its file input behind its own widget, the handler returns a message, and staff attach the file in the portal.</w:t>
-      </w:r>
-    </w:p>
-    <w:p>
-      <w:pPr>
-        <w:pStyle w:val="BodyText"/>
-      </w:pPr>
-      <w:r>
-        <w:rPr>
-          <w:b/>
-          <w:bCs/>
-        </w:rPr>
-        <w:t xml:space="preserve">View.</w:t>
-      </w:r>
-      <w:r>
-        <w:t xml:space="preserve"> </w:t>
-      </w:r>
-      <w:r>
-        <w:t xml:space="preserve">View opens the original CRM media URL in a new tab (</w:t>
-      </w:r>
-      <w:r>
-        <w:rPr>
-          <w:rStyle w:val="VerbatimChar"/>
-        </w:rPr>
-        <w:t xml:space="preserve">chrome.tabs.create</w:t>
-      </w:r>
-      <w:r>
-        <w:t xml:space="preserve">). This is not the same as the no-store fetch of Attach. The extension setting</w:t>
-      </w:r>
-      <w:r>
-        <w:t xml:space="preserve"> </w:t>
-      </w:r>
-      <w:r>
-        <w:rPr>
-          <w:rStyle w:val="VerbatimChar"/>
-        </w:rPr>
-        <w:t xml:space="preserve">cache: "no-store"</w:t>
-      </w:r>
-      <w:r>
-        <w:t xml:space="preserve"> </w:t>
-      </w:r>
-      <w:r>
-        <w:t xml:space="preserve">does not control CRM or portal server retention. It does not control normal browser caching of a viewed tab.</w:t>
-      </w:r>
-    </w:p>
-    <w:p>
-      <w:pPr>
-        <w:pStyle w:val="Heading3"/>
-      </w:pPr>
-      <w:bookmarkStart w:id="37" w:name="_d1a0ab4cb97a3125bca5cd8830c360d1871bb4c"/>
-      <w:r>
-        <w:t xml:space="preserve">What happens to a document at each step</w:t>
-      </w:r>
-      <w:bookmarkEnd w:id="37"/>
+        <w:t xml:space="preserve">How does the extension fill the portal’s upload box?</w:t>
+      </w:r>
+      <w:r>
+        <w:t xml:space="preserve"> </w:t>
+      </w:r>
+      <w:r>
+        <w:t xml:space="preserve">It fills the box from inside the portal page. It does not use the file picker.</w:t>
+      </w:r>
     </w:p>
     <w:p>
       <w:pPr>
@@ -6119,7 +5820,16 @@
         </w:numPr>
       </w:pPr>
       <w:r>
-        <w:t xml:space="preserve">Copy lists metadata from nine CRM document groups. It does not fetch file bytes. If listing fails, field Copy can still succeed with no documents to attach.</w:t>
+        <w:t xml:space="preserve">The extension passes the file name, type, and contents to a script on the portal page (</w:t>
+      </w:r>
+      <w:r>
+        <w:rPr>
+          <w:rStyle w:val="VerbatimChar"/>
+        </w:rPr>
+        <w:t xml:space="preserve">portal-fill.js</w:t>
+      </w:r>
+      <w:r>
+        <w:t xml:space="preserve">).</w:t>
       </w:r>
     </w:p>
     <w:p>
@@ -6131,32 +5841,22 @@
         </w:numPr>
       </w:pPr>
       <w:r>
-        <w:rPr>
-          <w:b/>
-          <w:bCs/>
-        </w:rPr>
-        <w:t xml:space="preserve">Attach CRM documents</w:t>
-      </w:r>
-      <w:r>
-        <w:t xml:space="preserve"> </w:t>
-      </w:r>
-      <w:r>
-        <w:t xml:space="preserve">scans the enabled file inputs in the supported frames of the selected page. The popup filters the choices by the</w:t>
-      </w:r>
-      <w:r>
-        <w:t xml:space="preserve"> </w:t>
-      </w:r>
-      <w:r>
-        <w:rPr>
-          <w:rStyle w:val="VerbatimChar"/>
-        </w:rPr>
-        <w:t xml:space="preserve">accept</w:t>
-      </w:r>
-      <w:r>
-        <w:t xml:space="preserve"> </w:t>
-      </w:r>
-      <w:r>
-        <w:t xml:space="preserve">hints of each input. It marks suggested matches. Staff choose the file and the destination. Scanning or choosing does not fetch a file.</w:t>
+        <w:t xml:space="preserve">The script rebuilds the contents into a</w:t>
+      </w:r>
+      <w:r>
+        <w:t xml:space="preserve"> </w:t>
+      </w:r>
+      <w:r>
+        <w:rPr>
+          <w:rStyle w:val="VerbatimChar"/>
+        </w:rPr>
+        <w:t xml:space="preserve">File</w:t>
+      </w:r>
+      <w:r>
+        <w:t xml:space="preserve"> </w:t>
+      </w:r>
+      <w:r>
+        <w:t xml:space="preserve">object. This is the same kind of object the browser makes when a person picks a file.</w:t>
       </w:r>
     </w:p>
     <w:p>
@@ -6168,20 +5868,22 @@
         </w:numPr>
       </w:pPr>
       <w:r>
-        <w:t xml:space="preserve">When staff select</w:t>
-      </w:r>
-      <w:r>
-        <w:t xml:space="preserve"> </w:t>
-      </w:r>
-      <w:r>
-        <w:rPr>
-          <w:b/>
-          <w:bCs/>
-        </w:rPr>
-        <w:t xml:space="preserve">Attach</w:t>
-      </w:r>
-      <w:r>
-        <w:t xml:space="preserve">, the popup checks the current cache. It checks that the upload list belongs to the same Copy. It finds an open tab on the copied CRM origin. That tab does not need to show the original student's profile, because the file URL comes from the cached metadata.</w:t>
+        <w:t xml:space="preserve">The script puts that</w:t>
+      </w:r>
+      <w:r>
+        <w:t xml:space="preserve"> </w:t>
+      </w:r>
+      <w:r>
+        <w:rPr>
+          <w:rStyle w:val="VerbatimChar"/>
+        </w:rPr>
+        <w:t xml:space="preserve">File</w:t>
+      </w:r>
+      <w:r>
+        <w:t xml:space="preserve"> </w:t>
+      </w:r>
+      <w:r>
+        <w:t xml:space="preserve">into the portal’s upload input.</w:t>
       </w:r>
     </w:p>
     <w:p>
@@ -6193,16 +5895,421 @@
         </w:numPr>
       </w:pPr>
       <w:r>
-        <w:rPr>
-          <w:rStyle w:val="VerbatimChar"/>
-        </w:rPr>
-        <w:t xml:space="preserve">readCrmDocument</w:t>
-      </w:r>
-      <w:r>
-        <w:t xml:space="preserve"> </w:t>
-      </w:r>
-      <w:r>
-        <w:t xml:space="preserve">fetches that one URL in the CRM tab, with the same-origin cookies. The extension does not copy the CRM cookie into the student cache and does not send it to the portal. The fetch uses the existing web session. It does not use a stored extension password.</w:t>
+        <w:t xml:space="preserve">The script fires the</w:t>
+      </w:r>
+      <w:r>
+        <w:t xml:space="preserve"> </w:t>
+      </w:r>
+      <w:r>
+        <w:rPr>
+          <w:rStyle w:val="VerbatimChar"/>
+        </w:rPr>
+        <w:t xml:space="preserve">input</w:t>
+      </w:r>
+      <w:r>
+        <w:t xml:space="preserve"> </w:t>
+      </w:r>
+      <w:r>
+        <w:t xml:space="preserve">and</w:t>
+      </w:r>
+      <w:r>
+        <w:t xml:space="preserve"> </w:t>
+      </w:r>
+      <w:r>
+        <w:rPr>
+          <w:rStyle w:val="VerbatimChar"/>
+        </w:rPr>
+        <w:t xml:space="preserve">change</w:t>
+      </w:r>
+      <w:r>
+        <w:t xml:space="preserve"> </w:t>
+      </w:r>
+      <w:r>
+        <w:t xml:space="preserve">events. The portal hears them and reacts as if staff had chosen the file. Many portals start to upload at this point.</w:t>
+      </w:r>
+    </w:p>
+    <w:p>
+      <w:pPr>
+        <w:pStyle w:val="FirstParagraph"/>
+      </w:pPr>
+      <w:r>
+        <w:t xml:space="preserve">If the input already holds a file, the extension does not replace it. If the portal hides its real input behind its own widget, the extension cannot fill it. In that case,</w:t>
+      </w:r>
+      <w:r>
+        <w:t xml:space="preserve"> </w:t>
+      </w:r>
+      <w:r>
+        <w:rPr>
+          <w:b/>
+          <w:bCs/>
+        </w:rPr>
+        <w:t xml:space="preserve">Show on page</w:t>
+      </w:r>
+      <w:r>
+        <w:t xml:space="preserve"> </w:t>
+      </w:r>
+      <w:r>
+        <w:t xml:space="preserve">points staff to the field and they attach the file by hand. A successful hand-off does not mean that the university accepted the file.</w:t>
+      </w:r>
+    </w:p>
+    <w:p>
+      <w:pPr>
+        <w:pStyle w:val="BodyText"/>
+      </w:pPr>
+      <w:r>
+        <w:rPr>
+          <w:b/>
+          <w:bCs/>
+        </w:rPr>
+        <w:t xml:space="preserve">How does a</w:t>
+      </w:r>
+      <w:r>
+        <w:rPr>
+          <w:b/>
+          <w:bCs/>
+        </w:rPr>
+        <w:t xml:space="preserve"> </w:t>
+      </w:r>
+      <w:r>
+        <w:rPr>
+          <w:rStyle w:val="VerbatimChar"/>
+          <w:b/>
+          <w:bCs/>
+        </w:rPr>
+        <w:t xml:space="preserve">DataTransfer</w:t>
+      </w:r>
+      <w:r>
+        <w:rPr>
+          <w:b/>
+          <w:bCs/>
+        </w:rPr>
+        <w:t xml:space="preserve"> </w:t>
+      </w:r>
+      <w:r>
+        <w:rPr>
+          <w:b/>
+          <w:bCs/>
+        </w:rPr>
+        <w:t xml:space="preserve">object work?</w:t>
+      </w:r>
+      <w:r>
+        <w:t xml:space="preserve"> </w:t>
+      </w:r>
+      <w:r>
+        <w:t xml:space="preserve">A</w:t>
+      </w:r>
+      <w:r>
+        <w:t xml:space="preserve"> </w:t>
+      </w:r>
+      <w:r>
+        <w:rPr>
+          <w:rStyle w:val="VerbatimChar"/>
+        </w:rPr>
+        <w:t xml:space="preserve">DataTransfer</w:t>
+      </w:r>
+      <w:r>
+        <w:t xml:space="preserve"> </w:t>
+      </w:r>
+      <w:r>
+        <w:t xml:space="preserve">object is a container for data that moves inside a web page. Browsers use it for drag and drop and for copy and paste. When a person drags a file onto a page, the browser puts that file in a</w:t>
+      </w:r>
+      <w:r>
+        <w:t xml:space="preserve"> </w:t>
+      </w:r>
+      <w:r>
+        <w:rPr>
+          <w:rStyle w:val="VerbatimChar"/>
+        </w:rPr>
+        <w:t xml:space="preserve">DataTransfer</w:t>
+      </w:r>
+      <w:r>
+        <w:t xml:space="preserve"> </w:t>
+      </w:r>
+      <w:r>
+        <w:t xml:space="preserve">object, and the page reads it from there.</w:t>
+      </w:r>
+    </w:p>
+    <w:p>
+      <w:pPr>
+        <w:pStyle w:val="BodyText"/>
+      </w:pPr>
+      <w:r>
+        <w:t xml:space="preserve">The</w:t>
+      </w:r>
+      <w:r>
+        <w:t xml:space="preserve"> </w:t>
+      </w:r>
+      <w:r>
+        <w:rPr>
+          <w:rStyle w:val="VerbatimChar"/>
+        </w:rPr>
+        <w:t xml:space="preserve">files</w:t>
+      </w:r>
+      <w:r>
+        <w:t xml:space="preserve"> </w:t>
+      </w:r>
+      <w:r>
+        <w:t xml:space="preserve">property of an upload input is normally read-only. Code cannot build a file list by hand, and it cannot push files into the list. But code can assign a ready-made file list to the input. A</w:t>
+      </w:r>
+      <w:r>
+        <w:t xml:space="preserve"> </w:t>
+      </w:r>
+      <w:r>
+        <w:rPr>
+          <w:rStyle w:val="VerbatimChar"/>
+        </w:rPr>
+        <w:t xml:space="preserve">DataTransfer</w:t>
+      </w:r>
+      <w:r>
+        <w:t xml:space="preserve"> </w:t>
+      </w:r>
+      <w:r>
+        <w:t xml:space="preserve">object makes that list:</w:t>
+      </w:r>
+    </w:p>
+    <w:p>
+      <w:pPr>
+        <w:pStyle w:val="SourceCode"/>
+      </w:pPr>
+      <w:r>
+        <w:rPr>
+          <w:rStyle w:val="KeywordTok"/>
+        </w:rPr>
+        <w:t xml:space="preserve">const</w:t>
+      </w:r>
+      <w:r>
+        <w:rPr>
+          <w:rStyle w:val="NormalTok"/>
+        </w:rPr>
+        <w:t xml:space="preserve"> dt </w:t>
+      </w:r>
+      <w:r>
+        <w:rPr>
+          <w:rStyle w:val="OperatorTok"/>
+        </w:rPr>
+        <w:t xml:space="preserve">=</w:t>
+      </w:r>
+      <w:r>
+        <w:rPr>
+          <w:rStyle w:val="NormalTok"/>
+        </w:rPr>
+        <w:t xml:space="preserve"> </w:t>
+      </w:r>
+      <w:r>
+        <w:rPr>
+          <w:rStyle w:val="KeywordTok"/>
+        </w:rPr>
+        <w:t xml:space="preserve">new</w:t>
+      </w:r>
+      <w:r>
+        <w:rPr>
+          <w:rStyle w:val="NormalTok"/>
+        </w:rPr>
+        <w:t xml:space="preserve"> </w:t>
+      </w:r>
+      <w:r>
+        <w:rPr>
+          <w:rStyle w:val="BuiltInTok"/>
+        </w:rPr>
+        <w:t xml:space="preserve">DataTransfer</w:t>
+      </w:r>
+      <w:r>
+        <w:rPr>
+          <w:rStyle w:val="NormalTok"/>
+        </w:rPr>
+        <w:t xml:space="preserve">()</w:t>
+      </w:r>
+      <w:r>
+        <w:rPr>
+          <w:rStyle w:val="OperatorTok"/>
+        </w:rPr>
+        <w:t xml:space="preserve">;</w:t>
+      </w:r>
+      <w:r>
+        <w:br/>
+      </w:r>
+      <w:r>
+        <w:rPr>
+          <w:rStyle w:val="NormalTok"/>
+        </w:rPr>
+        <w:t xml:space="preserve">dt</w:t>
+      </w:r>
+      <w:r>
+        <w:rPr>
+          <w:rStyle w:val="OperatorTok"/>
+        </w:rPr>
+        <w:t xml:space="preserve">.</w:t>
+      </w:r>
+      <w:r>
+        <w:rPr>
+          <w:rStyle w:val="AttributeTok"/>
+        </w:rPr>
+        <w:t xml:space="preserve">items</w:t>
+      </w:r>
+      <w:r>
+        <w:rPr>
+          <w:rStyle w:val="OperatorTok"/>
+        </w:rPr>
+        <w:t xml:space="preserve">.</w:t>
+      </w:r>
+      <w:r>
+        <w:rPr>
+          <w:rStyle w:val="FunctionTok"/>
+        </w:rPr>
+        <w:t xml:space="preserve">add</w:t>
+      </w:r>
+      <w:r>
+        <w:rPr>
+          <w:rStyle w:val="NormalTok"/>
+        </w:rPr>
+        <w:t xml:space="preserve">(</w:t>
+      </w:r>
+      <w:r>
+        <w:rPr>
+          <w:rStyle w:val="KeywordTok"/>
+        </w:rPr>
+        <w:t xml:space="preserve">new</w:t>
+      </w:r>
+      <w:r>
+        <w:rPr>
+          <w:rStyle w:val="NormalTok"/>
+        </w:rPr>
+        <w:t xml:space="preserve"> </w:t>
+      </w:r>
+      <w:r>
+        <w:rPr>
+          <w:rStyle w:val="BuiltInTok"/>
+        </w:rPr>
+        <w:t xml:space="preserve">File</w:t>
+      </w:r>
+      <w:r>
+        <w:rPr>
+          <w:rStyle w:val="NormalTok"/>
+        </w:rPr>
+        <w:t xml:space="preserve">([bytes]</w:t>
+      </w:r>
+      <w:r>
+        <w:rPr>
+          <w:rStyle w:val="OperatorTok"/>
+        </w:rPr>
+        <w:t xml:space="preserve">,</w:t>
+      </w:r>
+      <w:r>
+        <w:rPr>
+          <w:rStyle w:val="NormalTok"/>
+        </w:rPr>
+        <w:t xml:space="preserve"> </w:t>
+      </w:r>
+      <w:r>
+        <w:rPr>
+          <w:rStyle w:val="StringTok"/>
+        </w:rPr>
+        <w:t xml:space="preserve">"passport.pdf"</w:t>
+      </w:r>
+      <w:r>
+        <w:rPr>
+          <w:rStyle w:val="OperatorTok"/>
+        </w:rPr>
+        <w:t xml:space="preserve">,</w:t>
+      </w:r>
+      <w:r>
+        <w:rPr>
+          <w:rStyle w:val="NormalTok"/>
+        </w:rPr>
+        <w:t xml:space="preserve"> { </w:t>
+      </w:r>
+      <w:r>
+        <w:rPr>
+          <w:rStyle w:val="DataTypeTok"/>
+        </w:rPr>
+        <w:t xml:space="preserve">type</w:t>
+      </w:r>
+      <w:r>
+        <w:rPr>
+          <w:rStyle w:val="OperatorTok"/>
+        </w:rPr>
+        <w:t xml:space="preserve">:</w:t>
+      </w:r>
+      <w:r>
+        <w:rPr>
+          <w:rStyle w:val="NormalTok"/>
+        </w:rPr>
+        <w:t xml:space="preserve"> </w:t>
+      </w:r>
+      <w:r>
+        <w:rPr>
+          <w:rStyle w:val="StringTok"/>
+        </w:rPr>
+        <w:t xml:space="preserve">"application/pdf"</w:t>
+      </w:r>
+      <w:r>
+        <w:rPr>
+          <w:rStyle w:val="NormalTok"/>
+        </w:rPr>
+        <w:t xml:space="preserve"> }))</w:t>
+      </w:r>
+      <w:r>
+        <w:rPr>
+          <w:rStyle w:val="OperatorTok"/>
+        </w:rPr>
+        <w:t xml:space="preserve">;</w:t>
+      </w:r>
+      <w:r>
+        <w:br/>
+      </w:r>
+      <w:r>
+        <w:rPr>
+          <w:rStyle w:val="NormalTok"/>
+        </w:rPr>
+        <w:t xml:space="preserve">input</w:t>
+      </w:r>
+      <w:r>
+        <w:rPr>
+          <w:rStyle w:val="OperatorTok"/>
+        </w:rPr>
+        <w:t xml:space="preserve">.</w:t>
+      </w:r>
+      <w:r>
+        <w:rPr>
+          <w:rStyle w:val="AttributeTok"/>
+        </w:rPr>
+        <w:t xml:space="preserve">files</w:t>
+      </w:r>
+      <w:r>
+        <w:rPr>
+          <w:rStyle w:val="NormalTok"/>
+        </w:rPr>
+        <w:t xml:space="preserve"> </w:t>
+      </w:r>
+      <w:r>
+        <w:rPr>
+          <w:rStyle w:val="OperatorTok"/>
+        </w:rPr>
+        <w:t xml:space="preserve">=</w:t>
+      </w:r>
+      <w:r>
+        <w:rPr>
+          <w:rStyle w:val="NormalTok"/>
+        </w:rPr>
+        <w:t xml:space="preserve"> dt</w:t>
+      </w:r>
+      <w:r>
+        <w:rPr>
+          <w:rStyle w:val="OperatorTok"/>
+        </w:rPr>
+        <w:t xml:space="preserve">.</w:t>
+      </w:r>
+      <w:r>
+        <w:rPr>
+          <w:rStyle w:val="AttributeTok"/>
+        </w:rPr>
+        <w:t xml:space="preserve">files</w:t>
+      </w:r>
+      <w:r>
+        <w:rPr>
+          <w:rStyle w:val="OperatorTok"/>
+        </w:rPr>
+        <w:t xml:space="preserve">;</w:t>
       </w:r>
     </w:p>
     <w:p>
@@ -6210,11 +6317,23 @@
         <w:pStyle w:val="Compact"/>
         <w:numPr>
           <w:ilvl w:val="0"/>
-          <w:numId w:val="1015"/>
+          <w:numId w:val="1016"/>
         </w:numPr>
       </w:pPr>
       <w:r>
-        <w:t xml:space="preserve">The CRM script reads the response bytes. It returns them as Base64 through extension messages to the popup. The popup sends the chosen file name, MIME type, and Base64 data to the exact portal document and upload key from the scan.</w:t>
+        <w:t xml:space="preserve">Make an empty</w:t>
+      </w:r>
+      <w:r>
+        <w:t xml:space="preserve"> </w:t>
+      </w:r>
+      <w:r>
+        <w:rPr>
+          <w:rStyle w:val="VerbatimChar"/>
+        </w:rPr>
+        <w:t xml:space="preserve">DataTransfer</w:t>
+      </w:r>
+      <w:r>
+        <w:t xml:space="preserve">.</w:t>
       </w:r>
     </w:p>
     <w:p>
@@ -6222,11 +6341,11 @@
         <w:pStyle w:val="Compact"/>
         <w:numPr>
           <w:ilvl w:val="0"/>
-          <w:numId w:val="1015"/>
+          <w:numId w:val="1016"/>
         </w:numPr>
       </w:pPr>
       <w:r>
-        <w:t xml:space="preserve">The portal script decodes the bytes and creates a</w:t>
+        <w:t xml:space="preserve">Add the</w:t>
       </w:r>
       <w:r>
         <w:t xml:space="preserve"> </w:t>
@@ -6238,34 +6357,25 @@
         <w:t xml:space="preserve">File</w:t>
       </w:r>
       <w:r>
-        <w:t xml:space="preserve">. It assigns the file to the original input and does not replace an existing file. Then it fires</w:t>
-      </w:r>
-      <w:r>
-        <w:t xml:space="preserve"> </w:t>
-      </w:r>
-      <w:r>
-        <w:rPr>
-          <w:rStyle w:val="VerbatimChar"/>
-        </w:rPr>
-        <w:t xml:space="preserve">input</w:t>
-      </w:r>
-      <w:r>
-        <w:t xml:space="preserve"> </w:t>
-      </w:r>
-      <w:r>
-        <w:t xml:space="preserve">and</w:t>
-      </w:r>
-      <w:r>
-        <w:t xml:space="preserve"> </w:t>
-      </w:r>
-      <w:r>
-        <w:rPr>
-          <w:rStyle w:val="VerbatimChar"/>
-        </w:rPr>
-        <w:t xml:space="preserve">change</w:t>
-      </w:r>
-      <w:r>
-        <w:t xml:space="preserve">. A successful assignment does not prove that the university finished the upload or accepted the document.</w:t>
+        <w:t xml:space="preserve"> </w:t>
+      </w:r>
+      <w:r>
+        <w:t xml:space="preserve">to it. The extension builds the</w:t>
+      </w:r>
+      <w:r>
+        <w:t xml:space="preserve"> </w:t>
+      </w:r>
+      <w:r>
+        <w:rPr>
+          <w:rStyle w:val="VerbatimChar"/>
+        </w:rPr>
+        <w:t xml:space="preserve">File</w:t>
+      </w:r>
+      <w:r>
+        <w:t xml:space="preserve"> </w:t>
+      </w:r>
+      <w:r>
+        <w:t xml:space="preserve">from the bytes that it fetched.</w:t>
       </w:r>
     </w:p>
     <w:p>
@@ -6273,10 +6383,677 @@
         <w:pStyle w:val="Compact"/>
         <w:numPr>
           <w:ilvl w:val="0"/>
-          <w:numId w:val="1015"/>
+          <w:numId w:val="1016"/>
         </w:numPr>
       </w:pPr>
       <w:r>
+        <w:t xml:space="preserve">Assign</w:t>
+      </w:r>
+      <w:r>
+        <w:t xml:space="preserve"> </w:t>
+      </w:r>
+      <w:r>
+        <w:rPr>
+          <w:rStyle w:val="VerbatimChar"/>
+        </w:rPr>
+        <w:t xml:space="preserve">dt.files</w:t>
+      </w:r>
+      <w:r>
+        <w:t xml:space="preserve"> </w:t>
+      </w:r>
+      <w:r>
+        <w:t xml:space="preserve">to the input. The input now holds the file, and the form can submit it.</w:t>
+      </w:r>
+    </w:p>
+    <w:p>
+      <w:pPr>
+        <w:pStyle w:val="FirstParagraph"/>
+      </w:pPr>
+      <w:r>
+        <w:t xml:space="preserve">Setting</w:t>
+      </w:r>
+      <w:r>
+        <w:t xml:space="preserve"> </w:t>
+      </w:r>
+      <w:r>
+        <w:rPr>
+          <w:rStyle w:val="VerbatimChar"/>
+        </w:rPr>
+        <w:t xml:space="preserve">files</w:t>
+      </w:r>
+      <w:r>
+        <w:t xml:space="preserve"> </w:t>
+      </w:r>
+      <w:r>
+        <w:t xml:space="preserve">does not tell the portal anything by itself. This is why the script also fires</w:t>
+      </w:r>
+      <w:r>
+        <w:t xml:space="preserve"> </w:t>
+      </w:r>
+      <w:r>
+        <w:rPr>
+          <w:rStyle w:val="VerbatimChar"/>
+        </w:rPr>
+        <w:t xml:space="preserve">input</w:t>
+      </w:r>
+      <w:r>
+        <w:t xml:space="preserve"> </w:t>
+      </w:r>
+      <w:r>
+        <w:t xml:space="preserve">and</w:t>
+      </w:r>
+      <w:r>
+        <w:t xml:space="preserve"> </w:t>
+      </w:r>
+      <w:r>
+        <w:rPr>
+          <w:rStyle w:val="VerbatimChar"/>
+        </w:rPr>
+        <w:t xml:space="preserve">change</w:t>
+      </w:r>
+      <w:r>
+        <w:t xml:space="preserve">. The file comes from memory, not from a path on the laptop. The page never reads the disk. This works only for a file that the extension already holds.</w:t>
+      </w:r>
+    </w:p>
+    <w:p>
+      <w:pPr>
+        <w:pStyle w:val="BodyText"/>
+      </w:pPr>
+      <w:r>
+        <w:t xml:space="preserve">The sections below give the exact checks, limits, and storage rules.</w:t>
+      </w:r>
+    </w:p>
+    <w:p>
+      <w:pPr>
+        <w:pStyle w:val="BodyText"/>
+      </w:pPr>
+      <w:r>
+        <w:rPr>
+          <w:b/>
+          <w:bCs/>
+        </w:rPr>
+        <w:t xml:space="preserve">List (at Copy).</w:t>
+      </w:r>
+      <w:r>
+        <w:t xml:space="preserve"> </w:t>
+      </w:r>
+      <w:r>
+        <w:t xml:space="preserve">The extension sends read-only GET requests from the CRM page. It uses same-origin credentials and</w:t>
+      </w:r>
+      <w:r>
+        <w:t xml:space="preserve"> </w:t>
+      </w:r>
+      <w:r>
+        <w:rPr>
+          <w:rStyle w:val="VerbatimChar"/>
+        </w:rPr>
+        <w:t xml:space="preserve">redirect: "error"</w:t>
+      </w:r>
+      <w:r>
+        <w:t xml:space="preserve">. A row must belong to the lead ID, have an allowed extension (</w:t>
+      </w:r>
+      <w:r>
+        <w:rPr>
+          <w:rStyle w:val="VerbatimChar"/>
+        </w:rPr>
+        <w:t xml:space="preserve">pdf</w:t>
+      </w:r>
+      <w:r>
+        <w:t xml:space="preserve">,</w:t>
+      </w:r>
+      <w:r>
+        <w:t xml:space="preserve"> </w:t>
+      </w:r>
+      <w:r>
+        <w:rPr>
+          <w:rStyle w:val="VerbatimChar"/>
+        </w:rPr>
+        <w:t xml:space="preserve">jpg</w:t>
+      </w:r>
+      <w:r>
+        <w:t xml:space="preserve">,</w:t>
+      </w:r>
+      <w:r>
+        <w:t xml:space="preserve"> </w:t>
+      </w:r>
+      <w:r>
+        <w:rPr>
+          <w:rStyle w:val="VerbatimChar"/>
+        </w:rPr>
+        <w:t xml:space="preserve">jpeg</w:t>
+      </w:r>
+      <w:r>
+        <w:t xml:space="preserve">,</w:t>
+      </w:r>
+      <w:r>
+        <w:t xml:space="preserve"> </w:t>
+      </w:r>
+      <w:r>
+        <w:rPr>
+          <w:rStyle w:val="VerbatimChar"/>
+        </w:rPr>
+        <w:t xml:space="preserve">png</w:t>
+      </w:r>
+      <w:r>
+        <w:t xml:space="preserve">,</w:t>
+      </w:r>
+      <w:r>
+        <w:t xml:space="preserve"> </w:t>
+      </w:r>
+      <w:r>
+        <w:rPr>
+          <w:rStyle w:val="VerbatimChar"/>
+        </w:rPr>
+        <w:t xml:space="preserve">doc</w:t>
+      </w:r>
+      <w:r>
+        <w:t xml:space="preserve">,</w:t>
+      </w:r>
+      <w:r>
+        <w:t xml:space="preserve"> </w:t>
+      </w:r>
+      <w:r>
+        <w:rPr>
+          <w:rStyle w:val="VerbatimChar"/>
+        </w:rPr>
+        <w:t xml:space="preserve">docx</w:t>
+      </w:r>
+      <w:r>
+        <w:t xml:space="preserve">), and have an approved file URL.</w:t>
+      </w:r>
+    </w:p>
+    <w:p>
+      <w:pPr>
+        <w:pStyle w:val="BodyText"/>
+      </w:pPr>
+      <w:r>
+        <w:rPr>
+          <w:b/>
+          <w:bCs/>
+        </w:rPr>
+        <w:t xml:space="preserve">Approved file URL.</w:t>
+      </w:r>
+      <w:r>
+        <w:t xml:space="preserve"> </w:t>
+      </w:r>
+      <w:r>
+        <w:t xml:space="preserve">The URL has the same CRM origin as the copied profile. The path is</w:t>
+      </w:r>
+      <w:r>
+        <w:t xml:space="preserve"> </w:t>
+      </w:r>
+      <w:r>
+        <w:rPr>
+          <w:rStyle w:val="VerbatimChar"/>
+        </w:rPr>
+        <w:t xml:space="preserve">/tmp_aws_media/&lt;safe-name&gt;</w:t>
+      </w:r>
+      <w:r>
+        <w:t xml:space="preserve"> </w:t>
+      </w:r>
+      <w:r>
+        <w:t xml:space="preserve">only. There is no query, no hash, and no userinfo. See</w:t>
+      </w:r>
+      <w:r>
+        <w:t xml:space="preserve"> </w:t>
+      </w:r>
+      <w:r>
+        <w:rPr>
+          <w:rStyle w:val="VerbatimChar"/>
+        </w:rPr>
+        <w:t xml:space="preserve">SAMS_ALLOWLIST.isCrmFileUrl</w:t>
+      </w:r>
+      <w:r>
+        <w:t xml:space="preserve">.</w:t>
+      </w:r>
+    </w:p>
+    <w:p>
+      <w:pPr>
+        <w:pStyle w:val="BodyText"/>
+      </w:pPr>
+      <w:r>
+        <w:rPr>
+          <w:b/>
+          <w:bCs/>
+        </w:rPr>
+        <w:t xml:space="preserve">Fetch (on Attach only).</w:t>
+      </w:r>
+      <w:r>
+        <w:t xml:space="preserve"> </w:t>
+      </w:r>
+      <w:r>
+        <w:t xml:space="preserve">The popup finds an open tab on</w:t>
+      </w:r>
+      <w:r>
+        <w:t xml:space="preserve"> </w:t>
+      </w:r>
+      <w:r>
+        <w:rPr>
+          <w:rStyle w:val="VerbatimChar"/>
+        </w:rPr>
+        <w:t xml:space="preserve">cache.sourceOrigin</w:t>
+      </w:r>
+      <w:r>
+        <w:t xml:space="preserve">. If needed, it injects</w:t>
+      </w:r>
+      <w:r>
+        <w:t xml:space="preserve"> </w:t>
+      </w:r>
+      <w:r>
+        <w:rPr>
+          <w:rStyle w:val="VerbatimChar"/>
+        </w:rPr>
+        <w:t xml:space="preserve">crm-documents.js</w:t>
+      </w:r>
+      <w:r>
+        <w:t xml:space="preserve">. Then it asks that tab for</w:t>
+      </w:r>
+      <w:r>
+        <w:t xml:space="preserve"> </w:t>
+      </w:r>
+      <w:r>
+        <w:rPr>
+          <w:rStyle w:val="VerbatimChar"/>
+        </w:rPr>
+        <w:t xml:space="preserve">readCrmDocument</w:t>
+      </w:r>
+      <w:r>
+        <w:t xml:space="preserve">. The fetch uses</w:t>
+      </w:r>
+      <w:r>
+        <w:t xml:space="preserve"> </w:t>
+      </w:r>
+      <w:r>
+        <w:rPr>
+          <w:rStyle w:val="VerbatimChar"/>
+        </w:rPr>
+        <w:t xml:space="preserve">credentials: "same-origin"</w:t>
+      </w:r>
+      <w:r>
+        <w:t xml:space="preserve">,</w:t>
+      </w:r>
+      <w:r>
+        <w:t xml:space="preserve"> </w:t>
+      </w:r>
+      <w:r>
+        <w:rPr>
+          <w:rStyle w:val="VerbatimChar"/>
+        </w:rPr>
+        <w:t xml:space="preserve">redirect: "error"</w:t>
+      </w:r>
+      <w:r>
+        <w:t xml:space="preserve">, and</w:t>
+      </w:r>
+      <w:r>
+        <w:t xml:space="preserve"> </w:t>
+      </w:r>
+      <w:r>
+        <w:rPr>
+          <w:rStyle w:val="VerbatimChar"/>
+        </w:rPr>
+        <w:t xml:space="preserve">cache: "no-store"</w:t>
+      </w:r>
+      <w:r>
+        <w:t xml:space="preserve">. It rejects HTML content types, empty bodies, and bodies larger than 10 MiB (</w:t>
+      </w:r>
+      <w:r>
+        <w:rPr>
+          <w:rStyle w:val="VerbatimChar"/>
+        </w:rPr>
+        <w:t xml:space="preserve">10 * 1024 * 1024</w:t>
+      </w:r>
+      <w:r>
+        <w:t xml:space="preserve"> </w:t>
+      </w:r>
+      <w:r>
+        <w:t xml:space="preserve">bytes). The staff-facing error calls this limit 10 MB. The extension encodes the bytes in Base64 for the message. Base64 is a transport encoding. It is not encryption.</w:t>
+      </w:r>
+    </w:p>
+    <w:p>
+      <w:pPr>
+        <w:pStyle w:val="BodyText"/>
+      </w:pPr>
+      <w:r>
+        <w:rPr>
+          <w:b/>
+          <w:bCs/>
+        </w:rPr>
+        <w:t xml:space="preserve">Portal assign.</w:t>
+      </w:r>
+      <w:r>
+        <w:t xml:space="preserve"> </w:t>
+      </w:r>
+      <w:r>
+        <w:rPr>
+          <w:rStyle w:val="VerbatimChar"/>
+        </w:rPr>
+        <w:t xml:space="preserve">portal-fill.js</w:t>
+      </w:r>
+      <w:r>
+        <w:t xml:space="preserve"> </w:t>
+      </w:r>
+      <w:r>
+        <w:t xml:space="preserve">builds a</w:t>
+      </w:r>
+      <w:r>
+        <w:t xml:space="preserve"> </w:t>
+      </w:r>
+      <w:r>
+        <w:rPr>
+          <w:rStyle w:val="VerbatimChar"/>
+        </w:rPr>
+        <w:t xml:space="preserve">File</w:t>
+      </w:r>
+      <w:r>
+        <w:t xml:space="preserve"> </w:t>
+      </w:r>
+      <w:r>
+        <w:t xml:space="preserve">with</w:t>
+      </w:r>
+      <w:r>
+        <w:t xml:space="preserve"> </w:t>
+      </w:r>
+      <w:r>
+        <w:rPr>
+          <w:rStyle w:val="VerbatimChar"/>
+        </w:rPr>
+        <w:t xml:space="preserve">DataTransfer</w:t>
+      </w:r>
+      <w:r>
+        <w:t xml:space="preserve">, sets</w:t>
+      </w:r>
+      <w:r>
+        <w:t xml:space="preserve"> </w:t>
+      </w:r>
+      <w:r>
+        <w:rPr>
+          <w:rStyle w:val="VerbatimChar"/>
+        </w:rPr>
+        <w:t xml:space="preserve">input.files</w:t>
+      </w:r>
+      <w:r>
+        <w:t xml:space="preserve">, and fires</w:t>
+      </w:r>
+      <w:r>
+        <w:t xml:space="preserve"> </w:t>
+      </w:r>
+      <w:r>
+        <w:rPr>
+          <w:rStyle w:val="VerbatimChar"/>
+        </w:rPr>
+        <w:t xml:space="preserve">input</w:t>
+      </w:r>
+      <w:r>
+        <w:t xml:space="preserve"> </w:t>
+      </w:r>
+      <w:r>
+        <w:t xml:space="preserve">and</w:t>
+      </w:r>
+      <w:r>
+        <w:t xml:space="preserve"> </w:t>
+      </w:r>
+      <w:r>
+        <w:rPr>
+          <w:rStyle w:val="VerbatimChar"/>
+        </w:rPr>
+        <w:t xml:space="preserve">change</w:t>
+      </w:r>
+      <w:r>
+        <w:t xml:space="preserve">. It does not replace an existing file. The portal may upload immediately. The extension does not write to the Downloads folder. After Attach, the portal holds the file. Clear does not remove the file and does not cancel a portal upload.</w:t>
+      </w:r>
+    </w:p>
+    <w:p>
+      <w:pPr>
+        <w:pStyle w:val="BodyText"/>
+      </w:pPr>
+      <w:r>
+        <w:rPr>
+          <w:b/>
+          <w:bCs/>
+        </w:rPr>
+        <w:t xml:space="preserve">Show on page.</w:t>
+      </w:r>
+      <w:r>
+        <w:t xml:space="preserve"> </w:t>
+      </w:r>
+      <w:r>
+        <w:t xml:space="preserve">The</w:t>
+      </w:r>
+      <w:r>
+        <w:t xml:space="preserve"> </w:t>
+      </w:r>
+      <w:r>
+        <w:rPr>
+          <w:rStyle w:val="VerbatimChar"/>
+        </w:rPr>
+        <w:t xml:space="preserve">showUpload</w:t>
+      </w:r>
+      <w:r>
+        <w:t xml:space="preserve"> </w:t>
+      </w:r>
+      <w:r>
+        <w:t xml:space="preserve">action scrolls to an upload field and outlines it for a few seconds. It does not change the field. If the portal hides its file input behind its own widget, the handler returns a message, and staff attach the file in the portal.</w:t>
+      </w:r>
+    </w:p>
+    <w:p>
+      <w:pPr>
+        <w:pStyle w:val="BodyText"/>
+      </w:pPr>
+      <w:r>
+        <w:rPr>
+          <w:b/>
+          <w:bCs/>
+        </w:rPr>
+        <w:t xml:space="preserve">View.</w:t>
+      </w:r>
+      <w:r>
+        <w:t xml:space="preserve"> </w:t>
+      </w:r>
+      <w:r>
+        <w:t xml:space="preserve">View opens the original CRM media URL in a new tab (</w:t>
+      </w:r>
+      <w:r>
+        <w:rPr>
+          <w:rStyle w:val="VerbatimChar"/>
+        </w:rPr>
+        <w:t xml:space="preserve">chrome.tabs.create</w:t>
+      </w:r>
+      <w:r>
+        <w:t xml:space="preserve">). This is not the same as the no-store fetch of Attach. The extension setting</w:t>
+      </w:r>
+      <w:r>
+        <w:t xml:space="preserve"> </w:t>
+      </w:r>
+      <w:r>
+        <w:rPr>
+          <w:rStyle w:val="VerbatimChar"/>
+        </w:rPr>
+        <w:t xml:space="preserve">cache: "no-store"</w:t>
+      </w:r>
+      <w:r>
+        <w:t xml:space="preserve"> </w:t>
+      </w:r>
+      <w:r>
+        <w:t xml:space="preserve">does not control CRM or portal server retention. It does not control normal browser caching of a viewed tab.</w:t>
+      </w:r>
+    </w:p>
+    <w:p>
+      <w:pPr>
+        <w:pStyle w:val="Heading3"/>
+      </w:pPr>
+      <w:bookmarkStart w:id="40" w:name="_d1a0ab4cb97a3125bca5cd8830c360d1871bb4c"/>
+      <w:r>
+        <w:t xml:space="preserve">What happens to a document at each step</w:t>
+      </w:r>
+      <w:bookmarkEnd w:id="40"/>
+    </w:p>
+    <w:p>
+      <w:pPr>
+        <w:pStyle w:val="Compact"/>
+        <w:numPr>
+          <w:ilvl w:val="0"/>
+          <w:numId w:val="1017"/>
+        </w:numPr>
+      </w:pPr>
+      <w:r>
+        <w:t xml:space="preserve">Copy lists metadata from nine CRM document groups. It does not fetch file bytes. If listing fails, field Copy can still succeed with no documents to attach.</w:t>
+      </w:r>
+    </w:p>
+    <w:p>
+      <w:pPr>
+        <w:pStyle w:val="Compact"/>
+        <w:numPr>
+          <w:ilvl w:val="0"/>
+          <w:numId w:val="1017"/>
+        </w:numPr>
+      </w:pPr>
+      <w:r>
+        <w:rPr>
+          <w:b/>
+          <w:bCs/>
+        </w:rPr>
+        <w:t xml:space="preserve">Attach CRM documents</w:t>
+      </w:r>
+      <w:r>
+        <w:t xml:space="preserve"> </w:t>
+      </w:r>
+      <w:r>
+        <w:t xml:space="preserve">scans the enabled file inputs in the supported frames of the selected page. The popup filters the choices by the</w:t>
+      </w:r>
+      <w:r>
+        <w:t xml:space="preserve"> </w:t>
+      </w:r>
+      <w:r>
+        <w:rPr>
+          <w:rStyle w:val="VerbatimChar"/>
+        </w:rPr>
+        <w:t xml:space="preserve">accept</w:t>
+      </w:r>
+      <w:r>
+        <w:t xml:space="preserve"> </w:t>
+      </w:r>
+      <w:r>
+        <w:t xml:space="preserve">hints of each input. It marks suggested matches. Staff choose the file and the destination. Scanning or choosing does not fetch a file.</w:t>
+      </w:r>
+    </w:p>
+    <w:p>
+      <w:pPr>
+        <w:pStyle w:val="Compact"/>
+        <w:numPr>
+          <w:ilvl w:val="0"/>
+          <w:numId w:val="1017"/>
+        </w:numPr>
+      </w:pPr>
+      <w:r>
+        <w:t xml:space="preserve">When staff select</w:t>
+      </w:r>
+      <w:r>
+        <w:t xml:space="preserve"> </w:t>
+      </w:r>
+      <w:r>
+        <w:rPr>
+          <w:b/>
+          <w:bCs/>
+        </w:rPr>
+        <w:t xml:space="preserve">Attach</w:t>
+      </w:r>
+      <w:r>
+        <w:t xml:space="preserve">, the popup checks the current cache. It checks that the upload list belongs to the same Copy. It finds an open tab on the copied CRM origin. That tab does not need to show the original student’s profile, because the file URL comes from the cached metadata.</w:t>
+      </w:r>
+    </w:p>
+    <w:p>
+      <w:pPr>
+        <w:pStyle w:val="Compact"/>
+        <w:numPr>
+          <w:ilvl w:val="0"/>
+          <w:numId w:val="1017"/>
+        </w:numPr>
+      </w:pPr>
+      <w:r>
+        <w:rPr>
+          <w:rStyle w:val="VerbatimChar"/>
+        </w:rPr>
+        <w:t xml:space="preserve">readCrmDocument</w:t>
+      </w:r>
+      <w:r>
+        <w:t xml:space="preserve"> </w:t>
+      </w:r>
+      <w:r>
+        <w:t xml:space="preserve">fetches that one URL in the CRM tab, with the same-origin cookies. The extension does not copy the CRM cookie into the student cache and does not send it to the portal. The fetch uses the existing web session. It does not use a stored extension password.</w:t>
+      </w:r>
+    </w:p>
+    <w:p>
+      <w:pPr>
+        <w:pStyle w:val="Compact"/>
+        <w:numPr>
+          <w:ilvl w:val="0"/>
+          <w:numId w:val="1017"/>
+        </w:numPr>
+      </w:pPr>
+      <w:r>
+        <w:t xml:space="preserve">The CRM script reads the response bytes. It returns them as Base64 through extension messages to the popup. The popup sends the chosen file name, MIME type, and Base64 data to the exact portal document and upload key from the scan.</w:t>
+      </w:r>
+    </w:p>
+    <w:p>
+      <w:pPr>
+        <w:pStyle w:val="Compact"/>
+        <w:numPr>
+          <w:ilvl w:val="0"/>
+          <w:numId w:val="1017"/>
+        </w:numPr>
+      </w:pPr>
+      <w:r>
+        <w:t xml:space="preserve">The portal script decodes the bytes and creates a</w:t>
+      </w:r>
+      <w:r>
+        <w:t xml:space="preserve"> </w:t>
+      </w:r>
+      <w:r>
+        <w:rPr>
+          <w:rStyle w:val="VerbatimChar"/>
+        </w:rPr>
+        <w:t xml:space="preserve">File</w:t>
+      </w:r>
+      <w:r>
+        <w:t xml:space="preserve">. It assigns the file to the original input and does not replace an existing file. Then it fires</w:t>
+      </w:r>
+      <w:r>
+        <w:t xml:space="preserve"> </w:t>
+      </w:r>
+      <w:r>
+        <w:rPr>
+          <w:rStyle w:val="VerbatimChar"/>
+        </w:rPr>
+        <w:t xml:space="preserve">input</w:t>
+      </w:r>
+      <w:r>
+        <w:t xml:space="preserve"> </w:t>
+      </w:r>
+      <w:r>
+        <w:t xml:space="preserve">and</w:t>
+      </w:r>
+      <w:r>
+        <w:t xml:space="preserve"> </w:t>
+      </w:r>
+      <w:r>
+        <w:rPr>
+          <w:rStyle w:val="VerbatimChar"/>
+        </w:rPr>
+        <w:t xml:space="preserve">change</w:t>
+      </w:r>
+      <w:r>
+        <w:t xml:space="preserve">. A successful assignment does not prove that the university finished the upload or accepted the document.</w:t>
+      </w:r>
+    </w:p>
+    <w:p>
+      <w:pPr>
+        <w:pStyle w:val="Compact"/>
+        <w:numPr>
+          <w:ilvl w:val="0"/>
+          <w:numId w:val="1017"/>
+        </w:numPr>
+      </w:pPr>
+      <w:r>
         <w:t xml:space="preserve">The browser garbage collector frees the temporary buffers. The portal keeps its</w:t>
       </w:r>
       <w:r>
@@ -6307,11 +7084,11 @@
       <w:pPr>
         <w:pStyle w:val="Heading3"/>
       </w:pPr>
-      <w:bookmarkStart w:id="38" w:name="_e09c5244415a5035ff375150ad29c803fe0f8cd"/>
+      <w:bookmarkStart w:id="41" w:name="_e09c5244415a5035ff375150ad29c803fe0f8cd"/>
       <w:r>
         <w:t xml:space="preserve">Authentication and media-link limits</w:t>
       </w:r>
-      <w:bookmarkEnd w:id="38"/>
+      <w:bookmarkEnd w:id="41"/>
     </w:p>
     <w:p>
       <w:pPr>
@@ -6326,7 +7103,7 @@
         <w:pStyle w:val="BodyText"/>
       </w:pPr>
       <w:r>
-        <w:t xml:space="preserve">The extension's URL gate checks the origin and the shape of the path. It does not prove that the CRM media server protects every</w:t>
+        <w:t xml:space="preserve">The extension’s URL gate checks the origin and the shape of the path. It does not prove that the CRM media server protects every</w:t>
       </w:r>
       <w:r>
         <w:t xml:space="preserve"> </w:t>
@@ -6355,16 +7132,17 @@
       <w:pPr>
         <w:pStyle w:val="Heading2"/>
       </w:pPr>
-      <w:bookmarkStart w:id="39" w:name="_00922fb20d6ede45635a9b50256ecc1a7361d71"/>
+      <w:bookmarkStart w:id="42" w:name="_00922fb20d6ede45635a9b50256ecc1a7361d71"/>
       <w:r>
         <w:t xml:space="preserve">Storage, clipboard, and privacy boundary</w:t>
       </w:r>
-      <w:bookmarkEnd w:id="39"/>
+      <w:bookmarkEnd w:id="42"/>
     </w:p>
     <w:tbl>
       <w:tblPr>
         <w:tblStyle w:val="Table"/>
-        <w:tblW w:type="auto" w:w="0"/>
+        <w:tblW w:type="pct" w:w="5000"/>
+        <w:tblLayout w:type="fixed"/>
         <w:tblLook w:firstRow="1" w:lastRow="0" w:firstColumn="0" w:lastColumn="0" w:noHBand="0" w:noVBand="0" w:val="0020"/>
       </w:tblPr>
       <w:tblGrid>
@@ -6678,18 +7456,18 @@
       <w:pPr>
         <w:pStyle w:val="Heading2"/>
       </w:pPr>
-      <w:bookmarkStart w:id="40" w:name="_795af61dcd342f3cd1e4246d6964a2b873b88c3"/>
+      <w:bookmarkStart w:id="43" w:name="_795af61dcd342f3cd1e4246d6964a2b873b88c3"/>
       <w:r>
         <w:t xml:space="preserve">Access controls and security limits</w:t>
       </w:r>
-      <w:bookmarkEnd w:id="40"/>
+      <w:bookmarkEnd w:id="43"/>
     </w:p>
     <w:p>
       <w:pPr>
         <w:pStyle w:val="Compact"/>
         <w:numPr>
           <w:ilvl w:val="0"/>
-          <w:numId w:val="1016"/>
+          <w:numId w:val="1018"/>
         </w:numPr>
       </w:pPr>
       <w:r>
@@ -6701,7 +7479,7 @@
         <w:pStyle w:val="Compact"/>
         <w:numPr>
           <w:ilvl w:val="0"/>
-          <w:numId w:val="1016"/>
+          <w:numId w:val="1018"/>
         </w:numPr>
       </w:pPr>
       <w:r>
@@ -6728,7 +7506,7 @@
         <w:pStyle w:val="Compact"/>
         <w:numPr>
           <w:ilvl w:val="0"/>
-          <w:numId w:val="1016"/>
+          <w:numId w:val="1018"/>
         </w:numPr>
       </w:pPr>
       <w:r>
@@ -6740,7 +7518,7 @@
         <w:pStyle w:val="Compact"/>
         <w:numPr>
           <w:ilvl w:val="0"/>
-          <w:numId w:val="1016"/>
+          <w:numId w:val="1018"/>
         </w:numPr>
       </w:pPr>
       <w:r>
@@ -6752,7 +7530,7 @@
         <w:pStyle w:val="Compact"/>
         <w:numPr>
           <w:ilvl w:val="0"/>
-          <w:numId w:val="1016"/>
+          <w:numId w:val="1018"/>
         </w:numPr>
       </w:pPr>
       <w:r>
@@ -6780,7 +7558,7 @@
         <w:pStyle w:val="Compact"/>
         <w:numPr>
           <w:ilvl w:val="0"/>
-          <w:numId w:val="1016"/>
+          <w:numId w:val="1018"/>
         </w:numPr>
       </w:pPr>
       <w:r>
@@ -6792,7 +7570,7 @@
         <w:pStyle w:val="Compact"/>
         <w:numPr>
           <w:ilvl w:val="0"/>
-          <w:numId w:val="1016"/>
+          <w:numId w:val="1018"/>
         </w:numPr>
       </w:pPr>
       <w:r>
@@ -6804,7 +7582,7 @@
         <w:pStyle w:val="Compact"/>
         <w:numPr>
           <w:ilvl w:val="0"/>
-          <w:numId w:val="1016"/>
+          <w:numId w:val="1018"/>
         </w:numPr>
       </w:pPr>
       <w:r>
@@ -6830,11 +7608,11 @@
       <w:pPr>
         <w:pStyle w:val="Heading2"/>
       </w:pPr>
-      <w:bookmarkStart w:id="41" w:name="_07f1dd227a85bf8fbc8d9a56061411af87ac76f"/>
+      <w:bookmarkStart w:id="44" w:name="_07f1dd227a85bf8fbc8d9a56061411af87ac76f"/>
       <w:r>
         <w:t xml:space="preserve">Employee offboarding and device loss</w:t>
       </w:r>
-      <w:bookmarkEnd w:id="41"/>
+      <w:bookmarkEnd w:id="44"/>
     </w:p>
     <w:p>
       <w:pPr>
@@ -6857,7 +7635,7 @@
         <w:pStyle w:val="Compact"/>
         <w:numPr>
           <w:ilvl w:val="0"/>
-          <w:numId w:val="1017"/>
+          <w:numId w:val="1019"/>
         </w:numPr>
       </w:pPr>
       <w:r>
@@ -6869,7 +7647,7 @@
         <w:pStyle w:val="Compact"/>
         <w:numPr>
           <w:ilvl w:val="0"/>
-          <w:numId w:val="1017"/>
+          <w:numId w:val="1019"/>
         </w:numPr>
       </w:pPr>
       <w:r>
@@ -6881,7 +7659,7 @@
         <w:pStyle w:val="Compact"/>
         <w:numPr>
           <w:ilvl w:val="0"/>
-          <w:numId w:val="1017"/>
+          <w:numId w:val="1019"/>
         </w:numPr>
       </w:pPr>
       <w:r>
@@ -6906,7 +7684,7 @@
         <w:pStyle w:val="Compact"/>
         <w:numPr>
           <w:ilvl w:val="0"/>
-          <w:numId w:val="1017"/>
+          <w:numId w:val="1019"/>
         </w:numPr>
       </w:pPr>
       <w:r>
@@ -6918,7 +7696,7 @@
         <w:pStyle w:val="Compact"/>
         <w:numPr>
           <w:ilvl w:val="0"/>
-          <w:numId w:val="1017"/>
+          <w:numId w:val="1019"/>
         </w:numPr>
       </w:pPr>
       <w:r>
@@ -6930,7 +7708,7 @@
         <w:pStyle w:val="Compact"/>
         <w:numPr>
           <w:ilvl w:val="0"/>
-          <w:numId w:val="1017"/>
+          <w:numId w:val="1019"/>
         </w:numPr>
       </w:pPr>
       <w:r>
@@ -6942,7 +7720,7 @@
         <w:pStyle w:val="Compact"/>
         <w:numPr>
           <w:ilvl w:val="0"/>
-          <w:numId w:val="1017"/>
+          <w:numId w:val="1019"/>
         </w:numPr>
       </w:pPr>
       <w:r>
@@ -6968,11 +7746,11 @@
       <w:pPr>
         <w:pStyle w:val="Heading2"/>
       </w:pPr>
-      <w:bookmarkStart w:id="42" w:name="_a6e68c3d29b44138b6f2c10ade4945d18e4ffc6"/>
+      <w:bookmarkStart w:id="45" w:name="_a6e68c3d29b44138b6f2c10ade4945d18e4ffc6"/>
       <w:r>
         <w:t xml:space="preserve">Support evidence and local test data</w:t>
       </w:r>
-      <w:bookmarkEnd w:id="42"/>
+      <w:bookmarkEnd w:id="45"/>
     </w:p>
     <w:p>
       <w:pPr>
@@ -7031,11 +7809,11 @@
       <w:pPr>
         <w:pStyle w:val="Heading2"/>
       </w:pPr>
-      <w:bookmarkStart w:id="43" w:name="_commands"/>
+      <w:bookmarkStart w:id="46" w:name="_commands"/>
       <w:r>
         <w:t xml:space="preserve">Commands</w:t>
       </w:r>
-      <w:bookmarkEnd w:id="43"/>
+      <w:bookmarkEnd w:id="46"/>
     </w:p>
     <w:p>
       <w:pPr>
@@ -7063,7 +7841,8 @@
     <w:tbl>
       <w:tblPr>
         <w:tblStyle w:val="Table"/>
-        <w:tblW w:type="auto" w:w="0"/>
+        <w:tblW w:type="pct" w:w="5000"/>
+        <w:tblLayout w:type="fixed"/>
         <w:tblLook w:firstRow="1" w:lastRow="0" w:firstColumn="0" w:lastColumn="0" w:noHBand="0" w:noVBand="0" w:val="0020"/>
       </w:tblPr>
       <w:tblGrid>
@@ -7584,7 +8363,7 @@
       <w:r>
         <w:t xml:space="preserve"> </w:t>
       </w:r>
-      <w:hyperlink r:id="rId44">
+      <w:hyperlink r:id="rId47">
         <w:r>
           <w:rPr>
             <w:rStyle w:val="Hyperlink"/>
@@ -7630,18 +8409,18 @@
       <w:pPr>
         <w:pStyle w:val="Heading2"/>
       </w:pPr>
-      <w:bookmarkStart w:id="45" w:name="_6650a4d4e24bc4728d093d661add57c89bafa35"/>
+      <w:bookmarkStart w:id="48" w:name="_6650a4d4e24bc4728d093d661add57c89bafa35"/>
       <w:r>
         <w:t xml:space="preserve">Current limitations</w:t>
       </w:r>
-      <w:bookmarkEnd w:id="45"/>
+      <w:bookmarkEnd w:id="48"/>
     </w:p>
     <w:p>
       <w:pPr>
         <w:pStyle w:val="Compact"/>
         <w:numPr>
           <w:ilvl w:val="0"/>
-          <w:numId w:val="1018"/>
+          <w:numId w:val="1020"/>
         </w:numPr>
       </w:pPr>
       <w:r>
@@ -7653,7 +8432,7 @@
         <w:pStyle w:val="Compact"/>
         <w:numPr>
           <w:ilvl w:val="0"/>
-          <w:numId w:val="1018"/>
+          <w:numId w:val="1020"/>
         </w:numPr>
       </w:pPr>
       <w:hyperlink r:id="rId13">
@@ -7676,7 +8455,7 @@
         <w:pStyle w:val="Compact"/>
         <w:numPr>
           <w:ilvl w:val="0"/>
-          <w:numId w:val="1018"/>
+          <w:numId w:val="1020"/>
         </w:numPr>
       </w:pPr>
       <w:r>
@@ -7727,7 +8506,7 @@
         <w:pStyle w:val="Compact"/>
         <w:numPr>
           <w:ilvl w:val="0"/>
-          <w:numId w:val="1018"/>
+          <w:numId w:val="1020"/>
         </w:numPr>
       </w:pPr>
       <w:r>
@@ -7739,7 +8518,7 @@
         <w:pStyle w:val="Compact"/>
         <w:numPr>
           <w:ilvl w:val="0"/>
-          <w:numId w:val="1018"/>
+          <w:numId w:val="1020"/>
         </w:numPr>
       </w:pPr>
       <w:r>
@@ -7751,7 +8530,7 @@
         <w:pStyle w:val="Compact"/>
         <w:numPr>
           <w:ilvl w:val="0"/>
-          <w:numId w:val="1018"/>
+          <w:numId w:val="1020"/>
         </w:numPr>
       </w:pPr>
       <w:r>
@@ -7777,7 +8556,7 @@
         <w:pStyle w:val="Compact"/>
         <w:numPr>
           <w:ilvl w:val="0"/>
-          <w:numId w:val="1018"/>
+          <w:numId w:val="1020"/>
         </w:numPr>
       </w:pPr>
       <w:r>
@@ -7795,11 +8574,11 @@
       <w:pPr>
         <w:pStyle w:val="Heading2"/>
       </w:pPr>
-      <w:bookmarkStart w:id="46" w:name="_dd88cab511d9df2c56fd11660bcc24854c9e834"/>
+      <w:bookmarkStart w:id="49" w:name="_dd88cab511d9df2c56fd11660bcc24854c9e834"/>
       <w:r>
         <w:t xml:space="preserve">How to add a mapped university</w:t>
       </w:r>
-      <w:bookmarkEnd w:id="46"/>
+      <w:bookmarkEnd w:id="49"/>
     </w:p>
     <w:p>
       <w:pPr>
@@ -7813,11 +8592,11 @@
       <w:pPr>
         <w:pStyle w:val="Heading3"/>
       </w:pPr>
-      <w:bookmarkStart w:id="47" w:name="_baf11914f5dad2646378de446f8b20d2c9438af"/>
+      <w:bookmarkStart w:id="50" w:name="_1cd1b3579273a54870f404523060a4a01da49ad"/>
       <w:r>
         <w:t xml:space="preserve">1. Make an inventory, one page at a time</w:t>
       </w:r>
-      <w:bookmarkEnd w:id="47"/>
+      <w:bookmarkEnd w:id="50"/>
     </w:p>
     <w:p>
       <w:pPr>
@@ -7846,7 +8625,7 @@
       <w:pPr>
         <w:pStyle w:val="Heading3"/>
       </w:pPr>
-      <w:bookmarkStart w:id="48" w:name="_67df314188f202b605bc94c6049f8fde2ef378e"/>
+      <w:bookmarkStart w:id="51" w:name="_c6a95391390688fbbe916dd0b7d15adf8a7ce8b"/>
       <w:r>
         <w:t xml:space="preserve">2. Create</w:t>
       </w:r>
@@ -7859,7 +8638,7 @@
         </w:rPr>
         <w:t xml:space="preserve">config/portals/example.js</w:t>
       </w:r>
-      <w:bookmarkEnd w:id="48"/>
+      <w:bookmarkEnd w:id="51"/>
     </w:p>
     <w:p>
       <w:pPr>
@@ -9403,6 +10182,18 @@
         <w:t xml:space="preserve">splitDates</w:t>
       </w:r>
       <w:r>
+        <w:t xml:space="preserve">,</w:t>
+      </w:r>
+      <w:r>
+        <w:t xml:space="preserve"> </w:t>
+      </w:r>
+      <w:r>
+        <w:rPr>
+          <w:rStyle w:val="VerbatimChar"/>
+        </w:rPr>
+        <w:t xml:space="preserve">blockedControls</w:t>
+      </w:r>
+      <w:r>
         <w:t xml:space="preserve">, and</w:t>
       </w:r>
       <w:r>
@@ -9412,7 +10203,7 @@
         <w:rPr>
           <w:rStyle w:val="VerbatimChar"/>
         </w:rPr>
-        <w:t xml:space="preserve">blockedControls</w:t>
+        <w:t xml:space="preserve">revealingKeys</w:t>
       </w:r>
       <w:r>
         <w:t xml:space="preserve">. The engine ignores other keys. Use</w:t>
@@ -9430,7 +10221,7 @@
         <w:t xml:space="preserve"> </w:t>
       </w:r>
       <w:r>
-        <w:t xml:space="preserve">for reviewed translations from a CRM value to a portal option. The object keys must match the output of the engine's</w:t>
+        <w:t xml:space="preserve">for reviewed translations from a CRM value to a portal option. The object keys must match the output of the engine’s</w:t>
       </w:r>
       <w:r>
         <w:t xml:space="preserve"> </w:t>
@@ -9554,7 +10345,7 @@
       <w:pPr>
         <w:pStyle w:val="Heading3"/>
       </w:pPr>
-      <w:bookmarkStart w:id="49" w:name="_c3a64fe55857cd5a18e3d00a9db4a88d47c0e83"/>
+      <w:bookmarkStart w:id="52" w:name="_32dd1b5f8e2e3eb2cd7b5932e40745e5eb87e12"/>
       <w:r>
         <w:t xml:space="preserve">3. Register the file in</w:t>
       </w:r>
@@ -9582,7 +10373,7 @@
         </w:rPr>
         <w:t xml:space="preserve">popup.js</w:t>
       </w:r>
-      <w:bookmarkEnd w:id="49"/>
+      <w:bookmarkEnd w:id="52"/>
     </w:p>
     <w:p>
       <w:pPr>
@@ -9931,7 +10722,7 @@
       <w:pPr>
         <w:pStyle w:val="Heading3"/>
       </w:pPr>
-      <w:bookmarkStart w:id="50" w:name="_4713d07a88ac4db60d0d08411f18d30a1ea0729"/>
+      <w:bookmarkStart w:id="53" w:name="_83ddab2776b72848c435d131c4a1117e52842cc"/>
       <w:r>
         <w:t xml:space="preserve">4. Add the origin to</w:t>
       </w:r>
@@ -9959,7 +10750,7 @@
         </w:rPr>
         <w:t xml:space="preserve">config/allowlist.js</w:t>
       </w:r>
-      <w:bookmarkEnd w:id="50"/>
+      <w:bookmarkEnd w:id="53"/>
     </w:p>
     <w:p>
       <w:pPr>
@@ -10205,18 +10996,18 @@
       <w:pPr>
         <w:pStyle w:val="Heading3"/>
       </w:pPr>
-      <w:bookmarkStart w:id="51" w:name="_d0297bfc3e150dea9b35c2b16bbddf3dfab4be9"/>
+      <w:bookmarkStart w:id="54" w:name="_d3dc00fd96501f0375ab411a65a52cde107baa8"/>
       <w:r>
         <w:t xml:space="preserve">5. Choose shared or portal synonyms</w:t>
       </w:r>
-      <w:bookmarkEnd w:id="51"/>
+      <w:bookmarkEnd w:id="54"/>
     </w:p>
     <w:p>
       <w:pPr>
         <w:pStyle w:val="Compact"/>
         <w:numPr>
           <w:ilvl w:val="0"/>
-          <w:numId w:val="1019"/>
+          <w:numId w:val="1021"/>
         </w:numPr>
       </w:pPr>
       <w:r>
@@ -10240,7 +11031,7 @@
         <w:pStyle w:val="Compact"/>
         <w:numPr>
           <w:ilvl w:val="0"/>
-          <w:numId w:val="1019"/>
+          <w:numId w:val="1021"/>
         </w:numPr>
       </w:pPr>
       <w:r>
@@ -10267,7 +11058,7 @@
         <w:pStyle w:val="Compact"/>
         <w:numPr>
           <w:ilvl w:val="0"/>
-          <w:numId w:val="1019"/>
+          <w:numId w:val="1021"/>
         </w:numPr>
       </w:pPr>
       <w:r>
@@ -10290,18 +11081,18 @@
       <w:pPr>
         <w:pStyle w:val="Heading3"/>
       </w:pPr>
-      <w:bookmarkStart w:id="52" w:name="_93b4f7ac6d62aa11b8c5a4b8ff2ed607d54cadc"/>
+      <w:bookmarkStart w:id="55" w:name="_e9b7ee54ee71bcf1543eca12df20c64bd37cf27"/>
       <w:r>
         <w:t xml:space="preserve">6. Test on the real portal</w:t>
       </w:r>
-      <w:bookmarkEnd w:id="52"/>
+      <w:bookmarkEnd w:id="55"/>
     </w:p>
     <w:p>
       <w:pPr>
         <w:pStyle w:val="Compact"/>
         <w:numPr>
           <w:ilvl w:val="0"/>
-          <w:numId w:val="1020"/>
+          <w:numId w:val="1022"/>
         </w:numPr>
       </w:pPr>
       <w:r>
@@ -10337,7 +11128,7 @@
         <w:pStyle w:val="Compact"/>
         <w:numPr>
           <w:ilvl w:val="0"/>
-          <w:numId w:val="1020"/>
+          <w:numId w:val="1022"/>
         </w:numPr>
       </w:pPr>
       <w:r>
@@ -10349,7 +11140,7 @@
         <w:pStyle w:val="Compact"/>
         <w:numPr>
           <w:ilvl w:val="0"/>
-          <w:numId w:val="1020"/>
+          <w:numId w:val="1022"/>
         </w:numPr>
       </w:pPr>
       <w:r>
@@ -10361,7 +11152,7 @@
         <w:pStyle w:val="Compact"/>
         <w:numPr>
           <w:ilvl w:val="0"/>
-          <w:numId w:val="1020"/>
+          <w:numId w:val="1022"/>
         </w:numPr>
       </w:pPr>
       <w:r>
@@ -10418,7 +11209,7 @@
         <w:pStyle w:val="Compact"/>
         <w:numPr>
           <w:ilvl w:val="0"/>
-          <w:numId w:val="1020"/>
+          <w:numId w:val="1022"/>
         </w:numPr>
       </w:pPr>
       <w:r>
@@ -10430,7 +11221,7 @@
         <w:pStyle w:val="Compact"/>
         <w:numPr>
           <w:ilvl w:val="0"/>
-          <w:numId w:val="1020"/>
+          <w:numId w:val="1022"/>
         </w:numPr>
       </w:pPr>
       <w:r>
@@ -10456,11 +11247,11 @@
       <w:pPr>
         <w:pStyle w:val="Heading3"/>
       </w:pPr>
-      <w:bookmarkStart w:id="53" w:name="_2be61e51e56e4db159c0d733d0b77b9bc859153"/>
+      <w:bookmarkStart w:id="56" w:name="_a8c1411ad58f150613ab975bafdc7809cac5eab"/>
       <w:r>
         <w:t xml:space="preserve">7. Record the result</w:t>
       </w:r>
-      <w:bookmarkEnd w:id="53"/>
+      <w:bookmarkEnd w:id="56"/>
     </w:p>
     <w:p>
       <w:pPr>
@@ -10539,11 +11330,11 @@
       <w:pPr>
         <w:pStyle w:val="Heading2"/>
       </w:pPr>
-      <w:bookmarkStart w:id="54" w:name="_7123e6c6b5e298aa85606b94a87b87f4baefea4"/>
+      <w:bookmarkStart w:id="57" w:name="_7123e6c6b5e298aa85606b94a87b87f4baefea4"/>
       <w:r>
         <w:t xml:space="preserve">Testing guidance</w:t>
       </w:r>
-      <w:bookmarkEnd w:id="54"/>
+      <w:bookmarkEnd w:id="57"/>
     </w:p>
     <w:p>
       <w:pPr>
@@ -10558,7 +11349,7 @@
         <w:pStyle w:val="Compact"/>
         <w:numPr>
           <w:ilvl w:val="0"/>
-          <w:numId w:val="1021"/>
+          <w:numId w:val="1023"/>
         </w:numPr>
       </w:pPr>
       <w:r>
@@ -10570,7 +11361,7 @@
         <w:pStyle w:val="Compact"/>
         <w:numPr>
           <w:ilvl w:val="0"/>
-          <w:numId w:val="1021"/>
+          <w:numId w:val="1023"/>
         </w:numPr>
       </w:pPr>
       <w:r>
@@ -10582,7 +11373,7 @@
         <w:pStyle w:val="Compact"/>
         <w:numPr>
           <w:ilvl w:val="0"/>
-          <w:numId w:val="1021"/>
+          <w:numId w:val="1023"/>
         </w:numPr>
       </w:pPr>
       <w:r>
@@ -10594,7 +11385,7 @@
         <w:pStyle w:val="Compact"/>
         <w:numPr>
           <w:ilvl w:val="0"/>
-          <w:numId w:val="1021"/>
+          <w:numId w:val="1023"/>
         </w:numPr>
       </w:pPr>
       <w:r>
@@ -10649,7 +11440,8 @@
     <w:tbl>
       <w:tblPr>
         <w:tblStyle w:val="Table"/>
-        <w:tblW w:type="auto" w:w="0"/>
+        <w:tblW w:type="pct" w:w="5000"/>
+        <w:tblLayout w:type="fixed"/>
         <w:tblLook w:firstRow="1" w:lastRow="0" w:firstColumn="0" w:lastColumn="0" w:noHBand="0" w:noVBand="0" w:val="0020"/>
       </w:tblPr>
       <w:tblGrid>
@@ -10974,11 +11766,11 @@
       <w:pPr>
         <w:pStyle w:val="Heading2"/>
       </w:pPr>
-      <w:bookmarkStart w:id="55" w:name="_bc86667ba43f265fed25b1b993c81c598025907"/>
+      <w:bookmarkStart w:id="58" w:name="_bc86667ba43f265fed25b1b993c81c598025907"/>
       <w:r>
         <w:t xml:space="preserve">Code examples</w:t>
       </w:r>
-      <w:bookmarkEnd w:id="55"/>
+      <w:bookmarkEnd w:id="58"/>
     </w:p>
     <w:p>
       <w:pPr>
@@ -12559,7 +13351,34 @@
     </w:lvlOverride>
   </w:num>
   <w:num w:numId="1016">
-    <w:abstractNumId w:val="991"/>
+    <w:abstractNumId w:val="99411"/>
+    <w:lvlOverride w:ilvl="0">
+      <w:startOverride w:val="1"/>
+    </w:lvlOverride>
+    <w:lvlOverride w:ilvl="1">
+      <w:startOverride w:val="1"/>
+    </w:lvlOverride>
+    <w:lvlOverride w:ilvl="2">
+      <w:startOverride w:val="1"/>
+    </w:lvlOverride>
+    <w:lvlOverride w:ilvl="3">
+      <w:startOverride w:val="1"/>
+    </w:lvlOverride>
+    <w:lvlOverride w:ilvl="4">
+      <w:startOverride w:val="1"/>
+    </w:lvlOverride>
+    <w:lvlOverride w:ilvl="5">
+      <w:startOverride w:val="1"/>
+    </w:lvlOverride>
+    <w:lvlOverride w:ilvl="6">
+      <w:startOverride w:val="1"/>
+    </w:lvlOverride>
+    <w:lvlOverride w:ilvl="7">
+      <w:startOverride w:val="1"/>
+    </w:lvlOverride>
+    <w:lvlOverride w:ilvl="8">
+      <w:startOverride w:val="1"/>
+    </w:lvlOverride>
   </w:num>
   <w:num w:numId="1017">
     <w:abstractNumId w:val="99411"/>
@@ -12595,9 +13414,6 @@
     <w:abstractNumId w:val="991"/>
   </w:num>
   <w:num w:numId="1019">
-    <w:abstractNumId w:val="991"/>
-  </w:num>
-  <w:num w:numId="1020">
     <w:abstractNumId w:val="99411"/>
     <w:lvlOverride w:ilvl="0">
       <w:startOverride w:val="1"/>
@@ -12627,7 +13443,43 @@
       <w:startOverride w:val="1"/>
     </w:lvlOverride>
   </w:num>
+  <w:num w:numId="1020">
+    <w:abstractNumId w:val="991"/>
+  </w:num>
   <w:num w:numId="1021">
+    <w:abstractNumId w:val="991"/>
+  </w:num>
+  <w:num w:numId="1022">
+    <w:abstractNumId w:val="99411"/>
+    <w:lvlOverride w:ilvl="0">
+      <w:startOverride w:val="1"/>
+    </w:lvlOverride>
+    <w:lvlOverride w:ilvl="1">
+      <w:startOverride w:val="1"/>
+    </w:lvlOverride>
+    <w:lvlOverride w:ilvl="2">
+      <w:startOverride w:val="1"/>
+    </w:lvlOverride>
+    <w:lvlOverride w:ilvl="3">
+      <w:startOverride w:val="1"/>
+    </w:lvlOverride>
+    <w:lvlOverride w:ilvl="4">
+      <w:startOverride w:val="1"/>
+    </w:lvlOverride>
+    <w:lvlOverride w:ilvl="5">
+      <w:startOverride w:val="1"/>
+    </w:lvlOverride>
+    <w:lvlOverride w:ilvl="6">
+      <w:startOverride w:val="1"/>
+    </w:lvlOverride>
+    <w:lvlOverride w:ilvl="7">
+      <w:startOverride w:val="1"/>
+    </w:lvlOverride>
+    <w:lvlOverride w:ilvl="8">
+      <w:startOverride w:val="1"/>
+    </w:lvlOverride>
+  </w:num>
+  <w:num w:numId="1023">
     <w:abstractNumId w:val="99411"/>
     <w:lvlOverride w:ilvl="0">
       <w:startOverride w:val="1"/>

--- a/docs/docx/TECHNICAL-HANDOVER.docx
+++ b/docs/docx/TECHNICAL-HANDOVER.docx
@@ -85,7 +85,24 @@
           <w:rPr>
             <w:rStyle w:val="Hyperlink"/>
           </w:rPr>
-          <w:t xml:space="preserve">INSTALL-AND-DEPLOY.md</w:t>
+          <w:t xml:space="preserve">INSTALLATION.md</w:t>
+        </w:r>
+      </w:hyperlink>
+      <w:r>
+        <w:t xml:space="preserve"> </w:t>
+      </w:r>
+      <w:r>
+        <w:t xml:space="preserve">and the</w:t>
+      </w:r>
+      <w:r>
+        <w:t xml:space="preserve"> </w:t>
+      </w:r>
+      <w:hyperlink r:id="rId13">
+        <w:r>
+          <w:rPr>
+            <w:rStyle w:val="Hyperlink"/>
+          </w:rPr>
+          <w:t xml:space="preserve">README</w:t>
         </w:r>
       </w:hyperlink>
     </w:p>
@@ -103,7 +120,7 @@
       <w:r>
         <w:t xml:space="preserve"> </w:t>
       </w:r>
-      <w:hyperlink r:id="rId13">
+      <w:hyperlink r:id="rId14">
         <w:r>
           <w:rPr>
             <w:rStyle w:val="Hyperlink"/>
@@ -146,11 +163,11 @@
       <w:pPr>
         <w:pStyle w:val="Heading2"/>
       </w:pPr>
-      <w:bookmarkStart w:id="14" w:name="_c3a5a158eefff86ec3ae25aadfa9ec15f756d78"/>
+      <w:bookmarkStart w:id="15" w:name="_c3a5a158eefff86ec3ae25aadfa9ec15f756d78"/>
       <w:r>
         <w:t xml:space="preserve">Security questions at a glance</w:t>
       </w:r>
-      <w:bookmarkEnd w:id="14"/>
+      <w:bookmarkEnd w:id="15"/>
     </w:p>
     <w:tbl>
       <w:tblPr>
@@ -561,11 +578,11 @@
       <w:pPr>
         <w:pStyle w:val="Heading2"/>
       </w:pPr>
-      <w:bookmarkStart w:id="15" w:name="_62702f9f054fcc9ad7b43f132d448041f7cf8c0"/>
+      <w:bookmarkStart w:id="16" w:name="_62702f9f054fcc9ad7b43f132d448041f7cf8c0"/>
       <w:r>
         <w:t xml:space="preserve">What the product is</w:t>
       </w:r>
-      <w:bookmarkEnd w:id="15"/>
+      <w:bookmarkEnd w:id="16"/>
     </w:p>
     <w:p>
       <w:pPr>
@@ -684,11 +701,11 @@
       <w:pPr>
         <w:pStyle w:val="Heading2"/>
       </w:pPr>
-      <w:bookmarkStart w:id="16" w:name="_72aedc16cd15fdeef87fa76a699d60f8e073323"/>
+      <w:bookmarkStart w:id="17" w:name="_72aedc16cd15fdeef87fa76a699d60f8e073323"/>
       <w:r>
         <w:t xml:space="preserve">Architecture and file map</w:t>
       </w:r>
-      <w:bookmarkEnd w:id="16"/>
+      <w:bookmarkEnd w:id="17"/>
     </w:p>
     <w:p>
       <w:pPr>
@@ -1567,7 +1584,7 @@
       <w:r>
         <w:t xml:space="preserve"> </w:t>
       </w:r>
-      <w:hyperlink r:id="rId17">
+      <w:hyperlink r:id="rId18">
         <w:r>
           <w:rPr>
             <w:rStyle w:val="Hyperlink"/>
@@ -1581,7 +1598,7 @@
       <w:r>
         <w:t xml:space="preserve"> </w:t>
       </w:r>
-      <w:hyperlink r:id="rId18">
+      <w:hyperlink r:id="rId19">
         <w:r>
           <w:rPr>
             <w:rStyle w:val="Hyperlink"/>
@@ -1595,7 +1612,7 @@
       <w:r>
         <w:t xml:space="preserve"> </w:t>
       </w:r>
-      <w:hyperlink r:id="rId19">
+      <w:hyperlink r:id="rId20">
         <w:r>
           <w:rPr>
             <w:rStyle w:val="Hyperlink"/>
@@ -1609,7 +1626,7 @@
       <w:r>
         <w:t xml:space="preserve"> </w:t>
       </w:r>
-      <w:hyperlink r:id="rId20">
+      <w:hyperlink r:id="rId21">
         <w:r>
           <w:rPr>
             <w:rStyle w:val="Hyperlink"/>
@@ -1623,7 +1640,7 @@
       <w:r>
         <w:t xml:space="preserve"> </w:t>
       </w:r>
-      <w:hyperlink r:id="rId21">
+      <w:hyperlink r:id="rId22">
         <w:r>
           <w:rPr>
             <w:rStyle w:val="Hyperlink"/>
@@ -1646,11 +1663,11 @@
       <w:pPr>
         <w:pStyle w:val="Heading2"/>
       </w:pPr>
-      <w:bookmarkStart w:id="22" w:name="_a2b03bca26b45c2ad6622fd0069653d1c698695"/>
+      <w:bookmarkStart w:id="23" w:name="_a2b03bca26b45c2ad6622fd0069653d1c698695"/>
       <w:r>
         <w:t xml:space="preserve">The student cache</w:t>
       </w:r>
-      <w:bookmarkEnd w:id="22"/>
+      <w:bookmarkEnd w:id="23"/>
     </w:p>
     <w:p>
       <w:pPr>
@@ -1763,7 +1780,7 @@
       <w:r>
         <w:t xml:space="preserve"> </w:t>
       </w:r>
-      <w:hyperlink r:id="rId23">
+      <w:hyperlink r:id="rId24">
         <w:r>
           <w:rPr>
             <w:rStyle w:val="Hyperlink"/>
@@ -2870,11 +2887,11 @@
       <w:pPr>
         <w:pStyle w:val="Heading3"/>
       </w:pPr>
-      <w:bookmarkStart w:id="24" w:name="_9567034869fd39284962d15d8c31554b0506bc6"/>
+      <w:bookmarkStart w:id="25" w:name="_9567034869fd39284962d15d8c31554b0506bc6"/>
       <w:r>
         <w:t xml:space="preserve">Retention and Clear</w:t>
       </w:r>
-      <w:bookmarkEnd w:id="24"/>
+      <w:bookmarkEnd w:id="25"/>
     </w:p>
     <w:tbl>
       <w:tblPr>
@@ -3165,11 +3182,11 @@
       <w:pPr>
         <w:pStyle w:val="Heading2"/>
       </w:pPr>
-      <w:bookmarkStart w:id="25" w:name="_f1cf4e1c2dc07b4bebc59eb5771e0d89ad59175"/>
+      <w:bookmarkStart w:id="26" w:name="_f1cf4e1c2dc07b4bebc59eb5771e0d89ad59175"/>
       <w:r>
         <w:t xml:space="preserve">CRM read and canonical keys</w:t>
       </w:r>
-      <w:bookmarkEnd w:id="25"/>
+      <w:bookmarkEnd w:id="26"/>
     </w:p>
     <w:p>
       <w:pPr>
@@ -3360,7 +3377,7 @@
       <w:r>
         <w:t xml:space="preserve"> </w:t>
       </w:r>
-      <w:hyperlink r:id="rId26">
+      <w:hyperlink r:id="rId27">
         <w:r>
           <w:rPr>
             <w:rStyle w:val="Hyperlink"/>
@@ -3376,11 +3393,11 @@
       <w:pPr>
         <w:pStyle w:val="Heading3"/>
       </w:pPr>
-      <w:bookmarkStart w:id="27" w:name="_49a80da89626783b8f57373b5aa88b83b80d37a"/>
+      <w:bookmarkStart w:id="28" w:name="_49a80da89626783b8f57373b5aa88b83b80d37a"/>
       <w:r>
         <w:t xml:space="preserve">SAMS CRM</w:t>
       </w:r>
-      <w:bookmarkEnd w:id="27"/>
+      <w:bookmarkEnd w:id="28"/>
     </w:p>
     <w:p>
       <w:pPr>
@@ -3455,11 +3472,11 @@
       <w:pPr>
         <w:pStyle w:val="Heading3"/>
       </w:pPr>
-      <w:bookmarkStart w:id="28" w:name="_a74fec4eefe68d997e35a01fd0954db9b7acb7a"/>
+      <w:bookmarkStart w:id="29" w:name="_a74fec4eefe68d997e35a01fd0954db9b7acb7a"/>
       <w:r>
         <w:t xml:space="preserve">Campora APPLY</w:t>
       </w:r>
-      <w:bookmarkEnd w:id="28"/>
+      <w:bookmarkEnd w:id="29"/>
     </w:p>
     <w:p>
       <w:pPr>
@@ -3492,7 +3509,7 @@
       <w:r>
         <w:t xml:space="preserve"> </w:t>
       </w:r>
-      <w:hyperlink r:id="rId29">
+      <w:hyperlink r:id="rId30">
         <w:r>
           <w:rPr>
             <w:rStyle w:val="Hyperlink"/>
@@ -3508,11 +3525,11 @@
       <w:pPr>
         <w:pStyle w:val="Heading3"/>
       </w:pPr>
-      <w:bookmarkStart w:id="30" w:name="_b923e9096638ece362eba7cfd36d6b1f9f16b8d"/>
+      <w:bookmarkStart w:id="31" w:name="_b923e9096638ece362eba7cfd36d6b1f9f16b8d"/>
       <w:r>
         <w:t xml:space="preserve">Label rules</w:t>
       </w:r>
-      <w:bookmarkEnd w:id="30"/>
+      <w:bookmarkEnd w:id="31"/>
     </w:p>
     <w:p>
       <w:pPr>
@@ -3847,11 +3864,11 @@
       <w:pPr>
         <w:pStyle w:val="Heading3"/>
       </w:pPr>
-      <w:bookmarkStart w:id="31" w:name="_d4fc27930f9dd7c616cb592ad4bc11b6d6e19e9"/>
+      <w:bookmarkStart w:id="32" w:name="_d4fc27930f9dd7c616cb592ad4bc11b6d6e19e9"/>
       <w:r>
         <w:t xml:space="preserve">Document listing</w:t>
       </w:r>
-      <w:bookmarkEnd w:id="31"/>
+      <w:bookmarkEnd w:id="32"/>
     </w:p>
     <w:p>
       <w:pPr>
@@ -3962,11 +3979,11 @@
       <w:pPr>
         <w:pStyle w:val="Heading2"/>
       </w:pPr>
-      <w:bookmarkStart w:id="32" w:name="_d08d0474d81afb07f19f89a7a0964b9b3f3be5e"/>
+      <w:bookmarkStart w:id="33" w:name="_d08d0474d81afb07f19f89a7a0964b9b3f3be5e"/>
       <w:r>
         <w:t xml:space="preserve">Data flow: Copy to Autofill</w:t>
       </w:r>
-      <w:bookmarkEnd w:id="32"/>
+      <w:bookmarkEnd w:id="33"/>
     </w:p>
     <w:p>
       <w:pPr>
@@ -4491,11 +4508,11 @@
       <w:pPr>
         <w:pStyle w:val="Heading2"/>
       </w:pPr>
-      <w:bookmarkStart w:id="33" w:name="_769132738d1fa1c98ab359793a0bbfadcb00c0a"/>
+      <w:bookmarkStart w:id="34" w:name="_769132738d1fa1c98ab359793a0bbfadcb00c0a"/>
       <w:r>
         <w:t xml:space="preserve">Messages and ports</w:t>
       </w:r>
-      <w:bookmarkEnd w:id="33"/>
+      <w:bookmarkEnd w:id="34"/>
     </w:p>
     <w:p>
       <w:pPr>
@@ -4747,11 +4764,11 @@
       <w:pPr>
         <w:pStyle w:val="Heading2"/>
       </w:pPr>
-      <w:bookmarkStart w:id="34" w:name="_7ca78eeaa7927d7ccbb5e4ec6d49fa70d68ff44"/>
+      <w:bookmarkStart w:id="35" w:name="_7ca78eeaa7927d7ccbb5e4ec6d49fa70d68ff44"/>
       <w:r>
         <w:t xml:space="preserve">Matching engine safeguards</w:t>
       </w:r>
-      <w:bookmarkEnd w:id="34"/>
+      <w:bookmarkEnd w:id="35"/>
     </w:p>
     <w:p>
       <w:pPr>
@@ -5233,11 +5250,11 @@
       <w:pPr>
         <w:pStyle w:val="Heading3"/>
       </w:pPr>
-      <w:bookmarkStart w:id="35" w:name="_a29184a466bdfdf13a8125b6505b069a842d025"/>
+      <w:bookmarkStart w:id="36" w:name="_a29184a466bdfdf13a8125b6505b069a842d025"/>
       <w:r>
         <w:t xml:space="preserve">Derived values and portal option maps</w:t>
       </w:r>
-      <w:bookmarkEnd w:id="35"/>
+      <w:bookmarkEnd w:id="36"/>
     </w:p>
     <w:p>
       <w:pPr>
@@ -5518,7 +5535,7 @@
       <w:r>
         <w:t xml:space="preserve"> </w:t>
       </w:r>
-      <w:hyperlink r:id="rId36">
+      <w:hyperlink r:id="rId37">
         <w:r>
           <w:rPr>
             <w:rStyle w:val="Hyperlink"/>
@@ -5566,7 +5583,7 @@
       <w:r>
         <w:t xml:space="preserve"> </w:t>
       </w:r>
-      <w:hyperlink r:id="rId37">
+      <w:hyperlink r:id="rId38">
         <w:r>
           <w:rPr>
             <w:rStyle w:val="Hyperlink"/>
@@ -5743,21 +5760,21 @@
       <w:pPr>
         <w:pStyle w:val="Heading2"/>
       </w:pPr>
-      <w:bookmarkStart w:id="38" w:name="_d45acd10581a23c9efdbfe820fdeccb547d8cb1"/>
+      <w:bookmarkStart w:id="39" w:name="_d45acd10581a23c9efdbfe820fdeccb547d8cb1"/>
       <w:r>
         <w:t xml:space="preserve">Document discovery and authentication</w:t>
       </w:r>
-      <w:bookmarkEnd w:id="38"/>
+      <w:bookmarkEnd w:id="39"/>
     </w:p>
     <w:p>
       <w:pPr>
         <w:pStyle w:val="Heading3"/>
       </w:pPr>
-      <w:bookmarkStart w:id="39" w:name="_b5d6a3444bea864845c26019163bab532e408c1"/>
+      <w:bookmarkStart w:id="40" w:name="_b5d6a3444bea864845c26019163bab532e408c1"/>
       <w:r>
         <w:t xml:space="preserve">Attach in plain language</w:t>
       </w:r>
-      <w:bookmarkEnd w:id="39"/>
+      <w:bookmarkEnd w:id="40"/>
     </w:p>
     <w:p>
       <w:pPr>
@@ -6881,11 +6898,11 @@
       <w:pPr>
         <w:pStyle w:val="Heading3"/>
       </w:pPr>
-      <w:bookmarkStart w:id="40" w:name="_d1a0ab4cb97a3125bca5cd8830c360d1871bb4c"/>
+      <w:bookmarkStart w:id="41" w:name="_d1a0ab4cb97a3125bca5cd8830c360d1871bb4c"/>
       <w:r>
         <w:t xml:space="preserve">What happens to a document at each step</w:t>
       </w:r>
-      <w:bookmarkEnd w:id="40"/>
+      <w:bookmarkEnd w:id="41"/>
     </w:p>
     <w:p>
       <w:pPr>
@@ -7084,11 +7101,11 @@
       <w:pPr>
         <w:pStyle w:val="Heading3"/>
       </w:pPr>
-      <w:bookmarkStart w:id="41" w:name="_e09c5244415a5035ff375150ad29c803fe0f8cd"/>
+      <w:bookmarkStart w:id="42" w:name="_e09c5244415a5035ff375150ad29c803fe0f8cd"/>
       <w:r>
         <w:t xml:space="preserve">Authentication and media-link limits</w:t>
       </w:r>
-      <w:bookmarkEnd w:id="41"/>
+      <w:bookmarkEnd w:id="42"/>
     </w:p>
     <w:p>
       <w:pPr>
@@ -7132,11 +7149,11 @@
       <w:pPr>
         <w:pStyle w:val="Heading2"/>
       </w:pPr>
-      <w:bookmarkStart w:id="42" w:name="_00922fb20d6ede45635a9b50256ecc1a7361d71"/>
+      <w:bookmarkStart w:id="43" w:name="_00922fb20d6ede45635a9b50256ecc1a7361d71"/>
       <w:r>
         <w:t xml:space="preserve">Storage, clipboard, and privacy boundary</w:t>
       </w:r>
-      <w:bookmarkEnd w:id="42"/>
+      <w:bookmarkEnd w:id="43"/>
     </w:p>
     <w:tbl>
       <w:tblPr>
@@ -7456,11 +7473,11 @@
       <w:pPr>
         <w:pStyle w:val="Heading2"/>
       </w:pPr>
-      <w:bookmarkStart w:id="43" w:name="_795af61dcd342f3cd1e4246d6964a2b873b88c3"/>
+      <w:bookmarkStart w:id="44" w:name="_795af61dcd342f3cd1e4246d6964a2b873b88c3"/>
       <w:r>
         <w:t xml:space="preserve">Access controls and security limits</w:t>
       </w:r>
-      <w:bookmarkEnd w:id="43"/>
+      <w:bookmarkEnd w:id="44"/>
     </w:p>
     <w:p>
       <w:pPr>
@@ -7608,11 +7625,11 @@
       <w:pPr>
         <w:pStyle w:val="Heading2"/>
       </w:pPr>
-      <w:bookmarkStart w:id="44" w:name="_07f1dd227a85bf8fbc8d9a56061411af87ac76f"/>
+      <w:bookmarkStart w:id="45" w:name="_07f1dd227a85bf8fbc8d9a56061411af87ac76f"/>
       <w:r>
         <w:t xml:space="preserve">Employee offboarding and device loss</w:t>
       </w:r>
-      <w:bookmarkEnd w:id="44"/>
+      <w:bookmarkEnd w:id="45"/>
     </w:p>
     <w:p>
       <w:pPr>
@@ -7746,11 +7763,11 @@
       <w:pPr>
         <w:pStyle w:val="Heading2"/>
       </w:pPr>
-      <w:bookmarkStart w:id="45" w:name="_a6e68c3d29b44138b6f2c10ade4945d18e4ffc6"/>
+      <w:bookmarkStart w:id="46" w:name="_a6e68c3d29b44138b6f2c10ade4945d18e4ffc6"/>
       <w:r>
         <w:t xml:space="preserve">Support evidence and local test data</w:t>
       </w:r>
-      <w:bookmarkEnd w:id="45"/>
+      <w:bookmarkEnd w:id="46"/>
     </w:p>
     <w:p>
       <w:pPr>
@@ -7809,11 +7826,11 @@
       <w:pPr>
         <w:pStyle w:val="Heading2"/>
       </w:pPr>
-      <w:bookmarkStart w:id="46" w:name="_commands"/>
+      <w:bookmarkStart w:id="47" w:name="_commands"/>
       <w:r>
         <w:t xml:space="preserve">Commands</w:t>
       </w:r>
-      <w:bookmarkEnd w:id="46"/>
+      <w:bookmarkEnd w:id="47"/>
     </w:p>
     <w:p>
       <w:pPr>
@@ -8276,17 +8293,17 @@
         <w:t xml:space="preserve"> </w:t>
       </w:r>
       <w:r>
-        <w:t xml:space="preserve">by hand. After a rebuild, reload the extension and the tested page. Version changes and distribution follow</w:t>
-      </w:r>
-      <w:r>
-        <w:t xml:space="preserve"> </w:t>
-      </w:r>
-      <w:hyperlink r:id="rId12">
+        <w:t xml:space="preserve">by hand. After a rebuild, reload the extension and the tested page. Version changes and distribution follow the release steps in the</w:t>
+      </w:r>
+      <w:r>
+        <w:t xml:space="preserve"> </w:t>
+      </w:r>
+      <w:hyperlink r:id="rId13">
         <w:r>
           <w:rPr>
             <w:rStyle w:val="Hyperlink"/>
           </w:rPr>
-          <w:t xml:space="preserve">INSTALL-AND-DEPLOY.md</w:t>
+          <w:t xml:space="preserve">README</w:t>
         </w:r>
       </w:hyperlink>
       <w:r>
@@ -8328,7 +8345,7 @@
       <w:r>
         <w:t xml:space="preserve"> </w:t>
       </w:r>
-      <w:hyperlink r:id="rId20">
+      <w:hyperlink r:id="rId21">
         <w:r>
           <w:rPr>
             <w:rStyle w:val="Hyperlink"/>
@@ -8363,7 +8380,7 @@
       <w:r>
         <w:t xml:space="preserve"> </w:t>
       </w:r>
-      <w:hyperlink r:id="rId47">
+      <w:hyperlink r:id="rId48">
         <w:r>
           <w:rPr>
             <w:rStyle w:val="Hyperlink"/>
@@ -8409,11 +8426,11 @@
       <w:pPr>
         <w:pStyle w:val="Heading2"/>
       </w:pPr>
-      <w:bookmarkStart w:id="48" w:name="_6650a4d4e24bc4728d093d661add57c89bafa35"/>
+      <w:bookmarkStart w:id="49" w:name="_6650a4d4e24bc4728d093d661add57c89bafa35"/>
       <w:r>
         <w:t xml:space="preserve">Current limitations</w:t>
       </w:r>
-      <w:bookmarkEnd w:id="48"/>
+      <w:bookmarkEnd w:id="49"/>
     </w:p>
     <w:p>
       <w:pPr>
@@ -8435,7 +8452,7 @@
           <w:numId w:val="1020"/>
         </w:numPr>
       </w:pPr>
-      <w:hyperlink r:id="rId13">
+      <w:hyperlink r:id="rId14">
         <w:r>
           <w:rPr>
             <w:rStyle w:val="Hyperlink"/>
@@ -8539,7 +8556,7 @@
       <w:r>
         <w:t xml:space="preserve"> </w:t>
       </w:r>
-      <w:hyperlink r:id="rId21">
+      <w:hyperlink r:id="rId22">
         <w:r>
           <w:rPr>
             <w:rStyle w:val="Hyperlink"/>
@@ -8574,11 +8591,11 @@
       <w:pPr>
         <w:pStyle w:val="Heading2"/>
       </w:pPr>
-      <w:bookmarkStart w:id="49" w:name="_dd88cab511d9df2c56fd11660bcc24854c9e834"/>
+      <w:bookmarkStart w:id="50" w:name="_dd88cab511d9df2c56fd11660bcc24854c9e834"/>
       <w:r>
         <w:t xml:space="preserve">How to add a mapped university</w:t>
       </w:r>
-      <w:bookmarkEnd w:id="49"/>
+      <w:bookmarkEnd w:id="50"/>
     </w:p>
     <w:p>
       <w:pPr>
@@ -8592,11 +8609,11 @@
       <w:pPr>
         <w:pStyle w:val="Heading3"/>
       </w:pPr>
-      <w:bookmarkStart w:id="50" w:name="_1cd1b3579273a54870f404523060a4a01da49ad"/>
+      <w:bookmarkStart w:id="51" w:name="_1cd1b3579273a54870f404523060a4a01da49ad"/>
       <w:r>
         <w:t xml:space="preserve">1. Make an inventory, one page at a time</w:t>
       </w:r>
-      <w:bookmarkEnd w:id="50"/>
+      <w:bookmarkEnd w:id="51"/>
     </w:p>
     <w:p>
       <w:pPr>
@@ -8625,7 +8642,7 @@
       <w:pPr>
         <w:pStyle w:val="Heading3"/>
       </w:pPr>
-      <w:bookmarkStart w:id="51" w:name="_c6a95391390688fbbe916dd0b7d15adf8a7ce8b"/>
+      <w:bookmarkStart w:id="52" w:name="_c6a95391390688fbbe916dd0b7d15adf8a7ce8b"/>
       <w:r>
         <w:t xml:space="preserve">2. Create</w:t>
       </w:r>
@@ -8638,7 +8655,7 @@
         </w:rPr>
         <w:t xml:space="preserve">config/portals/example.js</w:t>
       </w:r>
-      <w:bookmarkEnd w:id="51"/>
+      <w:bookmarkEnd w:id="52"/>
     </w:p>
     <w:p>
       <w:pPr>
@@ -10345,7 +10362,7 @@
       <w:pPr>
         <w:pStyle w:val="Heading3"/>
       </w:pPr>
-      <w:bookmarkStart w:id="52" w:name="_32dd1b5f8e2e3eb2cd7b5932e40745e5eb87e12"/>
+      <w:bookmarkStart w:id="53" w:name="_32dd1b5f8e2e3eb2cd7b5932e40745e5eb87e12"/>
       <w:r>
         <w:t xml:space="preserve">3. Register the file in</w:t>
       </w:r>
@@ -10373,7 +10390,7 @@
         </w:rPr>
         <w:t xml:space="preserve">popup.js</w:t>
       </w:r>
-      <w:bookmarkEnd w:id="52"/>
+      <w:bookmarkEnd w:id="53"/>
     </w:p>
     <w:p>
       <w:pPr>
@@ -10722,7 +10739,7 @@
       <w:pPr>
         <w:pStyle w:val="Heading3"/>
       </w:pPr>
-      <w:bookmarkStart w:id="53" w:name="_83ddab2776b72848c435d131c4a1117e52842cc"/>
+      <w:bookmarkStart w:id="54" w:name="_83ddab2776b72848c435d131c4a1117e52842cc"/>
       <w:r>
         <w:t xml:space="preserve">4. Add the origin to</w:t>
       </w:r>
@@ -10750,7 +10767,7 @@
         </w:rPr>
         <w:t xml:space="preserve">config/allowlist.js</w:t>
       </w:r>
-      <w:bookmarkEnd w:id="53"/>
+      <w:bookmarkEnd w:id="54"/>
     </w:p>
     <w:p>
       <w:pPr>
@@ -10996,11 +11013,11 @@
       <w:pPr>
         <w:pStyle w:val="Heading3"/>
       </w:pPr>
-      <w:bookmarkStart w:id="54" w:name="_d3dc00fd96501f0375ab411a65a52cde107baa8"/>
+      <w:bookmarkStart w:id="55" w:name="_d3dc00fd96501f0375ab411a65a52cde107baa8"/>
       <w:r>
         <w:t xml:space="preserve">5. Choose shared or portal synonyms</w:t>
       </w:r>
-      <w:bookmarkEnd w:id="54"/>
+      <w:bookmarkEnd w:id="55"/>
     </w:p>
     <w:p>
       <w:pPr>
@@ -11081,11 +11098,11 @@
       <w:pPr>
         <w:pStyle w:val="Heading3"/>
       </w:pPr>
-      <w:bookmarkStart w:id="55" w:name="_e9b7ee54ee71bcf1543eca12df20c64bd37cf27"/>
+      <w:bookmarkStart w:id="56" w:name="_e9b7ee54ee71bcf1543eca12df20c64bd37cf27"/>
       <w:r>
         <w:t xml:space="preserve">6. Test on the real portal</w:t>
       </w:r>
-      <w:bookmarkEnd w:id="55"/>
+      <w:bookmarkEnd w:id="56"/>
     </w:p>
     <w:p>
       <w:pPr>
@@ -11247,11 +11264,11 @@
       <w:pPr>
         <w:pStyle w:val="Heading3"/>
       </w:pPr>
-      <w:bookmarkStart w:id="56" w:name="_a8c1411ad58f150613ab975bafdc7809cac5eab"/>
+      <w:bookmarkStart w:id="57" w:name="_a8c1411ad58f150613ab975bafdc7809cac5eab"/>
       <w:r>
         <w:t xml:space="preserve">7. Record the result</w:t>
       </w:r>
-      <w:bookmarkEnd w:id="56"/>
+      <w:bookmarkEnd w:id="57"/>
     </w:p>
     <w:p>
       <w:pPr>
@@ -11263,7 +11280,7 @@
       <w:r>
         <w:t xml:space="preserve"> </w:t>
       </w:r>
-      <w:hyperlink r:id="rId13">
+      <w:hyperlink r:id="rId14">
         <w:r>
           <w:rPr>
             <w:rStyle w:val="Hyperlink"/>
@@ -11307,7 +11324,7 @@
       <w:r>
         <w:t xml:space="preserve"> </w:t>
       </w:r>
-      <w:hyperlink r:id="rId20">
+      <w:hyperlink r:id="rId21">
         <w:r>
           <w:rPr>
             <w:rStyle w:val="Hyperlink"/>
@@ -11330,11 +11347,11 @@
       <w:pPr>
         <w:pStyle w:val="Heading2"/>
       </w:pPr>
-      <w:bookmarkStart w:id="57" w:name="_7123e6c6b5e298aa85606b94a87b87f4baefea4"/>
+      <w:bookmarkStart w:id="58" w:name="_7123e6c6b5e298aa85606b94a87b87f4baefea4"/>
       <w:r>
         <w:t xml:space="preserve">Testing guidance</w:t>
       </w:r>
-      <w:bookmarkEnd w:id="57"/>
+      <w:bookmarkEnd w:id="58"/>
     </w:p>
     <w:p>
       <w:pPr>
@@ -11417,7 +11434,7 @@
       <w:r>
         <w:t xml:space="preserve"> </w:t>
       </w:r>
-      <w:hyperlink r:id="rId21">
+      <w:hyperlink r:id="rId22">
         <w:r>
           <w:rPr>
             <w:rStyle w:val="Hyperlink"/>
@@ -11766,11 +11783,11 @@
       <w:pPr>
         <w:pStyle w:val="Heading2"/>
       </w:pPr>
-      <w:bookmarkStart w:id="58" w:name="_bc86667ba43f265fed25b1b993c81c598025907"/>
+      <w:bookmarkStart w:id="59" w:name="_bc86667ba43f265fed25b1b993c81c598025907"/>
       <w:r>
         <w:t xml:space="preserve">Code examples</w:t>
       </w:r>
-      <w:bookmarkEnd w:id="58"/>
+      <w:bookmarkEnd w:id="59"/>
     </w:p>
     <w:p>
       <w:pPr>
